--- a/aula63/projeto_final_aula_62.docx
+++ b/aula63/projeto_final_aula_62.docx
@@ -79,7 +79,7 @@
           <w14:ligatures w14:val="none"/>
         </w:rPr>
         <w:pict w14:anchorId="309D4629">
-          <v:rect id="_x0000_i1039" style="width:0;height:1.5pt" o:hralign="center" o:hrstd="t" o:hrnoshade="t" o:hr="t" fillcolor="gray" stroked="f"/>
+          <v:rect id="_x0000_i1025" style="width:0;height:1.5pt" o:hralign="center" o:hrstd="t" o:hrnoshade="t" o:hr="t" fillcolor="gray" stroked="f"/>
         </w:pict>
       </w:r>
     </w:p>
@@ -113,6 +113,7 @@
         </w:rPr>
         <w:t>1. Conexão Centralizada (</w:t>
       </w:r>
+      <w:proofErr w:type="spellStart"/>
       <w:r>
         <w:rPr>
           <w:rFonts w:ascii="Courier New" w:eastAsia="Times New Roman" w:hAnsi="Courier New" w:cs="Courier New"/>
@@ -128,6 +129,7 @@
         </w:rPr>
         <w:t>db.php</w:t>
       </w:r>
+      <w:proofErr w:type="spellEnd"/>
       <w:r>
         <w:rPr>
           <w:rFonts w:ascii="Times New Roman" w:eastAsia="Times New Roman" w:hAnsi="Times New Roman" w:cs="Times New Roman"/>
@@ -254,8 +256,23 @@
           <w:lang w:eastAsia="pt-BR"/>
           <w14:ligatures w14:val="none"/>
         </w:rPr>
-        <w:t>&lt;?php</w:t>
-      </w:r>
+        <w:t>&lt;?</w:t>
+      </w:r>
+      <w:proofErr w:type="spellStart"/>
+      <w:r>
+        <w:rPr>
+          <w:rFonts w:ascii="Courier New" w:eastAsia="Times New Roman" w:hAnsi="Courier New" w:cs="Courier New"/>
+          <w:color w:val="1967D2"/>
+          <w:kern w:val="0"/>
+          <w:sz w:val="21"/>
+          <w:szCs w:val="21"/>
+          <w:bdr w:val="none" w:sz="0" w:space="0" w:color="auto" w:frame="1"/>
+          <w:lang w:eastAsia="pt-BR"/>
+          <w14:ligatures w14:val="none"/>
+        </w:rPr>
+        <w:t>php</w:t>
+      </w:r>
+      <w:proofErr w:type="spellEnd"/>
     </w:p>
     <w:p>
       <w:pPr>
@@ -300,7 +317,61 @@
           <w:lang w:eastAsia="pt-BR"/>
           <w14:ligatures w14:val="none"/>
         </w:rPr>
-        <w:t>// db.php - Responsabilidade Única: Conectar ao banco de dados.</w:t>
+        <w:t xml:space="preserve">// </w:t>
+      </w:r>
+      <w:proofErr w:type="spellStart"/>
+      <w:r>
+        <w:rPr>
+          <w:rFonts w:ascii="Courier New" w:eastAsia="Times New Roman" w:hAnsi="Courier New" w:cs="Courier New"/>
+          <w:color w:val="5F6368"/>
+          <w:kern w:val="0"/>
+          <w:sz w:val="21"/>
+          <w:szCs w:val="21"/>
+          <w:bdr w:val="none" w:sz="0" w:space="0" w:color="auto" w:frame="1"/>
+          <w:lang w:eastAsia="pt-BR"/>
+          <w14:ligatures w14:val="none"/>
+        </w:rPr>
+        <w:t>db</w:t>
+      </w:r>
+      <w:r>
+        <w:rPr>
+          <w:rFonts w:ascii="Courier New" w:eastAsia="Times New Roman" w:hAnsi="Courier New" w:cs="Courier New"/>
+          <w:color w:val="5F6368"/>
+          <w:kern w:val="0"/>
+          <w:sz w:val="21"/>
+          <w:szCs w:val="21"/>
+          <w:bdr w:val="none" w:sz="0" w:space="0" w:color="auto" w:frame="1"/>
+          <w:lang w:eastAsia="pt-BR"/>
+          <w14:ligatures w14:val="none"/>
+        </w:rPr>
+        <w:t>_connect</w:t>
+      </w:r>
+      <w:r>
+        <w:rPr>
+          <w:rFonts w:ascii="Courier New" w:eastAsia="Times New Roman" w:hAnsi="Courier New" w:cs="Courier New"/>
+          <w:color w:val="5F6368"/>
+          <w:kern w:val="0"/>
+          <w:sz w:val="21"/>
+          <w:szCs w:val="21"/>
+          <w:bdr w:val="none" w:sz="0" w:space="0" w:color="auto" w:frame="1"/>
+          <w:lang w:eastAsia="pt-BR"/>
+          <w14:ligatures w14:val="none"/>
+        </w:rPr>
+        <w:t>.php</w:t>
+      </w:r>
+      <w:proofErr w:type="spellEnd"/>
+      <w:r>
+        <w:rPr>
+          <w:rFonts w:ascii="Courier New" w:eastAsia="Times New Roman" w:hAnsi="Courier New" w:cs="Courier New"/>
+          <w:color w:val="5F6368"/>
+          <w:kern w:val="0"/>
+          <w:sz w:val="21"/>
+          <w:szCs w:val="21"/>
+          <w:bdr w:val="none" w:sz="0" w:space="0" w:color="auto" w:frame="1"/>
+          <w:lang w:eastAsia="pt-BR"/>
+          <w14:ligatures w14:val="none"/>
+        </w:rPr>
+        <w:t xml:space="preserve"> - Responsabilidade Única: Conectar ao banco de dados.</w:t>
       </w:r>
     </w:p>
     <w:p>
@@ -405,7 +476,35 @@
           <w:lang w:eastAsia="pt-BR"/>
           <w14:ligatures w14:val="none"/>
         </w:rPr>
-        <w:t>'localhost'</w:t>
+        <w:t>'</w:t>
+      </w:r>
+      <w:proofErr w:type="spellStart"/>
+      <w:r>
+        <w:rPr>
+          <w:rFonts w:ascii="Courier New" w:eastAsia="Times New Roman" w:hAnsi="Courier New" w:cs="Courier New"/>
+          <w:color w:val="188038"/>
+          <w:kern w:val="0"/>
+          <w:sz w:val="21"/>
+          <w:szCs w:val="21"/>
+          <w:bdr w:val="none" w:sz="0" w:space="0" w:color="auto" w:frame="1"/>
+          <w:lang w:eastAsia="pt-BR"/>
+          <w14:ligatures w14:val="none"/>
+        </w:rPr>
+        <w:t>localhost</w:t>
+      </w:r>
+      <w:proofErr w:type="spellEnd"/>
+      <w:r>
+        <w:rPr>
+          <w:rFonts w:ascii="Courier New" w:eastAsia="Times New Roman" w:hAnsi="Courier New" w:cs="Courier New"/>
+          <w:color w:val="188038"/>
+          <w:kern w:val="0"/>
+          <w:sz w:val="21"/>
+          <w:szCs w:val="21"/>
+          <w:bdr w:val="none" w:sz="0" w:space="0" w:color="auto" w:frame="1"/>
+          <w:lang w:eastAsia="pt-BR"/>
+          <w14:ligatures w14:val="none"/>
+        </w:rPr>
+        <w:t>'</w:t>
       </w:r>
       <w:r>
         <w:rPr>
@@ -634,8 +733,23 @@
           <w:lang w:eastAsia="pt-BR"/>
           <w14:ligatures w14:val="none"/>
         </w:rPr>
-        <w:t>$db</w:t>
-      </w:r>
+        <w:t>$</w:t>
+      </w:r>
+      <w:proofErr w:type="spellStart"/>
+      <w:r>
+        <w:rPr>
+          <w:rFonts w:ascii="Courier New" w:eastAsia="Times New Roman" w:hAnsi="Courier New" w:cs="Courier New"/>
+          <w:color w:val="D93025"/>
+          <w:kern w:val="0"/>
+          <w:sz w:val="21"/>
+          <w:szCs w:val="21"/>
+          <w:bdr w:val="none" w:sz="0" w:space="0" w:color="auto" w:frame="1"/>
+          <w:lang w:eastAsia="pt-BR"/>
+          <w14:ligatures w14:val="none"/>
+        </w:rPr>
+        <w:t>db</w:t>
+      </w:r>
+      <w:proofErr w:type="spellEnd"/>
       <w:r>
         <w:rPr>
           <w:rFonts w:ascii="Courier New" w:eastAsia="Times New Roman" w:hAnsi="Courier New" w:cs="Courier New"/>
@@ -660,7 +774,35 @@
           <w:lang w:eastAsia="pt-BR"/>
           <w14:ligatures w14:val="none"/>
         </w:rPr>
-        <w:t>'db_inventores'</w:t>
+        <w:t>'</w:t>
+      </w:r>
+      <w:proofErr w:type="spellStart"/>
+      <w:r>
+        <w:rPr>
+          <w:rFonts w:ascii="Courier New" w:eastAsia="Times New Roman" w:hAnsi="Courier New" w:cs="Courier New"/>
+          <w:color w:val="188038"/>
+          <w:kern w:val="0"/>
+          <w:sz w:val="21"/>
+          <w:szCs w:val="21"/>
+          <w:bdr w:val="none" w:sz="0" w:space="0" w:color="auto" w:frame="1"/>
+          <w:lang w:eastAsia="pt-BR"/>
+          <w14:ligatures w14:val="none"/>
+        </w:rPr>
+        <w:t>db_inventores</w:t>
+      </w:r>
+      <w:proofErr w:type="spellEnd"/>
+      <w:r>
+        <w:rPr>
+          <w:rFonts w:ascii="Courier New" w:eastAsia="Times New Roman" w:hAnsi="Courier New" w:cs="Courier New"/>
+          <w:color w:val="188038"/>
+          <w:kern w:val="0"/>
+          <w:sz w:val="21"/>
+          <w:szCs w:val="21"/>
+          <w:bdr w:val="none" w:sz="0" w:space="0" w:color="auto" w:frame="1"/>
+          <w:lang w:eastAsia="pt-BR"/>
+          <w14:ligatures w14:val="none"/>
+        </w:rPr>
+        <w:t>'</w:t>
       </w:r>
       <w:r>
         <w:rPr>
@@ -798,8 +940,23 @@
           <w:lang w:eastAsia="pt-BR"/>
           <w14:ligatures w14:val="none"/>
         </w:rPr>
-        <w:t>$conexao</w:t>
-      </w:r>
+        <w:t>$</w:t>
+      </w:r>
+      <w:proofErr w:type="spellStart"/>
+      <w:r>
+        <w:rPr>
+          <w:rFonts w:ascii="Courier New" w:eastAsia="Times New Roman" w:hAnsi="Courier New" w:cs="Courier New"/>
+          <w:color w:val="D93025"/>
+          <w:kern w:val="0"/>
+          <w:sz w:val="21"/>
+          <w:szCs w:val="21"/>
+          <w:bdr w:val="none" w:sz="0" w:space="0" w:color="auto" w:frame="1"/>
+          <w:lang w:eastAsia="pt-BR"/>
+          <w14:ligatures w14:val="none"/>
+        </w:rPr>
+        <w:t>conexao</w:t>
+      </w:r>
+      <w:proofErr w:type="spellEnd"/>
       <w:r>
         <w:rPr>
           <w:rFonts w:ascii="Courier New" w:eastAsia="Times New Roman" w:hAnsi="Courier New" w:cs="Courier New"/>
@@ -837,7 +994,35 @@
           <w:lang w:eastAsia="pt-BR"/>
           <w14:ligatures w14:val="none"/>
         </w:rPr>
-        <w:t xml:space="preserve"> mysqli(</w:t>
+        <w:t xml:space="preserve"> </w:t>
+      </w:r>
+      <w:proofErr w:type="spellStart"/>
+      <w:r>
+        <w:rPr>
+          <w:rFonts w:ascii="Courier New" w:eastAsia="Times New Roman" w:hAnsi="Courier New" w:cs="Courier New"/>
+          <w:color w:val="444746"/>
+          <w:kern w:val="0"/>
+          <w:sz w:val="21"/>
+          <w:szCs w:val="21"/>
+          <w:bdr w:val="none" w:sz="0" w:space="0" w:color="auto" w:frame="1"/>
+          <w:lang w:eastAsia="pt-BR"/>
+          <w14:ligatures w14:val="none"/>
+        </w:rPr>
+        <w:t>mysqli</w:t>
+      </w:r>
+      <w:proofErr w:type="spellEnd"/>
+      <w:r>
+        <w:rPr>
+          <w:rFonts w:ascii="Courier New" w:eastAsia="Times New Roman" w:hAnsi="Courier New" w:cs="Courier New"/>
+          <w:color w:val="444746"/>
+          <w:kern w:val="0"/>
+          <w:sz w:val="21"/>
+          <w:szCs w:val="21"/>
+          <w:bdr w:val="none" w:sz="0" w:space="0" w:color="auto" w:frame="1"/>
+          <w:lang w:eastAsia="pt-BR"/>
+          <w14:ligatures w14:val="none"/>
+        </w:rPr>
+        <w:t>(</w:t>
       </w:r>
       <w:r>
         <w:rPr>
@@ -928,8 +1113,23 @@
           <w:lang w:eastAsia="pt-BR"/>
           <w14:ligatures w14:val="none"/>
         </w:rPr>
-        <w:t>$db</w:t>
-      </w:r>
+        <w:t>$</w:t>
+      </w:r>
+      <w:proofErr w:type="spellStart"/>
+      <w:r>
+        <w:rPr>
+          <w:rFonts w:ascii="Courier New" w:eastAsia="Times New Roman" w:hAnsi="Courier New" w:cs="Courier New"/>
+          <w:color w:val="D93025"/>
+          <w:kern w:val="0"/>
+          <w:sz w:val="21"/>
+          <w:szCs w:val="21"/>
+          <w:bdr w:val="none" w:sz="0" w:space="0" w:color="auto" w:frame="1"/>
+          <w:lang w:eastAsia="pt-BR"/>
+          <w14:ligatures w14:val="none"/>
+        </w:rPr>
+        <w:t>db</w:t>
+      </w:r>
+      <w:proofErr w:type="spellEnd"/>
       <w:r>
         <w:rPr>
           <w:rFonts w:ascii="Courier New" w:eastAsia="Times New Roman" w:hAnsi="Courier New" w:cs="Courier New"/>
@@ -1009,6 +1209,7 @@
           <w14:ligatures w14:val="none"/>
         </w:rPr>
       </w:pPr>
+      <w:proofErr w:type="spellStart"/>
       <w:r>
         <w:rPr>
           <w:rFonts w:ascii="Courier New" w:eastAsia="Times New Roman" w:hAnsi="Courier New" w:cs="Courier New"/>
@@ -1022,6 +1223,7 @@
         </w:rPr>
         <w:t>if</w:t>
       </w:r>
+      <w:proofErr w:type="spellEnd"/>
       <w:r>
         <w:rPr>
           <w:rFonts w:ascii="Courier New" w:eastAsia="Times New Roman" w:hAnsi="Courier New" w:cs="Courier New"/>
@@ -1046,20 +1248,63 @@
           <w:lang w:eastAsia="pt-BR"/>
           <w14:ligatures w14:val="none"/>
         </w:rPr>
-        <w:t>$conexao</w:t>
-      </w:r>
-      <w:r>
-        <w:rPr>
-          <w:rFonts w:ascii="Courier New" w:eastAsia="Times New Roman" w:hAnsi="Courier New" w:cs="Courier New"/>
-          <w:color w:val="444746"/>
-          <w:kern w:val="0"/>
-          <w:sz w:val="21"/>
-          <w:szCs w:val="21"/>
-          <w:bdr w:val="none" w:sz="0" w:space="0" w:color="auto" w:frame="1"/>
-          <w:lang w:eastAsia="pt-BR"/>
-          <w14:ligatures w14:val="none"/>
-        </w:rPr>
-        <w:t>-&gt;connect_error) {</w:t>
+        <w:t>$</w:t>
+      </w:r>
+      <w:proofErr w:type="spellStart"/>
+      <w:r>
+        <w:rPr>
+          <w:rFonts w:ascii="Courier New" w:eastAsia="Times New Roman" w:hAnsi="Courier New" w:cs="Courier New"/>
+          <w:color w:val="D93025"/>
+          <w:kern w:val="0"/>
+          <w:sz w:val="21"/>
+          <w:szCs w:val="21"/>
+          <w:bdr w:val="none" w:sz="0" w:space="0" w:color="auto" w:frame="1"/>
+          <w:lang w:eastAsia="pt-BR"/>
+          <w14:ligatures w14:val="none"/>
+        </w:rPr>
+        <w:t>conexao</w:t>
+      </w:r>
+      <w:proofErr w:type="spellEnd"/>
+      <w:r>
+        <w:rPr>
+          <w:rFonts w:ascii="Courier New" w:eastAsia="Times New Roman" w:hAnsi="Courier New" w:cs="Courier New"/>
+          <w:color w:val="444746"/>
+          <w:kern w:val="0"/>
+          <w:sz w:val="21"/>
+          <w:szCs w:val="21"/>
+          <w:bdr w:val="none" w:sz="0" w:space="0" w:color="auto" w:frame="1"/>
+          <w:lang w:eastAsia="pt-BR"/>
+          <w14:ligatures w14:val="none"/>
+        </w:rPr>
+        <w:t>-&gt;</w:t>
+      </w:r>
+      <w:proofErr w:type="spellStart"/>
+      <w:r>
+        <w:rPr>
+          <w:rFonts w:ascii="Courier New" w:eastAsia="Times New Roman" w:hAnsi="Courier New" w:cs="Courier New"/>
+          <w:color w:val="444746"/>
+          <w:kern w:val="0"/>
+          <w:sz w:val="21"/>
+          <w:szCs w:val="21"/>
+          <w:bdr w:val="none" w:sz="0" w:space="0" w:color="auto" w:frame="1"/>
+          <w:lang w:eastAsia="pt-BR"/>
+          <w14:ligatures w14:val="none"/>
+        </w:rPr>
+        <w:t>connect_error</w:t>
+      </w:r>
+      <w:proofErr w:type="spellEnd"/>
+      <w:r>
+        <w:rPr>
+          <w:rFonts w:ascii="Courier New" w:eastAsia="Times New Roman" w:hAnsi="Courier New" w:cs="Courier New"/>
+          <w:color w:val="444746"/>
+          <w:kern w:val="0"/>
+          <w:sz w:val="21"/>
+          <w:szCs w:val="21"/>
+          <w:bdr w:val="none" w:sz="0" w:space="0" w:color="auto" w:frame="1"/>
+          <w:lang w:eastAsia="pt-BR"/>
+          <w14:ligatures w14:val="none"/>
+        </w:rPr>
+        <w:t>) {</w:t>
       </w:r>
     </w:p>
     <w:p>
@@ -1118,7 +1363,35 @@
           <w:lang w:eastAsia="pt-BR"/>
           <w14:ligatures w14:val="none"/>
         </w:rPr>
-        <w:t>// Retorna erro em formato JSON para o Fetch do JS entender</w:t>
+        <w:t xml:space="preserve">// Retorna erro em formato JSON para o </w:t>
+      </w:r>
+      <w:proofErr w:type="spellStart"/>
+      <w:r>
+        <w:rPr>
+          <w:rFonts w:ascii="Courier New" w:eastAsia="Times New Roman" w:hAnsi="Courier New" w:cs="Courier New"/>
+          <w:color w:val="5F6368"/>
+          <w:kern w:val="0"/>
+          <w:sz w:val="21"/>
+          <w:szCs w:val="21"/>
+          <w:bdr w:val="none" w:sz="0" w:space="0" w:color="auto" w:frame="1"/>
+          <w:lang w:eastAsia="pt-BR"/>
+          <w14:ligatures w14:val="none"/>
+        </w:rPr>
+        <w:t>Fetch</w:t>
+      </w:r>
+      <w:proofErr w:type="spellEnd"/>
+      <w:r>
+        <w:rPr>
+          <w:rFonts w:ascii="Courier New" w:eastAsia="Times New Roman" w:hAnsi="Courier New" w:cs="Courier New"/>
+          <w:color w:val="5F6368"/>
+          <w:kern w:val="0"/>
+          <w:sz w:val="21"/>
+          <w:szCs w:val="21"/>
+          <w:bdr w:val="none" w:sz="0" w:space="0" w:color="auto" w:frame="1"/>
+          <w:lang w:eastAsia="pt-BR"/>
+          <w14:ligatures w14:val="none"/>
+        </w:rPr>
+        <w:t xml:space="preserve"> do JS entender</w:t>
       </w:r>
     </w:p>
     <w:p>
@@ -1190,7 +1463,35 @@
           <w:lang w:eastAsia="pt-BR"/>
           <w14:ligatures w14:val="none"/>
         </w:rPr>
-        <w:t>(json_encode([</w:t>
+        <w:t>(</w:t>
+      </w:r>
+      <w:proofErr w:type="spellStart"/>
+      <w:r>
+        <w:rPr>
+          <w:rFonts w:ascii="Courier New" w:eastAsia="Times New Roman" w:hAnsi="Courier New" w:cs="Courier New"/>
+          <w:color w:val="444746"/>
+          <w:kern w:val="0"/>
+          <w:sz w:val="21"/>
+          <w:szCs w:val="21"/>
+          <w:bdr w:val="none" w:sz="0" w:space="0" w:color="auto" w:frame="1"/>
+          <w:lang w:eastAsia="pt-BR"/>
+          <w14:ligatures w14:val="none"/>
+        </w:rPr>
+        <w:t>json_encode</w:t>
+      </w:r>
+      <w:proofErr w:type="spellEnd"/>
+      <w:r>
+        <w:rPr>
+          <w:rFonts w:ascii="Courier New" w:eastAsia="Times New Roman" w:hAnsi="Courier New" w:cs="Courier New"/>
+          <w:color w:val="444746"/>
+          <w:kern w:val="0"/>
+          <w:sz w:val="21"/>
+          <w:szCs w:val="21"/>
+          <w:bdr w:val="none" w:sz="0" w:space="0" w:color="auto" w:frame="1"/>
+          <w:lang w:eastAsia="pt-BR"/>
+          <w14:ligatures w14:val="none"/>
+        </w:rPr>
+        <w:t>([</w:t>
       </w:r>
       <w:r>
         <w:rPr>
@@ -1255,20 +1556,63 @@
           <w:lang w:eastAsia="pt-BR"/>
           <w14:ligatures w14:val="none"/>
         </w:rPr>
-        <w:t>$conexao</w:t>
-      </w:r>
-      <w:r>
-        <w:rPr>
-          <w:rFonts w:ascii="Courier New" w:eastAsia="Times New Roman" w:hAnsi="Courier New" w:cs="Courier New"/>
-          <w:color w:val="444746"/>
-          <w:kern w:val="0"/>
-          <w:sz w:val="21"/>
-          <w:szCs w:val="21"/>
-          <w:bdr w:val="none" w:sz="0" w:space="0" w:color="auto" w:frame="1"/>
-          <w:lang w:eastAsia="pt-BR"/>
-          <w14:ligatures w14:val="none"/>
-        </w:rPr>
-        <w:t>-&gt;connect_error]));</w:t>
+        <w:t>$</w:t>
+      </w:r>
+      <w:proofErr w:type="spellStart"/>
+      <w:r>
+        <w:rPr>
+          <w:rFonts w:ascii="Courier New" w:eastAsia="Times New Roman" w:hAnsi="Courier New" w:cs="Courier New"/>
+          <w:color w:val="D93025"/>
+          <w:kern w:val="0"/>
+          <w:sz w:val="21"/>
+          <w:szCs w:val="21"/>
+          <w:bdr w:val="none" w:sz="0" w:space="0" w:color="auto" w:frame="1"/>
+          <w:lang w:eastAsia="pt-BR"/>
+          <w14:ligatures w14:val="none"/>
+        </w:rPr>
+        <w:t>conexao</w:t>
+      </w:r>
+      <w:proofErr w:type="spellEnd"/>
+      <w:r>
+        <w:rPr>
+          <w:rFonts w:ascii="Courier New" w:eastAsia="Times New Roman" w:hAnsi="Courier New" w:cs="Courier New"/>
+          <w:color w:val="444746"/>
+          <w:kern w:val="0"/>
+          <w:sz w:val="21"/>
+          <w:szCs w:val="21"/>
+          <w:bdr w:val="none" w:sz="0" w:space="0" w:color="auto" w:frame="1"/>
+          <w:lang w:eastAsia="pt-BR"/>
+          <w14:ligatures w14:val="none"/>
+        </w:rPr>
+        <w:t>-&gt;</w:t>
+      </w:r>
+      <w:proofErr w:type="spellStart"/>
+      <w:r>
+        <w:rPr>
+          <w:rFonts w:ascii="Courier New" w:eastAsia="Times New Roman" w:hAnsi="Courier New" w:cs="Courier New"/>
+          <w:color w:val="444746"/>
+          <w:kern w:val="0"/>
+          <w:sz w:val="21"/>
+          <w:szCs w:val="21"/>
+          <w:bdr w:val="none" w:sz="0" w:space="0" w:color="auto" w:frame="1"/>
+          <w:lang w:eastAsia="pt-BR"/>
+          <w14:ligatures w14:val="none"/>
+        </w:rPr>
+        <w:t>connect_error</w:t>
+      </w:r>
+      <w:proofErr w:type="spellEnd"/>
+      <w:r>
+        <w:rPr>
+          <w:rFonts w:ascii="Courier New" w:eastAsia="Times New Roman" w:hAnsi="Courier New" w:cs="Courier New"/>
+          <w:color w:val="444746"/>
+          <w:kern w:val="0"/>
+          <w:sz w:val="21"/>
+          <w:szCs w:val="21"/>
+          <w:bdr w:val="none" w:sz="0" w:space="0" w:color="auto" w:frame="1"/>
+          <w:lang w:eastAsia="pt-BR"/>
+          <w14:ligatures w14:val="none"/>
+        </w:rPr>
+        <w:t>]));</w:t>
       </w:r>
     </w:p>
     <w:p>
@@ -1387,7 +1731,7 @@
           <w14:ligatures w14:val="none"/>
         </w:rPr>
         <w:pict w14:anchorId="1C99682A">
-          <v:rect id="_x0000_i1040" style="width:0;height:1.5pt" o:hralign="center" o:hrstd="t" o:hrnoshade="t" o:hr="t" fillcolor="gray" stroked="f"/>
+          <v:rect id="_x0000_i1026" style="width:0;height:1.5pt" o:hralign="center" o:hrstd="t" o:hrnoshade="t" o:hr="t" fillcolor="gray" stroked="f"/>
         </w:pict>
       </w:r>
     </w:p>
@@ -1421,6 +1765,7 @@
         </w:rPr>
         <w:t>2. API de Leitura (</w:t>
       </w:r>
+      <w:proofErr w:type="spellStart"/>
       <w:r>
         <w:rPr>
           <w:rFonts w:ascii="Courier New" w:eastAsia="Times New Roman" w:hAnsi="Courier New" w:cs="Courier New"/>
@@ -1436,6 +1781,7 @@
         </w:rPr>
         <w:t>api_ler.php</w:t>
       </w:r>
+      <w:proofErr w:type="spellEnd"/>
       <w:r>
         <w:rPr>
           <w:rFonts w:ascii="Times New Roman" w:eastAsia="Times New Roman" w:hAnsi="Times New Roman" w:cs="Times New Roman"/>
@@ -1560,8 +1906,23 @@
           <w:lang w:eastAsia="pt-BR"/>
           <w14:ligatures w14:val="none"/>
         </w:rPr>
-        <w:t>&lt;?php</w:t>
-      </w:r>
+        <w:t>&lt;?</w:t>
+      </w:r>
+      <w:proofErr w:type="spellStart"/>
+      <w:r>
+        <w:rPr>
+          <w:rFonts w:ascii="Courier New" w:eastAsia="Times New Roman" w:hAnsi="Courier New" w:cs="Courier New"/>
+          <w:color w:val="1967D2"/>
+          <w:kern w:val="0"/>
+          <w:sz w:val="21"/>
+          <w:szCs w:val="21"/>
+          <w:bdr w:val="none" w:sz="0" w:space="0" w:color="auto" w:frame="1"/>
+          <w:lang w:eastAsia="pt-BR"/>
+          <w14:ligatures w14:val="none"/>
+        </w:rPr>
+        <w:t>php</w:t>
+      </w:r>
+      <w:proofErr w:type="spellEnd"/>
     </w:p>
     <w:p>
       <w:pPr>
@@ -1619,7 +1980,91 @@
           <w:lang w:eastAsia="pt-BR"/>
           <w14:ligatures w14:val="none"/>
         </w:rPr>
-        <w:t>'Content-Type: application/json'</w:t>
+        <w:t>'</w:t>
+      </w:r>
+      <w:proofErr w:type="spellStart"/>
+      <w:r>
+        <w:rPr>
+          <w:rFonts w:ascii="Courier New" w:eastAsia="Times New Roman" w:hAnsi="Courier New" w:cs="Courier New"/>
+          <w:color w:val="188038"/>
+          <w:kern w:val="0"/>
+          <w:sz w:val="21"/>
+          <w:szCs w:val="21"/>
+          <w:bdr w:val="none" w:sz="0" w:space="0" w:color="auto" w:frame="1"/>
+          <w:lang w:eastAsia="pt-BR"/>
+          <w14:ligatures w14:val="none"/>
+        </w:rPr>
+        <w:t>Content-Type</w:t>
+      </w:r>
+      <w:proofErr w:type="spellEnd"/>
+      <w:r>
+        <w:rPr>
+          <w:rFonts w:ascii="Courier New" w:eastAsia="Times New Roman" w:hAnsi="Courier New" w:cs="Courier New"/>
+          <w:color w:val="188038"/>
+          <w:kern w:val="0"/>
+          <w:sz w:val="21"/>
+          <w:szCs w:val="21"/>
+          <w:bdr w:val="none" w:sz="0" w:space="0" w:color="auto" w:frame="1"/>
+          <w:lang w:eastAsia="pt-BR"/>
+          <w14:ligatures w14:val="none"/>
+        </w:rPr>
+        <w:t xml:space="preserve">: </w:t>
+      </w:r>
+      <w:proofErr w:type="spellStart"/>
+      <w:r>
+        <w:rPr>
+          <w:rFonts w:ascii="Courier New" w:eastAsia="Times New Roman" w:hAnsi="Courier New" w:cs="Courier New"/>
+          <w:color w:val="188038"/>
+          <w:kern w:val="0"/>
+          <w:sz w:val="21"/>
+          <w:szCs w:val="21"/>
+          <w:bdr w:val="none" w:sz="0" w:space="0" w:color="auto" w:frame="1"/>
+          <w:lang w:eastAsia="pt-BR"/>
+          <w14:ligatures w14:val="none"/>
+        </w:rPr>
+        <w:t>application</w:t>
+      </w:r>
+      <w:proofErr w:type="spellEnd"/>
+      <w:r>
+        <w:rPr>
+          <w:rFonts w:ascii="Courier New" w:eastAsia="Times New Roman" w:hAnsi="Courier New" w:cs="Courier New"/>
+          <w:color w:val="188038"/>
+          <w:kern w:val="0"/>
+          <w:sz w:val="21"/>
+          <w:szCs w:val="21"/>
+          <w:bdr w:val="none" w:sz="0" w:space="0" w:color="auto" w:frame="1"/>
+          <w:lang w:eastAsia="pt-BR"/>
+          <w14:ligatures w14:val="none"/>
+        </w:rPr>
+        <w:t>/</w:t>
+      </w:r>
+      <w:proofErr w:type="spellStart"/>
+      <w:r>
+        <w:rPr>
+          <w:rFonts w:ascii="Courier New" w:eastAsia="Times New Roman" w:hAnsi="Courier New" w:cs="Courier New"/>
+          <w:color w:val="188038"/>
+          <w:kern w:val="0"/>
+          <w:sz w:val="21"/>
+          <w:szCs w:val="21"/>
+          <w:bdr w:val="none" w:sz="0" w:space="0" w:color="auto" w:frame="1"/>
+          <w:lang w:eastAsia="pt-BR"/>
+          <w14:ligatures w14:val="none"/>
+        </w:rPr>
+        <w:t>json</w:t>
+      </w:r>
+      <w:proofErr w:type="spellEnd"/>
+      <w:r>
+        <w:rPr>
+          <w:rFonts w:ascii="Courier New" w:eastAsia="Times New Roman" w:hAnsi="Courier New" w:cs="Courier New"/>
+          <w:color w:val="188038"/>
+          <w:kern w:val="0"/>
+          <w:sz w:val="21"/>
+          <w:szCs w:val="21"/>
+          <w:bdr w:val="none" w:sz="0" w:space="0" w:color="auto" w:frame="1"/>
+          <w:lang w:eastAsia="pt-BR"/>
+          <w14:ligatures w14:val="none"/>
+        </w:rPr>
+        <w:t>'</w:t>
       </w:r>
       <w:r>
         <w:rPr>
@@ -1746,6 +2191,7 @@
           <w14:ligatures w14:val="none"/>
         </w:rPr>
       </w:pPr>
+      <w:proofErr w:type="spellStart"/>
       <w:r>
         <w:rPr>
           <w:rFonts w:ascii="Courier New" w:eastAsia="Times New Roman" w:hAnsi="Courier New" w:cs="Courier New"/>
@@ -1759,6 +2205,7 @@
         </w:rPr>
         <w:t>require_once</w:t>
       </w:r>
+      <w:proofErr w:type="spellEnd"/>
       <w:r>
         <w:rPr>
           <w:rFonts w:ascii="Courier New" w:eastAsia="Times New Roman" w:hAnsi="Courier New" w:cs="Courier New"/>
@@ -1783,7 +2230,61 @@
           <w:lang w:eastAsia="pt-BR"/>
           <w14:ligatures w14:val="none"/>
         </w:rPr>
-        <w:t>'db.php'</w:t>
+        <w:t>'</w:t>
+      </w:r>
+      <w:proofErr w:type="spellStart"/>
+      <w:r>
+        <w:rPr>
+          <w:rFonts w:ascii="Courier New" w:eastAsia="Times New Roman" w:hAnsi="Courier New" w:cs="Courier New"/>
+          <w:color w:val="5F6368"/>
+          <w:kern w:val="0"/>
+          <w:sz w:val="21"/>
+          <w:szCs w:val="21"/>
+          <w:bdr w:val="none" w:sz="0" w:space="0" w:color="auto" w:frame="1"/>
+          <w:lang w:eastAsia="pt-BR"/>
+          <w14:ligatures w14:val="none"/>
+        </w:rPr>
+        <w:t>db</w:t>
+      </w:r>
+      <w:r>
+        <w:rPr>
+          <w:rFonts w:ascii="Courier New" w:eastAsia="Times New Roman" w:hAnsi="Courier New" w:cs="Courier New"/>
+          <w:color w:val="5F6368"/>
+          <w:kern w:val="0"/>
+          <w:sz w:val="21"/>
+          <w:szCs w:val="21"/>
+          <w:bdr w:val="none" w:sz="0" w:space="0" w:color="auto" w:frame="1"/>
+          <w:lang w:eastAsia="pt-BR"/>
+          <w14:ligatures w14:val="none"/>
+        </w:rPr>
+        <w:t>_connect</w:t>
+      </w:r>
+      <w:r>
+        <w:rPr>
+          <w:rFonts w:ascii="Courier New" w:eastAsia="Times New Roman" w:hAnsi="Courier New" w:cs="Courier New"/>
+          <w:color w:val="5F6368"/>
+          <w:kern w:val="0"/>
+          <w:sz w:val="21"/>
+          <w:szCs w:val="21"/>
+          <w:bdr w:val="none" w:sz="0" w:space="0" w:color="auto" w:frame="1"/>
+          <w:lang w:eastAsia="pt-BR"/>
+          <w14:ligatures w14:val="none"/>
+        </w:rPr>
+        <w:t>.php</w:t>
+      </w:r>
+      <w:proofErr w:type="spellEnd"/>
+      <w:r>
+        <w:rPr>
+          <w:rFonts w:ascii="Courier New" w:eastAsia="Times New Roman" w:hAnsi="Courier New" w:cs="Courier New"/>
+          <w:color w:val="188038"/>
+          <w:kern w:val="0"/>
+          <w:sz w:val="21"/>
+          <w:szCs w:val="21"/>
+          <w:bdr w:val="none" w:sz="0" w:space="0" w:color="auto" w:frame="1"/>
+          <w:lang w:eastAsia="pt-BR"/>
+          <w14:ligatures w14:val="none"/>
+        </w:rPr>
+        <w:t>'</w:t>
       </w:r>
       <w:r>
         <w:rPr>
@@ -1864,6 +2365,7 @@
           <w14:ligatures w14:val="none"/>
         </w:rPr>
       </w:pPr>
+      <w:proofErr w:type="spellStart"/>
       <w:r>
         <w:rPr>
           <w:rFonts w:ascii="Courier New" w:eastAsia="Times New Roman" w:hAnsi="Courier New" w:cs="Courier New"/>
@@ -1877,6 +2379,7 @@
         </w:rPr>
         <w:t>try</w:t>
       </w:r>
+      <w:proofErr w:type="spellEnd"/>
       <w:r>
         <w:rPr>
           <w:rFonts w:ascii="Courier New" w:eastAsia="Times New Roman" w:hAnsi="Courier New" w:cs="Courier New"/>
@@ -1947,8 +2450,23 @@
           <w:lang w:eastAsia="pt-BR"/>
           <w14:ligatures w14:val="none"/>
         </w:rPr>
-        <w:t>$sql</w:t>
-      </w:r>
+        <w:t>$</w:t>
+      </w:r>
+      <w:proofErr w:type="spellStart"/>
+      <w:r>
+        <w:rPr>
+          <w:rFonts w:ascii="Courier New" w:eastAsia="Times New Roman" w:hAnsi="Courier New" w:cs="Courier New"/>
+          <w:color w:val="D93025"/>
+          <w:kern w:val="0"/>
+          <w:sz w:val="21"/>
+          <w:szCs w:val="21"/>
+          <w:bdr w:val="none" w:sz="0" w:space="0" w:color="auto" w:frame="1"/>
+          <w:lang w:eastAsia="pt-BR"/>
+          <w14:ligatures w14:val="none"/>
+        </w:rPr>
+        <w:t>sql</w:t>
+      </w:r>
+      <w:proofErr w:type="spellEnd"/>
       <w:r>
         <w:rPr>
           <w:rFonts w:ascii="Courier New" w:eastAsia="Times New Roman" w:hAnsi="Courier New" w:cs="Courier New"/>
@@ -1973,7 +2491,35 @@
           <w:lang w:eastAsia="pt-BR"/>
           <w14:ligatures w14:val="none"/>
         </w:rPr>
-        <w:t>"SELECT * FROM invencoes ORDER BY id DESC"</w:t>
+        <w:t xml:space="preserve">"SELECT * FROM </w:t>
+      </w:r>
+      <w:proofErr w:type="spellStart"/>
+      <w:r>
+        <w:rPr>
+          <w:rFonts w:ascii="Courier New" w:eastAsia="Times New Roman" w:hAnsi="Courier New" w:cs="Courier New"/>
+          <w:color w:val="188038"/>
+          <w:kern w:val="0"/>
+          <w:sz w:val="21"/>
+          <w:szCs w:val="21"/>
+          <w:bdr w:val="none" w:sz="0" w:space="0" w:color="auto" w:frame="1"/>
+          <w:lang w:eastAsia="pt-BR"/>
+          <w14:ligatures w14:val="none"/>
+        </w:rPr>
+        <w:t>invencoes</w:t>
+      </w:r>
+      <w:proofErr w:type="spellEnd"/>
+      <w:r>
+        <w:rPr>
+          <w:rFonts w:ascii="Courier New" w:eastAsia="Times New Roman" w:hAnsi="Courier New" w:cs="Courier New"/>
+          <w:color w:val="188038"/>
+          <w:kern w:val="0"/>
+          <w:sz w:val="21"/>
+          <w:szCs w:val="21"/>
+          <w:bdr w:val="none" w:sz="0" w:space="0" w:color="auto" w:frame="1"/>
+          <w:lang w:eastAsia="pt-BR"/>
+          <w14:ligatures w14:val="none"/>
+        </w:rPr>
+        <w:t xml:space="preserve"> ORDER BY id DESC"</w:t>
       </w:r>
       <w:r>
         <w:rPr>
@@ -2071,8 +2617,23 @@
           <w:lang w:eastAsia="pt-BR"/>
           <w14:ligatures w14:val="none"/>
         </w:rPr>
-        <w:t>$conexao</w:t>
-      </w:r>
+        <w:t>$</w:t>
+      </w:r>
+      <w:proofErr w:type="spellStart"/>
+      <w:r>
+        <w:rPr>
+          <w:rFonts w:ascii="Courier New" w:eastAsia="Times New Roman" w:hAnsi="Courier New" w:cs="Courier New"/>
+          <w:color w:val="D93025"/>
+          <w:kern w:val="0"/>
+          <w:sz w:val="21"/>
+          <w:szCs w:val="21"/>
+          <w:bdr w:val="none" w:sz="0" w:space="0" w:color="auto" w:frame="1"/>
+          <w:lang w:eastAsia="pt-BR"/>
+          <w14:ligatures w14:val="none"/>
+        </w:rPr>
+        <w:t>conexao</w:t>
+      </w:r>
+      <w:proofErr w:type="spellEnd"/>
       <w:r>
         <w:rPr>
           <w:rFonts w:ascii="Courier New" w:eastAsia="Times New Roman" w:hAnsi="Courier New" w:cs="Courier New"/>
@@ -2097,8 +2658,23 @@
           <w:lang w:eastAsia="pt-BR"/>
           <w14:ligatures w14:val="none"/>
         </w:rPr>
-        <w:t>$sql</w:t>
-      </w:r>
+        <w:t>$</w:t>
+      </w:r>
+      <w:proofErr w:type="spellStart"/>
+      <w:r>
+        <w:rPr>
+          <w:rFonts w:ascii="Courier New" w:eastAsia="Times New Roman" w:hAnsi="Courier New" w:cs="Courier New"/>
+          <w:color w:val="D93025"/>
+          <w:kern w:val="0"/>
+          <w:sz w:val="21"/>
+          <w:szCs w:val="21"/>
+          <w:bdr w:val="none" w:sz="0" w:space="0" w:color="auto" w:frame="1"/>
+          <w:lang w:eastAsia="pt-BR"/>
+          <w14:ligatures w14:val="none"/>
+        </w:rPr>
+        <w:t>sql</w:t>
+      </w:r>
+      <w:proofErr w:type="spellEnd"/>
       <w:r>
         <w:rPr>
           <w:rFonts w:ascii="Courier New" w:eastAsia="Times New Roman" w:hAnsi="Courier New" w:cs="Courier New"/>
@@ -2254,7 +2830,35 @@
           <w:lang w:eastAsia="pt-BR"/>
           <w14:ligatures w14:val="none"/>
         </w:rPr>
-        <w:t>-&gt;fetch_all(MYSQLI_ASSOC);</w:t>
+        <w:t>-&gt;</w:t>
+      </w:r>
+      <w:proofErr w:type="spellStart"/>
+      <w:r>
+        <w:rPr>
+          <w:rFonts w:ascii="Courier New" w:eastAsia="Times New Roman" w:hAnsi="Courier New" w:cs="Courier New"/>
+          <w:color w:val="444746"/>
+          <w:kern w:val="0"/>
+          <w:sz w:val="21"/>
+          <w:szCs w:val="21"/>
+          <w:bdr w:val="none" w:sz="0" w:space="0" w:color="auto" w:frame="1"/>
+          <w:lang w:eastAsia="pt-BR"/>
+          <w14:ligatures w14:val="none"/>
+        </w:rPr>
+        <w:t>fetch_all</w:t>
+      </w:r>
+      <w:proofErr w:type="spellEnd"/>
+      <w:r>
+        <w:rPr>
+          <w:rFonts w:ascii="Courier New" w:eastAsia="Times New Roman" w:hAnsi="Courier New" w:cs="Courier New"/>
+          <w:color w:val="444746"/>
+          <w:kern w:val="0"/>
+          <w:sz w:val="21"/>
+          <w:szCs w:val="21"/>
+          <w:bdr w:val="none" w:sz="0" w:space="0" w:color="auto" w:frame="1"/>
+          <w:lang w:eastAsia="pt-BR"/>
+          <w14:ligatures w14:val="none"/>
+        </w:rPr>
+        <w:t>(MYSQLI_ASSOC);</w:t>
       </w:r>
     </w:p>
     <w:p>
@@ -2302,6 +2906,7 @@
         </w:rPr>
         <w:t xml:space="preserve">    </w:t>
       </w:r>
+      <w:proofErr w:type="spellStart"/>
       <w:r>
         <w:rPr>
           <w:rFonts w:ascii="Courier New" w:eastAsia="Times New Roman" w:hAnsi="Courier New" w:cs="Courier New"/>
@@ -2315,18 +2920,47 @@
         </w:rPr>
         <w:t>echo</w:t>
       </w:r>
-      <w:r>
-        <w:rPr>
-          <w:rFonts w:ascii="Courier New" w:eastAsia="Times New Roman" w:hAnsi="Courier New" w:cs="Courier New"/>
-          <w:color w:val="444746"/>
-          <w:kern w:val="0"/>
-          <w:sz w:val="21"/>
-          <w:szCs w:val="21"/>
-          <w:bdr w:val="none" w:sz="0" w:space="0" w:color="auto" w:frame="1"/>
-          <w:lang w:eastAsia="pt-BR"/>
-          <w14:ligatures w14:val="none"/>
-        </w:rPr>
-        <w:t xml:space="preserve"> json_encode(</w:t>
+      <w:proofErr w:type="spellEnd"/>
+      <w:r>
+        <w:rPr>
+          <w:rFonts w:ascii="Courier New" w:eastAsia="Times New Roman" w:hAnsi="Courier New" w:cs="Courier New"/>
+          <w:color w:val="444746"/>
+          <w:kern w:val="0"/>
+          <w:sz w:val="21"/>
+          <w:szCs w:val="21"/>
+          <w:bdr w:val="none" w:sz="0" w:space="0" w:color="auto" w:frame="1"/>
+          <w:lang w:eastAsia="pt-BR"/>
+          <w14:ligatures w14:val="none"/>
+        </w:rPr>
+        <w:t xml:space="preserve"> </w:t>
+      </w:r>
+      <w:proofErr w:type="spellStart"/>
+      <w:r>
+        <w:rPr>
+          <w:rFonts w:ascii="Courier New" w:eastAsia="Times New Roman" w:hAnsi="Courier New" w:cs="Courier New"/>
+          <w:color w:val="444746"/>
+          <w:kern w:val="0"/>
+          <w:sz w:val="21"/>
+          <w:szCs w:val="21"/>
+          <w:bdr w:val="none" w:sz="0" w:space="0" w:color="auto" w:frame="1"/>
+          <w:lang w:eastAsia="pt-BR"/>
+          <w14:ligatures w14:val="none"/>
+        </w:rPr>
+        <w:t>json_encode</w:t>
+      </w:r>
+      <w:proofErr w:type="spellEnd"/>
+      <w:r>
+        <w:rPr>
+          <w:rFonts w:ascii="Courier New" w:eastAsia="Times New Roman" w:hAnsi="Courier New" w:cs="Courier New"/>
+          <w:color w:val="444746"/>
+          <w:kern w:val="0"/>
+          <w:sz w:val="21"/>
+          <w:szCs w:val="21"/>
+          <w:bdr w:val="none" w:sz="0" w:space="0" w:color="auto" w:frame="1"/>
+          <w:lang w:eastAsia="pt-BR"/>
+          <w14:ligatures w14:val="none"/>
+        </w:rPr>
+        <w:t>(</w:t>
       </w:r>
       <w:r>
         <w:rPr>
@@ -2459,6 +3093,7 @@
         </w:rPr>
         <w:t xml:space="preserve"> (</w:t>
       </w:r>
+      <w:proofErr w:type="spellStart"/>
       <w:r>
         <w:rPr>
           <w:rFonts w:ascii="Courier New" w:eastAsia="Times New Roman" w:hAnsi="Courier New" w:cs="Courier New"/>
@@ -2472,6 +3107,7 @@
         </w:rPr>
         <w:t>Exception</w:t>
       </w:r>
+      <w:proofErr w:type="spellEnd"/>
       <w:r>
         <w:rPr>
           <w:rFonts w:ascii="Courier New" w:eastAsia="Times New Roman" w:hAnsi="Courier New" w:cs="Courier New"/>
@@ -2555,7 +3191,35 @@
           <w:lang w:eastAsia="pt-BR"/>
           <w14:ligatures w14:val="none"/>
         </w:rPr>
-        <w:t xml:space="preserve">    http_response_code(</w:t>
+        <w:t xml:space="preserve">    </w:t>
+      </w:r>
+      <w:proofErr w:type="spellStart"/>
+      <w:r>
+        <w:rPr>
+          <w:rFonts w:ascii="Courier New" w:eastAsia="Times New Roman" w:hAnsi="Courier New" w:cs="Courier New"/>
+          <w:color w:val="444746"/>
+          <w:kern w:val="0"/>
+          <w:sz w:val="21"/>
+          <w:szCs w:val="21"/>
+          <w:bdr w:val="none" w:sz="0" w:space="0" w:color="auto" w:frame="1"/>
+          <w:lang w:eastAsia="pt-BR"/>
+          <w14:ligatures w14:val="none"/>
+        </w:rPr>
+        <w:t>http_response_code</w:t>
+      </w:r>
+      <w:proofErr w:type="spellEnd"/>
+      <w:r>
+        <w:rPr>
+          <w:rFonts w:ascii="Courier New" w:eastAsia="Times New Roman" w:hAnsi="Courier New" w:cs="Courier New"/>
+          <w:color w:val="444746"/>
+          <w:kern w:val="0"/>
+          <w:sz w:val="21"/>
+          <w:szCs w:val="21"/>
+          <w:bdr w:val="none" w:sz="0" w:space="0" w:color="auto" w:frame="1"/>
+          <w:lang w:eastAsia="pt-BR"/>
+          <w14:ligatures w14:val="none"/>
+        </w:rPr>
+        <w:t>(</w:t>
       </w:r>
       <w:r>
         <w:rPr>
@@ -2629,6 +3293,7 @@
         </w:rPr>
         <w:t xml:space="preserve">    </w:t>
       </w:r>
+      <w:proofErr w:type="spellStart"/>
       <w:r>
         <w:rPr>
           <w:rFonts w:ascii="Courier New" w:eastAsia="Times New Roman" w:hAnsi="Courier New" w:cs="Courier New"/>
@@ -2642,18 +3307,47 @@
         </w:rPr>
         <w:t>echo</w:t>
       </w:r>
-      <w:r>
-        <w:rPr>
-          <w:rFonts w:ascii="Courier New" w:eastAsia="Times New Roman" w:hAnsi="Courier New" w:cs="Courier New"/>
-          <w:color w:val="444746"/>
-          <w:kern w:val="0"/>
-          <w:sz w:val="21"/>
-          <w:szCs w:val="21"/>
-          <w:bdr w:val="none" w:sz="0" w:space="0" w:color="auto" w:frame="1"/>
-          <w:lang w:eastAsia="pt-BR"/>
-          <w14:ligatures w14:val="none"/>
-        </w:rPr>
-        <w:t xml:space="preserve"> json_encode([</w:t>
+      <w:proofErr w:type="spellEnd"/>
+      <w:r>
+        <w:rPr>
+          <w:rFonts w:ascii="Courier New" w:eastAsia="Times New Roman" w:hAnsi="Courier New" w:cs="Courier New"/>
+          <w:color w:val="444746"/>
+          <w:kern w:val="0"/>
+          <w:sz w:val="21"/>
+          <w:szCs w:val="21"/>
+          <w:bdr w:val="none" w:sz="0" w:space="0" w:color="auto" w:frame="1"/>
+          <w:lang w:eastAsia="pt-BR"/>
+          <w14:ligatures w14:val="none"/>
+        </w:rPr>
+        <w:t xml:space="preserve"> </w:t>
+      </w:r>
+      <w:proofErr w:type="spellStart"/>
+      <w:r>
+        <w:rPr>
+          <w:rFonts w:ascii="Courier New" w:eastAsia="Times New Roman" w:hAnsi="Courier New" w:cs="Courier New"/>
+          <w:color w:val="444746"/>
+          <w:kern w:val="0"/>
+          <w:sz w:val="21"/>
+          <w:szCs w:val="21"/>
+          <w:bdr w:val="none" w:sz="0" w:space="0" w:color="auto" w:frame="1"/>
+          <w:lang w:eastAsia="pt-BR"/>
+          <w14:ligatures w14:val="none"/>
+        </w:rPr>
+        <w:t>json_encode</w:t>
+      </w:r>
+      <w:proofErr w:type="spellEnd"/>
+      <w:r>
+        <w:rPr>
+          <w:rFonts w:ascii="Courier New" w:eastAsia="Times New Roman" w:hAnsi="Courier New" w:cs="Courier New"/>
+          <w:color w:val="444746"/>
+          <w:kern w:val="0"/>
+          <w:sz w:val="21"/>
+          <w:szCs w:val="21"/>
+          <w:bdr w:val="none" w:sz="0" w:space="0" w:color="auto" w:frame="1"/>
+          <w:lang w:eastAsia="pt-BR"/>
+          <w14:ligatures w14:val="none"/>
+        </w:rPr>
+        <w:t>([</w:t>
       </w:r>
       <w:r>
         <w:rPr>
@@ -2705,7 +3399,35 @@
           <w:lang w:eastAsia="pt-BR"/>
           <w14:ligatures w14:val="none"/>
         </w:rPr>
-        <w:t>-&gt;getMessage()]);</w:t>
+        <w:t>-&gt;</w:t>
+      </w:r>
+      <w:proofErr w:type="spellStart"/>
+      <w:r>
+        <w:rPr>
+          <w:rFonts w:ascii="Courier New" w:eastAsia="Times New Roman" w:hAnsi="Courier New" w:cs="Courier New"/>
+          <w:color w:val="444746"/>
+          <w:kern w:val="0"/>
+          <w:sz w:val="21"/>
+          <w:szCs w:val="21"/>
+          <w:bdr w:val="none" w:sz="0" w:space="0" w:color="auto" w:frame="1"/>
+          <w:lang w:eastAsia="pt-BR"/>
+          <w14:ligatures w14:val="none"/>
+        </w:rPr>
+        <w:t>getMessage</w:t>
+      </w:r>
+      <w:proofErr w:type="spellEnd"/>
+      <w:r>
+        <w:rPr>
+          <w:rFonts w:ascii="Courier New" w:eastAsia="Times New Roman" w:hAnsi="Courier New" w:cs="Courier New"/>
+          <w:color w:val="444746"/>
+          <w:kern w:val="0"/>
+          <w:sz w:val="21"/>
+          <w:szCs w:val="21"/>
+          <w:bdr w:val="none" w:sz="0" w:space="0" w:color="auto" w:frame="1"/>
+          <w:lang w:eastAsia="pt-BR"/>
+          <w14:ligatures w14:val="none"/>
+        </w:rPr>
+        <w:t>()]);</w:t>
       </w:r>
     </w:p>
     <w:p>
@@ -2824,7 +3546,7 @@
           <w14:ligatures w14:val="none"/>
         </w:rPr>
         <w:pict w14:anchorId="443DE1DC">
-          <v:rect id="_x0000_i1041" style="width:0;height:1.5pt" o:hralign="center" o:hrstd="t" o:hrnoshade="t" o:hr="t" fillcolor="gray" stroked="f"/>
+          <v:rect id="_x0000_i1027" style="width:0;height:1.5pt" o:hralign="center" o:hrstd="t" o:hrnoshade="t" o:hr="t" fillcolor="gray" stroked="f"/>
         </w:pict>
       </w:r>
     </w:p>
@@ -2858,6 +3580,7 @@
         </w:rPr>
         <w:t>3. API de Inserção (</w:t>
       </w:r>
+      <w:proofErr w:type="spellStart"/>
       <w:r>
         <w:rPr>
           <w:rFonts w:ascii="Courier New" w:eastAsia="Times New Roman" w:hAnsi="Courier New" w:cs="Courier New"/>
@@ -2873,6 +3596,7 @@
         </w:rPr>
         <w:t>api_inserir.php</w:t>
       </w:r>
+      <w:proofErr w:type="spellEnd"/>
       <w:r>
         <w:rPr>
           <w:rFonts w:ascii="Times New Roman" w:eastAsia="Times New Roman" w:hAnsi="Times New Roman" w:cs="Times New Roman"/>
@@ -2914,6 +3638,7 @@
           <w:lang w:eastAsia="pt-BR"/>
           <w14:ligatures w14:val="none"/>
         </w:rPr>
+        <w:lastRenderedPageBreak/>
         <w:t>[ATIVIDADE 6]</w:t>
       </w:r>
       <w:r>
@@ -2926,7 +3651,33 @@
           <w:lang w:eastAsia="pt-BR"/>
           <w14:ligatures w14:val="none"/>
         </w:rPr>
-        <w:t xml:space="preserve"> Implementa a proteção do Back-end contra dados vazios.</w:t>
+        <w:t xml:space="preserve"> Implementa a proteção do Back-</w:t>
+      </w:r>
+      <w:proofErr w:type="spellStart"/>
+      <w:r>
+        <w:rPr>
+          <w:rFonts w:ascii="Times New Roman" w:eastAsia="Times New Roman" w:hAnsi="Times New Roman" w:cs="Times New Roman"/>
+          <w:color w:val="1F1F1F"/>
+          <w:kern w:val="0"/>
+          <w:sz w:val="24"/>
+          <w:szCs w:val="24"/>
+          <w:lang w:eastAsia="pt-BR"/>
+          <w14:ligatures w14:val="none"/>
+        </w:rPr>
+        <w:t>end</w:t>
+      </w:r>
+      <w:proofErr w:type="spellEnd"/>
+      <w:r>
+        <w:rPr>
+          <w:rFonts w:ascii="Times New Roman" w:eastAsia="Times New Roman" w:hAnsi="Times New Roman" w:cs="Times New Roman"/>
+          <w:color w:val="1F1F1F"/>
+          <w:kern w:val="0"/>
+          <w:sz w:val="24"/>
+          <w:szCs w:val="24"/>
+          <w:lang w:eastAsia="pt-BR"/>
+          <w14:ligatures w14:val="none"/>
+        </w:rPr>
+        <w:t xml:space="preserve"> contra dados vazios.</w:t>
       </w:r>
     </w:p>
     <w:p>
@@ -2953,7 +3704,6 @@
           <w:lang w:eastAsia="pt-BR"/>
           <w14:ligatures w14:val="none"/>
         </w:rPr>
-        <w:lastRenderedPageBreak/>
         <w:t>PHP</w:t>
       </w:r>
     </w:p>
@@ -3000,8 +3750,23 @@
           <w:lang w:eastAsia="pt-BR"/>
           <w14:ligatures w14:val="none"/>
         </w:rPr>
-        <w:t>&lt;?php</w:t>
-      </w:r>
+        <w:t>&lt;?</w:t>
+      </w:r>
+      <w:proofErr w:type="spellStart"/>
+      <w:r>
+        <w:rPr>
+          <w:rFonts w:ascii="Courier New" w:eastAsia="Times New Roman" w:hAnsi="Courier New" w:cs="Courier New"/>
+          <w:color w:val="1967D2"/>
+          <w:kern w:val="0"/>
+          <w:sz w:val="21"/>
+          <w:szCs w:val="21"/>
+          <w:bdr w:val="none" w:sz="0" w:space="0" w:color="auto" w:frame="1"/>
+          <w:lang w:eastAsia="pt-BR"/>
+          <w14:ligatures w14:val="none"/>
+        </w:rPr>
+        <w:t>php</w:t>
+      </w:r>
+      <w:proofErr w:type="spellEnd"/>
     </w:p>
     <w:p>
       <w:pPr>
@@ -3059,7 +3824,91 @@
           <w:lang w:eastAsia="pt-BR"/>
           <w14:ligatures w14:val="none"/>
         </w:rPr>
-        <w:t>'Content-Type: application/json'</w:t>
+        <w:t>'</w:t>
+      </w:r>
+      <w:proofErr w:type="spellStart"/>
+      <w:r>
+        <w:rPr>
+          <w:rFonts w:ascii="Courier New" w:eastAsia="Times New Roman" w:hAnsi="Courier New" w:cs="Courier New"/>
+          <w:color w:val="188038"/>
+          <w:kern w:val="0"/>
+          <w:sz w:val="21"/>
+          <w:szCs w:val="21"/>
+          <w:bdr w:val="none" w:sz="0" w:space="0" w:color="auto" w:frame="1"/>
+          <w:lang w:eastAsia="pt-BR"/>
+          <w14:ligatures w14:val="none"/>
+        </w:rPr>
+        <w:t>Content-Type</w:t>
+      </w:r>
+      <w:proofErr w:type="spellEnd"/>
+      <w:r>
+        <w:rPr>
+          <w:rFonts w:ascii="Courier New" w:eastAsia="Times New Roman" w:hAnsi="Courier New" w:cs="Courier New"/>
+          <w:color w:val="188038"/>
+          <w:kern w:val="0"/>
+          <w:sz w:val="21"/>
+          <w:szCs w:val="21"/>
+          <w:bdr w:val="none" w:sz="0" w:space="0" w:color="auto" w:frame="1"/>
+          <w:lang w:eastAsia="pt-BR"/>
+          <w14:ligatures w14:val="none"/>
+        </w:rPr>
+        <w:t xml:space="preserve">: </w:t>
+      </w:r>
+      <w:proofErr w:type="spellStart"/>
+      <w:r>
+        <w:rPr>
+          <w:rFonts w:ascii="Courier New" w:eastAsia="Times New Roman" w:hAnsi="Courier New" w:cs="Courier New"/>
+          <w:color w:val="188038"/>
+          <w:kern w:val="0"/>
+          <w:sz w:val="21"/>
+          <w:szCs w:val="21"/>
+          <w:bdr w:val="none" w:sz="0" w:space="0" w:color="auto" w:frame="1"/>
+          <w:lang w:eastAsia="pt-BR"/>
+          <w14:ligatures w14:val="none"/>
+        </w:rPr>
+        <w:t>application</w:t>
+      </w:r>
+      <w:proofErr w:type="spellEnd"/>
+      <w:r>
+        <w:rPr>
+          <w:rFonts w:ascii="Courier New" w:eastAsia="Times New Roman" w:hAnsi="Courier New" w:cs="Courier New"/>
+          <w:color w:val="188038"/>
+          <w:kern w:val="0"/>
+          <w:sz w:val="21"/>
+          <w:szCs w:val="21"/>
+          <w:bdr w:val="none" w:sz="0" w:space="0" w:color="auto" w:frame="1"/>
+          <w:lang w:eastAsia="pt-BR"/>
+          <w14:ligatures w14:val="none"/>
+        </w:rPr>
+        <w:t>/</w:t>
+      </w:r>
+      <w:proofErr w:type="spellStart"/>
+      <w:r>
+        <w:rPr>
+          <w:rFonts w:ascii="Courier New" w:eastAsia="Times New Roman" w:hAnsi="Courier New" w:cs="Courier New"/>
+          <w:color w:val="188038"/>
+          <w:kern w:val="0"/>
+          <w:sz w:val="21"/>
+          <w:szCs w:val="21"/>
+          <w:bdr w:val="none" w:sz="0" w:space="0" w:color="auto" w:frame="1"/>
+          <w:lang w:eastAsia="pt-BR"/>
+          <w14:ligatures w14:val="none"/>
+        </w:rPr>
+        <w:t>json</w:t>
+      </w:r>
+      <w:proofErr w:type="spellEnd"/>
+      <w:r>
+        <w:rPr>
+          <w:rFonts w:ascii="Courier New" w:eastAsia="Times New Roman" w:hAnsi="Courier New" w:cs="Courier New"/>
+          <w:color w:val="188038"/>
+          <w:kern w:val="0"/>
+          <w:sz w:val="21"/>
+          <w:szCs w:val="21"/>
+          <w:bdr w:val="none" w:sz="0" w:space="0" w:color="auto" w:frame="1"/>
+          <w:lang w:eastAsia="pt-BR"/>
+          <w14:ligatures w14:val="none"/>
+        </w:rPr>
+        <w:t>'</w:t>
       </w:r>
       <w:r>
         <w:rPr>
@@ -3107,6 +3956,7 @@
           <w14:ligatures w14:val="none"/>
         </w:rPr>
       </w:pPr>
+      <w:proofErr w:type="spellStart"/>
       <w:r>
         <w:rPr>
           <w:rFonts w:ascii="Courier New" w:eastAsia="Times New Roman" w:hAnsi="Courier New" w:cs="Courier New"/>
@@ -3120,6 +3970,7 @@
         </w:rPr>
         <w:t>require_once</w:t>
       </w:r>
+      <w:proofErr w:type="spellEnd"/>
       <w:r>
         <w:rPr>
           <w:rFonts w:ascii="Courier New" w:eastAsia="Times New Roman" w:hAnsi="Courier New" w:cs="Courier New"/>
@@ -3144,7 +3995,61 @@
           <w:lang w:eastAsia="pt-BR"/>
           <w14:ligatures w14:val="none"/>
         </w:rPr>
-        <w:t>'db.php'</w:t>
+        <w:t>'</w:t>
+      </w:r>
+      <w:proofErr w:type="spellStart"/>
+      <w:r>
+        <w:rPr>
+          <w:rFonts w:ascii="Courier New" w:eastAsia="Times New Roman" w:hAnsi="Courier New" w:cs="Courier New"/>
+          <w:color w:val="5F6368"/>
+          <w:kern w:val="0"/>
+          <w:sz w:val="21"/>
+          <w:szCs w:val="21"/>
+          <w:bdr w:val="none" w:sz="0" w:space="0" w:color="auto" w:frame="1"/>
+          <w:lang w:eastAsia="pt-BR"/>
+          <w14:ligatures w14:val="none"/>
+        </w:rPr>
+        <w:t>db</w:t>
+      </w:r>
+      <w:r>
+        <w:rPr>
+          <w:rFonts w:ascii="Courier New" w:eastAsia="Times New Roman" w:hAnsi="Courier New" w:cs="Courier New"/>
+          <w:color w:val="5F6368"/>
+          <w:kern w:val="0"/>
+          <w:sz w:val="21"/>
+          <w:szCs w:val="21"/>
+          <w:bdr w:val="none" w:sz="0" w:space="0" w:color="auto" w:frame="1"/>
+          <w:lang w:eastAsia="pt-BR"/>
+          <w14:ligatures w14:val="none"/>
+        </w:rPr>
+        <w:t>_connect</w:t>
+      </w:r>
+      <w:r>
+        <w:rPr>
+          <w:rFonts w:ascii="Courier New" w:eastAsia="Times New Roman" w:hAnsi="Courier New" w:cs="Courier New"/>
+          <w:color w:val="5F6368"/>
+          <w:kern w:val="0"/>
+          <w:sz w:val="21"/>
+          <w:szCs w:val="21"/>
+          <w:bdr w:val="none" w:sz="0" w:space="0" w:color="auto" w:frame="1"/>
+          <w:lang w:eastAsia="pt-BR"/>
+          <w14:ligatures w14:val="none"/>
+        </w:rPr>
+        <w:t>.php</w:t>
+      </w:r>
+      <w:proofErr w:type="spellEnd"/>
+      <w:r>
+        <w:rPr>
+          <w:rFonts w:ascii="Courier New" w:eastAsia="Times New Roman" w:hAnsi="Courier New" w:cs="Courier New"/>
+          <w:color w:val="188038"/>
+          <w:kern w:val="0"/>
+          <w:sz w:val="21"/>
+          <w:szCs w:val="21"/>
+          <w:bdr w:val="none" w:sz="0" w:space="0" w:color="auto" w:frame="1"/>
+          <w:lang w:eastAsia="pt-BR"/>
+          <w14:ligatures w14:val="none"/>
+        </w:rPr>
+        <w:t>'</w:t>
       </w:r>
       <w:r>
         <w:rPr>
@@ -3225,6 +4130,7 @@
           <w14:ligatures w14:val="none"/>
         </w:rPr>
       </w:pPr>
+      <w:proofErr w:type="spellStart"/>
       <w:r>
         <w:rPr>
           <w:rFonts w:ascii="Courier New" w:eastAsia="Times New Roman" w:hAnsi="Courier New" w:cs="Courier New"/>
@@ -3238,6 +4144,7 @@
         </w:rPr>
         <w:t>try</w:t>
       </w:r>
+      <w:proofErr w:type="spellEnd"/>
       <w:r>
         <w:rPr>
           <w:rFonts w:ascii="Courier New" w:eastAsia="Times New Roman" w:hAnsi="Courier New" w:cs="Courier New"/>
@@ -3308,7 +4215,35 @@
           <w:lang w:eastAsia="pt-BR"/>
           <w14:ligatures w14:val="none"/>
         </w:rPr>
-        <w:t>// [ATIVIDADE 3] Recebendo dados via FormData do JavaScript</w:t>
+        <w:t xml:space="preserve">// [ATIVIDADE 3] Recebendo dados via </w:t>
+      </w:r>
+      <w:proofErr w:type="spellStart"/>
+      <w:r>
+        <w:rPr>
+          <w:rFonts w:ascii="Courier New" w:eastAsia="Times New Roman" w:hAnsi="Courier New" w:cs="Courier New"/>
+          <w:color w:val="5F6368"/>
+          <w:kern w:val="0"/>
+          <w:sz w:val="21"/>
+          <w:szCs w:val="21"/>
+          <w:bdr w:val="none" w:sz="0" w:space="0" w:color="auto" w:frame="1"/>
+          <w:lang w:eastAsia="pt-BR"/>
+          <w14:ligatures w14:val="none"/>
+        </w:rPr>
+        <w:t>FormData</w:t>
+      </w:r>
+      <w:proofErr w:type="spellEnd"/>
+      <w:r>
+        <w:rPr>
+          <w:rFonts w:ascii="Courier New" w:eastAsia="Times New Roman" w:hAnsi="Courier New" w:cs="Courier New"/>
+          <w:color w:val="5F6368"/>
+          <w:kern w:val="0"/>
+          <w:sz w:val="21"/>
+          <w:szCs w:val="21"/>
+          <w:bdr w:val="none" w:sz="0" w:space="0" w:color="auto" w:frame="1"/>
+          <w:lang w:eastAsia="pt-BR"/>
+          <w14:ligatures w14:val="none"/>
+        </w:rPr>
+        <w:t xml:space="preserve"> do JavaScript</w:t>
       </w:r>
     </w:p>
     <w:p>
@@ -3419,7 +4354,35 @@
           <w:lang w:eastAsia="pt-BR"/>
           <w14:ligatures w14:val="none"/>
         </w:rPr>
-        <w:t>'nome_projeto'</w:t>
+        <w:t>'</w:t>
+      </w:r>
+      <w:proofErr w:type="spellStart"/>
+      <w:r>
+        <w:rPr>
+          <w:rFonts w:ascii="Courier New" w:eastAsia="Times New Roman" w:hAnsi="Courier New" w:cs="Courier New"/>
+          <w:color w:val="188038"/>
+          <w:kern w:val="0"/>
+          <w:sz w:val="21"/>
+          <w:szCs w:val="21"/>
+          <w:bdr w:val="none" w:sz="0" w:space="0" w:color="auto" w:frame="1"/>
+          <w:lang w:eastAsia="pt-BR"/>
+          <w14:ligatures w14:val="none"/>
+        </w:rPr>
+        <w:t>nome_projeto</w:t>
+      </w:r>
+      <w:proofErr w:type="spellEnd"/>
+      <w:r>
+        <w:rPr>
+          <w:rFonts w:ascii="Courier New" w:eastAsia="Times New Roman" w:hAnsi="Courier New" w:cs="Courier New"/>
+          <w:color w:val="188038"/>
+          <w:kern w:val="0"/>
+          <w:sz w:val="21"/>
+          <w:szCs w:val="21"/>
+          <w:bdr w:val="none" w:sz="0" w:space="0" w:color="auto" w:frame="1"/>
+          <w:lang w:eastAsia="pt-BR"/>
+          <w14:ligatures w14:val="none"/>
+        </w:rPr>
+        <w:t>'</w:t>
       </w:r>
       <w:r>
         <w:rPr>
@@ -3719,7 +4682,35 @@
           <w:lang w:eastAsia="pt-BR"/>
           <w14:ligatures w14:val="none"/>
         </w:rPr>
-        <w:t>'custo_estimado'</w:t>
+        <w:t>'</w:t>
+      </w:r>
+      <w:proofErr w:type="spellStart"/>
+      <w:r>
+        <w:rPr>
+          <w:rFonts w:ascii="Courier New" w:eastAsia="Times New Roman" w:hAnsi="Courier New" w:cs="Courier New"/>
+          <w:color w:val="188038"/>
+          <w:kern w:val="0"/>
+          <w:sz w:val="21"/>
+          <w:szCs w:val="21"/>
+          <w:bdr w:val="none" w:sz="0" w:space="0" w:color="auto" w:frame="1"/>
+          <w:lang w:eastAsia="pt-BR"/>
+          <w14:ligatures w14:val="none"/>
+        </w:rPr>
+        <w:t>custo_estimado</w:t>
+      </w:r>
+      <w:proofErr w:type="spellEnd"/>
+      <w:r>
+        <w:rPr>
+          <w:rFonts w:ascii="Courier New" w:eastAsia="Times New Roman" w:hAnsi="Courier New" w:cs="Courier New"/>
+          <w:color w:val="188038"/>
+          <w:kern w:val="0"/>
+          <w:sz w:val="21"/>
+          <w:szCs w:val="21"/>
+          <w:bdr w:val="none" w:sz="0" w:space="0" w:color="auto" w:frame="1"/>
+          <w:lang w:eastAsia="pt-BR"/>
+          <w14:ligatures w14:val="none"/>
+        </w:rPr>
+        <w:t>'</w:t>
       </w:r>
       <w:r>
         <w:rPr>
@@ -3898,6 +4889,7 @@
         </w:rPr>
         <w:t xml:space="preserve">    </w:t>
       </w:r>
+      <w:proofErr w:type="spellStart"/>
       <w:r>
         <w:rPr>
           <w:rFonts w:ascii="Courier New" w:eastAsia="Times New Roman" w:hAnsi="Courier New" w:cs="Courier New"/>
@@ -3911,6 +4903,7 @@
         </w:rPr>
         <w:t>if</w:t>
       </w:r>
+      <w:proofErr w:type="spellEnd"/>
       <w:r>
         <w:rPr>
           <w:rFonts w:ascii="Courier New" w:eastAsia="Times New Roman" w:hAnsi="Courier New" w:cs="Courier New"/>
@@ -3924,6 +4917,7 @@
         </w:rPr>
         <w:t xml:space="preserve"> (</w:t>
       </w:r>
+      <w:proofErr w:type="spellStart"/>
       <w:r>
         <w:rPr>
           <w:rFonts w:ascii="Courier New" w:eastAsia="Times New Roman" w:hAnsi="Courier New" w:cs="Courier New"/>
@@ -3937,6 +4931,7 @@
         </w:rPr>
         <w:t>empty</w:t>
       </w:r>
+      <w:proofErr w:type="spellEnd"/>
       <w:r>
         <w:rPr>
           <w:rFonts w:ascii="Courier New" w:eastAsia="Times New Roman" w:hAnsi="Courier New" w:cs="Courier New"/>
@@ -3976,6 +4971,7 @@
         </w:rPr>
         <w:t xml:space="preserve">) || </w:t>
       </w:r>
+      <w:proofErr w:type="spellStart"/>
       <w:r>
         <w:rPr>
           <w:rFonts w:ascii="Courier New" w:eastAsia="Times New Roman" w:hAnsi="Courier New" w:cs="Courier New"/>
@@ -3989,6 +4985,7 @@
         </w:rPr>
         <w:t>empty</w:t>
       </w:r>
+      <w:proofErr w:type="spellEnd"/>
       <w:r>
         <w:rPr>
           <w:rFonts w:ascii="Courier New" w:eastAsia="Times New Roman" w:hAnsi="Courier New" w:cs="Courier New"/>
@@ -4074,6 +5071,7 @@
         </w:rPr>
         <w:t xml:space="preserve">        </w:t>
       </w:r>
+      <w:proofErr w:type="spellStart"/>
       <w:r>
         <w:rPr>
           <w:rFonts w:ascii="Courier New" w:eastAsia="Times New Roman" w:hAnsi="Courier New" w:cs="Courier New"/>
@@ -4087,6 +5085,7 @@
         </w:rPr>
         <w:t>throw</w:t>
       </w:r>
+      <w:proofErr w:type="spellEnd"/>
       <w:r>
         <w:rPr>
           <w:rFonts w:ascii="Courier New" w:eastAsia="Times New Roman" w:hAnsi="Courier New" w:cs="Courier New"/>
@@ -4126,6 +5125,7 @@
         </w:rPr>
         <w:t xml:space="preserve"> </w:t>
       </w:r>
+      <w:proofErr w:type="spellStart"/>
       <w:r>
         <w:rPr>
           <w:rFonts w:ascii="Courier New" w:eastAsia="Times New Roman" w:hAnsi="Courier New" w:cs="Courier New"/>
@@ -4139,6 +5139,7 @@
         </w:rPr>
         <w:t>Exception</w:t>
       </w:r>
+      <w:proofErr w:type="spellEnd"/>
       <w:r>
         <w:rPr>
           <w:rFonts w:ascii="Courier New" w:eastAsia="Times New Roman" w:hAnsi="Courier New" w:cs="Courier New"/>
@@ -4314,8 +5315,23 @@
           <w:lang w:eastAsia="pt-BR"/>
           <w14:ligatures w14:val="none"/>
         </w:rPr>
-        <w:t>$sql</w:t>
-      </w:r>
+        <w:t>$</w:t>
+      </w:r>
+      <w:proofErr w:type="spellStart"/>
+      <w:r>
+        <w:rPr>
+          <w:rFonts w:ascii="Courier New" w:eastAsia="Times New Roman" w:hAnsi="Courier New" w:cs="Courier New"/>
+          <w:color w:val="D93025"/>
+          <w:kern w:val="0"/>
+          <w:sz w:val="21"/>
+          <w:szCs w:val="21"/>
+          <w:bdr w:val="none" w:sz="0" w:space="0" w:color="auto" w:frame="1"/>
+          <w:lang w:eastAsia="pt-BR"/>
+          <w14:ligatures w14:val="none"/>
+        </w:rPr>
+        <w:t>sql</w:t>
+      </w:r>
+      <w:proofErr w:type="spellEnd"/>
       <w:r>
         <w:rPr>
           <w:rFonts w:ascii="Courier New" w:eastAsia="Times New Roman" w:hAnsi="Courier New" w:cs="Courier New"/>
@@ -4340,7 +5356,119 @@
           <w:lang w:eastAsia="pt-BR"/>
           <w14:ligatures w14:val="none"/>
         </w:rPr>
-        <w:t>"INSERT INTO invencoes (nome_projeto, categoria, custo_estimado) VALUES (?, ?, ?)"</w:t>
+        <w:t xml:space="preserve">"INSERT INTO </w:t>
+      </w:r>
+      <w:proofErr w:type="spellStart"/>
+      <w:r>
+        <w:rPr>
+          <w:rFonts w:ascii="Courier New" w:eastAsia="Times New Roman" w:hAnsi="Courier New" w:cs="Courier New"/>
+          <w:color w:val="188038"/>
+          <w:kern w:val="0"/>
+          <w:sz w:val="21"/>
+          <w:szCs w:val="21"/>
+          <w:bdr w:val="none" w:sz="0" w:space="0" w:color="auto" w:frame="1"/>
+          <w:lang w:eastAsia="pt-BR"/>
+          <w14:ligatures w14:val="none"/>
+        </w:rPr>
+        <w:t>invencoes</w:t>
+      </w:r>
+      <w:proofErr w:type="spellEnd"/>
+      <w:r>
+        <w:rPr>
+          <w:rFonts w:ascii="Courier New" w:eastAsia="Times New Roman" w:hAnsi="Courier New" w:cs="Courier New"/>
+          <w:color w:val="188038"/>
+          <w:kern w:val="0"/>
+          <w:sz w:val="21"/>
+          <w:szCs w:val="21"/>
+          <w:bdr w:val="none" w:sz="0" w:space="0" w:color="auto" w:frame="1"/>
+          <w:lang w:eastAsia="pt-BR"/>
+          <w14:ligatures w14:val="none"/>
+        </w:rPr>
+        <w:t xml:space="preserve"> (</w:t>
+      </w:r>
+      <w:proofErr w:type="spellStart"/>
+      <w:r>
+        <w:rPr>
+          <w:rFonts w:ascii="Courier New" w:eastAsia="Times New Roman" w:hAnsi="Courier New" w:cs="Courier New"/>
+          <w:color w:val="188038"/>
+          <w:kern w:val="0"/>
+          <w:sz w:val="21"/>
+          <w:szCs w:val="21"/>
+          <w:bdr w:val="none" w:sz="0" w:space="0" w:color="auto" w:frame="1"/>
+          <w:lang w:eastAsia="pt-BR"/>
+          <w14:ligatures w14:val="none"/>
+        </w:rPr>
+        <w:t>nome_projeto</w:t>
+      </w:r>
+      <w:proofErr w:type="spellEnd"/>
+      <w:r>
+        <w:rPr>
+          <w:rFonts w:ascii="Courier New" w:eastAsia="Times New Roman" w:hAnsi="Courier New" w:cs="Courier New"/>
+          <w:color w:val="188038"/>
+          <w:kern w:val="0"/>
+          <w:sz w:val="21"/>
+          <w:szCs w:val="21"/>
+          <w:bdr w:val="none" w:sz="0" w:space="0" w:color="auto" w:frame="1"/>
+          <w:lang w:eastAsia="pt-BR"/>
+          <w14:ligatures w14:val="none"/>
+        </w:rPr>
+        <w:t xml:space="preserve">, categoria, </w:t>
+      </w:r>
+      <w:proofErr w:type="spellStart"/>
+      <w:r>
+        <w:rPr>
+          <w:rFonts w:ascii="Courier New" w:eastAsia="Times New Roman" w:hAnsi="Courier New" w:cs="Courier New"/>
+          <w:color w:val="188038"/>
+          <w:kern w:val="0"/>
+          <w:sz w:val="21"/>
+          <w:szCs w:val="21"/>
+          <w:bdr w:val="none" w:sz="0" w:space="0" w:color="auto" w:frame="1"/>
+          <w:lang w:eastAsia="pt-BR"/>
+          <w14:ligatures w14:val="none"/>
+        </w:rPr>
+        <w:t>custo_estimado</w:t>
+      </w:r>
+      <w:proofErr w:type="spellEnd"/>
+      <w:r>
+        <w:rPr>
+          <w:rFonts w:ascii="Courier New" w:eastAsia="Times New Roman" w:hAnsi="Courier New" w:cs="Courier New"/>
+          <w:color w:val="188038"/>
+          <w:kern w:val="0"/>
+          <w:sz w:val="21"/>
+          <w:szCs w:val="21"/>
+          <w:bdr w:val="none" w:sz="0" w:space="0" w:color="auto" w:frame="1"/>
+          <w:lang w:eastAsia="pt-BR"/>
+          <w14:ligatures w14:val="none"/>
+        </w:rPr>
+        <w:t xml:space="preserve">) VALUES </w:t>
+      </w:r>
+      <w:proofErr w:type="gramStart"/>
+      <w:r>
+        <w:rPr>
+          <w:rFonts w:ascii="Courier New" w:eastAsia="Times New Roman" w:hAnsi="Courier New" w:cs="Courier New"/>
+          <w:color w:val="188038"/>
+          <w:kern w:val="0"/>
+          <w:sz w:val="21"/>
+          <w:szCs w:val="21"/>
+          <w:bdr w:val="none" w:sz="0" w:space="0" w:color="auto" w:frame="1"/>
+          <w:lang w:eastAsia="pt-BR"/>
+          <w14:ligatures w14:val="none"/>
+        </w:rPr>
+        <w:t>(?,</w:t>
+      </w:r>
+      <w:proofErr w:type="gramEnd"/>
+      <w:r>
+        <w:rPr>
+          <w:rFonts w:ascii="Courier New" w:eastAsia="Times New Roman" w:hAnsi="Courier New" w:cs="Courier New"/>
+          <w:color w:val="188038"/>
+          <w:kern w:val="0"/>
+          <w:sz w:val="21"/>
+          <w:szCs w:val="21"/>
+          <w:bdr w:val="none" w:sz="0" w:space="0" w:color="auto" w:frame="1"/>
+          <w:lang w:eastAsia="pt-BR"/>
+          <w14:ligatures w14:val="none"/>
+        </w:rPr>
+        <w:t xml:space="preserve"> ?, ?)"</w:t>
       </w:r>
       <w:r>
         <w:rPr>
@@ -4412,8 +5540,23 @@
           <w:lang w:eastAsia="pt-BR"/>
           <w14:ligatures w14:val="none"/>
         </w:rPr>
-        <w:t>$stmt</w:t>
-      </w:r>
+        <w:t>$</w:t>
+      </w:r>
+      <w:proofErr w:type="spellStart"/>
+      <w:r>
+        <w:rPr>
+          <w:rFonts w:ascii="Courier New" w:eastAsia="Times New Roman" w:hAnsi="Courier New" w:cs="Courier New"/>
+          <w:color w:val="D93025"/>
+          <w:kern w:val="0"/>
+          <w:sz w:val="21"/>
+          <w:szCs w:val="21"/>
+          <w:bdr w:val="none" w:sz="0" w:space="0" w:color="auto" w:frame="1"/>
+          <w:lang w:eastAsia="pt-BR"/>
+          <w14:ligatures w14:val="none"/>
+        </w:rPr>
+        <w:t>stmt</w:t>
+      </w:r>
+      <w:proofErr w:type="spellEnd"/>
       <w:r>
         <w:rPr>
           <w:rFonts w:ascii="Courier New" w:eastAsia="Times New Roman" w:hAnsi="Courier New" w:cs="Courier New"/>
@@ -4438,8 +5581,23 @@
           <w:lang w:eastAsia="pt-BR"/>
           <w14:ligatures w14:val="none"/>
         </w:rPr>
-        <w:t>$conexao</w:t>
-      </w:r>
+        <w:t>$</w:t>
+      </w:r>
+      <w:proofErr w:type="spellStart"/>
+      <w:r>
+        <w:rPr>
+          <w:rFonts w:ascii="Courier New" w:eastAsia="Times New Roman" w:hAnsi="Courier New" w:cs="Courier New"/>
+          <w:color w:val="D93025"/>
+          <w:kern w:val="0"/>
+          <w:sz w:val="21"/>
+          <w:szCs w:val="21"/>
+          <w:bdr w:val="none" w:sz="0" w:space="0" w:color="auto" w:frame="1"/>
+          <w:lang w:eastAsia="pt-BR"/>
+          <w14:ligatures w14:val="none"/>
+        </w:rPr>
+        <w:t>conexao</w:t>
+      </w:r>
+      <w:proofErr w:type="spellEnd"/>
       <w:r>
         <w:rPr>
           <w:rFonts w:ascii="Courier New" w:eastAsia="Times New Roman" w:hAnsi="Courier New" w:cs="Courier New"/>
@@ -4464,8 +5622,23 @@
           <w:lang w:eastAsia="pt-BR"/>
           <w14:ligatures w14:val="none"/>
         </w:rPr>
-        <w:t>$sql</w:t>
-      </w:r>
+        <w:t>$</w:t>
+      </w:r>
+      <w:proofErr w:type="spellStart"/>
+      <w:r>
+        <w:rPr>
+          <w:rFonts w:ascii="Courier New" w:eastAsia="Times New Roman" w:hAnsi="Courier New" w:cs="Courier New"/>
+          <w:color w:val="D93025"/>
+          <w:kern w:val="0"/>
+          <w:sz w:val="21"/>
+          <w:szCs w:val="21"/>
+          <w:bdr w:val="none" w:sz="0" w:space="0" w:color="auto" w:frame="1"/>
+          <w:lang w:eastAsia="pt-BR"/>
+          <w14:ligatures w14:val="none"/>
+        </w:rPr>
+        <w:t>sql</w:t>
+      </w:r>
+      <w:proofErr w:type="spellEnd"/>
       <w:r>
         <w:rPr>
           <w:rFonts w:ascii="Courier New" w:eastAsia="Times New Roman" w:hAnsi="Courier New" w:cs="Courier New"/>
@@ -4536,20 +5709,63 @@
           <w:lang w:eastAsia="pt-BR"/>
           <w14:ligatures w14:val="none"/>
         </w:rPr>
-        <w:t>$stmt</w:t>
-      </w:r>
-      <w:r>
-        <w:rPr>
-          <w:rFonts w:ascii="Courier New" w:eastAsia="Times New Roman" w:hAnsi="Courier New" w:cs="Courier New"/>
-          <w:color w:val="444746"/>
-          <w:kern w:val="0"/>
-          <w:sz w:val="21"/>
-          <w:szCs w:val="21"/>
-          <w:bdr w:val="none" w:sz="0" w:space="0" w:color="auto" w:frame="1"/>
-          <w:lang w:eastAsia="pt-BR"/>
-          <w14:ligatures w14:val="none"/>
-        </w:rPr>
-        <w:t>-&gt;bind_param(</w:t>
+        <w:t>$</w:t>
+      </w:r>
+      <w:proofErr w:type="spellStart"/>
+      <w:r>
+        <w:rPr>
+          <w:rFonts w:ascii="Courier New" w:eastAsia="Times New Roman" w:hAnsi="Courier New" w:cs="Courier New"/>
+          <w:color w:val="D93025"/>
+          <w:kern w:val="0"/>
+          <w:sz w:val="21"/>
+          <w:szCs w:val="21"/>
+          <w:bdr w:val="none" w:sz="0" w:space="0" w:color="auto" w:frame="1"/>
+          <w:lang w:eastAsia="pt-BR"/>
+          <w14:ligatures w14:val="none"/>
+        </w:rPr>
+        <w:t>stmt</w:t>
+      </w:r>
+      <w:proofErr w:type="spellEnd"/>
+      <w:r>
+        <w:rPr>
+          <w:rFonts w:ascii="Courier New" w:eastAsia="Times New Roman" w:hAnsi="Courier New" w:cs="Courier New"/>
+          <w:color w:val="444746"/>
+          <w:kern w:val="0"/>
+          <w:sz w:val="21"/>
+          <w:szCs w:val="21"/>
+          <w:bdr w:val="none" w:sz="0" w:space="0" w:color="auto" w:frame="1"/>
+          <w:lang w:eastAsia="pt-BR"/>
+          <w14:ligatures w14:val="none"/>
+        </w:rPr>
+        <w:t>-&gt;</w:t>
+      </w:r>
+      <w:proofErr w:type="spellStart"/>
+      <w:r>
+        <w:rPr>
+          <w:rFonts w:ascii="Courier New" w:eastAsia="Times New Roman" w:hAnsi="Courier New" w:cs="Courier New"/>
+          <w:color w:val="444746"/>
+          <w:kern w:val="0"/>
+          <w:sz w:val="21"/>
+          <w:szCs w:val="21"/>
+          <w:bdr w:val="none" w:sz="0" w:space="0" w:color="auto" w:frame="1"/>
+          <w:lang w:eastAsia="pt-BR"/>
+          <w14:ligatures w14:val="none"/>
+        </w:rPr>
+        <w:t>bind_param</w:t>
+      </w:r>
+      <w:proofErr w:type="spellEnd"/>
+      <w:r>
+        <w:rPr>
+          <w:rFonts w:ascii="Courier New" w:eastAsia="Times New Roman" w:hAnsi="Courier New" w:cs="Courier New"/>
+          <w:color w:val="444746"/>
+          <w:kern w:val="0"/>
+          <w:sz w:val="21"/>
+          <w:szCs w:val="21"/>
+          <w:bdr w:val="none" w:sz="0" w:space="0" w:color="auto" w:frame="1"/>
+          <w:lang w:eastAsia="pt-BR"/>
+          <w14:ligatures w14:val="none"/>
+        </w:rPr>
+        <w:t>(</w:t>
       </w:r>
       <w:r>
         <w:rPr>
@@ -4562,7 +5778,35 @@
           <w:lang w:eastAsia="pt-BR"/>
           <w14:ligatures w14:val="none"/>
         </w:rPr>
-        <w:t>"ssd"</w:t>
+        <w:t>"</w:t>
+      </w:r>
+      <w:proofErr w:type="spellStart"/>
+      <w:r>
+        <w:rPr>
+          <w:rFonts w:ascii="Courier New" w:eastAsia="Times New Roman" w:hAnsi="Courier New" w:cs="Courier New"/>
+          <w:color w:val="188038"/>
+          <w:kern w:val="0"/>
+          <w:sz w:val="21"/>
+          <w:szCs w:val="21"/>
+          <w:bdr w:val="none" w:sz="0" w:space="0" w:color="auto" w:frame="1"/>
+          <w:lang w:eastAsia="pt-BR"/>
+          <w14:ligatures w14:val="none"/>
+        </w:rPr>
+        <w:t>ssd</w:t>
+      </w:r>
+      <w:proofErr w:type="spellEnd"/>
+      <w:r>
+        <w:rPr>
+          <w:rFonts w:ascii="Courier New" w:eastAsia="Times New Roman" w:hAnsi="Courier New" w:cs="Courier New"/>
+          <w:color w:val="188038"/>
+          <w:kern w:val="0"/>
+          <w:sz w:val="21"/>
+          <w:szCs w:val="21"/>
+          <w:bdr w:val="none" w:sz="0" w:space="0" w:color="auto" w:frame="1"/>
+          <w:lang w:eastAsia="pt-BR"/>
+          <w14:ligatures w14:val="none"/>
+        </w:rPr>
+        <w:t>"</w:t>
       </w:r>
       <w:r>
         <w:rPr>
@@ -4734,6 +5978,7 @@
         </w:rPr>
         <w:t xml:space="preserve">    </w:t>
       </w:r>
+      <w:proofErr w:type="spellStart"/>
       <w:r>
         <w:rPr>
           <w:rFonts w:ascii="Courier New" w:eastAsia="Times New Roman" w:hAnsi="Courier New" w:cs="Courier New"/>
@@ -4747,6 +5992,7 @@
         </w:rPr>
         <w:t>if</w:t>
       </w:r>
+      <w:proofErr w:type="spellEnd"/>
       <w:r>
         <w:rPr>
           <w:rFonts w:ascii="Courier New" w:eastAsia="Times New Roman" w:hAnsi="Courier New" w:cs="Courier New"/>
@@ -4771,8 +6017,23 @@
           <w:lang w:eastAsia="pt-BR"/>
           <w14:ligatures w14:val="none"/>
         </w:rPr>
-        <w:t>$stmt</w:t>
-      </w:r>
+        <w:t>$</w:t>
+      </w:r>
+      <w:proofErr w:type="spellStart"/>
+      <w:r>
+        <w:rPr>
+          <w:rFonts w:ascii="Courier New" w:eastAsia="Times New Roman" w:hAnsi="Courier New" w:cs="Courier New"/>
+          <w:color w:val="D93025"/>
+          <w:kern w:val="0"/>
+          <w:sz w:val="21"/>
+          <w:szCs w:val="21"/>
+          <w:bdr w:val="none" w:sz="0" w:space="0" w:color="auto" w:frame="1"/>
+          <w:lang w:eastAsia="pt-BR"/>
+          <w14:ligatures w14:val="none"/>
+        </w:rPr>
+        <w:t>stmt</w:t>
+      </w:r>
+      <w:proofErr w:type="spellEnd"/>
       <w:r>
         <w:rPr>
           <w:rFonts w:ascii="Courier New" w:eastAsia="Times New Roman" w:hAnsi="Courier New" w:cs="Courier New"/>
@@ -4832,6 +6093,7 @@
         </w:rPr>
         <w:t xml:space="preserve">        </w:t>
       </w:r>
+      <w:proofErr w:type="spellStart"/>
       <w:r>
         <w:rPr>
           <w:rFonts w:ascii="Courier New" w:eastAsia="Times New Roman" w:hAnsi="Courier New" w:cs="Courier New"/>
@@ -4845,18 +6107,47 @@
         </w:rPr>
         <w:t>echo</w:t>
       </w:r>
-      <w:r>
-        <w:rPr>
-          <w:rFonts w:ascii="Courier New" w:eastAsia="Times New Roman" w:hAnsi="Courier New" w:cs="Courier New"/>
-          <w:color w:val="444746"/>
-          <w:kern w:val="0"/>
-          <w:sz w:val="21"/>
-          <w:szCs w:val="21"/>
-          <w:bdr w:val="none" w:sz="0" w:space="0" w:color="auto" w:frame="1"/>
-          <w:lang w:eastAsia="pt-BR"/>
-          <w14:ligatures w14:val="none"/>
-        </w:rPr>
-        <w:t xml:space="preserve"> json_encode([</w:t>
+      <w:proofErr w:type="spellEnd"/>
+      <w:r>
+        <w:rPr>
+          <w:rFonts w:ascii="Courier New" w:eastAsia="Times New Roman" w:hAnsi="Courier New" w:cs="Courier New"/>
+          <w:color w:val="444746"/>
+          <w:kern w:val="0"/>
+          <w:sz w:val="21"/>
+          <w:szCs w:val="21"/>
+          <w:bdr w:val="none" w:sz="0" w:space="0" w:color="auto" w:frame="1"/>
+          <w:lang w:eastAsia="pt-BR"/>
+          <w14:ligatures w14:val="none"/>
+        </w:rPr>
+        <w:t xml:space="preserve"> </w:t>
+      </w:r>
+      <w:proofErr w:type="spellStart"/>
+      <w:r>
+        <w:rPr>
+          <w:rFonts w:ascii="Courier New" w:eastAsia="Times New Roman" w:hAnsi="Courier New" w:cs="Courier New"/>
+          <w:color w:val="444746"/>
+          <w:kern w:val="0"/>
+          <w:sz w:val="21"/>
+          <w:szCs w:val="21"/>
+          <w:bdr w:val="none" w:sz="0" w:space="0" w:color="auto" w:frame="1"/>
+          <w:lang w:eastAsia="pt-BR"/>
+          <w14:ligatures w14:val="none"/>
+        </w:rPr>
+        <w:t>json_encode</w:t>
+      </w:r>
+      <w:proofErr w:type="spellEnd"/>
+      <w:r>
+        <w:rPr>
+          <w:rFonts w:ascii="Courier New" w:eastAsia="Times New Roman" w:hAnsi="Courier New" w:cs="Courier New"/>
+          <w:color w:val="444746"/>
+          <w:kern w:val="0"/>
+          <w:sz w:val="21"/>
+          <w:szCs w:val="21"/>
+          <w:bdr w:val="none" w:sz="0" w:space="0" w:color="auto" w:frame="1"/>
+          <w:lang w:eastAsia="pt-BR"/>
+          <w14:ligatures w14:val="none"/>
+        </w:rPr>
+        <w:t>([</w:t>
       </w:r>
       <w:r>
         <w:rPr>
@@ -4956,6 +6247,7 @@
         </w:rPr>
         <w:t xml:space="preserve">    } </w:t>
       </w:r>
+      <w:proofErr w:type="spellStart"/>
       <w:r>
         <w:rPr>
           <w:rFonts w:ascii="Courier New" w:eastAsia="Times New Roman" w:hAnsi="Courier New" w:cs="Courier New"/>
@@ -4969,6 +6261,7 @@
         </w:rPr>
         <w:t>else</w:t>
       </w:r>
+      <w:proofErr w:type="spellEnd"/>
       <w:r>
         <w:rPr>
           <w:rFonts w:ascii="Courier New" w:eastAsia="Times New Roman" w:hAnsi="Courier New" w:cs="Courier New"/>
@@ -5028,6 +6321,7 @@
         </w:rPr>
         <w:t xml:space="preserve">        </w:t>
       </w:r>
+      <w:proofErr w:type="spellStart"/>
       <w:r>
         <w:rPr>
           <w:rFonts w:ascii="Courier New" w:eastAsia="Times New Roman" w:hAnsi="Courier New" w:cs="Courier New"/>
@@ -5041,6 +6335,7 @@
         </w:rPr>
         <w:t>throw</w:t>
       </w:r>
+      <w:proofErr w:type="spellEnd"/>
       <w:r>
         <w:rPr>
           <w:rFonts w:ascii="Courier New" w:eastAsia="Times New Roman" w:hAnsi="Courier New" w:cs="Courier New"/>
@@ -5080,6 +6375,7 @@
         </w:rPr>
         <w:t xml:space="preserve"> </w:t>
       </w:r>
+      <w:proofErr w:type="spellStart"/>
       <w:r>
         <w:rPr>
           <w:rFonts w:ascii="Courier New" w:eastAsia="Times New Roman" w:hAnsi="Courier New" w:cs="Courier New"/>
@@ -5093,6 +6389,7 @@
         </w:rPr>
         <w:t>Exception</w:t>
       </w:r>
+      <w:proofErr w:type="spellEnd"/>
       <w:r>
         <w:rPr>
           <w:rFonts w:ascii="Courier New" w:eastAsia="Times New Roman" w:hAnsi="Courier New" w:cs="Courier New"/>
@@ -5143,20 +6440,63 @@
           <w:lang w:eastAsia="pt-BR"/>
           <w14:ligatures w14:val="none"/>
         </w:rPr>
-        <w:t>$conexao</w:t>
-      </w:r>
-      <w:r>
-        <w:rPr>
-          <w:rFonts w:ascii="Courier New" w:eastAsia="Times New Roman" w:hAnsi="Courier New" w:cs="Courier New"/>
-          <w:color w:val="444746"/>
-          <w:kern w:val="0"/>
-          <w:sz w:val="21"/>
-          <w:szCs w:val="21"/>
-          <w:bdr w:val="none" w:sz="0" w:space="0" w:color="auto" w:frame="1"/>
-          <w:lang w:eastAsia="pt-BR"/>
-          <w14:ligatures w14:val="none"/>
-        </w:rPr>
-        <w:t>-&gt;error);</w:t>
+        <w:t>$</w:t>
+      </w:r>
+      <w:proofErr w:type="spellStart"/>
+      <w:r>
+        <w:rPr>
+          <w:rFonts w:ascii="Courier New" w:eastAsia="Times New Roman" w:hAnsi="Courier New" w:cs="Courier New"/>
+          <w:color w:val="D93025"/>
+          <w:kern w:val="0"/>
+          <w:sz w:val="21"/>
+          <w:szCs w:val="21"/>
+          <w:bdr w:val="none" w:sz="0" w:space="0" w:color="auto" w:frame="1"/>
+          <w:lang w:eastAsia="pt-BR"/>
+          <w14:ligatures w14:val="none"/>
+        </w:rPr>
+        <w:t>conexao</w:t>
+      </w:r>
+      <w:proofErr w:type="spellEnd"/>
+      <w:r>
+        <w:rPr>
+          <w:rFonts w:ascii="Courier New" w:eastAsia="Times New Roman" w:hAnsi="Courier New" w:cs="Courier New"/>
+          <w:color w:val="444746"/>
+          <w:kern w:val="0"/>
+          <w:sz w:val="21"/>
+          <w:szCs w:val="21"/>
+          <w:bdr w:val="none" w:sz="0" w:space="0" w:color="auto" w:frame="1"/>
+          <w:lang w:eastAsia="pt-BR"/>
+          <w14:ligatures w14:val="none"/>
+        </w:rPr>
+        <w:t>-&gt;</w:t>
+      </w:r>
+      <w:proofErr w:type="spellStart"/>
+      <w:r>
+        <w:rPr>
+          <w:rFonts w:ascii="Courier New" w:eastAsia="Times New Roman" w:hAnsi="Courier New" w:cs="Courier New"/>
+          <w:color w:val="444746"/>
+          <w:kern w:val="0"/>
+          <w:sz w:val="21"/>
+          <w:szCs w:val="21"/>
+          <w:bdr w:val="none" w:sz="0" w:space="0" w:color="auto" w:frame="1"/>
+          <w:lang w:eastAsia="pt-BR"/>
+          <w14:ligatures w14:val="none"/>
+        </w:rPr>
+        <w:t>error</w:t>
+      </w:r>
+      <w:proofErr w:type="spellEnd"/>
+      <w:r>
+        <w:rPr>
+          <w:rFonts w:ascii="Courier New" w:eastAsia="Times New Roman" w:hAnsi="Courier New" w:cs="Courier New"/>
+          <w:color w:val="444746"/>
+          <w:kern w:val="0"/>
+          <w:sz w:val="21"/>
+          <w:szCs w:val="21"/>
+          <w:bdr w:val="none" w:sz="0" w:space="0" w:color="auto" w:frame="1"/>
+          <w:lang w:eastAsia="pt-BR"/>
+          <w14:ligatures w14:val="none"/>
+        </w:rPr>
+        <w:t>);</w:t>
       </w:r>
     </w:p>
     <w:p>
@@ -5309,6 +6649,7 @@
         </w:rPr>
         <w:t xml:space="preserve"> (</w:t>
       </w:r>
+      <w:proofErr w:type="spellStart"/>
       <w:r>
         <w:rPr>
           <w:rFonts w:ascii="Courier New" w:eastAsia="Times New Roman" w:hAnsi="Courier New" w:cs="Courier New"/>
@@ -5322,6 +6663,7 @@
         </w:rPr>
         <w:t>Exception</w:t>
       </w:r>
+      <w:proofErr w:type="spellEnd"/>
       <w:r>
         <w:rPr>
           <w:rFonts w:ascii="Courier New" w:eastAsia="Times New Roman" w:hAnsi="Courier New" w:cs="Courier New"/>
@@ -5407,6 +6749,7 @@
         </w:rPr>
         <w:t xml:space="preserve">    </w:t>
       </w:r>
+      <w:proofErr w:type="spellStart"/>
       <w:r>
         <w:rPr>
           <w:rFonts w:ascii="Courier New" w:eastAsia="Times New Roman" w:hAnsi="Courier New" w:cs="Courier New"/>
@@ -5420,18 +6763,47 @@
         </w:rPr>
         <w:t>echo</w:t>
       </w:r>
-      <w:r>
-        <w:rPr>
-          <w:rFonts w:ascii="Courier New" w:eastAsia="Times New Roman" w:hAnsi="Courier New" w:cs="Courier New"/>
-          <w:color w:val="444746"/>
-          <w:kern w:val="0"/>
-          <w:sz w:val="21"/>
-          <w:szCs w:val="21"/>
-          <w:bdr w:val="none" w:sz="0" w:space="0" w:color="auto" w:frame="1"/>
-          <w:lang w:eastAsia="pt-BR"/>
-          <w14:ligatures w14:val="none"/>
-        </w:rPr>
-        <w:t xml:space="preserve"> json_encode([</w:t>
+      <w:proofErr w:type="spellEnd"/>
+      <w:r>
+        <w:rPr>
+          <w:rFonts w:ascii="Courier New" w:eastAsia="Times New Roman" w:hAnsi="Courier New" w:cs="Courier New"/>
+          <w:color w:val="444746"/>
+          <w:kern w:val="0"/>
+          <w:sz w:val="21"/>
+          <w:szCs w:val="21"/>
+          <w:bdr w:val="none" w:sz="0" w:space="0" w:color="auto" w:frame="1"/>
+          <w:lang w:eastAsia="pt-BR"/>
+          <w14:ligatures w14:val="none"/>
+        </w:rPr>
+        <w:t xml:space="preserve"> </w:t>
+      </w:r>
+      <w:proofErr w:type="spellStart"/>
+      <w:r>
+        <w:rPr>
+          <w:rFonts w:ascii="Courier New" w:eastAsia="Times New Roman" w:hAnsi="Courier New" w:cs="Courier New"/>
+          <w:color w:val="444746"/>
+          <w:kern w:val="0"/>
+          <w:sz w:val="21"/>
+          <w:szCs w:val="21"/>
+          <w:bdr w:val="none" w:sz="0" w:space="0" w:color="auto" w:frame="1"/>
+          <w:lang w:eastAsia="pt-BR"/>
+          <w14:ligatures w14:val="none"/>
+        </w:rPr>
+        <w:t>json_encode</w:t>
+      </w:r>
+      <w:proofErr w:type="spellEnd"/>
+      <w:r>
+        <w:rPr>
+          <w:rFonts w:ascii="Courier New" w:eastAsia="Times New Roman" w:hAnsi="Courier New" w:cs="Courier New"/>
+          <w:color w:val="444746"/>
+          <w:kern w:val="0"/>
+          <w:sz w:val="21"/>
+          <w:szCs w:val="21"/>
+          <w:bdr w:val="none" w:sz="0" w:space="0" w:color="auto" w:frame="1"/>
+          <w:lang w:eastAsia="pt-BR"/>
+          <w14:ligatures w14:val="none"/>
+        </w:rPr>
+        <w:t>([</w:t>
       </w:r>
       <w:r>
         <w:rPr>
@@ -5483,7 +6855,35 @@
           <w:lang w:eastAsia="pt-BR"/>
           <w14:ligatures w14:val="none"/>
         </w:rPr>
-        <w:t>-&gt;getMessage()]);</w:t>
+        <w:t>-&gt;</w:t>
+      </w:r>
+      <w:proofErr w:type="spellStart"/>
+      <w:r>
+        <w:rPr>
+          <w:rFonts w:ascii="Courier New" w:eastAsia="Times New Roman" w:hAnsi="Courier New" w:cs="Courier New"/>
+          <w:color w:val="444746"/>
+          <w:kern w:val="0"/>
+          <w:sz w:val="21"/>
+          <w:szCs w:val="21"/>
+          <w:bdr w:val="none" w:sz="0" w:space="0" w:color="auto" w:frame="1"/>
+          <w:lang w:eastAsia="pt-BR"/>
+          <w14:ligatures w14:val="none"/>
+        </w:rPr>
+        <w:t>getMessage</w:t>
+      </w:r>
+      <w:proofErr w:type="spellEnd"/>
+      <w:r>
+        <w:rPr>
+          <w:rFonts w:ascii="Courier New" w:eastAsia="Times New Roman" w:hAnsi="Courier New" w:cs="Courier New"/>
+          <w:color w:val="444746"/>
+          <w:kern w:val="0"/>
+          <w:sz w:val="21"/>
+          <w:szCs w:val="21"/>
+          <w:bdr w:val="none" w:sz="0" w:space="0" w:color="auto" w:frame="1"/>
+          <w:lang w:eastAsia="pt-BR"/>
+          <w14:ligatures w14:val="none"/>
+        </w:rPr>
+        <w:t>()]);</w:t>
       </w:r>
     </w:p>
     <w:p>
@@ -5602,7 +7002,7 @@
           <w14:ligatures w14:val="none"/>
         </w:rPr>
         <w:pict w14:anchorId="150E7D28">
-          <v:rect id="_x0000_i1042" style="width:0;height:1.5pt" o:hralign="center" o:hrstd="t" o:hrnoshade="t" o:hr="t" fillcolor="gray" stroked="f"/>
+          <v:rect id="_x0000_i1028" style="width:0;height:1.5pt" o:hralign="center" o:hrstd="t" o:hrnoshade="t" o:hr="t" fillcolor="gray" stroked="f"/>
         </w:pict>
       </w:r>
     </w:p>
@@ -5864,6 +7264,7 @@
         </w:rPr>
         <w:t xml:space="preserve"> </w:t>
       </w:r>
+      <w:proofErr w:type="spellStart"/>
       <w:r>
         <w:rPr>
           <w:rFonts w:ascii="Courier New" w:eastAsia="Times New Roman" w:hAnsi="Courier New" w:cs="Courier New"/>
@@ -5877,6 +7278,7 @@
         </w:rPr>
         <w:t>lang</w:t>
       </w:r>
+      <w:proofErr w:type="spellEnd"/>
       <w:r>
         <w:rPr>
           <w:rFonts w:ascii="Courier New" w:eastAsia="Times New Roman" w:hAnsi="Courier New" w:cs="Courier New"/>
@@ -5901,7 +7303,35 @@
           <w:lang w:eastAsia="pt-BR"/>
           <w14:ligatures w14:val="none"/>
         </w:rPr>
-        <w:t>"pt-br"</w:t>
+        <w:t>"</w:t>
+      </w:r>
+      <w:proofErr w:type="spellStart"/>
+      <w:r>
+        <w:rPr>
+          <w:rFonts w:ascii="Courier New" w:eastAsia="Times New Roman" w:hAnsi="Courier New" w:cs="Courier New"/>
+          <w:color w:val="188038"/>
+          <w:kern w:val="0"/>
+          <w:sz w:val="21"/>
+          <w:szCs w:val="21"/>
+          <w:bdr w:val="none" w:sz="0" w:space="0" w:color="auto" w:frame="1"/>
+          <w:lang w:eastAsia="pt-BR"/>
+          <w14:ligatures w14:val="none"/>
+        </w:rPr>
+        <w:t>pt-br</w:t>
+      </w:r>
+      <w:proofErr w:type="spellEnd"/>
+      <w:r>
+        <w:rPr>
+          <w:rFonts w:ascii="Courier New" w:eastAsia="Times New Roman" w:hAnsi="Courier New" w:cs="Courier New"/>
+          <w:color w:val="188038"/>
+          <w:kern w:val="0"/>
+          <w:sz w:val="21"/>
+          <w:szCs w:val="21"/>
+          <w:bdr w:val="none" w:sz="0" w:space="0" w:color="auto" w:frame="1"/>
+          <w:lang w:eastAsia="pt-BR"/>
+          <w14:ligatures w14:val="none"/>
+        </w:rPr>
+        <w:t>"</w:t>
       </w:r>
       <w:r>
         <w:rPr>
@@ -5962,6 +7392,7 @@
         </w:rPr>
         <w:t>&lt;</w:t>
       </w:r>
+      <w:proofErr w:type="spellStart"/>
       <w:r>
         <w:rPr>
           <w:rFonts w:ascii="Courier New" w:eastAsia="Times New Roman" w:hAnsi="Courier New" w:cs="Courier New"/>
@@ -5975,6 +7406,7 @@
         </w:rPr>
         <w:t>head</w:t>
       </w:r>
+      <w:proofErr w:type="spellEnd"/>
       <w:r>
         <w:rPr>
           <w:rFonts w:ascii="Courier New" w:eastAsia="Times New Roman" w:hAnsi="Courier New" w:cs="Courier New"/>
@@ -6060,6 +7492,7 @@
         </w:rPr>
         <w:t xml:space="preserve"> </w:t>
       </w:r>
+      <w:proofErr w:type="spellStart"/>
       <w:r>
         <w:rPr>
           <w:rFonts w:ascii="Courier New" w:eastAsia="Times New Roman" w:hAnsi="Courier New" w:cs="Courier New"/>
@@ -6073,6 +7506,7 @@
         </w:rPr>
         <w:t>charset</w:t>
       </w:r>
+      <w:proofErr w:type="spellEnd"/>
       <w:r>
         <w:rPr>
           <w:rFonts w:ascii="Courier New" w:eastAsia="Times New Roman" w:hAnsi="Courier New" w:cs="Courier New"/>
@@ -6184,6 +7618,7 @@
         </w:rPr>
         <w:t xml:space="preserve"> </w:t>
       </w:r>
+      <w:proofErr w:type="spellStart"/>
       <w:r>
         <w:rPr>
           <w:rFonts w:ascii="Courier New" w:eastAsia="Times New Roman" w:hAnsi="Courier New" w:cs="Courier New"/>
@@ -6197,6 +7632,7 @@
         </w:rPr>
         <w:t>name</w:t>
       </w:r>
+      <w:proofErr w:type="spellEnd"/>
       <w:r>
         <w:rPr>
           <w:rFonts w:ascii="Courier New" w:eastAsia="Times New Roman" w:hAnsi="Courier New" w:cs="Courier New"/>
@@ -6221,7 +7657,35 @@
           <w:lang w:eastAsia="pt-BR"/>
           <w14:ligatures w14:val="none"/>
         </w:rPr>
-        <w:t>"viewport"</w:t>
+        <w:t>"</w:t>
+      </w:r>
+      <w:proofErr w:type="spellStart"/>
+      <w:r>
+        <w:rPr>
+          <w:rFonts w:ascii="Courier New" w:eastAsia="Times New Roman" w:hAnsi="Courier New" w:cs="Courier New"/>
+          <w:color w:val="188038"/>
+          <w:kern w:val="0"/>
+          <w:sz w:val="21"/>
+          <w:szCs w:val="21"/>
+          <w:bdr w:val="none" w:sz="0" w:space="0" w:color="auto" w:frame="1"/>
+          <w:lang w:eastAsia="pt-BR"/>
+          <w14:ligatures w14:val="none"/>
+        </w:rPr>
+        <w:t>viewport</w:t>
+      </w:r>
+      <w:proofErr w:type="spellEnd"/>
+      <w:r>
+        <w:rPr>
+          <w:rFonts w:ascii="Courier New" w:eastAsia="Times New Roman" w:hAnsi="Courier New" w:cs="Courier New"/>
+          <w:color w:val="188038"/>
+          <w:kern w:val="0"/>
+          <w:sz w:val="21"/>
+          <w:szCs w:val="21"/>
+          <w:bdr w:val="none" w:sz="0" w:space="0" w:color="auto" w:frame="1"/>
+          <w:lang w:eastAsia="pt-BR"/>
+          <w14:ligatures w14:val="none"/>
+        </w:rPr>
+        <w:t>"</w:t>
       </w:r>
       <w:r>
         <w:rPr>
@@ -6236,6 +7700,7 @@
         </w:rPr>
         <w:t xml:space="preserve"> </w:t>
       </w:r>
+      <w:proofErr w:type="spellStart"/>
       <w:r>
         <w:rPr>
           <w:rFonts w:ascii="Courier New" w:eastAsia="Times New Roman" w:hAnsi="Courier New" w:cs="Courier New"/>
@@ -6249,6 +7714,7 @@
         </w:rPr>
         <w:t>content</w:t>
       </w:r>
+      <w:proofErr w:type="spellEnd"/>
       <w:r>
         <w:rPr>
           <w:rFonts w:ascii="Courier New" w:eastAsia="Times New Roman" w:hAnsi="Courier New" w:cs="Courier New"/>
@@ -6273,7 +7739,91 @@
           <w:lang w:eastAsia="pt-BR"/>
           <w14:ligatures w14:val="none"/>
         </w:rPr>
-        <w:t>"width=device-width, initial-scale=1.0"</w:t>
+        <w:t>"</w:t>
+      </w:r>
+      <w:proofErr w:type="spellStart"/>
+      <w:r>
+        <w:rPr>
+          <w:rFonts w:ascii="Courier New" w:eastAsia="Times New Roman" w:hAnsi="Courier New" w:cs="Courier New"/>
+          <w:color w:val="188038"/>
+          <w:kern w:val="0"/>
+          <w:sz w:val="21"/>
+          <w:szCs w:val="21"/>
+          <w:bdr w:val="none" w:sz="0" w:space="0" w:color="auto" w:frame="1"/>
+          <w:lang w:eastAsia="pt-BR"/>
+          <w14:ligatures w14:val="none"/>
+        </w:rPr>
+        <w:t>width</w:t>
+      </w:r>
+      <w:proofErr w:type="spellEnd"/>
+      <w:r>
+        <w:rPr>
+          <w:rFonts w:ascii="Courier New" w:eastAsia="Times New Roman" w:hAnsi="Courier New" w:cs="Courier New"/>
+          <w:color w:val="188038"/>
+          <w:kern w:val="0"/>
+          <w:sz w:val="21"/>
+          <w:szCs w:val="21"/>
+          <w:bdr w:val="none" w:sz="0" w:space="0" w:color="auto" w:frame="1"/>
+          <w:lang w:eastAsia="pt-BR"/>
+          <w14:ligatures w14:val="none"/>
+        </w:rPr>
+        <w:t>=device-</w:t>
+      </w:r>
+      <w:proofErr w:type="spellStart"/>
+      <w:r>
+        <w:rPr>
+          <w:rFonts w:ascii="Courier New" w:eastAsia="Times New Roman" w:hAnsi="Courier New" w:cs="Courier New"/>
+          <w:color w:val="188038"/>
+          <w:kern w:val="0"/>
+          <w:sz w:val="21"/>
+          <w:szCs w:val="21"/>
+          <w:bdr w:val="none" w:sz="0" w:space="0" w:color="auto" w:frame="1"/>
+          <w:lang w:eastAsia="pt-BR"/>
+          <w14:ligatures w14:val="none"/>
+        </w:rPr>
+        <w:t>width</w:t>
+      </w:r>
+      <w:proofErr w:type="spellEnd"/>
+      <w:r>
+        <w:rPr>
+          <w:rFonts w:ascii="Courier New" w:eastAsia="Times New Roman" w:hAnsi="Courier New" w:cs="Courier New"/>
+          <w:color w:val="188038"/>
+          <w:kern w:val="0"/>
+          <w:sz w:val="21"/>
+          <w:szCs w:val="21"/>
+          <w:bdr w:val="none" w:sz="0" w:space="0" w:color="auto" w:frame="1"/>
+          <w:lang w:eastAsia="pt-BR"/>
+          <w14:ligatures w14:val="none"/>
+        </w:rPr>
+        <w:t xml:space="preserve">, </w:t>
+      </w:r>
+      <w:proofErr w:type="spellStart"/>
+      <w:r>
+        <w:rPr>
+          <w:rFonts w:ascii="Courier New" w:eastAsia="Times New Roman" w:hAnsi="Courier New" w:cs="Courier New"/>
+          <w:color w:val="188038"/>
+          <w:kern w:val="0"/>
+          <w:sz w:val="21"/>
+          <w:szCs w:val="21"/>
+          <w:bdr w:val="none" w:sz="0" w:space="0" w:color="auto" w:frame="1"/>
+          <w:lang w:eastAsia="pt-BR"/>
+          <w14:ligatures w14:val="none"/>
+        </w:rPr>
+        <w:t>initial-scale</w:t>
+      </w:r>
+      <w:proofErr w:type="spellEnd"/>
+      <w:r>
+        <w:rPr>
+          <w:rFonts w:ascii="Courier New" w:eastAsia="Times New Roman" w:hAnsi="Courier New" w:cs="Courier New"/>
+          <w:color w:val="188038"/>
+          <w:kern w:val="0"/>
+          <w:sz w:val="21"/>
+          <w:szCs w:val="21"/>
+          <w:bdr w:val="none" w:sz="0" w:space="0" w:color="auto" w:frame="1"/>
+          <w:lang w:eastAsia="pt-BR"/>
+          <w14:ligatures w14:val="none"/>
+        </w:rPr>
+        <w:t>=1.0"</w:t>
       </w:r>
       <w:r>
         <w:rPr>
@@ -6334,6 +7884,7 @@
         </w:rPr>
         <w:t xml:space="preserve">    &lt;</w:t>
       </w:r>
+      <w:proofErr w:type="spellStart"/>
       <w:r>
         <w:rPr>
           <w:rFonts w:ascii="Courier New" w:eastAsia="Times New Roman" w:hAnsi="Courier New" w:cs="Courier New"/>
@@ -6347,6 +7898,7 @@
         </w:rPr>
         <w:t>title</w:t>
       </w:r>
+      <w:proofErr w:type="spellEnd"/>
       <w:r>
         <w:rPr>
           <w:rFonts w:ascii="Courier New" w:eastAsia="Times New Roman" w:hAnsi="Courier New" w:cs="Courier New"/>
@@ -6360,6 +7912,7 @@
         </w:rPr>
         <w:t>&gt;Mestres da Invenção - Gestor CRUD&lt;/</w:t>
       </w:r>
+      <w:proofErr w:type="spellStart"/>
       <w:r>
         <w:rPr>
           <w:rFonts w:ascii="Courier New" w:eastAsia="Times New Roman" w:hAnsi="Courier New" w:cs="Courier New"/>
@@ -6373,6 +7926,7 @@
         </w:rPr>
         <w:t>title</w:t>
       </w:r>
+      <w:proofErr w:type="spellEnd"/>
       <w:r>
         <w:rPr>
           <w:rFonts w:ascii="Courier New" w:eastAsia="Times New Roman" w:hAnsi="Courier New" w:cs="Courier New"/>
@@ -6458,6 +8012,7 @@
         </w:rPr>
         <w:t xml:space="preserve"> </w:t>
       </w:r>
+      <w:proofErr w:type="spellStart"/>
       <w:r>
         <w:rPr>
           <w:rFonts w:ascii="Courier New" w:eastAsia="Times New Roman" w:hAnsi="Courier New" w:cs="Courier New"/>
@@ -6471,6 +8026,7 @@
         </w:rPr>
         <w:t>rel</w:t>
       </w:r>
+      <w:proofErr w:type="spellEnd"/>
       <w:r>
         <w:rPr>
           <w:rFonts w:ascii="Courier New" w:eastAsia="Times New Roman" w:hAnsi="Courier New" w:cs="Courier New"/>
@@ -6495,7 +8051,35 @@
           <w:lang w:eastAsia="pt-BR"/>
           <w14:ligatures w14:val="none"/>
         </w:rPr>
-        <w:t>"stylesheet"</w:t>
+        <w:t>"</w:t>
+      </w:r>
+      <w:proofErr w:type="spellStart"/>
+      <w:r>
+        <w:rPr>
+          <w:rFonts w:ascii="Courier New" w:eastAsia="Times New Roman" w:hAnsi="Courier New" w:cs="Courier New"/>
+          <w:color w:val="188038"/>
+          <w:kern w:val="0"/>
+          <w:sz w:val="21"/>
+          <w:szCs w:val="21"/>
+          <w:bdr w:val="none" w:sz="0" w:space="0" w:color="auto" w:frame="1"/>
+          <w:lang w:eastAsia="pt-BR"/>
+          <w14:ligatures w14:val="none"/>
+        </w:rPr>
+        <w:t>stylesheet</w:t>
+      </w:r>
+      <w:proofErr w:type="spellEnd"/>
+      <w:r>
+        <w:rPr>
+          <w:rFonts w:ascii="Courier New" w:eastAsia="Times New Roman" w:hAnsi="Courier New" w:cs="Courier New"/>
+          <w:color w:val="188038"/>
+          <w:kern w:val="0"/>
+          <w:sz w:val="21"/>
+          <w:szCs w:val="21"/>
+          <w:bdr w:val="none" w:sz="0" w:space="0" w:color="auto" w:frame="1"/>
+          <w:lang w:eastAsia="pt-BR"/>
+          <w14:ligatures w14:val="none"/>
+        </w:rPr>
+        <w:t>"</w:t>
       </w:r>
       <w:r>
         <w:rPr>
@@ -6510,6 +8094,7 @@
         </w:rPr>
         <w:t xml:space="preserve"> </w:t>
       </w:r>
+      <w:proofErr w:type="spellStart"/>
       <w:r>
         <w:rPr>
           <w:rFonts w:ascii="Courier New" w:eastAsia="Times New Roman" w:hAnsi="Courier New" w:cs="Courier New"/>
@@ -6523,6 +8108,7 @@
         </w:rPr>
         <w:t>href</w:t>
       </w:r>
+      <w:proofErr w:type="spellEnd"/>
       <w:r>
         <w:rPr>
           <w:rFonts w:ascii="Courier New" w:eastAsia="Times New Roman" w:hAnsi="Courier New" w:cs="Courier New"/>
@@ -6608,6 +8194,7 @@
         </w:rPr>
         <w:t>&lt;/</w:t>
       </w:r>
+      <w:proofErr w:type="spellStart"/>
       <w:r>
         <w:rPr>
           <w:rFonts w:ascii="Courier New" w:eastAsia="Times New Roman" w:hAnsi="Courier New" w:cs="Courier New"/>
@@ -6621,6 +8208,7 @@
         </w:rPr>
         <w:t>head</w:t>
       </w:r>
+      <w:proofErr w:type="spellEnd"/>
       <w:r>
         <w:rPr>
           <w:rFonts w:ascii="Courier New" w:eastAsia="Times New Roman" w:hAnsi="Courier New" w:cs="Courier New"/>
@@ -6778,6 +8366,7 @@
         </w:rPr>
         <w:t xml:space="preserve"> </w:t>
       </w:r>
+      <w:proofErr w:type="spellStart"/>
       <w:r>
         <w:rPr>
           <w:rFonts w:ascii="Courier New" w:eastAsia="Times New Roman" w:hAnsi="Courier New" w:cs="Courier New"/>
@@ -6791,6 +8380,7 @@
         </w:rPr>
         <w:t>class</w:t>
       </w:r>
+      <w:proofErr w:type="spellEnd"/>
       <w:r>
         <w:rPr>
           <w:rFonts w:ascii="Courier New" w:eastAsia="Times New Roman" w:hAnsi="Courier New" w:cs="Courier New"/>
@@ -6815,7 +8405,35 @@
           <w:lang w:eastAsia="pt-BR"/>
           <w14:ligatures w14:val="none"/>
         </w:rPr>
-        <w:t>"cabecalho"</w:t>
+        <w:t>"</w:t>
+      </w:r>
+      <w:proofErr w:type="spellStart"/>
+      <w:r>
+        <w:rPr>
+          <w:rFonts w:ascii="Courier New" w:eastAsia="Times New Roman" w:hAnsi="Courier New" w:cs="Courier New"/>
+          <w:color w:val="188038"/>
+          <w:kern w:val="0"/>
+          <w:sz w:val="21"/>
+          <w:szCs w:val="21"/>
+          <w:bdr w:val="none" w:sz="0" w:space="0" w:color="auto" w:frame="1"/>
+          <w:lang w:eastAsia="pt-BR"/>
+          <w14:ligatures w14:val="none"/>
+        </w:rPr>
+        <w:t>cabecalho</w:t>
+      </w:r>
+      <w:proofErr w:type="spellEnd"/>
+      <w:r>
+        <w:rPr>
+          <w:rFonts w:ascii="Courier New" w:eastAsia="Times New Roman" w:hAnsi="Courier New" w:cs="Courier New"/>
+          <w:color w:val="188038"/>
+          <w:kern w:val="0"/>
+          <w:sz w:val="21"/>
+          <w:szCs w:val="21"/>
+          <w:bdr w:val="none" w:sz="0" w:space="0" w:color="auto" w:frame="1"/>
+          <w:lang w:eastAsia="pt-BR"/>
+          <w14:ligatures w14:val="none"/>
+        </w:rPr>
+        <w:t>"</w:t>
       </w:r>
       <w:r>
         <w:rPr>
@@ -7175,8 +8793,10 @@
           <w:lang w:eastAsia="pt-BR"/>
           <w14:ligatures w14:val="none"/>
         </w:rPr>
+        <w:lastRenderedPageBreak/>
         <w:t xml:space="preserve">    &lt;</w:t>
       </w:r>
+      <w:proofErr w:type="spellStart"/>
       <w:r>
         <w:rPr>
           <w:rFonts w:ascii="Courier New" w:eastAsia="Times New Roman" w:hAnsi="Courier New" w:cs="Courier New"/>
@@ -7190,6 +8810,7 @@
         </w:rPr>
         <w:t>main</w:t>
       </w:r>
+      <w:proofErr w:type="spellEnd"/>
       <w:r>
         <w:rPr>
           <w:rFonts w:ascii="Courier New" w:eastAsia="Times New Roman" w:hAnsi="Courier New" w:cs="Courier New"/>
@@ -7203,6 +8824,7 @@
         </w:rPr>
         <w:t xml:space="preserve"> </w:t>
       </w:r>
+      <w:proofErr w:type="spellStart"/>
       <w:r>
         <w:rPr>
           <w:rFonts w:ascii="Courier New" w:eastAsia="Times New Roman" w:hAnsi="Courier New" w:cs="Courier New"/>
@@ -7216,6 +8838,7 @@
         </w:rPr>
         <w:t>class</w:t>
       </w:r>
+      <w:proofErr w:type="spellEnd"/>
       <w:r>
         <w:rPr>
           <w:rFonts w:ascii="Courier New" w:eastAsia="Times New Roman" w:hAnsi="Courier New" w:cs="Courier New"/>
@@ -7299,9 +8922,9 @@
           <w:lang w:eastAsia="pt-BR"/>
           <w14:ligatures w14:val="none"/>
         </w:rPr>
-        <w:lastRenderedPageBreak/>
         <w:t xml:space="preserve">        &lt;</w:t>
       </w:r>
+      <w:proofErr w:type="spellStart"/>
       <w:r>
         <w:rPr>
           <w:rFonts w:ascii="Courier New" w:eastAsia="Times New Roman" w:hAnsi="Courier New" w:cs="Courier New"/>
@@ -7315,6 +8938,7 @@
         </w:rPr>
         <w:t>div</w:t>
       </w:r>
+      <w:proofErr w:type="spellEnd"/>
       <w:r>
         <w:rPr>
           <w:rFonts w:ascii="Courier New" w:eastAsia="Times New Roman" w:hAnsi="Courier New" w:cs="Courier New"/>
@@ -7328,6 +8952,7 @@
         </w:rPr>
         <w:t xml:space="preserve"> </w:t>
       </w:r>
+      <w:proofErr w:type="spellStart"/>
       <w:r>
         <w:rPr>
           <w:rFonts w:ascii="Courier New" w:eastAsia="Times New Roman" w:hAnsi="Courier New" w:cs="Courier New"/>
@@ -7341,6 +8966,7 @@
         </w:rPr>
         <w:t>class</w:t>
       </w:r>
+      <w:proofErr w:type="spellEnd"/>
       <w:r>
         <w:rPr>
           <w:rFonts w:ascii="Courier New" w:eastAsia="Times New Roman" w:hAnsi="Courier New" w:cs="Courier New"/>
@@ -7472,6 +9098,7 @@
         </w:rPr>
         <w:t xml:space="preserve">            &lt;</w:t>
       </w:r>
+      <w:proofErr w:type="spellStart"/>
       <w:r>
         <w:rPr>
           <w:rFonts w:ascii="Courier New" w:eastAsia="Times New Roman" w:hAnsi="Courier New" w:cs="Courier New"/>
@@ -7485,6 +9112,7 @@
         </w:rPr>
         <w:t>aside</w:t>
       </w:r>
+      <w:proofErr w:type="spellEnd"/>
       <w:r>
         <w:rPr>
           <w:rFonts w:ascii="Courier New" w:eastAsia="Times New Roman" w:hAnsi="Courier New" w:cs="Courier New"/>
@@ -7498,6 +9126,7 @@
         </w:rPr>
         <w:t xml:space="preserve"> </w:t>
       </w:r>
+      <w:proofErr w:type="spellStart"/>
       <w:r>
         <w:rPr>
           <w:rFonts w:ascii="Courier New" w:eastAsia="Times New Roman" w:hAnsi="Courier New" w:cs="Courier New"/>
@@ -7511,6 +9140,7 @@
         </w:rPr>
         <w:t>class</w:t>
       </w:r>
+      <w:proofErr w:type="spellEnd"/>
       <w:r>
         <w:rPr>
           <w:rFonts w:ascii="Courier New" w:eastAsia="Times New Roman" w:hAnsi="Courier New" w:cs="Courier New"/>
@@ -7694,6 +9324,7 @@
         </w:rPr>
         <w:t xml:space="preserve">                &lt;</w:t>
       </w:r>
+      <w:proofErr w:type="spellStart"/>
       <w:r>
         <w:rPr>
           <w:rFonts w:ascii="Courier New" w:eastAsia="Times New Roman" w:hAnsi="Courier New" w:cs="Courier New"/>
@@ -7707,6 +9338,7 @@
         </w:rPr>
         <w:t>form</w:t>
       </w:r>
+      <w:proofErr w:type="spellEnd"/>
       <w:r>
         <w:rPr>
           <w:rFonts w:ascii="Courier New" w:eastAsia="Times New Roman" w:hAnsi="Courier New" w:cs="Courier New"/>
@@ -7757,7 +9389,35 @@
           <w:lang w:eastAsia="pt-BR"/>
           <w14:ligatures w14:val="none"/>
         </w:rPr>
-        <w:t>"form-invencao"</w:t>
+        <w:t>"</w:t>
+      </w:r>
+      <w:proofErr w:type="spellStart"/>
+      <w:r>
+        <w:rPr>
+          <w:rFonts w:ascii="Courier New" w:eastAsia="Times New Roman" w:hAnsi="Courier New" w:cs="Courier New"/>
+          <w:color w:val="188038"/>
+          <w:kern w:val="0"/>
+          <w:sz w:val="21"/>
+          <w:szCs w:val="21"/>
+          <w:bdr w:val="none" w:sz="0" w:space="0" w:color="auto" w:frame="1"/>
+          <w:lang w:eastAsia="pt-BR"/>
+          <w14:ligatures w14:val="none"/>
+        </w:rPr>
+        <w:t>form-invencao</w:t>
+      </w:r>
+      <w:proofErr w:type="spellEnd"/>
+      <w:r>
+        <w:rPr>
+          <w:rFonts w:ascii="Courier New" w:eastAsia="Times New Roman" w:hAnsi="Courier New" w:cs="Courier New"/>
+          <w:color w:val="188038"/>
+          <w:kern w:val="0"/>
+          <w:sz w:val="21"/>
+          <w:szCs w:val="21"/>
+          <w:bdr w:val="none" w:sz="0" w:space="0" w:color="auto" w:frame="1"/>
+          <w:lang w:eastAsia="pt-BR"/>
+          <w14:ligatures w14:val="none"/>
+        </w:rPr>
+        <w:t>"</w:t>
       </w:r>
       <w:r>
         <w:rPr>
@@ -7818,6 +9478,7 @@
         </w:rPr>
         <w:t xml:space="preserve">                    &lt;</w:t>
       </w:r>
+      <w:proofErr w:type="spellStart"/>
       <w:r>
         <w:rPr>
           <w:rFonts w:ascii="Courier New" w:eastAsia="Times New Roman" w:hAnsi="Courier New" w:cs="Courier New"/>
@@ -7831,6 +9492,7 @@
         </w:rPr>
         <w:t>label</w:t>
       </w:r>
+      <w:proofErr w:type="spellEnd"/>
       <w:r>
         <w:rPr>
           <w:rFonts w:ascii="Courier New" w:eastAsia="Times New Roman" w:hAnsi="Courier New" w:cs="Courier New"/>
@@ -7896,6 +9558,7 @@
         </w:rPr>
         <w:t>&gt;Nome do Projeto:&lt;/</w:t>
       </w:r>
+      <w:proofErr w:type="spellStart"/>
       <w:r>
         <w:rPr>
           <w:rFonts w:ascii="Courier New" w:eastAsia="Times New Roman" w:hAnsi="Courier New" w:cs="Courier New"/>
@@ -7909,6 +9572,7 @@
         </w:rPr>
         <w:t>label</w:t>
       </w:r>
+      <w:proofErr w:type="spellEnd"/>
       <w:r>
         <w:rPr>
           <w:rFonts w:ascii="Courier New" w:eastAsia="Times New Roman" w:hAnsi="Courier New" w:cs="Courier New"/>
@@ -7994,6 +9658,7 @@
         </w:rPr>
         <w:t xml:space="preserve"> </w:t>
       </w:r>
+      <w:proofErr w:type="spellStart"/>
       <w:r>
         <w:rPr>
           <w:rFonts w:ascii="Courier New" w:eastAsia="Times New Roman" w:hAnsi="Courier New" w:cs="Courier New"/>
@@ -8007,6 +9672,7 @@
         </w:rPr>
         <w:t>type</w:t>
       </w:r>
+      <w:proofErr w:type="spellEnd"/>
       <w:r>
         <w:rPr>
           <w:rFonts w:ascii="Courier New" w:eastAsia="Times New Roman" w:hAnsi="Courier New" w:cs="Courier New"/>
@@ -8031,7 +9697,35 @@
           <w:lang w:eastAsia="pt-BR"/>
           <w14:ligatures w14:val="none"/>
         </w:rPr>
-        <w:t>"text"</w:t>
+        <w:t>"</w:t>
+      </w:r>
+      <w:proofErr w:type="spellStart"/>
+      <w:r>
+        <w:rPr>
+          <w:rFonts w:ascii="Courier New" w:eastAsia="Times New Roman" w:hAnsi="Courier New" w:cs="Courier New"/>
+          <w:color w:val="188038"/>
+          <w:kern w:val="0"/>
+          <w:sz w:val="21"/>
+          <w:szCs w:val="21"/>
+          <w:bdr w:val="none" w:sz="0" w:space="0" w:color="auto" w:frame="1"/>
+          <w:lang w:eastAsia="pt-BR"/>
+          <w14:ligatures w14:val="none"/>
+        </w:rPr>
+        <w:t>text</w:t>
+      </w:r>
+      <w:proofErr w:type="spellEnd"/>
+      <w:r>
+        <w:rPr>
+          <w:rFonts w:ascii="Courier New" w:eastAsia="Times New Roman" w:hAnsi="Courier New" w:cs="Courier New"/>
+          <w:color w:val="188038"/>
+          <w:kern w:val="0"/>
+          <w:sz w:val="21"/>
+          <w:szCs w:val="21"/>
+          <w:bdr w:val="none" w:sz="0" w:space="0" w:color="auto" w:frame="1"/>
+          <w:lang w:eastAsia="pt-BR"/>
+          <w14:ligatures w14:val="none"/>
+        </w:rPr>
+        <w:t>"</w:t>
       </w:r>
       <w:r>
         <w:rPr>
@@ -8098,6 +9792,7 @@
         </w:rPr>
         <w:t xml:space="preserve"> </w:t>
       </w:r>
+      <w:proofErr w:type="spellStart"/>
       <w:r>
         <w:rPr>
           <w:rFonts w:ascii="Courier New" w:eastAsia="Times New Roman" w:hAnsi="Courier New" w:cs="Courier New"/>
@@ -8111,6 +9806,7 @@
         </w:rPr>
         <w:t>name</w:t>
       </w:r>
+      <w:proofErr w:type="spellEnd"/>
       <w:r>
         <w:rPr>
           <w:rFonts w:ascii="Courier New" w:eastAsia="Times New Roman" w:hAnsi="Courier New" w:cs="Courier New"/>
@@ -8135,7 +9831,35 @@
           <w:lang w:eastAsia="pt-BR"/>
           <w14:ligatures w14:val="none"/>
         </w:rPr>
-        <w:t>"nome_projeto"</w:t>
+        <w:t>"</w:t>
+      </w:r>
+      <w:proofErr w:type="spellStart"/>
+      <w:r>
+        <w:rPr>
+          <w:rFonts w:ascii="Courier New" w:eastAsia="Times New Roman" w:hAnsi="Courier New" w:cs="Courier New"/>
+          <w:color w:val="188038"/>
+          <w:kern w:val="0"/>
+          <w:sz w:val="21"/>
+          <w:szCs w:val="21"/>
+          <w:bdr w:val="none" w:sz="0" w:space="0" w:color="auto" w:frame="1"/>
+          <w:lang w:eastAsia="pt-BR"/>
+          <w14:ligatures w14:val="none"/>
+        </w:rPr>
+        <w:t>nome_projeto</w:t>
+      </w:r>
+      <w:proofErr w:type="spellEnd"/>
+      <w:r>
+        <w:rPr>
+          <w:rFonts w:ascii="Courier New" w:eastAsia="Times New Roman" w:hAnsi="Courier New" w:cs="Courier New"/>
+          <w:color w:val="188038"/>
+          <w:kern w:val="0"/>
+          <w:sz w:val="21"/>
+          <w:szCs w:val="21"/>
+          <w:bdr w:val="none" w:sz="0" w:space="0" w:color="auto" w:frame="1"/>
+          <w:lang w:eastAsia="pt-BR"/>
+          <w14:ligatures w14:val="none"/>
+        </w:rPr>
+        <w:t>"</w:t>
       </w:r>
       <w:r>
         <w:rPr>
@@ -8150,6 +9874,7 @@
         </w:rPr>
         <w:t xml:space="preserve"> </w:t>
       </w:r>
+      <w:proofErr w:type="spellStart"/>
       <w:r>
         <w:rPr>
           <w:rFonts w:ascii="Courier New" w:eastAsia="Times New Roman" w:hAnsi="Courier New" w:cs="Courier New"/>
@@ -8163,6 +9888,7 @@
         </w:rPr>
         <w:t>required</w:t>
       </w:r>
+      <w:proofErr w:type="spellEnd"/>
       <w:r>
         <w:rPr>
           <w:rFonts w:ascii="Courier New" w:eastAsia="Times New Roman" w:hAnsi="Courier New" w:cs="Courier New"/>
@@ -8255,6 +9981,7 @@
         </w:rPr>
         <w:t xml:space="preserve">                    &lt;</w:t>
       </w:r>
+      <w:proofErr w:type="spellStart"/>
       <w:r>
         <w:rPr>
           <w:rFonts w:ascii="Courier New" w:eastAsia="Times New Roman" w:hAnsi="Courier New" w:cs="Courier New"/>
@@ -8268,6 +9995,7 @@
         </w:rPr>
         <w:t>label</w:t>
       </w:r>
+      <w:proofErr w:type="spellEnd"/>
       <w:r>
         <w:rPr>
           <w:rFonts w:ascii="Courier New" w:eastAsia="Times New Roman" w:hAnsi="Courier New" w:cs="Courier New"/>
@@ -8333,6 +10061,7 @@
         </w:rPr>
         <w:t>&gt;Categoria:&lt;/</w:t>
       </w:r>
+      <w:proofErr w:type="spellStart"/>
       <w:r>
         <w:rPr>
           <w:rFonts w:ascii="Courier New" w:eastAsia="Times New Roman" w:hAnsi="Courier New" w:cs="Courier New"/>
@@ -8346,6 +10075,7 @@
         </w:rPr>
         <w:t>label</w:t>
       </w:r>
+      <w:proofErr w:type="spellEnd"/>
       <w:r>
         <w:rPr>
           <w:rFonts w:ascii="Courier New" w:eastAsia="Times New Roman" w:hAnsi="Courier New" w:cs="Courier New"/>
@@ -8405,6 +10135,7 @@
         </w:rPr>
         <w:t xml:space="preserve">                    &lt;</w:t>
       </w:r>
+      <w:proofErr w:type="spellStart"/>
       <w:r>
         <w:rPr>
           <w:rFonts w:ascii="Courier New" w:eastAsia="Times New Roman" w:hAnsi="Courier New" w:cs="Courier New"/>
@@ -8418,6 +10149,7 @@
         </w:rPr>
         <w:t>select</w:t>
       </w:r>
+      <w:proofErr w:type="spellEnd"/>
       <w:r>
         <w:rPr>
           <w:rFonts w:ascii="Courier New" w:eastAsia="Times New Roman" w:hAnsi="Courier New" w:cs="Courier New"/>
@@ -8483,6 +10215,7 @@
         </w:rPr>
         <w:t xml:space="preserve"> </w:t>
       </w:r>
+      <w:proofErr w:type="spellStart"/>
       <w:r>
         <w:rPr>
           <w:rFonts w:ascii="Courier New" w:eastAsia="Times New Roman" w:hAnsi="Courier New" w:cs="Courier New"/>
@@ -8496,6 +10229,7 @@
         </w:rPr>
         <w:t>name</w:t>
       </w:r>
+      <w:proofErr w:type="spellEnd"/>
       <w:r>
         <w:rPr>
           <w:rFonts w:ascii="Courier New" w:eastAsia="Times New Roman" w:hAnsi="Courier New" w:cs="Courier New"/>
@@ -8535,6 +10269,7 @@
         </w:rPr>
         <w:t xml:space="preserve"> </w:t>
       </w:r>
+      <w:proofErr w:type="spellStart"/>
       <w:r>
         <w:rPr>
           <w:rFonts w:ascii="Courier New" w:eastAsia="Times New Roman" w:hAnsi="Courier New" w:cs="Courier New"/>
@@ -8548,6 +10283,7 @@
         </w:rPr>
         <w:t>required</w:t>
       </w:r>
+      <w:proofErr w:type="spellEnd"/>
       <w:r>
         <w:rPr>
           <w:rFonts w:ascii="Courier New" w:eastAsia="Times New Roman" w:hAnsi="Courier New" w:cs="Courier New"/>
@@ -8607,6 +10343,7 @@
         </w:rPr>
         <w:t xml:space="preserve">                        &lt;</w:t>
       </w:r>
+      <w:proofErr w:type="spellStart"/>
       <w:r>
         <w:rPr>
           <w:rFonts w:ascii="Courier New" w:eastAsia="Times New Roman" w:hAnsi="Courier New" w:cs="Courier New"/>
@@ -8620,6 +10357,7 @@
         </w:rPr>
         <w:t>option</w:t>
       </w:r>
+      <w:proofErr w:type="spellEnd"/>
       <w:r>
         <w:rPr>
           <w:rFonts w:ascii="Courier New" w:eastAsia="Times New Roman" w:hAnsi="Courier New" w:cs="Courier New"/>
@@ -8633,6 +10371,7 @@
         </w:rPr>
         <w:t xml:space="preserve"> </w:t>
       </w:r>
+      <w:proofErr w:type="spellStart"/>
       <w:r>
         <w:rPr>
           <w:rFonts w:ascii="Courier New" w:eastAsia="Times New Roman" w:hAnsi="Courier New" w:cs="Courier New"/>
@@ -8646,6 +10385,7 @@
         </w:rPr>
         <w:t>value</w:t>
       </w:r>
+      <w:proofErr w:type="spellEnd"/>
       <w:r>
         <w:rPr>
           <w:rFonts w:ascii="Courier New" w:eastAsia="Times New Roman" w:hAnsi="Courier New" w:cs="Courier New"/>
@@ -8685,6 +10425,7 @@
         </w:rPr>
         <w:t>&gt;Selecione...&lt;/</w:t>
       </w:r>
+      <w:proofErr w:type="spellStart"/>
       <w:r>
         <w:rPr>
           <w:rFonts w:ascii="Courier New" w:eastAsia="Times New Roman" w:hAnsi="Courier New" w:cs="Courier New"/>
@@ -8698,6 +10439,7 @@
         </w:rPr>
         <w:t>option</w:t>
       </w:r>
+      <w:proofErr w:type="spellEnd"/>
       <w:r>
         <w:rPr>
           <w:rFonts w:ascii="Courier New" w:eastAsia="Times New Roman" w:hAnsi="Courier New" w:cs="Courier New"/>
@@ -8757,6 +10499,7 @@
         </w:rPr>
         <w:t xml:space="preserve">                        &lt;</w:t>
       </w:r>
+      <w:proofErr w:type="spellStart"/>
       <w:r>
         <w:rPr>
           <w:rFonts w:ascii="Courier New" w:eastAsia="Times New Roman" w:hAnsi="Courier New" w:cs="Courier New"/>
@@ -8770,6 +10513,7 @@
         </w:rPr>
         <w:t>option</w:t>
       </w:r>
+      <w:proofErr w:type="spellEnd"/>
       <w:r>
         <w:rPr>
           <w:rFonts w:ascii="Courier New" w:eastAsia="Times New Roman" w:hAnsi="Courier New" w:cs="Courier New"/>
@@ -8783,6 +10527,7 @@
         </w:rPr>
         <w:t xml:space="preserve"> </w:t>
       </w:r>
+      <w:proofErr w:type="spellStart"/>
       <w:r>
         <w:rPr>
           <w:rFonts w:ascii="Courier New" w:eastAsia="Times New Roman" w:hAnsi="Courier New" w:cs="Courier New"/>
@@ -8796,6 +10541,7 @@
         </w:rPr>
         <w:t>value</w:t>
       </w:r>
+      <w:proofErr w:type="spellEnd"/>
       <w:r>
         <w:rPr>
           <w:rFonts w:ascii="Courier New" w:eastAsia="Times New Roman" w:hAnsi="Courier New" w:cs="Courier New"/>
@@ -8835,6 +10581,7 @@
         </w:rPr>
         <w:t>&gt;Mobilidade&lt;/</w:t>
       </w:r>
+      <w:proofErr w:type="spellStart"/>
       <w:r>
         <w:rPr>
           <w:rFonts w:ascii="Courier New" w:eastAsia="Times New Roman" w:hAnsi="Courier New" w:cs="Courier New"/>
@@ -8848,6 +10595,7 @@
         </w:rPr>
         <w:t>option</w:t>
       </w:r>
+      <w:proofErr w:type="spellEnd"/>
       <w:r>
         <w:rPr>
           <w:rFonts w:ascii="Courier New" w:eastAsia="Times New Roman" w:hAnsi="Courier New" w:cs="Courier New"/>
@@ -8907,6 +10655,7 @@
         </w:rPr>
         <w:t xml:space="preserve">                        &lt;</w:t>
       </w:r>
+      <w:proofErr w:type="spellStart"/>
       <w:r>
         <w:rPr>
           <w:rFonts w:ascii="Courier New" w:eastAsia="Times New Roman" w:hAnsi="Courier New" w:cs="Courier New"/>
@@ -8920,6 +10669,7 @@
         </w:rPr>
         <w:t>option</w:t>
       </w:r>
+      <w:proofErr w:type="spellEnd"/>
       <w:r>
         <w:rPr>
           <w:rFonts w:ascii="Courier New" w:eastAsia="Times New Roman" w:hAnsi="Courier New" w:cs="Courier New"/>
@@ -8933,6 +10683,7 @@
         </w:rPr>
         <w:t xml:space="preserve"> </w:t>
       </w:r>
+      <w:proofErr w:type="spellStart"/>
       <w:r>
         <w:rPr>
           <w:rFonts w:ascii="Courier New" w:eastAsia="Times New Roman" w:hAnsi="Courier New" w:cs="Courier New"/>
@@ -8946,6 +10697,7 @@
         </w:rPr>
         <w:t>value</w:t>
       </w:r>
+      <w:proofErr w:type="spellEnd"/>
       <w:r>
         <w:rPr>
           <w:rFonts w:ascii="Courier New" w:eastAsia="Times New Roman" w:hAnsi="Courier New" w:cs="Courier New"/>
@@ -8985,6 +10737,7 @@
         </w:rPr>
         <w:t>&gt;Energia&lt;/</w:t>
       </w:r>
+      <w:proofErr w:type="spellStart"/>
       <w:r>
         <w:rPr>
           <w:rFonts w:ascii="Courier New" w:eastAsia="Times New Roman" w:hAnsi="Courier New" w:cs="Courier New"/>
@@ -8998,6 +10751,7 @@
         </w:rPr>
         <w:t>option</w:t>
       </w:r>
+      <w:proofErr w:type="spellEnd"/>
       <w:r>
         <w:rPr>
           <w:rFonts w:ascii="Courier New" w:eastAsia="Times New Roman" w:hAnsi="Courier New" w:cs="Courier New"/>
@@ -9057,6 +10811,7 @@
         </w:rPr>
         <w:t xml:space="preserve">                        &lt;</w:t>
       </w:r>
+      <w:proofErr w:type="spellStart"/>
       <w:r>
         <w:rPr>
           <w:rFonts w:ascii="Courier New" w:eastAsia="Times New Roman" w:hAnsi="Courier New" w:cs="Courier New"/>
@@ -9070,6 +10825,7 @@
         </w:rPr>
         <w:t>option</w:t>
       </w:r>
+      <w:proofErr w:type="spellEnd"/>
       <w:r>
         <w:rPr>
           <w:rFonts w:ascii="Courier New" w:eastAsia="Times New Roman" w:hAnsi="Courier New" w:cs="Courier New"/>
@@ -9083,6 +10839,7 @@
         </w:rPr>
         <w:t xml:space="preserve"> </w:t>
       </w:r>
+      <w:proofErr w:type="spellStart"/>
       <w:r>
         <w:rPr>
           <w:rFonts w:ascii="Courier New" w:eastAsia="Times New Roman" w:hAnsi="Courier New" w:cs="Courier New"/>
@@ -9096,6 +10853,7 @@
         </w:rPr>
         <w:t>value</w:t>
       </w:r>
+      <w:proofErr w:type="spellEnd"/>
       <w:r>
         <w:rPr>
           <w:rFonts w:ascii="Courier New" w:eastAsia="Times New Roman" w:hAnsi="Courier New" w:cs="Courier New"/>
@@ -9135,6 +10893,7 @@
         </w:rPr>
         <w:t>&gt;Equipamento&lt;/</w:t>
       </w:r>
+      <w:proofErr w:type="spellStart"/>
       <w:r>
         <w:rPr>
           <w:rFonts w:ascii="Courier New" w:eastAsia="Times New Roman" w:hAnsi="Courier New" w:cs="Courier New"/>
@@ -9148,6 +10907,7 @@
         </w:rPr>
         <w:t>option</w:t>
       </w:r>
+      <w:proofErr w:type="spellEnd"/>
       <w:r>
         <w:rPr>
           <w:rFonts w:ascii="Courier New" w:eastAsia="Times New Roman" w:hAnsi="Courier New" w:cs="Courier New"/>
@@ -9207,6 +10967,7 @@
         </w:rPr>
         <w:t xml:space="preserve">                    &lt;/</w:t>
       </w:r>
+      <w:proofErr w:type="spellStart"/>
       <w:r>
         <w:rPr>
           <w:rFonts w:ascii="Courier New" w:eastAsia="Times New Roman" w:hAnsi="Courier New" w:cs="Courier New"/>
@@ -9220,6 +10981,7 @@
         </w:rPr>
         <w:t>select</w:t>
       </w:r>
+      <w:proofErr w:type="spellEnd"/>
       <w:r>
         <w:rPr>
           <w:rFonts w:ascii="Courier New" w:eastAsia="Times New Roman" w:hAnsi="Courier New" w:cs="Courier New"/>
@@ -9312,6 +11074,7 @@
         </w:rPr>
         <w:t xml:space="preserve">                    &lt;</w:t>
       </w:r>
+      <w:proofErr w:type="spellStart"/>
       <w:r>
         <w:rPr>
           <w:rFonts w:ascii="Courier New" w:eastAsia="Times New Roman" w:hAnsi="Courier New" w:cs="Courier New"/>
@@ -9325,6 +11088,7 @@
         </w:rPr>
         <w:t>label</w:t>
       </w:r>
+      <w:proofErr w:type="spellEnd"/>
       <w:r>
         <w:rPr>
           <w:rFonts w:ascii="Courier New" w:eastAsia="Times New Roman" w:hAnsi="Courier New" w:cs="Courier New"/>
@@ -9390,6 +11154,7 @@
         </w:rPr>
         <w:t>&gt;Custo Estimado (R$):&lt;/</w:t>
       </w:r>
+      <w:proofErr w:type="spellStart"/>
       <w:r>
         <w:rPr>
           <w:rFonts w:ascii="Courier New" w:eastAsia="Times New Roman" w:hAnsi="Courier New" w:cs="Courier New"/>
@@ -9403,6 +11168,7 @@
         </w:rPr>
         <w:t>label</w:t>
       </w:r>
+      <w:proofErr w:type="spellEnd"/>
       <w:r>
         <w:rPr>
           <w:rFonts w:ascii="Courier New" w:eastAsia="Times New Roman" w:hAnsi="Courier New" w:cs="Courier New"/>
@@ -9488,6 +11254,7 @@
         </w:rPr>
         <w:t xml:space="preserve"> </w:t>
       </w:r>
+      <w:proofErr w:type="spellStart"/>
       <w:r>
         <w:rPr>
           <w:rFonts w:ascii="Courier New" w:eastAsia="Times New Roman" w:hAnsi="Courier New" w:cs="Courier New"/>
@@ -9501,6 +11268,7 @@
         </w:rPr>
         <w:t>type</w:t>
       </w:r>
+      <w:proofErr w:type="spellEnd"/>
       <w:r>
         <w:rPr>
           <w:rFonts w:ascii="Courier New" w:eastAsia="Times New Roman" w:hAnsi="Courier New" w:cs="Courier New"/>
@@ -9525,7 +11293,35 @@
           <w:lang w:eastAsia="pt-BR"/>
           <w14:ligatures w14:val="none"/>
         </w:rPr>
-        <w:t>"number"</w:t>
+        <w:t>"</w:t>
+      </w:r>
+      <w:proofErr w:type="spellStart"/>
+      <w:r>
+        <w:rPr>
+          <w:rFonts w:ascii="Courier New" w:eastAsia="Times New Roman" w:hAnsi="Courier New" w:cs="Courier New"/>
+          <w:color w:val="188038"/>
+          <w:kern w:val="0"/>
+          <w:sz w:val="21"/>
+          <w:szCs w:val="21"/>
+          <w:bdr w:val="none" w:sz="0" w:space="0" w:color="auto" w:frame="1"/>
+          <w:lang w:eastAsia="pt-BR"/>
+          <w14:ligatures w14:val="none"/>
+        </w:rPr>
+        <w:t>number</w:t>
+      </w:r>
+      <w:proofErr w:type="spellEnd"/>
+      <w:r>
+        <w:rPr>
+          <w:rFonts w:ascii="Courier New" w:eastAsia="Times New Roman" w:hAnsi="Courier New" w:cs="Courier New"/>
+          <w:color w:val="188038"/>
+          <w:kern w:val="0"/>
+          <w:sz w:val="21"/>
+          <w:szCs w:val="21"/>
+          <w:bdr w:val="none" w:sz="0" w:space="0" w:color="auto" w:frame="1"/>
+          <w:lang w:eastAsia="pt-BR"/>
+          <w14:ligatures w14:val="none"/>
+        </w:rPr>
+        <w:t>"</w:t>
       </w:r>
       <w:r>
         <w:rPr>
@@ -9592,6 +11388,7 @@
         </w:rPr>
         <w:t xml:space="preserve"> </w:t>
       </w:r>
+      <w:proofErr w:type="spellStart"/>
       <w:r>
         <w:rPr>
           <w:rFonts w:ascii="Courier New" w:eastAsia="Times New Roman" w:hAnsi="Courier New" w:cs="Courier New"/>
@@ -9605,6 +11402,7 @@
         </w:rPr>
         <w:t>name</w:t>
       </w:r>
+      <w:proofErr w:type="spellEnd"/>
       <w:r>
         <w:rPr>
           <w:rFonts w:ascii="Courier New" w:eastAsia="Times New Roman" w:hAnsi="Courier New" w:cs="Courier New"/>
@@ -9629,7 +11427,35 @@
           <w:lang w:eastAsia="pt-BR"/>
           <w14:ligatures w14:val="none"/>
         </w:rPr>
-        <w:t>"custo_estimado"</w:t>
+        <w:t>"</w:t>
+      </w:r>
+      <w:proofErr w:type="spellStart"/>
+      <w:r>
+        <w:rPr>
+          <w:rFonts w:ascii="Courier New" w:eastAsia="Times New Roman" w:hAnsi="Courier New" w:cs="Courier New"/>
+          <w:color w:val="188038"/>
+          <w:kern w:val="0"/>
+          <w:sz w:val="21"/>
+          <w:szCs w:val="21"/>
+          <w:bdr w:val="none" w:sz="0" w:space="0" w:color="auto" w:frame="1"/>
+          <w:lang w:eastAsia="pt-BR"/>
+          <w14:ligatures w14:val="none"/>
+        </w:rPr>
+        <w:t>custo_estimado</w:t>
+      </w:r>
+      <w:proofErr w:type="spellEnd"/>
+      <w:r>
+        <w:rPr>
+          <w:rFonts w:ascii="Courier New" w:eastAsia="Times New Roman" w:hAnsi="Courier New" w:cs="Courier New"/>
+          <w:color w:val="188038"/>
+          <w:kern w:val="0"/>
+          <w:sz w:val="21"/>
+          <w:szCs w:val="21"/>
+          <w:bdr w:val="none" w:sz="0" w:space="0" w:color="auto" w:frame="1"/>
+          <w:lang w:eastAsia="pt-BR"/>
+          <w14:ligatures w14:val="none"/>
+        </w:rPr>
+        <w:t>"</w:t>
       </w:r>
       <w:r>
         <w:rPr>
@@ -9644,6 +11470,7 @@
         </w:rPr>
         <w:t xml:space="preserve"> </w:t>
       </w:r>
+      <w:proofErr w:type="spellStart"/>
       <w:r>
         <w:rPr>
           <w:rFonts w:ascii="Courier New" w:eastAsia="Times New Roman" w:hAnsi="Courier New" w:cs="Courier New"/>
@@ -9657,6 +11484,7 @@
         </w:rPr>
         <w:t>step</w:t>
       </w:r>
+      <w:proofErr w:type="spellEnd"/>
       <w:r>
         <w:rPr>
           <w:rFonts w:ascii="Courier New" w:eastAsia="Times New Roman" w:hAnsi="Courier New" w:cs="Courier New"/>
@@ -9696,6 +11524,7 @@
         </w:rPr>
         <w:t xml:space="preserve"> </w:t>
       </w:r>
+      <w:proofErr w:type="spellStart"/>
       <w:r>
         <w:rPr>
           <w:rFonts w:ascii="Courier New" w:eastAsia="Times New Roman" w:hAnsi="Courier New" w:cs="Courier New"/>
@@ -9709,6 +11538,7 @@
         </w:rPr>
         <w:t>required</w:t>
       </w:r>
+      <w:proofErr w:type="spellEnd"/>
       <w:r>
         <w:rPr>
           <w:rFonts w:ascii="Courier New" w:eastAsia="Times New Roman" w:hAnsi="Courier New" w:cs="Courier New"/>
@@ -9801,6 +11631,7 @@
         </w:rPr>
         <w:t xml:space="preserve">                    &lt;</w:t>
       </w:r>
+      <w:proofErr w:type="spellStart"/>
       <w:r>
         <w:rPr>
           <w:rFonts w:ascii="Courier New" w:eastAsia="Times New Roman" w:hAnsi="Courier New" w:cs="Courier New"/>
@@ -9814,6 +11645,7 @@
         </w:rPr>
         <w:t>button</w:t>
       </w:r>
+      <w:proofErr w:type="spellEnd"/>
       <w:r>
         <w:rPr>
           <w:rFonts w:ascii="Courier New" w:eastAsia="Times New Roman" w:hAnsi="Courier New" w:cs="Courier New"/>
@@ -9827,6 +11659,7 @@
         </w:rPr>
         <w:t xml:space="preserve"> </w:t>
       </w:r>
+      <w:proofErr w:type="spellStart"/>
       <w:r>
         <w:rPr>
           <w:rFonts w:ascii="Courier New" w:eastAsia="Times New Roman" w:hAnsi="Courier New" w:cs="Courier New"/>
@@ -9840,6 +11673,7 @@
         </w:rPr>
         <w:t>type</w:t>
       </w:r>
+      <w:proofErr w:type="spellEnd"/>
       <w:r>
         <w:rPr>
           <w:rFonts w:ascii="Courier New" w:eastAsia="Times New Roman" w:hAnsi="Courier New" w:cs="Courier New"/>
@@ -9864,7 +11698,35 @@
           <w:lang w:eastAsia="pt-BR"/>
           <w14:ligatures w14:val="none"/>
         </w:rPr>
-        <w:t>"submit"</w:t>
+        <w:t>"</w:t>
+      </w:r>
+      <w:proofErr w:type="spellStart"/>
+      <w:r>
+        <w:rPr>
+          <w:rFonts w:ascii="Courier New" w:eastAsia="Times New Roman" w:hAnsi="Courier New" w:cs="Courier New"/>
+          <w:color w:val="188038"/>
+          <w:kern w:val="0"/>
+          <w:sz w:val="21"/>
+          <w:szCs w:val="21"/>
+          <w:bdr w:val="none" w:sz="0" w:space="0" w:color="auto" w:frame="1"/>
+          <w:lang w:eastAsia="pt-BR"/>
+          <w14:ligatures w14:val="none"/>
+        </w:rPr>
+        <w:t>submit</w:t>
+      </w:r>
+      <w:proofErr w:type="spellEnd"/>
+      <w:r>
+        <w:rPr>
+          <w:rFonts w:ascii="Courier New" w:eastAsia="Times New Roman" w:hAnsi="Courier New" w:cs="Courier New"/>
+          <w:color w:val="188038"/>
+          <w:kern w:val="0"/>
+          <w:sz w:val="21"/>
+          <w:szCs w:val="21"/>
+          <w:bdr w:val="none" w:sz="0" w:space="0" w:color="auto" w:frame="1"/>
+          <w:lang w:eastAsia="pt-BR"/>
+          <w14:ligatures w14:val="none"/>
+        </w:rPr>
+        <w:t>"</w:t>
       </w:r>
       <w:r>
         <w:rPr>
@@ -9916,7 +11778,35 @@
           <w:lang w:eastAsia="pt-BR"/>
           <w14:ligatures w14:val="none"/>
         </w:rPr>
-        <w:t>"btn-salvar"</w:t>
+        <w:t>"</w:t>
+      </w:r>
+      <w:proofErr w:type="spellStart"/>
+      <w:r>
+        <w:rPr>
+          <w:rFonts w:ascii="Courier New" w:eastAsia="Times New Roman" w:hAnsi="Courier New" w:cs="Courier New"/>
+          <w:color w:val="188038"/>
+          <w:kern w:val="0"/>
+          <w:sz w:val="21"/>
+          <w:szCs w:val="21"/>
+          <w:bdr w:val="none" w:sz="0" w:space="0" w:color="auto" w:frame="1"/>
+          <w:lang w:eastAsia="pt-BR"/>
+          <w14:ligatures w14:val="none"/>
+        </w:rPr>
+        <w:t>btn</w:t>
+      </w:r>
+      <w:proofErr w:type="spellEnd"/>
+      <w:r>
+        <w:rPr>
+          <w:rFonts w:ascii="Courier New" w:eastAsia="Times New Roman" w:hAnsi="Courier New" w:cs="Courier New"/>
+          <w:color w:val="188038"/>
+          <w:kern w:val="0"/>
+          <w:sz w:val="21"/>
+          <w:szCs w:val="21"/>
+          <w:bdr w:val="none" w:sz="0" w:space="0" w:color="auto" w:frame="1"/>
+          <w:lang w:eastAsia="pt-BR"/>
+          <w14:ligatures w14:val="none"/>
+        </w:rPr>
+        <w:t>-salvar"</w:t>
       </w:r>
       <w:r>
         <w:rPr>
@@ -9931,6 +11821,7 @@
         </w:rPr>
         <w:t>&gt;Cadastrar Carta&lt;/</w:t>
       </w:r>
+      <w:proofErr w:type="spellStart"/>
       <w:r>
         <w:rPr>
           <w:rFonts w:ascii="Courier New" w:eastAsia="Times New Roman" w:hAnsi="Courier New" w:cs="Courier New"/>
@@ -9944,6 +11835,7 @@
         </w:rPr>
         <w:t>button</w:t>
       </w:r>
+      <w:proofErr w:type="spellEnd"/>
       <w:r>
         <w:rPr>
           <w:rFonts w:ascii="Courier New" w:eastAsia="Times New Roman" w:hAnsi="Courier New" w:cs="Courier New"/>
@@ -10049,6 +11941,7 @@
         </w:rPr>
         <w:t xml:space="preserve">                    &lt;</w:t>
       </w:r>
+      <w:proofErr w:type="spellStart"/>
       <w:r>
         <w:rPr>
           <w:rFonts w:ascii="Courier New" w:eastAsia="Times New Roman" w:hAnsi="Courier New" w:cs="Courier New"/>
@@ -10062,6 +11955,7 @@
         </w:rPr>
         <w:t>div</w:t>
       </w:r>
+      <w:proofErr w:type="spellEnd"/>
       <w:r>
         <w:rPr>
           <w:rFonts w:ascii="Courier New" w:eastAsia="Times New Roman" w:hAnsi="Courier New" w:cs="Courier New"/>
@@ -10112,7 +12006,35 @@
           <w:lang w:eastAsia="pt-BR"/>
           <w14:ligatures w14:val="none"/>
         </w:rPr>
-        <w:t>"mensagem-form"</w:t>
+        <w:t>"mensagem-</w:t>
+      </w:r>
+      <w:proofErr w:type="spellStart"/>
+      <w:r>
+        <w:rPr>
+          <w:rFonts w:ascii="Courier New" w:eastAsia="Times New Roman" w:hAnsi="Courier New" w:cs="Courier New"/>
+          <w:color w:val="188038"/>
+          <w:kern w:val="0"/>
+          <w:sz w:val="21"/>
+          <w:szCs w:val="21"/>
+          <w:bdr w:val="none" w:sz="0" w:space="0" w:color="auto" w:frame="1"/>
+          <w:lang w:eastAsia="pt-BR"/>
+          <w14:ligatures w14:val="none"/>
+        </w:rPr>
+        <w:t>form</w:t>
+      </w:r>
+      <w:proofErr w:type="spellEnd"/>
+      <w:r>
+        <w:rPr>
+          <w:rFonts w:ascii="Courier New" w:eastAsia="Times New Roman" w:hAnsi="Courier New" w:cs="Courier New"/>
+          <w:color w:val="188038"/>
+          <w:kern w:val="0"/>
+          <w:sz w:val="21"/>
+          <w:szCs w:val="21"/>
+          <w:bdr w:val="none" w:sz="0" w:space="0" w:color="auto" w:frame="1"/>
+          <w:lang w:eastAsia="pt-BR"/>
+          <w14:ligatures w14:val="none"/>
+        </w:rPr>
+        <w:t>"</w:t>
       </w:r>
       <w:r>
         <w:rPr>
@@ -10127,6 +12049,7 @@
         </w:rPr>
         <w:t>&gt;&lt;/</w:t>
       </w:r>
+      <w:proofErr w:type="spellStart"/>
       <w:r>
         <w:rPr>
           <w:rFonts w:ascii="Courier New" w:eastAsia="Times New Roman" w:hAnsi="Courier New" w:cs="Courier New"/>
@@ -10140,6 +12063,7 @@
         </w:rPr>
         <w:t>div</w:t>
       </w:r>
+      <w:proofErr w:type="spellEnd"/>
       <w:r>
         <w:rPr>
           <w:rFonts w:ascii="Courier New" w:eastAsia="Times New Roman" w:hAnsi="Courier New" w:cs="Courier New"/>
@@ -10199,6 +12123,7 @@
         </w:rPr>
         <w:t xml:space="preserve">                &lt;/</w:t>
       </w:r>
+      <w:proofErr w:type="spellStart"/>
       <w:r>
         <w:rPr>
           <w:rFonts w:ascii="Courier New" w:eastAsia="Times New Roman" w:hAnsi="Courier New" w:cs="Courier New"/>
@@ -10212,6 +12137,7 @@
         </w:rPr>
         <w:t>form</w:t>
       </w:r>
+      <w:proofErr w:type="spellEnd"/>
       <w:r>
         <w:rPr>
           <w:rFonts w:ascii="Courier New" w:eastAsia="Times New Roman" w:hAnsi="Courier New" w:cs="Courier New"/>
@@ -10271,6 +12197,7 @@
         </w:rPr>
         <w:t xml:space="preserve">            &lt;/</w:t>
       </w:r>
+      <w:proofErr w:type="spellStart"/>
       <w:r>
         <w:rPr>
           <w:rFonts w:ascii="Courier New" w:eastAsia="Times New Roman" w:hAnsi="Courier New" w:cs="Courier New"/>
@@ -10284,6 +12211,7 @@
         </w:rPr>
         <w:t>aside</w:t>
       </w:r>
+      <w:proofErr w:type="spellEnd"/>
       <w:r>
         <w:rPr>
           <w:rFonts w:ascii="Courier New" w:eastAsia="Times New Roman" w:hAnsi="Courier New" w:cs="Courier New"/>
@@ -10376,6 +12304,7 @@
         </w:rPr>
         <w:t xml:space="preserve">            &lt;</w:t>
       </w:r>
+      <w:proofErr w:type="spellStart"/>
       <w:r>
         <w:rPr>
           <w:rFonts w:ascii="Courier New" w:eastAsia="Times New Roman" w:hAnsi="Courier New" w:cs="Courier New"/>
@@ -10389,6 +12318,7 @@
         </w:rPr>
         <w:t>section</w:t>
       </w:r>
+      <w:proofErr w:type="spellEnd"/>
       <w:r>
         <w:rPr>
           <w:rFonts w:ascii="Courier New" w:eastAsia="Times New Roman" w:hAnsi="Courier New" w:cs="Courier New"/>
@@ -10402,6 +12332,7 @@
         </w:rPr>
         <w:t xml:space="preserve"> </w:t>
       </w:r>
+      <w:proofErr w:type="spellStart"/>
       <w:r>
         <w:rPr>
           <w:rFonts w:ascii="Courier New" w:eastAsia="Times New Roman" w:hAnsi="Courier New" w:cs="Courier New"/>
@@ -10415,6 +12346,7 @@
         </w:rPr>
         <w:t>class</w:t>
       </w:r>
+      <w:proofErr w:type="spellEnd"/>
       <w:r>
         <w:rPr>
           <w:rFonts w:ascii="Courier New" w:eastAsia="Times New Roman" w:hAnsi="Courier New" w:cs="Courier New"/>
@@ -10598,6 +12530,7 @@
         </w:rPr>
         <w:t xml:space="preserve">                &lt;</w:t>
       </w:r>
+      <w:proofErr w:type="spellStart"/>
       <w:r>
         <w:rPr>
           <w:rFonts w:ascii="Courier New" w:eastAsia="Times New Roman" w:hAnsi="Courier New" w:cs="Courier New"/>
@@ -10611,6 +12544,7 @@
         </w:rPr>
         <w:t>div</w:t>
       </w:r>
+      <w:proofErr w:type="spellEnd"/>
       <w:r>
         <w:rPr>
           <w:rFonts w:ascii="Courier New" w:eastAsia="Times New Roman" w:hAnsi="Courier New" w:cs="Courier New"/>
@@ -10661,7 +12595,35 @@
           <w:lang w:eastAsia="pt-BR"/>
           <w14:ligatures w14:val="none"/>
         </w:rPr>
-        <w:t>"lista-invencoes"</w:t>
+        <w:t>"lista-</w:t>
+      </w:r>
+      <w:proofErr w:type="spellStart"/>
+      <w:r>
+        <w:rPr>
+          <w:rFonts w:ascii="Courier New" w:eastAsia="Times New Roman" w:hAnsi="Courier New" w:cs="Courier New"/>
+          <w:color w:val="188038"/>
+          <w:kern w:val="0"/>
+          <w:sz w:val="21"/>
+          <w:szCs w:val="21"/>
+          <w:bdr w:val="none" w:sz="0" w:space="0" w:color="auto" w:frame="1"/>
+          <w:lang w:eastAsia="pt-BR"/>
+          <w14:ligatures w14:val="none"/>
+        </w:rPr>
+        <w:t>invencoes</w:t>
+      </w:r>
+      <w:proofErr w:type="spellEnd"/>
+      <w:r>
+        <w:rPr>
+          <w:rFonts w:ascii="Courier New" w:eastAsia="Times New Roman" w:hAnsi="Courier New" w:cs="Courier New"/>
+          <w:color w:val="188038"/>
+          <w:kern w:val="0"/>
+          <w:sz w:val="21"/>
+          <w:szCs w:val="21"/>
+          <w:bdr w:val="none" w:sz="0" w:space="0" w:color="auto" w:frame="1"/>
+          <w:lang w:eastAsia="pt-BR"/>
+          <w14:ligatures w14:val="none"/>
+        </w:rPr>
+        <w:t>"</w:t>
       </w:r>
       <w:r>
         <w:rPr>
@@ -10676,6 +12638,7 @@
         </w:rPr>
         <w:t xml:space="preserve"> </w:t>
       </w:r>
+      <w:proofErr w:type="spellStart"/>
       <w:r>
         <w:rPr>
           <w:rFonts w:ascii="Courier New" w:eastAsia="Times New Roman" w:hAnsi="Courier New" w:cs="Courier New"/>
@@ -10689,6 +12652,7 @@
         </w:rPr>
         <w:t>class</w:t>
       </w:r>
+      <w:proofErr w:type="spellEnd"/>
       <w:r>
         <w:rPr>
           <w:rFonts w:ascii="Courier New" w:eastAsia="Times New Roman" w:hAnsi="Courier New" w:cs="Courier New"/>
@@ -10800,6 +12764,7 @@
         </w:rPr>
         <w:t xml:space="preserve"> </w:t>
       </w:r>
+      <w:proofErr w:type="spellStart"/>
       <w:r>
         <w:rPr>
           <w:rFonts w:ascii="Courier New" w:eastAsia="Times New Roman" w:hAnsi="Courier New" w:cs="Courier New"/>
@@ -10813,6 +12778,7 @@
         </w:rPr>
         <w:t>class</w:t>
       </w:r>
+      <w:proofErr w:type="spellEnd"/>
       <w:r>
         <w:rPr>
           <w:rFonts w:ascii="Courier New" w:eastAsia="Times New Roman" w:hAnsi="Courier New" w:cs="Courier New"/>
@@ -10924,6 +12890,7 @@
         </w:rPr>
         <w:t xml:space="preserve">                &lt;/</w:t>
       </w:r>
+      <w:proofErr w:type="spellStart"/>
       <w:r>
         <w:rPr>
           <w:rFonts w:ascii="Courier New" w:eastAsia="Times New Roman" w:hAnsi="Courier New" w:cs="Courier New"/>
@@ -10937,6 +12904,7 @@
         </w:rPr>
         <w:t>div</w:t>
       </w:r>
+      <w:proofErr w:type="spellEnd"/>
       <w:r>
         <w:rPr>
           <w:rFonts w:ascii="Courier New" w:eastAsia="Times New Roman" w:hAnsi="Courier New" w:cs="Courier New"/>
@@ -10996,6 +12964,7 @@
         </w:rPr>
         <w:t xml:space="preserve">            &lt;/</w:t>
       </w:r>
+      <w:proofErr w:type="spellStart"/>
       <w:r>
         <w:rPr>
           <w:rFonts w:ascii="Courier New" w:eastAsia="Times New Roman" w:hAnsi="Courier New" w:cs="Courier New"/>
@@ -11009,6 +12978,7 @@
         </w:rPr>
         <w:t>section</w:t>
       </w:r>
+      <w:proofErr w:type="spellEnd"/>
       <w:r>
         <w:rPr>
           <w:rFonts w:ascii="Courier New" w:eastAsia="Times New Roman" w:hAnsi="Courier New" w:cs="Courier New"/>
@@ -11101,6 +13071,7 @@
         </w:rPr>
         <w:t xml:space="preserve">        &lt;/</w:t>
       </w:r>
+      <w:proofErr w:type="spellStart"/>
       <w:r>
         <w:rPr>
           <w:rFonts w:ascii="Courier New" w:eastAsia="Times New Roman" w:hAnsi="Courier New" w:cs="Courier New"/>
@@ -11114,6 +13085,7 @@
         </w:rPr>
         <w:t>div</w:t>
       </w:r>
+      <w:proofErr w:type="spellEnd"/>
       <w:r>
         <w:rPr>
           <w:rFonts w:ascii="Courier New" w:eastAsia="Times New Roman" w:hAnsi="Courier New" w:cs="Courier New"/>
@@ -11173,6 +13145,7 @@
         </w:rPr>
         <w:t xml:space="preserve">    &lt;/</w:t>
       </w:r>
+      <w:proofErr w:type="spellStart"/>
       <w:r>
         <w:rPr>
           <w:rFonts w:ascii="Courier New" w:eastAsia="Times New Roman" w:hAnsi="Courier New" w:cs="Courier New"/>
@@ -11186,6 +13159,7 @@
         </w:rPr>
         <w:t>main</w:t>
       </w:r>
+      <w:proofErr w:type="spellEnd"/>
       <w:r>
         <w:rPr>
           <w:rFonts w:ascii="Courier New" w:eastAsia="Times New Roman" w:hAnsi="Courier New" w:cs="Courier New"/>
@@ -11304,6 +13278,7 @@
         </w:rPr>
         <w:t xml:space="preserve"> </w:t>
       </w:r>
+      <w:proofErr w:type="spellStart"/>
       <w:r>
         <w:rPr>
           <w:rFonts w:ascii="Courier New" w:eastAsia="Times New Roman" w:hAnsi="Courier New" w:cs="Courier New"/>
@@ -11317,6 +13292,7 @@
         </w:rPr>
         <w:t>src</w:t>
       </w:r>
+      <w:proofErr w:type="spellEnd"/>
       <w:r>
         <w:rPr>
           <w:rFonts w:ascii="Courier New" w:eastAsia="Times New Roman" w:hAnsi="Courier New" w:cs="Courier New"/>
@@ -11551,7 +13527,7 @@
           <w14:ligatures w14:val="none"/>
         </w:rPr>
         <w:pict w14:anchorId="67E41EE7">
-          <v:rect id="_x0000_i1043" style="width:0;height:1.5pt" o:hralign="center" o:hrstd="t" o:hrnoshade="t" o:hr="t" fillcolor="gray" stroked="f"/>
+          <v:rect id="_x0000_i1029" style="width:0;height:1.5pt" o:hralign="center" o:hrstd="t" o:hrnoshade="t" o:hr="t" fillcolor="gray" stroked="f"/>
         </w:pict>
       </w:r>
     </w:p>
@@ -12170,7 +14146,36 @@
           <w:lang w:eastAsia="pt-BR"/>
           <w14:ligatures w14:val="none"/>
         </w:rPr>
-        <w:t xml:space="preserve">    font-family: </w:t>
+        <w:lastRenderedPageBreak/>
+        <w:t xml:space="preserve">    </w:t>
+      </w:r>
+      <w:proofErr w:type="spellStart"/>
+      <w:r>
+        <w:rPr>
+          <w:rFonts w:ascii="Courier New" w:eastAsia="Times New Roman" w:hAnsi="Courier New" w:cs="Courier New"/>
+          <w:color w:val="444746"/>
+          <w:kern w:val="0"/>
+          <w:sz w:val="21"/>
+          <w:szCs w:val="21"/>
+          <w:bdr w:val="none" w:sz="0" w:space="0" w:color="auto" w:frame="1"/>
+          <w:lang w:eastAsia="pt-BR"/>
+          <w14:ligatures w14:val="none"/>
+        </w:rPr>
+        <w:t>font-family</w:t>
+      </w:r>
+      <w:proofErr w:type="spellEnd"/>
+      <w:r>
+        <w:rPr>
+          <w:rFonts w:ascii="Courier New" w:eastAsia="Times New Roman" w:hAnsi="Courier New" w:cs="Courier New"/>
+          <w:color w:val="444746"/>
+          <w:kern w:val="0"/>
+          <w:sz w:val="21"/>
+          <w:szCs w:val="21"/>
+          <w:bdr w:val="none" w:sz="0" w:space="0" w:color="auto" w:frame="1"/>
+          <w:lang w:eastAsia="pt-BR"/>
+          <w14:ligatures w14:val="none"/>
+        </w:rPr>
+        <w:t xml:space="preserve">: </w:t>
       </w:r>
       <w:r>
         <w:rPr>
@@ -12196,7 +14201,91 @@
           <w:lang w:eastAsia="pt-BR"/>
           <w14:ligatures w14:val="none"/>
         </w:rPr>
-        <w:t>, Tahoma, Geneva, Verdana, sans-serif;</w:t>
+        <w:t xml:space="preserve">, </w:t>
+      </w:r>
+      <w:proofErr w:type="spellStart"/>
+      <w:r>
+        <w:rPr>
+          <w:rFonts w:ascii="Courier New" w:eastAsia="Times New Roman" w:hAnsi="Courier New" w:cs="Courier New"/>
+          <w:color w:val="444746"/>
+          <w:kern w:val="0"/>
+          <w:sz w:val="21"/>
+          <w:szCs w:val="21"/>
+          <w:bdr w:val="none" w:sz="0" w:space="0" w:color="auto" w:frame="1"/>
+          <w:lang w:eastAsia="pt-BR"/>
+          <w14:ligatures w14:val="none"/>
+        </w:rPr>
+        <w:t>Tahoma</w:t>
+      </w:r>
+      <w:proofErr w:type="spellEnd"/>
+      <w:r>
+        <w:rPr>
+          <w:rFonts w:ascii="Courier New" w:eastAsia="Times New Roman" w:hAnsi="Courier New" w:cs="Courier New"/>
+          <w:color w:val="444746"/>
+          <w:kern w:val="0"/>
+          <w:sz w:val="21"/>
+          <w:szCs w:val="21"/>
+          <w:bdr w:val="none" w:sz="0" w:space="0" w:color="auto" w:frame="1"/>
+          <w:lang w:eastAsia="pt-BR"/>
+          <w14:ligatures w14:val="none"/>
+        </w:rPr>
+        <w:t xml:space="preserve">, Geneva, </w:t>
+      </w:r>
+      <w:proofErr w:type="spellStart"/>
+      <w:r>
+        <w:rPr>
+          <w:rFonts w:ascii="Courier New" w:eastAsia="Times New Roman" w:hAnsi="Courier New" w:cs="Courier New"/>
+          <w:color w:val="444746"/>
+          <w:kern w:val="0"/>
+          <w:sz w:val="21"/>
+          <w:szCs w:val="21"/>
+          <w:bdr w:val="none" w:sz="0" w:space="0" w:color="auto" w:frame="1"/>
+          <w:lang w:eastAsia="pt-BR"/>
+          <w14:ligatures w14:val="none"/>
+        </w:rPr>
+        <w:t>Verdana</w:t>
+      </w:r>
+      <w:proofErr w:type="spellEnd"/>
+      <w:r>
+        <w:rPr>
+          <w:rFonts w:ascii="Courier New" w:eastAsia="Times New Roman" w:hAnsi="Courier New" w:cs="Courier New"/>
+          <w:color w:val="444746"/>
+          <w:kern w:val="0"/>
+          <w:sz w:val="21"/>
+          <w:szCs w:val="21"/>
+          <w:bdr w:val="none" w:sz="0" w:space="0" w:color="auto" w:frame="1"/>
+          <w:lang w:eastAsia="pt-BR"/>
+          <w14:ligatures w14:val="none"/>
+        </w:rPr>
+        <w:t xml:space="preserve">, </w:t>
+      </w:r>
+      <w:proofErr w:type="spellStart"/>
+      <w:r>
+        <w:rPr>
+          <w:rFonts w:ascii="Courier New" w:eastAsia="Times New Roman" w:hAnsi="Courier New" w:cs="Courier New"/>
+          <w:color w:val="444746"/>
+          <w:kern w:val="0"/>
+          <w:sz w:val="21"/>
+          <w:szCs w:val="21"/>
+          <w:bdr w:val="none" w:sz="0" w:space="0" w:color="auto" w:frame="1"/>
+          <w:lang w:eastAsia="pt-BR"/>
+          <w14:ligatures w14:val="none"/>
+        </w:rPr>
+        <w:t>sans-serif</w:t>
+      </w:r>
+      <w:proofErr w:type="spellEnd"/>
+      <w:r>
+        <w:rPr>
+          <w:rFonts w:ascii="Courier New" w:eastAsia="Times New Roman" w:hAnsi="Courier New" w:cs="Courier New"/>
+          <w:color w:val="444746"/>
+          <w:kern w:val="0"/>
+          <w:sz w:val="21"/>
+          <w:szCs w:val="21"/>
+          <w:bdr w:val="none" w:sz="0" w:space="0" w:color="auto" w:frame="1"/>
+          <w:lang w:eastAsia="pt-BR"/>
+          <w14:ligatures w14:val="none"/>
+        </w:rPr>
+        <w:t>;</w:t>
       </w:r>
     </w:p>
     <w:p>
@@ -12242,7 +14331,6 @@
           <w:lang w:eastAsia="pt-BR"/>
           <w14:ligatures w14:val="none"/>
         </w:rPr>
-        <w:lastRenderedPageBreak/>
         <w:t xml:space="preserve">    background-color: </w:t>
       </w:r>
       <w:r>
@@ -12315,7 +14403,35 @@
           <w:lang w:eastAsia="pt-BR"/>
           <w14:ligatures w14:val="none"/>
         </w:rPr>
-        <w:t xml:space="preserve">    margin: </w:t>
+        <w:t xml:space="preserve">    </w:t>
+      </w:r>
+      <w:proofErr w:type="spellStart"/>
+      <w:r>
+        <w:rPr>
+          <w:rFonts w:ascii="Courier New" w:eastAsia="Times New Roman" w:hAnsi="Courier New" w:cs="Courier New"/>
+          <w:color w:val="444746"/>
+          <w:kern w:val="0"/>
+          <w:sz w:val="21"/>
+          <w:szCs w:val="21"/>
+          <w:bdr w:val="none" w:sz="0" w:space="0" w:color="auto" w:frame="1"/>
+          <w:lang w:eastAsia="pt-BR"/>
+          <w14:ligatures w14:val="none"/>
+        </w:rPr>
+        <w:t>margin</w:t>
+      </w:r>
+      <w:proofErr w:type="spellEnd"/>
+      <w:r>
+        <w:rPr>
+          <w:rFonts w:ascii="Courier New" w:eastAsia="Times New Roman" w:hAnsi="Courier New" w:cs="Courier New"/>
+          <w:color w:val="444746"/>
+          <w:kern w:val="0"/>
+          <w:sz w:val="21"/>
+          <w:szCs w:val="21"/>
+          <w:bdr w:val="none" w:sz="0" w:space="0" w:color="auto" w:frame="1"/>
+          <w:lang w:eastAsia="pt-BR"/>
+          <w14:ligatures w14:val="none"/>
+        </w:rPr>
+        <w:t xml:space="preserve">: </w:t>
       </w:r>
       <w:r>
         <w:rPr>
@@ -12466,8 +14582,23 @@
           <w:lang w:eastAsia="pt-BR"/>
           <w14:ligatures w14:val="none"/>
         </w:rPr>
-        <w:t>.cabecalho</w:t>
-      </w:r>
+        <w:t>.</w:t>
+      </w:r>
+      <w:proofErr w:type="spellStart"/>
+      <w:r>
+        <w:rPr>
+          <w:rFonts w:ascii="Courier New" w:eastAsia="Times New Roman" w:hAnsi="Courier New" w:cs="Courier New"/>
+          <w:color w:val="8430CE"/>
+          <w:kern w:val="0"/>
+          <w:sz w:val="21"/>
+          <w:szCs w:val="21"/>
+          <w:bdr w:val="none" w:sz="0" w:space="0" w:color="auto" w:frame="1"/>
+          <w:lang w:eastAsia="pt-BR"/>
+          <w14:ligatures w14:val="none"/>
+        </w:rPr>
+        <w:t>cabecalho</w:t>
+      </w:r>
+      <w:proofErr w:type="spellEnd"/>
       <w:r>
         <w:rPr>
           <w:rFonts w:ascii="Courier New" w:eastAsia="Times New Roman" w:hAnsi="Courier New" w:cs="Courier New"/>
@@ -12597,7 +14728,35 @@
           <w:lang w:eastAsia="pt-BR"/>
           <w14:ligatures w14:val="none"/>
         </w:rPr>
-        <w:t xml:space="preserve">    color: white;</w:t>
+        <w:t xml:space="preserve">    color: </w:t>
+      </w:r>
+      <w:proofErr w:type="spellStart"/>
+      <w:r>
+        <w:rPr>
+          <w:rFonts w:ascii="Courier New" w:eastAsia="Times New Roman" w:hAnsi="Courier New" w:cs="Courier New"/>
+          <w:color w:val="444746"/>
+          <w:kern w:val="0"/>
+          <w:sz w:val="21"/>
+          <w:szCs w:val="21"/>
+          <w:bdr w:val="none" w:sz="0" w:space="0" w:color="auto" w:frame="1"/>
+          <w:lang w:eastAsia="pt-BR"/>
+          <w14:ligatures w14:val="none"/>
+        </w:rPr>
+        <w:t>white</w:t>
+      </w:r>
+      <w:proofErr w:type="spellEnd"/>
+      <w:r>
+        <w:rPr>
+          <w:rFonts w:ascii="Courier New" w:eastAsia="Times New Roman" w:hAnsi="Courier New" w:cs="Courier New"/>
+          <w:color w:val="444746"/>
+          <w:kern w:val="0"/>
+          <w:sz w:val="21"/>
+          <w:szCs w:val="21"/>
+          <w:bdr w:val="none" w:sz="0" w:space="0" w:color="auto" w:frame="1"/>
+          <w:lang w:eastAsia="pt-BR"/>
+          <w14:ligatures w14:val="none"/>
+        </w:rPr>
+        <w:t>;</w:t>
       </w:r>
     </w:p>
     <w:p>
@@ -12643,7 +14802,35 @@
           <w:lang w:eastAsia="pt-BR"/>
           <w14:ligatures w14:val="none"/>
         </w:rPr>
-        <w:t xml:space="preserve">    text-align: center;</w:t>
+        <w:t xml:space="preserve">    </w:t>
+      </w:r>
+      <w:proofErr w:type="spellStart"/>
+      <w:r>
+        <w:rPr>
+          <w:rFonts w:ascii="Courier New" w:eastAsia="Times New Roman" w:hAnsi="Courier New" w:cs="Courier New"/>
+          <w:color w:val="444746"/>
+          <w:kern w:val="0"/>
+          <w:sz w:val="21"/>
+          <w:szCs w:val="21"/>
+          <w:bdr w:val="none" w:sz="0" w:space="0" w:color="auto" w:frame="1"/>
+          <w:lang w:eastAsia="pt-BR"/>
+          <w14:ligatures w14:val="none"/>
+        </w:rPr>
+        <w:t>text-align</w:t>
+      </w:r>
+      <w:proofErr w:type="spellEnd"/>
+      <w:r>
+        <w:rPr>
+          <w:rFonts w:ascii="Courier New" w:eastAsia="Times New Roman" w:hAnsi="Courier New" w:cs="Courier New"/>
+          <w:color w:val="444746"/>
+          <w:kern w:val="0"/>
+          <w:sz w:val="21"/>
+          <w:szCs w:val="21"/>
+          <w:bdr w:val="none" w:sz="0" w:space="0" w:color="auto" w:frame="1"/>
+          <w:lang w:eastAsia="pt-BR"/>
+          <w14:ligatures w14:val="none"/>
+        </w:rPr>
+        <w:t>: center;</w:t>
       </w:r>
     </w:p>
     <w:p>
@@ -12689,7 +14876,35 @@
           <w:lang w:eastAsia="pt-BR"/>
           <w14:ligatures w14:val="none"/>
         </w:rPr>
-        <w:t xml:space="preserve">    padding: </w:t>
+        <w:t xml:space="preserve">    </w:t>
+      </w:r>
+      <w:proofErr w:type="spellStart"/>
+      <w:r>
+        <w:rPr>
+          <w:rFonts w:ascii="Courier New" w:eastAsia="Times New Roman" w:hAnsi="Courier New" w:cs="Courier New"/>
+          <w:color w:val="444746"/>
+          <w:kern w:val="0"/>
+          <w:sz w:val="21"/>
+          <w:szCs w:val="21"/>
+          <w:bdr w:val="none" w:sz="0" w:space="0" w:color="auto" w:frame="1"/>
+          <w:lang w:eastAsia="pt-BR"/>
+          <w14:ligatures w14:val="none"/>
+        </w:rPr>
+        <w:t>padding</w:t>
+      </w:r>
+      <w:proofErr w:type="spellEnd"/>
+      <w:r>
+        <w:rPr>
+          <w:rFonts w:ascii="Courier New" w:eastAsia="Times New Roman" w:hAnsi="Courier New" w:cs="Courier New"/>
+          <w:color w:val="444746"/>
+          <w:kern w:val="0"/>
+          <w:sz w:val="21"/>
+          <w:szCs w:val="21"/>
+          <w:bdr w:val="none" w:sz="0" w:space="0" w:color="auto" w:frame="1"/>
+          <w:lang w:eastAsia="pt-BR"/>
+          <w14:ligatures w14:val="none"/>
+        </w:rPr>
+        <w:t xml:space="preserve">: </w:t>
       </w:r>
       <w:r>
         <w:rPr>
@@ -12899,7 +15114,35 @@
           <w:lang w:eastAsia="pt-BR"/>
           <w14:ligatures w14:val="none"/>
         </w:rPr>
-        <w:t xml:space="preserve">    max-width: </w:t>
+        <w:t xml:space="preserve">    </w:t>
+      </w:r>
+      <w:proofErr w:type="spellStart"/>
+      <w:r>
+        <w:rPr>
+          <w:rFonts w:ascii="Courier New" w:eastAsia="Times New Roman" w:hAnsi="Courier New" w:cs="Courier New"/>
+          <w:color w:val="444746"/>
+          <w:kern w:val="0"/>
+          <w:sz w:val="21"/>
+          <w:szCs w:val="21"/>
+          <w:bdr w:val="none" w:sz="0" w:space="0" w:color="auto" w:frame="1"/>
+          <w:lang w:eastAsia="pt-BR"/>
+          <w14:ligatures w14:val="none"/>
+        </w:rPr>
+        <w:t>max-width</w:t>
+      </w:r>
+      <w:proofErr w:type="spellEnd"/>
+      <w:r>
+        <w:rPr>
+          <w:rFonts w:ascii="Courier New" w:eastAsia="Times New Roman" w:hAnsi="Courier New" w:cs="Courier New"/>
+          <w:color w:val="444746"/>
+          <w:kern w:val="0"/>
+          <w:sz w:val="21"/>
+          <w:szCs w:val="21"/>
+          <w:bdr w:val="none" w:sz="0" w:space="0" w:color="auto" w:frame="1"/>
+          <w:lang w:eastAsia="pt-BR"/>
+          <w14:ligatures w14:val="none"/>
+        </w:rPr>
+        <w:t xml:space="preserve">: </w:t>
       </w:r>
       <w:r>
         <w:rPr>
@@ -12971,7 +15214,35 @@
           <w:lang w:eastAsia="pt-BR"/>
           <w14:ligatures w14:val="none"/>
         </w:rPr>
-        <w:t xml:space="preserve">    margin: </w:t>
+        <w:t xml:space="preserve">    </w:t>
+      </w:r>
+      <w:proofErr w:type="spellStart"/>
+      <w:r>
+        <w:rPr>
+          <w:rFonts w:ascii="Courier New" w:eastAsia="Times New Roman" w:hAnsi="Courier New" w:cs="Courier New"/>
+          <w:color w:val="444746"/>
+          <w:kern w:val="0"/>
+          <w:sz w:val="21"/>
+          <w:szCs w:val="21"/>
+          <w:bdr w:val="none" w:sz="0" w:space="0" w:color="auto" w:frame="1"/>
+          <w:lang w:eastAsia="pt-BR"/>
+          <w14:ligatures w14:val="none"/>
+        </w:rPr>
+        <w:t>margin</w:t>
+      </w:r>
+      <w:proofErr w:type="spellEnd"/>
+      <w:r>
+        <w:rPr>
+          <w:rFonts w:ascii="Courier New" w:eastAsia="Times New Roman" w:hAnsi="Courier New" w:cs="Courier New"/>
+          <w:color w:val="444746"/>
+          <w:kern w:val="0"/>
+          <w:sz w:val="21"/>
+          <w:szCs w:val="21"/>
+          <w:bdr w:val="none" w:sz="0" w:space="0" w:color="auto" w:frame="1"/>
+          <w:lang w:eastAsia="pt-BR"/>
+          <w14:ligatures w14:val="none"/>
+        </w:rPr>
+        <w:t xml:space="preserve">: </w:t>
       </w:r>
       <w:r>
         <w:rPr>
@@ -13043,7 +15314,35 @@
           <w:lang w:eastAsia="pt-BR"/>
           <w14:ligatures w14:val="none"/>
         </w:rPr>
-        <w:t xml:space="preserve">    padding: </w:t>
+        <w:t xml:space="preserve">    </w:t>
+      </w:r>
+      <w:proofErr w:type="spellStart"/>
+      <w:r>
+        <w:rPr>
+          <w:rFonts w:ascii="Courier New" w:eastAsia="Times New Roman" w:hAnsi="Courier New" w:cs="Courier New"/>
+          <w:color w:val="444746"/>
+          <w:kern w:val="0"/>
+          <w:sz w:val="21"/>
+          <w:szCs w:val="21"/>
+          <w:bdr w:val="none" w:sz="0" w:space="0" w:color="auto" w:frame="1"/>
+          <w:lang w:eastAsia="pt-BR"/>
+          <w14:ligatures w14:val="none"/>
+        </w:rPr>
+        <w:t>padding</w:t>
+      </w:r>
+      <w:proofErr w:type="spellEnd"/>
+      <w:r>
+        <w:rPr>
+          <w:rFonts w:ascii="Courier New" w:eastAsia="Times New Roman" w:hAnsi="Courier New" w:cs="Courier New"/>
+          <w:color w:val="444746"/>
+          <w:kern w:val="0"/>
+          <w:sz w:val="21"/>
+          <w:szCs w:val="21"/>
+          <w:bdr w:val="none" w:sz="0" w:space="0" w:color="auto" w:frame="1"/>
+          <w:lang w:eastAsia="pt-BR"/>
+          <w14:ligatures w14:val="none"/>
+        </w:rPr>
+        <w:t xml:space="preserve">: </w:t>
       </w:r>
       <w:r>
         <w:rPr>
@@ -13325,7 +15624,35 @@
           <w:lang w:eastAsia="pt-BR"/>
           <w14:ligatures w14:val="none"/>
         </w:rPr>
-        <w:t xml:space="preserve">    display: flex; </w:t>
+        <w:t xml:space="preserve">    display: </w:t>
+      </w:r>
+      <w:proofErr w:type="spellStart"/>
+      <w:r>
+        <w:rPr>
+          <w:rFonts w:ascii="Courier New" w:eastAsia="Times New Roman" w:hAnsi="Courier New" w:cs="Courier New"/>
+          <w:color w:val="444746"/>
+          <w:kern w:val="0"/>
+          <w:sz w:val="21"/>
+          <w:szCs w:val="21"/>
+          <w:bdr w:val="none" w:sz="0" w:space="0" w:color="auto" w:frame="1"/>
+          <w:lang w:eastAsia="pt-BR"/>
+          <w14:ligatures w14:val="none"/>
+        </w:rPr>
+        <w:t>flex</w:t>
+      </w:r>
+      <w:proofErr w:type="spellEnd"/>
+      <w:r>
+        <w:rPr>
+          <w:rFonts w:ascii="Courier New" w:eastAsia="Times New Roman" w:hAnsi="Courier New" w:cs="Courier New"/>
+          <w:color w:val="444746"/>
+          <w:kern w:val="0"/>
+          <w:sz w:val="21"/>
+          <w:szCs w:val="21"/>
+          <w:bdr w:val="none" w:sz="0" w:space="0" w:color="auto" w:frame="1"/>
+          <w:lang w:eastAsia="pt-BR"/>
+          <w14:ligatures w14:val="none"/>
+        </w:rPr>
+        <w:t xml:space="preserve">; </w:t>
       </w:r>
     </w:p>
     <w:p>
@@ -13581,7 +15908,35 @@
           <w:lang w:eastAsia="pt-BR"/>
           <w14:ligatures w14:val="none"/>
         </w:rPr>
-        <w:t xml:space="preserve">    background: white; </w:t>
+        <w:t xml:space="preserve">    background: </w:t>
+      </w:r>
+      <w:proofErr w:type="spellStart"/>
+      <w:r>
+        <w:rPr>
+          <w:rFonts w:ascii="Courier New" w:eastAsia="Times New Roman" w:hAnsi="Courier New" w:cs="Courier New"/>
+          <w:color w:val="444746"/>
+          <w:kern w:val="0"/>
+          <w:sz w:val="21"/>
+          <w:szCs w:val="21"/>
+          <w:bdr w:val="none" w:sz="0" w:space="0" w:color="auto" w:frame="1"/>
+          <w:lang w:eastAsia="pt-BR"/>
+          <w14:ligatures w14:val="none"/>
+        </w:rPr>
+        <w:t>white</w:t>
+      </w:r>
+      <w:proofErr w:type="spellEnd"/>
+      <w:r>
+        <w:rPr>
+          <w:rFonts w:ascii="Courier New" w:eastAsia="Times New Roman" w:hAnsi="Courier New" w:cs="Courier New"/>
+          <w:color w:val="444746"/>
+          <w:kern w:val="0"/>
+          <w:sz w:val="21"/>
+          <w:szCs w:val="21"/>
+          <w:bdr w:val="none" w:sz="0" w:space="0" w:color="auto" w:frame="1"/>
+          <w:lang w:eastAsia="pt-BR"/>
+          <w14:ligatures w14:val="none"/>
+        </w:rPr>
+        <w:t xml:space="preserve">; </w:t>
       </w:r>
     </w:p>
     <w:p>
@@ -13627,7 +15982,35 @@
           <w:lang w:eastAsia="pt-BR"/>
           <w14:ligatures w14:val="none"/>
         </w:rPr>
-        <w:t xml:space="preserve">    padding: </w:t>
+        <w:t xml:space="preserve">    </w:t>
+      </w:r>
+      <w:proofErr w:type="spellStart"/>
+      <w:r>
+        <w:rPr>
+          <w:rFonts w:ascii="Courier New" w:eastAsia="Times New Roman" w:hAnsi="Courier New" w:cs="Courier New"/>
+          <w:color w:val="444746"/>
+          <w:kern w:val="0"/>
+          <w:sz w:val="21"/>
+          <w:szCs w:val="21"/>
+          <w:bdr w:val="none" w:sz="0" w:space="0" w:color="auto" w:frame="1"/>
+          <w:lang w:eastAsia="pt-BR"/>
+          <w14:ligatures w14:val="none"/>
+        </w:rPr>
+        <w:t>padding</w:t>
+      </w:r>
+      <w:proofErr w:type="spellEnd"/>
+      <w:r>
+        <w:rPr>
+          <w:rFonts w:ascii="Courier New" w:eastAsia="Times New Roman" w:hAnsi="Courier New" w:cs="Courier New"/>
+          <w:color w:val="444746"/>
+          <w:kern w:val="0"/>
+          <w:sz w:val="21"/>
+          <w:szCs w:val="21"/>
+          <w:bdr w:val="none" w:sz="0" w:space="0" w:color="auto" w:frame="1"/>
+          <w:lang w:eastAsia="pt-BR"/>
+          <w14:ligatures w14:val="none"/>
+        </w:rPr>
+        <w:t xml:space="preserve">: </w:t>
       </w:r>
       <w:r>
         <w:rPr>
@@ -13699,7 +16082,35 @@
           <w:lang w:eastAsia="pt-BR"/>
           <w14:ligatures w14:val="none"/>
         </w:rPr>
-        <w:t xml:space="preserve">    border-radius: </w:t>
+        <w:t xml:space="preserve">    </w:t>
+      </w:r>
+      <w:proofErr w:type="spellStart"/>
+      <w:r>
+        <w:rPr>
+          <w:rFonts w:ascii="Courier New" w:eastAsia="Times New Roman" w:hAnsi="Courier New" w:cs="Courier New"/>
+          <w:color w:val="444746"/>
+          <w:kern w:val="0"/>
+          <w:sz w:val="21"/>
+          <w:szCs w:val="21"/>
+          <w:bdr w:val="none" w:sz="0" w:space="0" w:color="auto" w:frame="1"/>
+          <w:lang w:eastAsia="pt-BR"/>
+          <w14:ligatures w14:val="none"/>
+        </w:rPr>
+        <w:t>border-radius</w:t>
+      </w:r>
+      <w:proofErr w:type="spellEnd"/>
+      <w:r>
+        <w:rPr>
+          <w:rFonts w:ascii="Courier New" w:eastAsia="Times New Roman" w:hAnsi="Courier New" w:cs="Courier New"/>
+          <w:color w:val="444746"/>
+          <w:kern w:val="0"/>
+          <w:sz w:val="21"/>
+          <w:szCs w:val="21"/>
+          <w:bdr w:val="none" w:sz="0" w:space="0" w:color="auto" w:frame="1"/>
+          <w:lang w:eastAsia="pt-BR"/>
+          <w14:ligatures w14:val="none"/>
+        </w:rPr>
+        <w:t xml:space="preserve">: </w:t>
       </w:r>
       <w:r>
         <w:rPr>
@@ -13771,7 +16182,35 @@
           <w:lang w:eastAsia="pt-BR"/>
           <w14:ligatures w14:val="none"/>
         </w:rPr>
-        <w:t xml:space="preserve">    width: </w:t>
+        <w:t xml:space="preserve">    </w:t>
+      </w:r>
+      <w:proofErr w:type="spellStart"/>
+      <w:r>
+        <w:rPr>
+          <w:rFonts w:ascii="Courier New" w:eastAsia="Times New Roman" w:hAnsi="Courier New" w:cs="Courier New"/>
+          <w:color w:val="444746"/>
+          <w:kern w:val="0"/>
+          <w:sz w:val="21"/>
+          <w:szCs w:val="21"/>
+          <w:bdr w:val="none" w:sz="0" w:space="0" w:color="auto" w:frame="1"/>
+          <w:lang w:eastAsia="pt-BR"/>
+          <w14:ligatures w14:val="none"/>
+        </w:rPr>
+        <w:t>width</w:t>
+      </w:r>
+      <w:proofErr w:type="spellEnd"/>
+      <w:r>
+        <w:rPr>
+          <w:rFonts w:ascii="Courier New" w:eastAsia="Times New Roman" w:hAnsi="Courier New" w:cs="Courier New"/>
+          <w:color w:val="444746"/>
+          <w:kern w:val="0"/>
+          <w:sz w:val="21"/>
+          <w:szCs w:val="21"/>
+          <w:bdr w:val="none" w:sz="0" w:space="0" w:color="auto" w:frame="1"/>
+          <w:lang w:eastAsia="pt-BR"/>
+          <w14:ligatures w14:val="none"/>
+        </w:rPr>
+        <w:t xml:space="preserve">: </w:t>
       </w:r>
       <w:r>
         <w:rPr>
@@ -13843,7 +16282,35 @@
           <w:lang w:eastAsia="pt-BR"/>
           <w14:ligatures w14:val="none"/>
         </w:rPr>
-        <w:t xml:space="preserve">    border-top: </w:t>
+        <w:t xml:space="preserve">    </w:t>
+      </w:r>
+      <w:proofErr w:type="spellStart"/>
+      <w:r>
+        <w:rPr>
+          <w:rFonts w:ascii="Courier New" w:eastAsia="Times New Roman" w:hAnsi="Courier New" w:cs="Courier New"/>
+          <w:color w:val="444746"/>
+          <w:kern w:val="0"/>
+          <w:sz w:val="21"/>
+          <w:szCs w:val="21"/>
+          <w:bdr w:val="none" w:sz="0" w:space="0" w:color="auto" w:frame="1"/>
+          <w:lang w:eastAsia="pt-BR"/>
+          <w14:ligatures w14:val="none"/>
+        </w:rPr>
+        <w:t>border</w:t>
+      </w:r>
+      <w:proofErr w:type="spellEnd"/>
+      <w:r>
+        <w:rPr>
+          <w:rFonts w:ascii="Courier New" w:eastAsia="Times New Roman" w:hAnsi="Courier New" w:cs="Courier New"/>
+          <w:color w:val="444746"/>
+          <w:kern w:val="0"/>
+          <w:sz w:val="21"/>
+          <w:szCs w:val="21"/>
+          <w:bdr w:val="none" w:sz="0" w:space="0" w:color="auto" w:frame="1"/>
+          <w:lang w:eastAsia="pt-BR"/>
+          <w14:ligatures w14:val="none"/>
+        </w:rPr>
+        <w:t xml:space="preserve">-top: </w:t>
       </w:r>
       <w:r>
         <w:rPr>
@@ -13869,7 +16336,35 @@
           <w:lang w:eastAsia="pt-BR"/>
           <w14:ligatures w14:val="none"/>
         </w:rPr>
-        <w:t xml:space="preserve"> solid </w:t>
+        <w:t xml:space="preserve"> </w:t>
+      </w:r>
+      <w:proofErr w:type="spellStart"/>
+      <w:r>
+        <w:rPr>
+          <w:rFonts w:ascii="Courier New" w:eastAsia="Times New Roman" w:hAnsi="Courier New" w:cs="Courier New"/>
+          <w:color w:val="444746"/>
+          <w:kern w:val="0"/>
+          <w:sz w:val="21"/>
+          <w:szCs w:val="21"/>
+          <w:bdr w:val="none" w:sz="0" w:space="0" w:color="auto" w:frame="1"/>
+          <w:lang w:eastAsia="pt-BR"/>
+          <w14:ligatures w14:val="none"/>
+        </w:rPr>
+        <w:t>solid</w:t>
+      </w:r>
+      <w:proofErr w:type="spellEnd"/>
+      <w:r>
+        <w:rPr>
+          <w:rFonts w:ascii="Courier New" w:eastAsia="Times New Roman" w:hAnsi="Courier New" w:cs="Courier New"/>
+          <w:color w:val="444746"/>
+          <w:kern w:val="0"/>
+          <w:sz w:val="21"/>
+          <w:szCs w:val="21"/>
+          <w:bdr w:val="none" w:sz="0" w:space="0" w:color="auto" w:frame="1"/>
+          <w:lang w:eastAsia="pt-BR"/>
+          <w14:ligatures w14:val="none"/>
+        </w:rPr>
+        <w:t xml:space="preserve"> </w:t>
       </w:r>
       <w:r>
         <w:rPr>
@@ -14033,7 +16528,35 @@
           <w:lang w:eastAsia="pt-BR"/>
           <w14:ligatures w14:val="none"/>
         </w:rPr>
-        <w:t xml:space="preserve"> { flex: </w:t>
+        <w:t xml:space="preserve"> { </w:t>
+      </w:r>
+      <w:proofErr w:type="spellStart"/>
+      <w:r>
+        <w:rPr>
+          <w:rFonts w:ascii="Courier New" w:eastAsia="Times New Roman" w:hAnsi="Courier New" w:cs="Courier New"/>
+          <w:color w:val="444746"/>
+          <w:kern w:val="0"/>
+          <w:sz w:val="21"/>
+          <w:szCs w:val="21"/>
+          <w:bdr w:val="none" w:sz="0" w:space="0" w:color="auto" w:frame="1"/>
+          <w:lang w:eastAsia="pt-BR"/>
+          <w14:ligatures w14:val="none"/>
+        </w:rPr>
+        <w:t>flex</w:t>
+      </w:r>
+      <w:proofErr w:type="spellEnd"/>
+      <w:r>
+        <w:rPr>
+          <w:rFonts w:ascii="Courier New" w:eastAsia="Times New Roman" w:hAnsi="Courier New" w:cs="Courier New"/>
+          <w:color w:val="444746"/>
+          <w:kern w:val="0"/>
+          <w:sz w:val="21"/>
+          <w:szCs w:val="21"/>
+          <w:bdr w:val="none" w:sz="0" w:space="0" w:color="auto" w:frame="1"/>
+          <w:lang w:eastAsia="pt-BR"/>
+          <w14:ligatures w14:val="none"/>
+        </w:rPr>
+        <w:t xml:space="preserve">: </w:t>
       </w:r>
       <w:r>
         <w:rPr>
@@ -14127,6 +16650,7 @@
           <w14:ligatures w14:val="none"/>
         </w:rPr>
       </w:pPr>
+      <w:proofErr w:type="spellStart"/>
       <w:r>
         <w:rPr>
           <w:rFonts w:ascii="Courier New" w:eastAsia="Times New Roman" w:hAnsi="Courier New" w:cs="Courier New"/>
@@ -14140,18 +16664,103 @@
         </w:rPr>
         <w:t>form</w:t>
       </w:r>
-      <w:r>
-        <w:rPr>
-          <w:rFonts w:ascii="Courier New" w:eastAsia="Times New Roman" w:hAnsi="Courier New" w:cs="Courier New"/>
-          <w:color w:val="444746"/>
-          <w:kern w:val="0"/>
-          <w:sz w:val="21"/>
-          <w:szCs w:val="21"/>
-          <w:bdr w:val="none" w:sz="0" w:space="0" w:color="auto" w:frame="1"/>
-          <w:lang w:eastAsia="pt-BR"/>
-          <w14:ligatures w14:val="none"/>
-        </w:rPr>
-        <w:t xml:space="preserve"> { display: flex; flex-direction: column; gap: </w:t>
+      <w:proofErr w:type="spellEnd"/>
+      <w:r>
+        <w:rPr>
+          <w:rFonts w:ascii="Courier New" w:eastAsia="Times New Roman" w:hAnsi="Courier New" w:cs="Courier New"/>
+          <w:color w:val="444746"/>
+          <w:kern w:val="0"/>
+          <w:sz w:val="21"/>
+          <w:szCs w:val="21"/>
+          <w:bdr w:val="none" w:sz="0" w:space="0" w:color="auto" w:frame="1"/>
+          <w:lang w:eastAsia="pt-BR"/>
+          <w14:ligatures w14:val="none"/>
+        </w:rPr>
+        <w:t xml:space="preserve"> { display: </w:t>
+      </w:r>
+      <w:proofErr w:type="spellStart"/>
+      <w:r>
+        <w:rPr>
+          <w:rFonts w:ascii="Courier New" w:eastAsia="Times New Roman" w:hAnsi="Courier New" w:cs="Courier New"/>
+          <w:color w:val="444746"/>
+          <w:kern w:val="0"/>
+          <w:sz w:val="21"/>
+          <w:szCs w:val="21"/>
+          <w:bdr w:val="none" w:sz="0" w:space="0" w:color="auto" w:frame="1"/>
+          <w:lang w:eastAsia="pt-BR"/>
+          <w14:ligatures w14:val="none"/>
+        </w:rPr>
+        <w:t>flex</w:t>
+      </w:r>
+      <w:proofErr w:type="spellEnd"/>
+      <w:r>
+        <w:rPr>
+          <w:rFonts w:ascii="Courier New" w:eastAsia="Times New Roman" w:hAnsi="Courier New" w:cs="Courier New"/>
+          <w:color w:val="444746"/>
+          <w:kern w:val="0"/>
+          <w:sz w:val="21"/>
+          <w:szCs w:val="21"/>
+          <w:bdr w:val="none" w:sz="0" w:space="0" w:color="auto" w:frame="1"/>
+          <w:lang w:eastAsia="pt-BR"/>
+          <w14:ligatures w14:val="none"/>
+        </w:rPr>
+        <w:t xml:space="preserve">; </w:t>
+      </w:r>
+      <w:proofErr w:type="spellStart"/>
+      <w:r>
+        <w:rPr>
+          <w:rFonts w:ascii="Courier New" w:eastAsia="Times New Roman" w:hAnsi="Courier New" w:cs="Courier New"/>
+          <w:color w:val="444746"/>
+          <w:kern w:val="0"/>
+          <w:sz w:val="21"/>
+          <w:szCs w:val="21"/>
+          <w:bdr w:val="none" w:sz="0" w:space="0" w:color="auto" w:frame="1"/>
+          <w:lang w:eastAsia="pt-BR"/>
+          <w14:ligatures w14:val="none"/>
+        </w:rPr>
+        <w:t>flex-direction</w:t>
+      </w:r>
+      <w:proofErr w:type="spellEnd"/>
+      <w:r>
+        <w:rPr>
+          <w:rFonts w:ascii="Courier New" w:eastAsia="Times New Roman" w:hAnsi="Courier New" w:cs="Courier New"/>
+          <w:color w:val="444746"/>
+          <w:kern w:val="0"/>
+          <w:sz w:val="21"/>
+          <w:szCs w:val="21"/>
+          <w:bdr w:val="none" w:sz="0" w:space="0" w:color="auto" w:frame="1"/>
+          <w:lang w:eastAsia="pt-BR"/>
+          <w14:ligatures w14:val="none"/>
+        </w:rPr>
+        <w:t xml:space="preserve">: </w:t>
+      </w:r>
+      <w:proofErr w:type="spellStart"/>
+      <w:r>
+        <w:rPr>
+          <w:rFonts w:ascii="Courier New" w:eastAsia="Times New Roman" w:hAnsi="Courier New" w:cs="Courier New"/>
+          <w:color w:val="444746"/>
+          <w:kern w:val="0"/>
+          <w:sz w:val="21"/>
+          <w:szCs w:val="21"/>
+          <w:bdr w:val="none" w:sz="0" w:space="0" w:color="auto" w:frame="1"/>
+          <w:lang w:eastAsia="pt-BR"/>
+          <w14:ligatures w14:val="none"/>
+        </w:rPr>
+        <w:t>column</w:t>
+      </w:r>
+      <w:proofErr w:type="spellEnd"/>
+      <w:r>
+        <w:rPr>
+          <w:rFonts w:ascii="Courier New" w:eastAsia="Times New Roman" w:hAnsi="Courier New" w:cs="Courier New"/>
+          <w:color w:val="444746"/>
+          <w:kern w:val="0"/>
+          <w:sz w:val="21"/>
+          <w:szCs w:val="21"/>
+          <w:bdr w:val="none" w:sz="0" w:space="0" w:color="auto" w:frame="1"/>
+          <w:lang w:eastAsia="pt-BR"/>
+          <w14:ligatures w14:val="none"/>
+        </w:rPr>
+        <w:t xml:space="preserve">; gap: </w:t>
       </w:r>
       <w:r>
         <w:rPr>
@@ -14269,7 +16878,63 @@
           <w:lang w:eastAsia="pt-BR"/>
           <w14:ligatures w14:val="none"/>
         </w:rPr>
-        <w:t xml:space="preserve">, select { padding: </w:t>
+        <w:t xml:space="preserve">, </w:t>
+      </w:r>
+      <w:proofErr w:type="spellStart"/>
+      <w:r>
+        <w:rPr>
+          <w:rFonts w:ascii="Courier New" w:eastAsia="Times New Roman" w:hAnsi="Courier New" w:cs="Courier New"/>
+          <w:color w:val="444746"/>
+          <w:kern w:val="0"/>
+          <w:sz w:val="21"/>
+          <w:szCs w:val="21"/>
+          <w:bdr w:val="none" w:sz="0" w:space="0" w:color="auto" w:frame="1"/>
+          <w:lang w:eastAsia="pt-BR"/>
+          <w14:ligatures w14:val="none"/>
+        </w:rPr>
+        <w:t>select</w:t>
+      </w:r>
+      <w:proofErr w:type="spellEnd"/>
+      <w:r>
+        <w:rPr>
+          <w:rFonts w:ascii="Courier New" w:eastAsia="Times New Roman" w:hAnsi="Courier New" w:cs="Courier New"/>
+          <w:color w:val="444746"/>
+          <w:kern w:val="0"/>
+          <w:sz w:val="21"/>
+          <w:szCs w:val="21"/>
+          <w:bdr w:val="none" w:sz="0" w:space="0" w:color="auto" w:frame="1"/>
+          <w:lang w:eastAsia="pt-BR"/>
+          <w14:ligatures w14:val="none"/>
+        </w:rPr>
+        <w:t xml:space="preserve"> { </w:t>
+      </w:r>
+      <w:proofErr w:type="spellStart"/>
+      <w:r>
+        <w:rPr>
+          <w:rFonts w:ascii="Courier New" w:eastAsia="Times New Roman" w:hAnsi="Courier New" w:cs="Courier New"/>
+          <w:color w:val="444746"/>
+          <w:kern w:val="0"/>
+          <w:sz w:val="21"/>
+          <w:szCs w:val="21"/>
+          <w:bdr w:val="none" w:sz="0" w:space="0" w:color="auto" w:frame="1"/>
+          <w:lang w:eastAsia="pt-BR"/>
+          <w14:ligatures w14:val="none"/>
+        </w:rPr>
+        <w:t>padding</w:t>
+      </w:r>
+      <w:proofErr w:type="spellEnd"/>
+      <w:r>
+        <w:rPr>
+          <w:rFonts w:ascii="Courier New" w:eastAsia="Times New Roman" w:hAnsi="Courier New" w:cs="Courier New"/>
+          <w:color w:val="444746"/>
+          <w:kern w:val="0"/>
+          <w:sz w:val="21"/>
+          <w:szCs w:val="21"/>
+          <w:bdr w:val="none" w:sz="0" w:space="0" w:color="auto" w:frame="1"/>
+          <w:lang w:eastAsia="pt-BR"/>
+          <w14:ligatures w14:val="none"/>
+        </w:rPr>
+        <w:t xml:space="preserve">: </w:t>
       </w:r>
       <w:r>
         <w:rPr>
@@ -14295,7 +16960,35 @@
           <w:lang w:eastAsia="pt-BR"/>
           <w14:ligatures w14:val="none"/>
         </w:rPr>
-        <w:t xml:space="preserve">; border: </w:t>
+        <w:t xml:space="preserve">; </w:t>
+      </w:r>
+      <w:proofErr w:type="spellStart"/>
+      <w:r>
+        <w:rPr>
+          <w:rFonts w:ascii="Courier New" w:eastAsia="Times New Roman" w:hAnsi="Courier New" w:cs="Courier New"/>
+          <w:color w:val="444746"/>
+          <w:kern w:val="0"/>
+          <w:sz w:val="21"/>
+          <w:szCs w:val="21"/>
+          <w:bdr w:val="none" w:sz="0" w:space="0" w:color="auto" w:frame="1"/>
+          <w:lang w:eastAsia="pt-BR"/>
+          <w14:ligatures w14:val="none"/>
+        </w:rPr>
+        <w:t>border</w:t>
+      </w:r>
+      <w:proofErr w:type="spellEnd"/>
+      <w:r>
+        <w:rPr>
+          <w:rFonts w:ascii="Courier New" w:eastAsia="Times New Roman" w:hAnsi="Courier New" w:cs="Courier New"/>
+          <w:color w:val="444746"/>
+          <w:kern w:val="0"/>
+          <w:sz w:val="21"/>
+          <w:szCs w:val="21"/>
+          <w:bdr w:val="none" w:sz="0" w:space="0" w:color="auto" w:frame="1"/>
+          <w:lang w:eastAsia="pt-BR"/>
+          <w14:ligatures w14:val="none"/>
+        </w:rPr>
+        <w:t xml:space="preserve">: </w:t>
       </w:r>
       <w:r>
         <w:rPr>
@@ -14321,7 +17014,35 @@
           <w:lang w:eastAsia="pt-BR"/>
           <w14:ligatures w14:val="none"/>
         </w:rPr>
-        <w:t xml:space="preserve"> solid </w:t>
+        <w:t xml:space="preserve"> </w:t>
+      </w:r>
+      <w:proofErr w:type="spellStart"/>
+      <w:r>
+        <w:rPr>
+          <w:rFonts w:ascii="Courier New" w:eastAsia="Times New Roman" w:hAnsi="Courier New" w:cs="Courier New"/>
+          <w:color w:val="444746"/>
+          <w:kern w:val="0"/>
+          <w:sz w:val="21"/>
+          <w:szCs w:val="21"/>
+          <w:bdr w:val="none" w:sz="0" w:space="0" w:color="auto" w:frame="1"/>
+          <w:lang w:eastAsia="pt-BR"/>
+          <w14:ligatures w14:val="none"/>
+        </w:rPr>
+        <w:t>solid</w:t>
+      </w:r>
+      <w:proofErr w:type="spellEnd"/>
+      <w:r>
+        <w:rPr>
+          <w:rFonts w:ascii="Courier New" w:eastAsia="Times New Roman" w:hAnsi="Courier New" w:cs="Courier New"/>
+          <w:color w:val="444746"/>
+          <w:kern w:val="0"/>
+          <w:sz w:val="21"/>
+          <w:szCs w:val="21"/>
+          <w:bdr w:val="none" w:sz="0" w:space="0" w:color="auto" w:frame="1"/>
+          <w:lang w:eastAsia="pt-BR"/>
+          <w14:ligatures w14:val="none"/>
+        </w:rPr>
+        <w:t xml:space="preserve"> </w:t>
       </w:r>
       <w:r>
         <w:rPr>
@@ -14347,7 +17068,35 @@
           <w:lang w:eastAsia="pt-BR"/>
           <w14:ligatures w14:val="none"/>
         </w:rPr>
-        <w:t xml:space="preserve">; border-radius: </w:t>
+        <w:t xml:space="preserve">; </w:t>
+      </w:r>
+      <w:proofErr w:type="spellStart"/>
+      <w:r>
+        <w:rPr>
+          <w:rFonts w:ascii="Courier New" w:eastAsia="Times New Roman" w:hAnsi="Courier New" w:cs="Courier New"/>
+          <w:color w:val="444746"/>
+          <w:kern w:val="0"/>
+          <w:sz w:val="21"/>
+          <w:szCs w:val="21"/>
+          <w:bdr w:val="none" w:sz="0" w:space="0" w:color="auto" w:frame="1"/>
+          <w:lang w:eastAsia="pt-BR"/>
+          <w14:ligatures w14:val="none"/>
+        </w:rPr>
+        <w:t>border-radius</w:t>
+      </w:r>
+      <w:proofErr w:type="spellEnd"/>
+      <w:r>
+        <w:rPr>
+          <w:rFonts w:ascii="Courier New" w:eastAsia="Times New Roman" w:hAnsi="Courier New" w:cs="Courier New"/>
+          <w:color w:val="444746"/>
+          <w:kern w:val="0"/>
+          <w:sz w:val="21"/>
+          <w:szCs w:val="21"/>
+          <w:bdr w:val="none" w:sz="0" w:space="0" w:color="auto" w:frame="1"/>
+          <w:lang w:eastAsia="pt-BR"/>
+          <w14:ligatures w14:val="none"/>
+        </w:rPr>
+        <w:t xml:space="preserve">: </w:t>
       </w:r>
       <w:r>
         <w:rPr>
@@ -14441,6 +17190,7 @@
           <w14:ligatures w14:val="none"/>
         </w:rPr>
       </w:pPr>
+      <w:proofErr w:type="spellStart"/>
       <w:r>
         <w:rPr>
           <w:rFonts w:ascii="Courier New" w:eastAsia="Times New Roman" w:hAnsi="Courier New" w:cs="Courier New"/>
@@ -14454,6 +17204,7 @@
         </w:rPr>
         <w:t>button</w:t>
       </w:r>
+      <w:proofErr w:type="spellEnd"/>
       <w:r>
         <w:rPr>
           <w:rFonts w:ascii="Courier New" w:eastAsia="Times New Roman" w:hAnsi="Courier New" w:cs="Courier New"/>
@@ -14583,7 +17334,35 @@
           <w:lang w:eastAsia="pt-BR"/>
           <w14:ligatures w14:val="none"/>
         </w:rPr>
-        <w:t xml:space="preserve">    color: white; </w:t>
+        <w:t xml:space="preserve">    color: </w:t>
+      </w:r>
+      <w:proofErr w:type="spellStart"/>
+      <w:r>
+        <w:rPr>
+          <w:rFonts w:ascii="Courier New" w:eastAsia="Times New Roman" w:hAnsi="Courier New" w:cs="Courier New"/>
+          <w:color w:val="444746"/>
+          <w:kern w:val="0"/>
+          <w:sz w:val="21"/>
+          <w:szCs w:val="21"/>
+          <w:bdr w:val="none" w:sz="0" w:space="0" w:color="auto" w:frame="1"/>
+          <w:lang w:eastAsia="pt-BR"/>
+          <w14:ligatures w14:val="none"/>
+        </w:rPr>
+        <w:t>white</w:t>
+      </w:r>
+      <w:proofErr w:type="spellEnd"/>
+      <w:r>
+        <w:rPr>
+          <w:rFonts w:ascii="Courier New" w:eastAsia="Times New Roman" w:hAnsi="Courier New" w:cs="Courier New"/>
+          <w:color w:val="444746"/>
+          <w:kern w:val="0"/>
+          <w:sz w:val="21"/>
+          <w:szCs w:val="21"/>
+          <w:bdr w:val="none" w:sz="0" w:space="0" w:color="auto" w:frame="1"/>
+          <w:lang w:eastAsia="pt-BR"/>
+          <w14:ligatures w14:val="none"/>
+        </w:rPr>
+        <w:t xml:space="preserve">; </w:t>
       </w:r>
     </w:p>
     <w:p>
@@ -14629,7 +17408,63 @@
           <w:lang w:eastAsia="pt-BR"/>
           <w14:ligatures w14:val="none"/>
         </w:rPr>
-        <w:t xml:space="preserve">    border: none; </w:t>
+        <w:t xml:space="preserve">    </w:t>
+      </w:r>
+      <w:proofErr w:type="spellStart"/>
+      <w:r>
+        <w:rPr>
+          <w:rFonts w:ascii="Courier New" w:eastAsia="Times New Roman" w:hAnsi="Courier New" w:cs="Courier New"/>
+          <w:color w:val="444746"/>
+          <w:kern w:val="0"/>
+          <w:sz w:val="21"/>
+          <w:szCs w:val="21"/>
+          <w:bdr w:val="none" w:sz="0" w:space="0" w:color="auto" w:frame="1"/>
+          <w:lang w:eastAsia="pt-BR"/>
+          <w14:ligatures w14:val="none"/>
+        </w:rPr>
+        <w:t>border</w:t>
+      </w:r>
+      <w:proofErr w:type="spellEnd"/>
+      <w:r>
+        <w:rPr>
+          <w:rFonts w:ascii="Courier New" w:eastAsia="Times New Roman" w:hAnsi="Courier New" w:cs="Courier New"/>
+          <w:color w:val="444746"/>
+          <w:kern w:val="0"/>
+          <w:sz w:val="21"/>
+          <w:szCs w:val="21"/>
+          <w:bdr w:val="none" w:sz="0" w:space="0" w:color="auto" w:frame="1"/>
+          <w:lang w:eastAsia="pt-BR"/>
+          <w14:ligatures w14:val="none"/>
+        </w:rPr>
+        <w:t xml:space="preserve">: </w:t>
+      </w:r>
+      <w:proofErr w:type="spellStart"/>
+      <w:r>
+        <w:rPr>
+          <w:rFonts w:ascii="Courier New" w:eastAsia="Times New Roman" w:hAnsi="Courier New" w:cs="Courier New"/>
+          <w:color w:val="444746"/>
+          <w:kern w:val="0"/>
+          <w:sz w:val="21"/>
+          <w:szCs w:val="21"/>
+          <w:bdr w:val="none" w:sz="0" w:space="0" w:color="auto" w:frame="1"/>
+          <w:lang w:eastAsia="pt-BR"/>
+          <w14:ligatures w14:val="none"/>
+        </w:rPr>
+        <w:t>none</w:t>
+      </w:r>
+      <w:proofErr w:type="spellEnd"/>
+      <w:r>
+        <w:rPr>
+          <w:rFonts w:ascii="Courier New" w:eastAsia="Times New Roman" w:hAnsi="Courier New" w:cs="Courier New"/>
+          <w:color w:val="444746"/>
+          <w:kern w:val="0"/>
+          <w:sz w:val="21"/>
+          <w:szCs w:val="21"/>
+          <w:bdr w:val="none" w:sz="0" w:space="0" w:color="auto" w:frame="1"/>
+          <w:lang w:eastAsia="pt-BR"/>
+          <w14:ligatures w14:val="none"/>
+        </w:rPr>
+        <w:t xml:space="preserve">; </w:t>
       </w:r>
     </w:p>
     <w:p>
@@ -14675,7 +17510,35 @@
           <w:lang w:eastAsia="pt-BR"/>
           <w14:ligatures w14:val="none"/>
         </w:rPr>
-        <w:t xml:space="preserve">    padding: </w:t>
+        <w:t xml:space="preserve">    </w:t>
+      </w:r>
+      <w:proofErr w:type="spellStart"/>
+      <w:r>
+        <w:rPr>
+          <w:rFonts w:ascii="Courier New" w:eastAsia="Times New Roman" w:hAnsi="Courier New" w:cs="Courier New"/>
+          <w:color w:val="444746"/>
+          <w:kern w:val="0"/>
+          <w:sz w:val="21"/>
+          <w:szCs w:val="21"/>
+          <w:bdr w:val="none" w:sz="0" w:space="0" w:color="auto" w:frame="1"/>
+          <w:lang w:eastAsia="pt-BR"/>
+          <w14:ligatures w14:val="none"/>
+        </w:rPr>
+        <w:t>padding</w:t>
+      </w:r>
+      <w:proofErr w:type="spellEnd"/>
+      <w:r>
+        <w:rPr>
+          <w:rFonts w:ascii="Courier New" w:eastAsia="Times New Roman" w:hAnsi="Courier New" w:cs="Courier New"/>
+          <w:color w:val="444746"/>
+          <w:kern w:val="0"/>
+          <w:sz w:val="21"/>
+          <w:szCs w:val="21"/>
+          <w:bdr w:val="none" w:sz="0" w:space="0" w:color="auto" w:frame="1"/>
+          <w:lang w:eastAsia="pt-BR"/>
+          <w14:ligatures w14:val="none"/>
+        </w:rPr>
+        <w:t xml:space="preserve">: </w:t>
       </w:r>
       <w:r>
         <w:rPr>
@@ -14793,7 +17656,63 @@
           <w:lang w:eastAsia="pt-BR"/>
           <w14:ligatures w14:val="none"/>
         </w:rPr>
-        <w:t xml:space="preserve">    font-weight: bold; </w:t>
+        <w:t xml:space="preserve">    </w:t>
+      </w:r>
+      <w:proofErr w:type="spellStart"/>
+      <w:r>
+        <w:rPr>
+          <w:rFonts w:ascii="Courier New" w:eastAsia="Times New Roman" w:hAnsi="Courier New" w:cs="Courier New"/>
+          <w:color w:val="444746"/>
+          <w:kern w:val="0"/>
+          <w:sz w:val="21"/>
+          <w:szCs w:val="21"/>
+          <w:bdr w:val="none" w:sz="0" w:space="0" w:color="auto" w:frame="1"/>
+          <w:lang w:eastAsia="pt-BR"/>
+          <w14:ligatures w14:val="none"/>
+        </w:rPr>
+        <w:t>font-weight</w:t>
+      </w:r>
+      <w:proofErr w:type="spellEnd"/>
+      <w:r>
+        <w:rPr>
+          <w:rFonts w:ascii="Courier New" w:eastAsia="Times New Roman" w:hAnsi="Courier New" w:cs="Courier New"/>
+          <w:color w:val="444746"/>
+          <w:kern w:val="0"/>
+          <w:sz w:val="21"/>
+          <w:szCs w:val="21"/>
+          <w:bdr w:val="none" w:sz="0" w:space="0" w:color="auto" w:frame="1"/>
+          <w:lang w:eastAsia="pt-BR"/>
+          <w14:ligatures w14:val="none"/>
+        </w:rPr>
+        <w:t xml:space="preserve">: </w:t>
+      </w:r>
+      <w:proofErr w:type="spellStart"/>
+      <w:r>
+        <w:rPr>
+          <w:rFonts w:ascii="Courier New" w:eastAsia="Times New Roman" w:hAnsi="Courier New" w:cs="Courier New"/>
+          <w:color w:val="444746"/>
+          <w:kern w:val="0"/>
+          <w:sz w:val="21"/>
+          <w:szCs w:val="21"/>
+          <w:bdr w:val="none" w:sz="0" w:space="0" w:color="auto" w:frame="1"/>
+          <w:lang w:eastAsia="pt-BR"/>
+          <w14:ligatures w14:val="none"/>
+        </w:rPr>
+        <w:t>bold</w:t>
+      </w:r>
+      <w:proofErr w:type="spellEnd"/>
+      <w:r>
+        <w:rPr>
+          <w:rFonts w:ascii="Courier New" w:eastAsia="Times New Roman" w:hAnsi="Courier New" w:cs="Courier New"/>
+          <w:color w:val="444746"/>
+          <w:kern w:val="0"/>
+          <w:sz w:val="21"/>
+          <w:szCs w:val="21"/>
+          <w:bdr w:val="none" w:sz="0" w:space="0" w:color="auto" w:frame="1"/>
+          <w:lang w:eastAsia="pt-BR"/>
+          <w14:ligatures w14:val="none"/>
+        </w:rPr>
+        <w:t xml:space="preserve">; </w:t>
       </w:r>
     </w:p>
     <w:p>
@@ -14839,7 +17758,35 @@
           <w:lang w:eastAsia="pt-BR"/>
           <w14:ligatures w14:val="none"/>
         </w:rPr>
-        <w:t xml:space="preserve">    transition: </w:t>
+        <w:t xml:space="preserve">    </w:t>
+      </w:r>
+      <w:proofErr w:type="spellStart"/>
+      <w:r>
+        <w:rPr>
+          <w:rFonts w:ascii="Courier New" w:eastAsia="Times New Roman" w:hAnsi="Courier New" w:cs="Courier New"/>
+          <w:color w:val="444746"/>
+          <w:kern w:val="0"/>
+          <w:sz w:val="21"/>
+          <w:szCs w:val="21"/>
+          <w:bdr w:val="none" w:sz="0" w:space="0" w:color="auto" w:frame="1"/>
+          <w:lang w:eastAsia="pt-BR"/>
+          <w14:ligatures w14:val="none"/>
+        </w:rPr>
+        <w:t>transition</w:t>
+      </w:r>
+      <w:proofErr w:type="spellEnd"/>
+      <w:r>
+        <w:rPr>
+          <w:rFonts w:ascii="Courier New" w:eastAsia="Times New Roman" w:hAnsi="Courier New" w:cs="Courier New"/>
+          <w:color w:val="444746"/>
+          <w:kern w:val="0"/>
+          <w:sz w:val="21"/>
+          <w:szCs w:val="21"/>
+          <w:bdr w:val="none" w:sz="0" w:space="0" w:color="auto" w:frame="1"/>
+          <w:lang w:eastAsia="pt-BR"/>
+          <w14:ligatures w14:val="none"/>
+        </w:rPr>
+        <w:t xml:space="preserve">: </w:t>
       </w:r>
       <w:r>
         <w:rPr>
@@ -14979,6 +17926,7 @@
           <w14:ligatures w14:val="none"/>
         </w:rPr>
       </w:pPr>
+      <w:proofErr w:type="spellStart"/>
       <w:r>
         <w:rPr>
           <w:rFonts w:ascii="Courier New" w:eastAsia="Times New Roman" w:hAnsi="Courier New" w:cs="Courier New"/>
@@ -15005,6 +17953,7 @@
         </w:rPr>
         <w:t>:hover</w:t>
       </w:r>
+      <w:proofErr w:type="spellEnd"/>
       <w:r>
         <w:rPr>
           <w:rFonts w:ascii="Courier New" w:eastAsia="Times New Roman" w:hAnsi="Courier New" w:cs="Courier New"/>
@@ -15226,8 +18175,65 @@
           <w:lang w:eastAsia="pt-BR"/>
           <w14:ligatures w14:val="none"/>
         </w:rPr>
-        <w:t xml:space="preserve">    grid-template-columns: </w:t>
-      </w:r>
+        <w:t xml:space="preserve">    grid-</w:t>
+      </w:r>
+      <w:proofErr w:type="spellStart"/>
+      <w:r>
+        <w:rPr>
+          <w:rFonts w:ascii="Courier New" w:eastAsia="Times New Roman" w:hAnsi="Courier New" w:cs="Courier New"/>
+          <w:color w:val="444746"/>
+          <w:kern w:val="0"/>
+          <w:sz w:val="21"/>
+          <w:szCs w:val="21"/>
+          <w:bdr w:val="none" w:sz="0" w:space="0" w:color="auto" w:frame="1"/>
+          <w:lang w:eastAsia="pt-BR"/>
+          <w14:ligatures w14:val="none"/>
+        </w:rPr>
+        <w:t>template</w:t>
+      </w:r>
+      <w:proofErr w:type="spellEnd"/>
+      <w:r>
+        <w:rPr>
+          <w:rFonts w:ascii="Courier New" w:eastAsia="Times New Roman" w:hAnsi="Courier New" w:cs="Courier New"/>
+          <w:color w:val="444746"/>
+          <w:kern w:val="0"/>
+          <w:sz w:val="21"/>
+          <w:szCs w:val="21"/>
+          <w:bdr w:val="none" w:sz="0" w:space="0" w:color="auto" w:frame="1"/>
+          <w:lang w:eastAsia="pt-BR"/>
+          <w14:ligatures w14:val="none"/>
+        </w:rPr>
+        <w:t>-</w:t>
+      </w:r>
+      <w:proofErr w:type="spellStart"/>
+      <w:r>
+        <w:rPr>
+          <w:rFonts w:ascii="Courier New" w:eastAsia="Times New Roman" w:hAnsi="Courier New" w:cs="Courier New"/>
+          <w:color w:val="444746"/>
+          <w:kern w:val="0"/>
+          <w:sz w:val="21"/>
+          <w:szCs w:val="21"/>
+          <w:bdr w:val="none" w:sz="0" w:space="0" w:color="auto" w:frame="1"/>
+          <w:lang w:eastAsia="pt-BR"/>
+          <w14:ligatures w14:val="none"/>
+        </w:rPr>
+        <w:t>columns</w:t>
+      </w:r>
+      <w:proofErr w:type="spellEnd"/>
+      <w:r>
+        <w:rPr>
+          <w:rFonts w:ascii="Courier New" w:eastAsia="Times New Roman" w:hAnsi="Courier New" w:cs="Courier New"/>
+          <w:color w:val="444746"/>
+          <w:kern w:val="0"/>
+          <w:sz w:val="21"/>
+          <w:szCs w:val="21"/>
+          <w:bdr w:val="none" w:sz="0" w:space="0" w:color="auto" w:frame="1"/>
+          <w:lang w:eastAsia="pt-BR"/>
+          <w14:ligatures w14:val="none"/>
+        </w:rPr>
+        <w:t xml:space="preserve">: </w:t>
+      </w:r>
+      <w:proofErr w:type="spellStart"/>
       <w:r>
         <w:rPr>
           <w:rFonts w:ascii="Courier New" w:eastAsia="Times New Roman" w:hAnsi="Courier New" w:cs="Courier New"/>
@@ -15241,19 +18247,49 @@
         </w:rPr>
         <w:t>repeat</w:t>
       </w:r>
-      <w:r>
-        <w:rPr>
-          <w:rFonts w:ascii="Courier New" w:eastAsia="Times New Roman" w:hAnsi="Courier New" w:cs="Courier New"/>
-          <w:color w:val="444746"/>
-          <w:kern w:val="0"/>
-          <w:sz w:val="21"/>
-          <w:szCs w:val="21"/>
-          <w:bdr w:val="none" w:sz="0" w:space="0" w:color="auto" w:frame="1"/>
-          <w:lang w:eastAsia="pt-BR"/>
-          <w14:ligatures w14:val="none"/>
-        </w:rPr>
-        <w:t xml:space="preserve">(auto-fill, </w:t>
-      </w:r>
+      <w:proofErr w:type="spellEnd"/>
+      <w:r>
+        <w:rPr>
+          <w:rFonts w:ascii="Courier New" w:eastAsia="Times New Roman" w:hAnsi="Courier New" w:cs="Courier New"/>
+          <w:color w:val="444746"/>
+          <w:kern w:val="0"/>
+          <w:sz w:val="21"/>
+          <w:szCs w:val="21"/>
+          <w:bdr w:val="none" w:sz="0" w:space="0" w:color="auto" w:frame="1"/>
+          <w:lang w:eastAsia="pt-BR"/>
+          <w14:ligatures w14:val="none"/>
+        </w:rPr>
+        <w:t>(</w:t>
+      </w:r>
+      <w:proofErr w:type="spellStart"/>
+      <w:r>
+        <w:rPr>
+          <w:rFonts w:ascii="Courier New" w:eastAsia="Times New Roman" w:hAnsi="Courier New" w:cs="Courier New"/>
+          <w:color w:val="444746"/>
+          <w:kern w:val="0"/>
+          <w:sz w:val="21"/>
+          <w:szCs w:val="21"/>
+          <w:bdr w:val="none" w:sz="0" w:space="0" w:color="auto" w:frame="1"/>
+          <w:lang w:eastAsia="pt-BR"/>
+          <w14:ligatures w14:val="none"/>
+        </w:rPr>
+        <w:t>auto-fill</w:t>
+      </w:r>
+      <w:proofErr w:type="spellEnd"/>
+      <w:r>
+        <w:rPr>
+          <w:rFonts w:ascii="Courier New" w:eastAsia="Times New Roman" w:hAnsi="Courier New" w:cs="Courier New"/>
+          <w:color w:val="444746"/>
+          <w:kern w:val="0"/>
+          <w:sz w:val="21"/>
+          <w:szCs w:val="21"/>
+          <w:bdr w:val="none" w:sz="0" w:space="0" w:color="auto" w:frame="1"/>
+          <w:lang w:eastAsia="pt-BR"/>
+          <w14:ligatures w14:val="none"/>
+        </w:rPr>
+        <w:t xml:space="preserve">, </w:t>
+      </w:r>
+      <w:proofErr w:type="spellStart"/>
       <w:r>
         <w:rPr>
           <w:rFonts w:ascii="Courier New" w:eastAsia="Times New Roman" w:hAnsi="Courier New" w:cs="Courier New"/>
@@ -15267,6 +18303,7 @@
         </w:rPr>
         <w:t>minmax</w:t>
       </w:r>
+      <w:proofErr w:type="spellEnd"/>
       <w:r>
         <w:rPr>
           <w:rFonts w:ascii="Courier New" w:eastAsia="Times New Roman" w:hAnsi="Courier New" w:cs="Courier New"/>
@@ -15586,7 +18623,36 @@
           <w:lang w:eastAsia="pt-BR"/>
           <w14:ligatures w14:val="none"/>
         </w:rPr>
-        <w:t xml:space="preserve">    background: white;</w:t>
+        <w:lastRenderedPageBreak/>
+        <w:t xml:space="preserve">    background: </w:t>
+      </w:r>
+      <w:proofErr w:type="spellStart"/>
+      <w:r>
+        <w:rPr>
+          <w:rFonts w:ascii="Courier New" w:eastAsia="Times New Roman" w:hAnsi="Courier New" w:cs="Courier New"/>
+          <w:color w:val="444746"/>
+          <w:kern w:val="0"/>
+          <w:sz w:val="21"/>
+          <w:szCs w:val="21"/>
+          <w:bdr w:val="none" w:sz="0" w:space="0" w:color="auto" w:frame="1"/>
+          <w:lang w:eastAsia="pt-BR"/>
+          <w14:ligatures w14:val="none"/>
+        </w:rPr>
+        <w:t>white</w:t>
+      </w:r>
+      <w:proofErr w:type="spellEnd"/>
+      <w:r>
+        <w:rPr>
+          <w:rFonts w:ascii="Courier New" w:eastAsia="Times New Roman" w:hAnsi="Courier New" w:cs="Courier New"/>
+          <w:color w:val="444746"/>
+          <w:kern w:val="0"/>
+          <w:sz w:val="21"/>
+          <w:szCs w:val="21"/>
+          <w:bdr w:val="none" w:sz="0" w:space="0" w:color="auto" w:frame="1"/>
+          <w:lang w:eastAsia="pt-BR"/>
+          <w14:ligatures w14:val="none"/>
+        </w:rPr>
+        <w:t>;</w:t>
       </w:r>
     </w:p>
     <w:p>
@@ -15632,8 +18698,35 @@
           <w:lang w:eastAsia="pt-BR"/>
           <w14:ligatures w14:val="none"/>
         </w:rPr>
-        <w:lastRenderedPageBreak/>
-        <w:t xml:space="preserve">    padding: </w:t>
+        <w:t xml:space="preserve">    </w:t>
+      </w:r>
+      <w:proofErr w:type="spellStart"/>
+      <w:r>
+        <w:rPr>
+          <w:rFonts w:ascii="Courier New" w:eastAsia="Times New Roman" w:hAnsi="Courier New" w:cs="Courier New"/>
+          <w:color w:val="444746"/>
+          <w:kern w:val="0"/>
+          <w:sz w:val="21"/>
+          <w:szCs w:val="21"/>
+          <w:bdr w:val="none" w:sz="0" w:space="0" w:color="auto" w:frame="1"/>
+          <w:lang w:eastAsia="pt-BR"/>
+          <w14:ligatures w14:val="none"/>
+        </w:rPr>
+        <w:t>padding</w:t>
+      </w:r>
+      <w:proofErr w:type="spellEnd"/>
+      <w:r>
+        <w:rPr>
+          <w:rFonts w:ascii="Courier New" w:eastAsia="Times New Roman" w:hAnsi="Courier New" w:cs="Courier New"/>
+          <w:color w:val="444746"/>
+          <w:kern w:val="0"/>
+          <w:sz w:val="21"/>
+          <w:szCs w:val="21"/>
+          <w:bdr w:val="none" w:sz="0" w:space="0" w:color="auto" w:frame="1"/>
+          <w:lang w:eastAsia="pt-BR"/>
+          <w14:ligatures w14:val="none"/>
+        </w:rPr>
+        <w:t xml:space="preserve">: </w:t>
       </w:r>
       <w:r>
         <w:rPr>
@@ -15705,7 +18798,35 @@
           <w:lang w:eastAsia="pt-BR"/>
           <w14:ligatures w14:val="none"/>
         </w:rPr>
-        <w:t xml:space="preserve">    border-radius: </w:t>
+        <w:t xml:space="preserve">    </w:t>
+      </w:r>
+      <w:proofErr w:type="spellStart"/>
+      <w:r>
+        <w:rPr>
+          <w:rFonts w:ascii="Courier New" w:eastAsia="Times New Roman" w:hAnsi="Courier New" w:cs="Courier New"/>
+          <w:color w:val="444746"/>
+          <w:kern w:val="0"/>
+          <w:sz w:val="21"/>
+          <w:szCs w:val="21"/>
+          <w:bdr w:val="none" w:sz="0" w:space="0" w:color="auto" w:frame="1"/>
+          <w:lang w:eastAsia="pt-BR"/>
+          <w14:ligatures w14:val="none"/>
+        </w:rPr>
+        <w:t>border-radius</w:t>
+      </w:r>
+      <w:proofErr w:type="spellEnd"/>
+      <w:r>
+        <w:rPr>
+          <w:rFonts w:ascii="Courier New" w:eastAsia="Times New Roman" w:hAnsi="Courier New" w:cs="Courier New"/>
+          <w:color w:val="444746"/>
+          <w:kern w:val="0"/>
+          <w:sz w:val="21"/>
+          <w:szCs w:val="21"/>
+          <w:bdr w:val="none" w:sz="0" w:space="0" w:color="auto" w:frame="1"/>
+          <w:lang w:eastAsia="pt-BR"/>
+          <w14:ligatures w14:val="none"/>
+        </w:rPr>
+        <w:t xml:space="preserve">: </w:t>
       </w:r>
       <w:r>
         <w:rPr>
@@ -15777,7 +18898,35 @@
           <w:lang w:eastAsia="pt-BR"/>
           <w14:ligatures w14:val="none"/>
         </w:rPr>
-        <w:t xml:space="preserve">    border-left: </w:t>
+        <w:t xml:space="preserve">    </w:t>
+      </w:r>
+      <w:proofErr w:type="spellStart"/>
+      <w:r>
+        <w:rPr>
+          <w:rFonts w:ascii="Courier New" w:eastAsia="Times New Roman" w:hAnsi="Courier New" w:cs="Courier New"/>
+          <w:color w:val="444746"/>
+          <w:kern w:val="0"/>
+          <w:sz w:val="21"/>
+          <w:szCs w:val="21"/>
+          <w:bdr w:val="none" w:sz="0" w:space="0" w:color="auto" w:frame="1"/>
+          <w:lang w:eastAsia="pt-BR"/>
+          <w14:ligatures w14:val="none"/>
+        </w:rPr>
+        <w:t>border-left</w:t>
+      </w:r>
+      <w:proofErr w:type="spellEnd"/>
+      <w:r>
+        <w:rPr>
+          <w:rFonts w:ascii="Courier New" w:eastAsia="Times New Roman" w:hAnsi="Courier New" w:cs="Courier New"/>
+          <w:color w:val="444746"/>
+          <w:kern w:val="0"/>
+          <w:sz w:val="21"/>
+          <w:szCs w:val="21"/>
+          <w:bdr w:val="none" w:sz="0" w:space="0" w:color="auto" w:frame="1"/>
+          <w:lang w:eastAsia="pt-BR"/>
+          <w14:ligatures w14:val="none"/>
+        </w:rPr>
+        <w:t xml:space="preserve">: </w:t>
       </w:r>
       <w:r>
         <w:rPr>
@@ -15803,7 +18952,35 @@
           <w:lang w:eastAsia="pt-BR"/>
           <w14:ligatures w14:val="none"/>
         </w:rPr>
-        <w:t xml:space="preserve"> solid </w:t>
+        <w:t xml:space="preserve"> </w:t>
+      </w:r>
+      <w:proofErr w:type="spellStart"/>
+      <w:r>
+        <w:rPr>
+          <w:rFonts w:ascii="Courier New" w:eastAsia="Times New Roman" w:hAnsi="Courier New" w:cs="Courier New"/>
+          <w:color w:val="444746"/>
+          <w:kern w:val="0"/>
+          <w:sz w:val="21"/>
+          <w:szCs w:val="21"/>
+          <w:bdr w:val="none" w:sz="0" w:space="0" w:color="auto" w:frame="1"/>
+          <w:lang w:eastAsia="pt-BR"/>
+          <w14:ligatures w14:val="none"/>
+        </w:rPr>
+        <w:t>solid</w:t>
+      </w:r>
+      <w:proofErr w:type="spellEnd"/>
+      <w:r>
+        <w:rPr>
+          <w:rFonts w:ascii="Courier New" w:eastAsia="Times New Roman" w:hAnsi="Courier New" w:cs="Courier New"/>
+          <w:color w:val="444746"/>
+          <w:kern w:val="0"/>
+          <w:sz w:val="21"/>
+          <w:szCs w:val="21"/>
+          <w:bdr w:val="none" w:sz="0" w:space="0" w:color="auto" w:frame="1"/>
+          <w:lang w:eastAsia="pt-BR"/>
+          <w14:ligatures w14:val="none"/>
+        </w:rPr>
+        <w:t xml:space="preserve"> </w:t>
       </w:r>
       <w:r>
         <w:rPr>
@@ -15875,7 +19052,35 @@
           <w:lang w:eastAsia="pt-BR"/>
           <w14:ligatures w14:val="none"/>
         </w:rPr>
-        <w:t xml:space="preserve">    box-shadow: </w:t>
+        <w:t xml:space="preserve">    box-</w:t>
+      </w:r>
+      <w:proofErr w:type="spellStart"/>
+      <w:r>
+        <w:rPr>
+          <w:rFonts w:ascii="Courier New" w:eastAsia="Times New Roman" w:hAnsi="Courier New" w:cs="Courier New"/>
+          <w:color w:val="444746"/>
+          <w:kern w:val="0"/>
+          <w:sz w:val="21"/>
+          <w:szCs w:val="21"/>
+          <w:bdr w:val="none" w:sz="0" w:space="0" w:color="auto" w:frame="1"/>
+          <w:lang w:eastAsia="pt-BR"/>
+          <w14:ligatures w14:val="none"/>
+        </w:rPr>
+        <w:t>shadow</w:t>
+      </w:r>
+      <w:proofErr w:type="spellEnd"/>
+      <w:r>
+        <w:rPr>
+          <w:rFonts w:ascii="Courier New" w:eastAsia="Times New Roman" w:hAnsi="Courier New" w:cs="Courier New"/>
+          <w:color w:val="444746"/>
+          <w:kern w:val="0"/>
+          <w:sz w:val="21"/>
+          <w:szCs w:val="21"/>
+          <w:bdr w:val="none" w:sz="0" w:space="0" w:color="auto" w:frame="1"/>
+          <w:lang w:eastAsia="pt-BR"/>
+          <w14:ligatures w14:val="none"/>
+        </w:rPr>
+        <w:t xml:space="preserve">: </w:t>
       </w:r>
       <w:r>
         <w:rPr>
@@ -15955,6 +19160,7 @@
         </w:rPr>
         <w:t xml:space="preserve"> </w:t>
       </w:r>
+      <w:proofErr w:type="spellStart"/>
       <w:r>
         <w:rPr>
           <w:rFonts w:ascii="Courier New" w:eastAsia="Times New Roman" w:hAnsi="Courier New" w:cs="Courier New"/>
@@ -15968,6 +19174,7 @@
         </w:rPr>
         <w:t>rgba</w:t>
       </w:r>
+      <w:proofErr w:type="spellEnd"/>
       <w:r>
         <w:rPr>
           <w:rFonts w:ascii="Courier New" w:eastAsia="Times New Roman" w:hAnsi="Courier New" w:cs="Courier New"/>
@@ -16156,7 +19363,7 @@
           <w14:ligatures w14:val="none"/>
         </w:rPr>
         <w:pict w14:anchorId="358266AD">
-          <v:rect id="_x0000_i1044" style="width:0;height:1.5pt" o:hralign="center" o:hrstd="t" o:hrnoshade="t" o:hr="t" fillcolor="gray" stroked="f"/>
+          <v:rect id="_x0000_i1030" style="width:0;height:1.5pt" o:hralign="center" o:hrstd="t" o:hrnoshade="t" o:hr="t" fillcolor="gray" stroked="f"/>
         </w:pict>
       </w:r>
     </w:p>
@@ -16279,6 +19486,7 @@
           <w14:ligatures w14:val="none"/>
         </w:rPr>
       </w:pPr>
+      <w:proofErr w:type="spellStart"/>
       <w:r>
         <w:rPr>
           <w:rFonts w:ascii="Courier New" w:eastAsia="Times New Roman" w:hAnsi="Courier New" w:cs="Courier New"/>
@@ -16292,6 +19500,7 @@
         </w:rPr>
         <w:t>const</w:t>
       </w:r>
+      <w:proofErr w:type="spellEnd"/>
       <w:r>
         <w:rPr>
           <w:rFonts w:ascii="Courier New" w:eastAsia="Times New Roman" w:hAnsi="Courier New" w:cs="Courier New"/>
@@ -16316,7 +19525,35 @@
           <w:lang w:eastAsia="pt-BR"/>
           <w14:ligatures w14:val="none"/>
         </w:rPr>
-        <w:t>"api_ler.php"</w:t>
+        <w:t>"</w:t>
+      </w:r>
+      <w:proofErr w:type="spellStart"/>
+      <w:r>
+        <w:rPr>
+          <w:rFonts w:ascii="Courier New" w:eastAsia="Times New Roman" w:hAnsi="Courier New" w:cs="Courier New"/>
+          <w:color w:val="188038"/>
+          <w:kern w:val="0"/>
+          <w:sz w:val="21"/>
+          <w:szCs w:val="21"/>
+          <w:bdr w:val="none" w:sz="0" w:space="0" w:color="auto" w:frame="1"/>
+          <w:lang w:eastAsia="pt-BR"/>
+          <w14:ligatures w14:val="none"/>
+        </w:rPr>
+        <w:t>api_ler.php</w:t>
+      </w:r>
+      <w:proofErr w:type="spellEnd"/>
+      <w:r>
+        <w:rPr>
+          <w:rFonts w:ascii="Courier New" w:eastAsia="Times New Roman" w:hAnsi="Courier New" w:cs="Courier New"/>
+          <w:color w:val="188038"/>
+          <w:kern w:val="0"/>
+          <w:sz w:val="21"/>
+          <w:szCs w:val="21"/>
+          <w:bdr w:val="none" w:sz="0" w:space="0" w:color="auto" w:frame="1"/>
+          <w:lang w:eastAsia="pt-BR"/>
+          <w14:ligatures w14:val="none"/>
+        </w:rPr>
+        <w:t>"</w:t>
       </w:r>
       <w:r>
         <w:rPr>
@@ -16364,6 +19601,7 @@
           <w14:ligatures w14:val="none"/>
         </w:rPr>
       </w:pPr>
+      <w:proofErr w:type="spellStart"/>
       <w:r>
         <w:rPr>
           <w:rFonts w:ascii="Courier New" w:eastAsia="Times New Roman" w:hAnsi="Courier New" w:cs="Courier New"/>
@@ -16377,6 +19615,7 @@
         </w:rPr>
         <w:t>const</w:t>
       </w:r>
+      <w:proofErr w:type="spellEnd"/>
       <w:r>
         <w:rPr>
           <w:rFonts w:ascii="Courier New" w:eastAsia="Times New Roman" w:hAnsi="Courier New" w:cs="Courier New"/>
@@ -16401,7 +19640,35 @@
           <w:lang w:eastAsia="pt-BR"/>
           <w14:ligatures w14:val="none"/>
         </w:rPr>
-        <w:t>"api_inserir.php"</w:t>
+        <w:t>"</w:t>
+      </w:r>
+      <w:proofErr w:type="spellStart"/>
+      <w:r>
+        <w:rPr>
+          <w:rFonts w:ascii="Courier New" w:eastAsia="Times New Roman" w:hAnsi="Courier New" w:cs="Courier New"/>
+          <w:color w:val="188038"/>
+          <w:kern w:val="0"/>
+          <w:sz w:val="21"/>
+          <w:szCs w:val="21"/>
+          <w:bdr w:val="none" w:sz="0" w:space="0" w:color="auto" w:frame="1"/>
+          <w:lang w:eastAsia="pt-BR"/>
+          <w14:ligatures w14:val="none"/>
+        </w:rPr>
+        <w:t>api_inserir.php</w:t>
+      </w:r>
+      <w:proofErr w:type="spellEnd"/>
+      <w:r>
+        <w:rPr>
+          <w:rFonts w:ascii="Courier New" w:eastAsia="Times New Roman" w:hAnsi="Courier New" w:cs="Courier New"/>
+          <w:color w:val="188038"/>
+          <w:kern w:val="0"/>
+          <w:sz w:val="21"/>
+          <w:szCs w:val="21"/>
+          <w:bdr w:val="none" w:sz="0" w:space="0" w:color="auto" w:frame="1"/>
+          <w:lang w:eastAsia="pt-BR"/>
+          <w14:ligatures w14:val="none"/>
+        </w:rPr>
+        <w:t>"</w:t>
       </w:r>
       <w:r>
         <w:rPr>
@@ -16620,6 +19887,7 @@
           <w14:ligatures w14:val="none"/>
         </w:rPr>
       </w:pPr>
+      <w:proofErr w:type="spellStart"/>
       <w:r>
         <w:rPr>
           <w:rFonts w:ascii="Courier New" w:eastAsia="Times New Roman" w:hAnsi="Courier New" w:cs="Courier New"/>
@@ -16633,6 +19901,7 @@
         </w:rPr>
         <w:t>async</w:t>
       </w:r>
+      <w:proofErr w:type="spellEnd"/>
       <w:r>
         <w:rPr>
           <w:rFonts w:ascii="Courier New" w:eastAsia="Times New Roman" w:hAnsi="Courier New" w:cs="Courier New"/>
@@ -16646,6 +19915,7 @@
         </w:rPr>
         <w:t xml:space="preserve"> </w:t>
       </w:r>
+      <w:proofErr w:type="spellStart"/>
       <w:r>
         <w:rPr>
           <w:rFonts w:ascii="Courier New" w:eastAsia="Times New Roman" w:hAnsi="Courier New" w:cs="Courier New"/>
@@ -16659,6 +19929,7 @@
         </w:rPr>
         <w:t>function</w:t>
       </w:r>
+      <w:proofErr w:type="spellEnd"/>
       <w:r>
         <w:rPr>
           <w:rFonts w:ascii="Courier New" w:eastAsia="Times New Roman" w:hAnsi="Courier New" w:cs="Courier New"/>
@@ -16672,6 +19943,7 @@
         </w:rPr>
         <w:t xml:space="preserve"> </w:t>
       </w:r>
+      <w:proofErr w:type="spellStart"/>
       <w:r>
         <w:rPr>
           <w:rFonts w:ascii="Courier New" w:eastAsia="Times New Roman" w:hAnsi="Courier New" w:cs="Courier New"/>
@@ -16685,6 +19957,7 @@
         </w:rPr>
         <w:t>carregarInventario</w:t>
       </w:r>
+      <w:proofErr w:type="spellEnd"/>
       <w:r>
         <w:rPr>
           <w:rFonts w:ascii="Courier New" w:eastAsia="Times New Roman" w:hAnsi="Courier New" w:cs="Courier New"/>
@@ -16744,6 +20017,7 @@
         </w:rPr>
         <w:t xml:space="preserve">    </w:t>
       </w:r>
+      <w:proofErr w:type="spellStart"/>
       <w:r>
         <w:rPr>
           <w:rFonts w:ascii="Courier New" w:eastAsia="Times New Roman" w:hAnsi="Courier New" w:cs="Courier New"/>
@@ -16757,6 +20031,7 @@
         </w:rPr>
         <w:t>try</w:t>
       </w:r>
+      <w:proofErr w:type="spellEnd"/>
       <w:r>
         <w:rPr>
           <w:rFonts w:ascii="Courier New" w:eastAsia="Times New Roman" w:hAnsi="Courier New" w:cs="Courier New"/>
@@ -16816,6 +20091,7 @@
         </w:rPr>
         <w:t xml:space="preserve">        </w:t>
       </w:r>
+      <w:proofErr w:type="spellStart"/>
       <w:r>
         <w:rPr>
           <w:rFonts w:ascii="Courier New" w:eastAsia="Times New Roman" w:hAnsi="Courier New" w:cs="Courier New"/>
@@ -16829,6 +20105,7 @@
         </w:rPr>
         <w:t>const</w:t>
       </w:r>
+      <w:proofErr w:type="spellEnd"/>
       <w:r>
         <w:rPr>
           <w:rFonts w:ascii="Courier New" w:eastAsia="Times New Roman" w:hAnsi="Courier New" w:cs="Courier New"/>
@@ -16842,6 +20119,7 @@
         </w:rPr>
         <w:t xml:space="preserve"> resposta = </w:t>
       </w:r>
+      <w:proofErr w:type="spellStart"/>
       <w:r>
         <w:rPr>
           <w:rFonts w:ascii="Courier New" w:eastAsia="Times New Roman" w:hAnsi="Courier New" w:cs="Courier New"/>
@@ -16855,18 +20133,47 @@
         </w:rPr>
         <w:t>await</w:t>
       </w:r>
-      <w:r>
-        <w:rPr>
-          <w:rFonts w:ascii="Courier New" w:eastAsia="Times New Roman" w:hAnsi="Courier New" w:cs="Courier New"/>
-          <w:color w:val="444746"/>
-          <w:kern w:val="0"/>
-          <w:sz w:val="21"/>
-          <w:szCs w:val="21"/>
-          <w:bdr w:val="none" w:sz="0" w:space="0" w:color="auto" w:frame="1"/>
-          <w:lang w:eastAsia="pt-BR"/>
-          <w14:ligatures w14:val="none"/>
-        </w:rPr>
-        <w:t xml:space="preserve"> fetch(ENDPOINT_LER);</w:t>
+      <w:proofErr w:type="spellEnd"/>
+      <w:r>
+        <w:rPr>
+          <w:rFonts w:ascii="Courier New" w:eastAsia="Times New Roman" w:hAnsi="Courier New" w:cs="Courier New"/>
+          <w:color w:val="444746"/>
+          <w:kern w:val="0"/>
+          <w:sz w:val="21"/>
+          <w:szCs w:val="21"/>
+          <w:bdr w:val="none" w:sz="0" w:space="0" w:color="auto" w:frame="1"/>
+          <w:lang w:eastAsia="pt-BR"/>
+          <w14:ligatures w14:val="none"/>
+        </w:rPr>
+        <w:t xml:space="preserve"> </w:t>
+      </w:r>
+      <w:proofErr w:type="spellStart"/>
+      <w:r>
+        <w:rPr>
+          <w:rFonts w:ascii="Courier New" w:eastAsia="Times New Roman" w:hAnsi="Courier New" w:cs="Courier New"/>
+          <w:color w:val="444746"/>
+          <w:kern w:val="0"/>
+          <w:sz w:val="21"/>
+          <w:szCs w:val="21"/>
+          <w:bdr w:val="none" w:sz="0" w:space="0" w:color="auto" w:frame="1"/>
+          <w:lang w:eastAsia="pt-BR"/>
+          <w14:ligatures w14:val="none"/>
+        </w:rPr>
+        <w:t>fetch</w:t>
+      </w:r>
+      <w:proofErr w:type="spellEnd"/>
+      <w:r>
+        <w:rPr>
+          <w:rFonts w:ascii="Courier New" w:eastAsia="Times New Roman" w:hAnsi="Courier New" w:cs="Courier New"/>
+          <w:color w:val="444746"/>
+          <w:kern w:val="0"/>
+          <w:sz w:val="21"/>
+          <w:szCs w:val="21"/>
+          <w:bdr w:val="none" w:sz="0" w:space="0" w:color="auto" w:frame="1"/>
+          <w:lang w:eastAsia="pt-BR"/>
+          <w14:ligatures w14:val="none"/>
+        </w:rPr>
+        <w:t>(ENDPOINT_LER);</w:t>
       </w:r>
     </w:p>
     <w:p>
@@ -16914,6 +20221,7 @@
         </w:rPr>
         <w:t xml:space="preserve">        </w:t>
       </w:r>
+      <w:proofErr w:type="spellStart"/>
       <w:r>
         <w:rPr>
           <w:rFonts w:ascii="Courier New" w:eastAsia="Times New Roman" w:hAnsi="Courier New" w:cs="Courier New"/>
@@ -16927,6 +20235,7 @@
         </w:rPr>
         <w:t>const</w:t>
       </w:r>
+      <w:proofErr w:type="spellEnd"/>
       <w:r>
         <w:rPr>
           <w:rFonts w:ascii="Courier New" w:eastAsia="Times New Roman" w:hAnsi="Courier New" w:cs="Courier New"/>
@@ -16940,6 +20249,7 @@
         </w:rPr>
         <w:t xml:space="preserve"> dados = </w:t>
       </w:r>
+      <w:proofErr w:type="spellStart"/>
       <w:r>
         <w:rPr>
           <w:rFonts w:ascii="Courier New" w:eastAsia="Times New Roman" w:hAnsi="Courier New" w:cs="Courier New"/>
@@ -16953,18 +20263,47 @@
         </w:rPr>
         <w:t>await</w:t>
       </w:r>
-      <w:r>
-        <w:rPr>
-          <w:rFonts w:ascii="Courier New" w:eastAsia="Times New Roman" w:hAnsi="Courier New" w:cs="Courier New"/>
-          <w:color w:val="444746"/>
-          <w:kern w:val="0"/>
-          <w:sz w:val="21"/>
-          <w:szCs w:val="21"/>
-          <w:bdr w:val="none" w:sz="0" w:space="0" w:color="auto" w:frame="1"/>
-          <w:lang w:eastAsia="pt-BR"/>
-          <w14:ligatures w14:val="none"/>
-        </w:rPr>
-        <w:t xml:space="preserve"> resposta.json();</w:t>
+      <w:proofErr w:type="spellEnd"/>
+      <w:r>
+        <w:rPr>
+          <w:rFonts w:ascii="Courier New" w:eastAsia="Times New Roman" w:hAnsi="Courier New" w:cs="Courier New"/>
+          <w:color w:val="444746"/>
+          <w:kern w:val="0"/>
+          <w:sz w:val="21"/>
+          <w:szCs w:val="21"/>
+          <w:bdr w:val="none" w:sz="0" w:space="0" w:color="auto" w:frame="1"/>
+          <w:lang w:eastAsia="pt-BR"/>
+          <w14:ligatures w14:val="none"/>
+        </w:rPr>
+        <w:t xml:space="preserve"> </w:t>
+      </w:r>
+      <w:proofErr w:type="spellStart"/>
+      <w:r>
+        <w:rPr>
+          <w:rFonts w:ascii="Courier New" w:eastAsia="Times New Roman" w:hAnsi="Courier New" w:cs="Courier New"/>
+          <w:color w:val="444746"/>
+          <w:kern w:val="0"/>
+          <w:sz w:val="21"/>
+          <w:szCs w:val="21"/>
+          <w:bdr w:val="none" w:sz="0" w:space="0" w:color="auto" w:frame="1"/>
+          <w:lang w:eastAsia="pt-BR"/>
+          <w14:ligatures w14:val="none"/>
+        </w:rPr>
+        <w:t>resposta.json</w:t>
+      </w:r>
+      <w:proofErr w:type="spellEnd"/>
+      <w:r>
+        <w:rPr>
+          <w:rFonts w:ascii="Courier New" w:eastAsia="Times New Roman" w:hAnsi="Courier New" w:cs="Courier New"/>
+          <w:color w:val="444746"/>
+          <w:kern w:val="0"/>
+          <w:sz w:val="21"/>
+          <w:szCs w:val="21"/>
+          <w:bdr w:val="none" w:sz="0" w:space="0" w:color="auto" w:frame="1"/>
+          <w:lang w:eastAsia="pt-BR"/>
+          <w14:ligatures w14:val="none"/>
+        </w:rPr>
+        <w:t>();</w:t>
       </w:r>
     </w:p>
     <w:p>
@@ -17010,7 +20349,35 @@
           <w:lang w:eastAsia="pt-BR"/>
           <w14:ligatures w14:val="none"/>
         </w:rPr>
-        <w:t xml:space="preserve">        renderizarInvencoes(dados);</w:t>
+        <w:t xml:space="preserve">        </w:t>
+      </w:r>
+      <w:proofErr w:type="spellStart"/>
+      <w:r>
+        <w:rPr>
+          <w:rFonts w:ascii="Courier New" w:eastAsia="Times New Roman" w:hAnsi="Courier New" w:cs="Courier New"/>
+          <w:color w:val="444746"/>
+          <w:kern w:val="0"/>
+          <w:sz w:val="21"/>
+          <w:szCs w:val="21"/>
+          <w:bdr w:val="none" w:sz="0" w:space="0" w:color="auto" w:frame="1"/>
+          <w:lang w:eastAsia="pt-BR"/>
+          <w14:ligatures w14:val="none"/>
+        </w:rPr>
+        <w:t>renderizarInvencoes</w:t>
+      </w:r>
+      <w:proofErr w:type="spellEnd"/>
+      <w:r>
+        <w:rPr>
+          <w:rFonts w:ascii="Courier New" w:eastAsia="Times New Roman" w:hAnsi="Courier New" w:cs="Courier New"/>
+          <w:color w:val="444746"/>
+          <w:kern w:val="0"/>
+          <w:sz w:val="21"/>
+          <w:szCs w:val="21"/>
+          <w:bdr w:val="none" w:sz="0" w:space="0" w:color="auto" w:frame="1"/>
+          <w:lang w:eastAsia="pt-BR"/>
+          <w14:ligatures w14:val="none"/>
+        </w:rPr>
+        <w:t>(dados);</w:t>
       </w:r>
     </w:p>
     <w:p>
@@ -17128,7 +20495,63 @@
           <w:lang w:eastAsia="pt-BR"/>
           <w14:ligatures w14:val="none"/>
         </w:rPr>
-        <w:t xml:space="preserve">        mostrarErroNaTela(erro.message);</w:t>
+        <w:t xml:space="preserve">        </w:t>
+      </w:r>
+      <w:proofErr w:type="spellStart"/>
+      <w:r>
+        <w:rPr>
+          <w:rFonts w:ascii="Courier New" w:eastAsia="Times New Roman" w:hAnsi="Courier New" w:cs="Courier New"/>
+          <w:color w:val="444746"/>
+          <w:kern w:val="0"/>
+          <w:sz w:val="21"/>
+          <w:szCs w:val="21"/>
+          <w:bdr w:val="none" w:sz="0" w:space="0" w:color="auto" w:frame="1"/>
+          <w:lang w:eastAsia="pt-BR"/>
+          <w14:ligatures w14:val="none"/>
+        </w:rPr>
+        <w:t>mostrarErroNaTela</w:t>
+      </w:r>
+      <w:proofErr w:type="spellEnd"/>
+      <w:r>
+        <w:rPr>
+          <w:rFonts w:ascii="Courier New" w:eastAsia="Times New Roman" w:hAnsi="Courier New" w:cs="Courier New"/>
+          <w:color w:val="444746"/>
+          <w:kern w:val="0"/>
+          <w:sz w:val="21"/>
+          <w:szCs w:val="21"/>
+          <w:bdr w:val="none" w:sz="0" w:space="0" w:color="auto" w:frame="1"/>
+          <w:lang w:eastAsia="pt-BR"/>
+          <w14:ligatures w14:val="none"/>
+        </w:rPr>
+        <w:t>(</w:t>
+      </w:r>
+      <w:proofErr w:type="spellStart"/>
+      <w:r>
+        <w:rPr>
+          <w:rFonts w:ascii="Courier New" w:eastAsia="Times New Roman" w:hAnsi="Courier New" w:cs="Courier New"/>
+          <w:color w:val="444746"/>
+          <w:kern w:val="0"/>
+          <w:sz w:val="21"/>
+          <w:szCs w:val="21"/>
+          <w:bdr w:val="none" w:sz="0" w:space="0" w:color="auto" w:frame="1"/>
+          <w:lang w:eastAsia="pt-BR"/>
+          <w14:ligatures w14:val="none"/>
+        </w:rPr>
+        <w:t>erro.message</w:t>
+      </w:r>
+      <w:proofErr w:type="spellEnd"/>
+      <w:r>
+        <w:rPr>
+          <w:rFonts w:ascii="Courier New" w:eastAsia="Times New Roman" w:hAnsi="Courier New" w:cs="Courier New"/>
+          <w:color w:val="444746"/>
+          <w:kern w:val="0"/>
+          <w:sz w:val="21"/>
+          <w:szCs w:val="21"/>
+          <w:bdr w:val="none" w:sz="0" w:space="0" w:color="auto" w:frame="1"/>
+          <w:lang w:eastAsia="pt-BR"/>
+          <w14:ligatures w14:val="none"/>
+        </w:rPr>
+        <w:t>);</w:t>
       </w:r>
     </w:p>
     <w:p>
@@ -17288,6 +20711,7 @@
           <w14:ligatures w14:val="none"/>
         </w:rPr>
       </w:pPr>
+      <w:proofErr w:type="spellStart"/>
       <w:r>
         <w:rPr>
           <w:rFonts w:ascii="Courier New" w:eastAsia="Times New Roman" w:hAnsi="Courier New" w:cs="Courier New"/>
@@ -17301,6 +20725,7 @@
         </w:rPr>
         <w:t>function</w:t>
       </w:r>
+      <w:proofErr w:type="spellEnd"/>
       <w:r>
         <w:rPr>
           <w:rFonts w:ascii="Courier New" w:eastAsia="Times New Roman" w:hAnsi="Courier New" w:cs="Courier New"/>
@@ -17314,6 +20739,7 @@
         </w:rPr>
         <w:t xml:space="preserve"> </w:t>
       </w:r>
+      <w:proofErr w:type="spellStart"/>
       <w:r>
         <w:rPr>
           <w:rFonts w:ascii="Courier New" w:eastAsia="Times New Roman" w:hAnsi="Courier New" w:cs="Courier New"/>
@@ -17327,6 +20753,7 @@
         </w:rPr>
         <w:t>renderizarInvencoes</w:t>
       </w:r>
+      <w:proofErr w:type="spellEnd"/>
       <w:r>
         <w:rPr>
           <w:rFonts w:ascii="Courier New" w:eastAsia="Times New Roman" w:hAnsi="Courier New" w:cs="Courier New"/>
@@ -17386,6 +20813,7 @@
         </w:rPr>
         <w:t xml:space="preserve">    </w:t>
       </w:r>
+      <w:proofErr w:type="spellStart"/>
       <w:r>
         <w:rPr>
           <w:rFonts w:ascii="Courier New" w:eastAsia="Times New Roman" w:hAnsi="Courier New" w:cs="Courier New"/>
@@ -17399,6 +20827,7 @@
         </w:rPr>
         <w:t>const</w:t>
       </w:r>
+      <w:proofErr w:type="spellEnd"/>
       <w:r>
         <w:rPr>
           <w:rFonts w:ascii="Courier New" w:eastAsia="Times New Roman" w:hAnsi="Courier New" w:cs="Courier New"/>
@@ -17412,6 +20841,7 @@
         </w:rPr>
         <w:t xml:space="preserve"> container = </w:t>
       </w:r>
+      <w:proofErr w:type="spellStart"/>
       <w:r>
         <w:rPr>
           <w:rFonts w:ascii="Courier New" w:eastAsia="Times New Roman" w:hAnsi="Courier New" w:cs="Courier New"/>
@@ -17436,7 +20866,21 @@
           <w:lang w:eastAsia="pt-BR"/>
           <w14:ligatures w14:val="none"/>
         </w:rPr>
-        <w:t>.querySelector(</w:t>
+        <w:t>.querySelector</w:t>
+      </w:r>
+      <w:proofErr w:type="spellEnd"/>
+      <w:r>
+        <w:rPr>
+          <w:rFonts w:ascii="Courier New" w:eastAsia="Times New Roman" w:hAnsi="Courier New" w:cs="Courier New"/>
+          <w:color w:val="444746"/>
+          <w:kern w:val="0"/>
+          <w:sz w:val="21"/>
+          <w:szCs w:val="21"/>
+          <w:bdr w:val="none" w:sz="0" w:space="0" w:color="auto" w:frame="1"/>
+          <w:lang w:eastAsia="pt-BR"/>
+          <w14:ligatures w14:val="none"/>
+        </w:rPr>
+        <w:t>(</w:t>
       </w:r>
       <w:r>
         <w:rPr>
@@ -17449,7 +20893,35 @@
           <w:lang w:eastAsia="pt-BR"/>
           <w14:ligatures w14:val="none"/>
         </w:rPr>
-        <w:t>"#lista-invencoes"</w:t>
+        <w:t>"#lista-</w:t>
+      </w:r>
+      <w:proofErr w:type="spellStart"/>
+      <w:r>
+        <w:rPr>
+          <w:rFonts w:ascii="Courier New" w:eastAsia="Times New Roman" w:hAnsi="Courier New" w:cs="Courier New"/>
+          <w:color w:val="188038"/>
+          <w:kern w:val="0"/>
+          <w:sz w:val="21"/>
+          <w:szCs w:val="21"/>
+          <w:bdr w:val="none" w:sz="0" w:space="0" w:color="auto" w:frame="1"/>
+          <w:lang w:eastAsia="pt-BR"/>
+          <w14:ligatures w14:val="none"/>
+        </w:rPr>
+        <w:t>invencoes</w:t>
+      </w:r>
+      <w:proofErr w:type="spellEnd"/>
+      <w:r>
+        <w:rPr>
+          <w:rFonts w:ascii="Courier New" w:eastAsia="Times New Roman" w:hAnsi="Courier New" w:cs="Courier New"/>
+          <w:color w:val="188038"/>
+          <w:kern w:val="0"/>
+          <w:sz w:val="21"/>
+          <w:szCs w:val="21"/>
+          <w:bdr w:val="none" w:sz="0" w:space="0" w:color="auto" w:frame="1"/>
+          <w:lang w:eastAsia="pt-BR"/>
+          <w14:ligatures w14:val="none"/>
+        </w:rPr>
+        <w:t>"</w:t>
       </w:r>
       <w:r>
         <w:rPr>
@@ -17510,6 +20982,7 @@
         </w:rPr>
         <w:t xml:space="preserve">    </w:t>
       </w:r>
+      <w:proofErr w:type="spellStart"/>
       <w:r>
         <w:rPr>
           <w:rFonts w:ascii="Courier New" w:eastAsia="Times New Roman" w:hAnsi="Courier New" w:cs="Courier New"/>
@@ -17523,18 +20996,47 @@
         </w:rPr>
         <w:t>if</w:t>
       </w:r>
-      <w:r>
-        <w:rPr>
-          <w:rFonts w:ascii="Courier New" w:eastAsia="Times New Roman" w:hAnsi="Courier New" w:cs="Courier New"/>
-          <w:color w:val="444746"/>
-          <w:kern w:val="0"/>
-          <w:sz w:val="21"/>
-          <w:szCs w:val="21"/>
-          <w:bdr w:val="none" w:sz="0" w:space="0" w:color="auto" w:frame="1"/>
-          <w:lang w:eastAsia="pt-BR"/>
-          <w14:ligatures w14:val="none"/>
-        </w:rPr>
-        <w:t xml:space="preserve"> (lista.length === </w:t>
+      <w:proofErr w:type="spellEnd"/>
+      <w:r>
+        <w:rPr>
+          <w:rFonts w:ascii="Courier New" w:eastAsia="Times New Roman" w:hAnsi="Courier New" w:cs="Courier New"/>
+          <w:color w:val="444746"/>
+          <w:kern w:val="0"/>
+          <w:sz w:val="21"/>
+          <w:szCs w:val="21"/>
+          <w:bdr w:val="none" w:sz="0" w:space="0" w:color="auto" w:frame="1"/>
+          <w:lang w:eastAsia="pt-BR"/>
+          <w14:ligatures w14:val="none"/>
+        </w:rPr>
+        <w:t xml:space="preserve"> (</w:t>
+      </w:r>
+      <w:proofErr w:type="spellStart"/>
+      <w:r>
+        <w:rPr>
+          <w:rFonts w:ascii="Courier New" w:eastAsia="Times New Roman" w:hAnsi="Courier New" w:cs="Courier New"/>
+          <w:color w:val="444746"/>
+          <w:kern w:val="0"/>
+          <w:sz w:val="21"/>
+          <w:szCs w:val="21"/>
+          <w:bdr w:val="none" w:sz="0" w:space="0" w:color="auto" w:frame="1"/>
+          <w:lang w:eastAsia="pt-BR"/>
+          <w14:ligatures w14:val="none"/>
+        </w:rPr>
+        <w:t>lista.length</w:t>
+      </w:r>
+      <w:proofErr w:type="spellEnd"/>
+      <w:r>
+        <w:rPr>
+          <w:rFonts w:ascii="Courier New" w:eastAsia="Times New Roman" w:hAnsi="Courier New" w:cs="Courier New"/>
+          <w:color w:val="444746"/>
+          <w:kern w:val="0"/>
+          <w:sz w:val="21"/>
+          <w:szCs w:val="21"/>
+          <w:bdr w:val="none" w:sz="0" w:space="0" w:color="auto" w:frame="1"/>
+          <w:lang w:eastAsia="pt-BR"/>
+          <w14:ligatures w14:val="none"/>
+        </w:rPr>
+        <w:t xml:space="preserve"> === </w:t>
       </w:r>
       <w:r>
         <w:rPr>
@@ -17606,7 +21108,35 @@
           <w:lang w:eastAsia="pt-BR"/>
           <w14:ligatures w14:val="none"/>
         </w:rPr>
-        <w:t xml:space="preserve">        container.innerHTML = </w:t>
+        <w:t xml:space="preserve">        </w:t>
+      </w:r>
+      <w:proofErr w:type="spellStart"/>
+      <w:r>
+        <w:rPr>
+          <w:rFonts w:ascii="Courier New" w:eastAsia="Times New Roman" w:hAnsi="Courier New" w:cs="Courier New"/>
+          <w:color w:val="444746"/>
+          <w:kern w:val="0"/>
+          <w:sz w:val="21"/>
+          <w:szCs w:val="21"/>
+          <w:bdr w:val="none" w:sz="0" w:space="0" w:color="auto" w:frame="1"/>
+          <w:lang w:eastAsia="pt-BR"/>
+          <w14:ligatures w14:val="none"/>
+        </w:rPr>
+        <w:t>container.innerHTML</w:t>
+      </w:r>
+      <w:proofErr w:type="spellEnd"/>
+      <w:r>
+        <w:rPr>
+          <w:rFonts w:ascii="Courier New" w:eastAsia="Times New Roman" w:hAnsi="Courier New" w:cs="Courier New"/>
+          <w:color w:val="444746"/>
+          <w:kern w:val="0"/>
+          <w:sz w:val="21"/>
+          <w:szCs w:val="21"/>
+          <w:bdr w:val="none" w:sz="0" w:space="0" w:color="auto" w:frame="1"/>
+          <w:lang w:eastAsia="pt-BR"/>
+          <w14:ligatures w14:val="none"/>
+        </w:rPr>
+        <w:t xml:space="preserve"> = </w:t>
       </w:r>
       <w:r>
         <w:rPr>
@@ -17680,6 +21210,7 @@
         </w:rPr>
         <w:t xml:space="preserve">        </w:t>
       </w:r>
+      <w:proofErr w:type="spellStart"/>
       <w:r>
         <w:rPr>
           <w:rFonts w:ascii="Courier New" w:eastAsia="Times New Roman" w:hAnsi="Courier New" w:cs="Courier New"/>
@@ -17693,6 +21224,7 @@
         </w:rPr>
         <w:t>return</w:t>
       </w:r>
+      <w:proofErr w:type="spellEnd"/>
       <w:r>
         <w:rPr>
           <w:rFonts w:ascii="Courier New" w:eastAsia="Times New Roman" w:hAnsi="Courier New" w:cs="Courier New"/>
@@ -17796,7 +21328,63 @@
           <w:lang w:eastAsia="pt-BR"/>
           <w14:ligatures w14:val="none"/>
         </w:rPr>
-        <w:t xml:space="preserve">    container.innerHTML = lista.map(item =&gt; </w:t>
+        <w:t xml:space="preserve">    </w:t>
+      </w:r>
+      <w:proofErr w:type="spellStart"/>
+      <w:r>
+        <w:rPr>
+          <w:rFonts w:ascii="Courier New" w:eastAsia="Times New Roman" w:hAnsi="Courier New" w:cs="Courier New"/>
+          <w:color w:val="444746"/>
+          <w:kern w:val="0"/>
+          <w:sz w:val="21"/>
+          <w:szCs w:val="21"/>
+          <w:bdr w:val="none" w:sz="0" w:space="0" w:color="auto" w:frame="1"/>
+          <w:lang w:eastAsia="pt-BR"/>
+          <w14:ligatures w14:val="none"/>
+        </w:rPr>
+        <w:t>container.innerHTML</w:t>
+      </w:r>
+      <w:proofErr w:type="spellEnd"/>
+      <w:r>
+        <w:rPr>
+          <w:rFonts w:ascii="Courier New" w:eastAsia="Times New Roman" w:hAnsi="Courier New" w:cs="Courier New"/>
+          <w:color w:val="444746"/>
+          <w:kern w:val="0"/>
+          <w:sz w:val="21"/>
+          <w:szCs w:val="21"/>
+          <w:bdr w:val="none" w:sz="0" w:space="0" w:color="auto" w:frame="1"/>
+          <w:lang w:eastAsia="pt-BR"/>
+          <w14:ligatures w14:val="none"/>
+        </w:rPr>
+        <w:t xml:space="preserve"> = </w:t>
+      </w:r>
+      <w:proofErr w:type="spellStart"/>
+      <w:r>
+        <w:rPr>
+          <w:rFonts w:ascii="Courier New" w:eastAsia="Times New Roman" w:hAnsi="Courier New" w:cs="Courier New"/>
+          <w:color w:val="444746"/>
+          <w:kern w:val="0"/>
+          <w:sz w:val="21"/>
+          <w:szCs w:val="21"/>
+          <w:bdr w:val="none" w:sz="0" w:space="0" w:color="auto" w:frame="1"/>
+          <w:lang w:eastAsia="pt-BR"/>
+          <w14:ligatures w14:val="none"/>
+        </w:rPr>
+        <w:t>lista.map</w:t>
+      </w:r>
+      <w:proofErr w:type="spellEnd"/>
+      <w:r>
+        <w:rPr>
+          <w:rFonts w:ascii="Courier New" w:eastAsia="Times New Roman" w:hAnsi="Courier New" w:cs="Courier New"/>
+          <w:color w:val="444746"/>
+          <w:kern w:val="0"/>
+          <w:sz w:val="21"/>
+          <w:szCs w:val="21"/>
+          <w:bdr w:val="none" w:sz="0" w:space="0" w:color="auto" w:frame="1"/>
+          <w:lang w:eastAsia="pt-BR"/>
+          <w14:ligatures w14:val="none"/>
+        </w:rPr>
+        <w:t xml:space="preserve">(item =&gt; </w:t>
       </w:r>
       <w:r>
         <w:rPr>
@@ -17855,7 +21443,63 @@
           <w:lang w:eastAsia="pt-BR"/>
           <w14:ligatures w14:val="none"/>
         </w:rPr>
-        <w:t xml:space="preserve">        &lt;div class="card"&gt;</w:t>
+        <w:t xml:space="preserve">        &lt;</w:t>
+      </w:r>
+      <w:proofErr w:type="spellStart"/>
+      <w:r>
+        <w:rPr>
+          <w:rFonts w:ascii="Courier New" w:eastAsia="Times New Roman" w:hAnsi="Courier New" w:cs="Courier New"/>
+          <w:color w:val="188038"/>
+          <w:kern w:val="0"/>
+          <w:sz w:val="21"/>
+          <w:szCs w:val="21"/>
+          <w:bdr w:val="none" w:sz="0" w:space="0" w:color="auto" w:frame="1"/>
+          <w:lang w:eastAsia="pt-BR"/>
+          <w14:ligatures w14:val="none"/>
+        </w:rPr>
+        <w:t>div</w:t>
+      </w:r>
+      <w:proofErr w:type="spellEnd"/>
+      <w:r>
+        <w:rPr>
+          <w:rFonts w:ascii="Courier New" w:eastAsia="Times New Roman" w:hAnsi="Courier New" w:cs="Courier New"/>
+          <w:color w:val="188038"/>
+          <w:kern w:val="0"/>
+          <w:sz w:val="21"/>
+          <w:szCs w:val="21"/>
+          <w:bdr w:val="none" w:sz="0" w:space="0" w:color="auto" w:frame="1"/>
+          <w:lang w:eastAsia="pt-BR"/>
+          <w14:ligatures w14:val="none"/>
+        </w:rPr>
+        <w:t xml:space="preserve"> </w:t>
+      </w:r>
+      <w:proofErr w:type="spellStart"/>
+      <w:r>
+        <w:rPr>
+          <w:rFonts w:ascii="Courier New" w:eastAsia="Times New Roman" w:hAnsi="Courier New" w:cs="Courier New"/>
+          <w:color w:val="188038"/>
+          <w:kern w:val="0"/>
+          <w:sz w:val="21"/>
+          <w:szCs w:val="21"/>
+          <w:bdr w:val="none" w:sz="0" w:space="0" w:color="auto" w:frame="1"/>
+          <w:lang w:eastAsia="pt-BR"/>
+          <w14:ligatures w14:val="none"/>
+        </w:rPr>
+        <w:t>class</w:t>
+      </w:r>
+      <w:proofErr w:type="spellEnd"/>
+      <w:r>
+        <w:rPr>
+          <w:rFonts w:ascii="Courier New" w:eastAsia="Times New Roman" w:hAnsi="Courier New" w:cs="Courier New"/>
+          <w:color w:val="188038"/>
+          <w:kern w:val="0"/>
+          <w:sz w:val="21"/>
+          <w:szCs w:val="21"/>
+          <w:bdr w:val="none" w:sz="0" w:space="0" w:color="auto" w:frame="1"/>
+          <w:lang w:eastAsia="pt-BR"/>
+          <w14:ligatures w14:val="none"/>
+        </w:rPr>
+        <w:t>="card"&gt;</w:t>
       </w:r>
     </w:p>
     <w:p>
@@ -17914,7 +21558,35 @@
           <w:lang w:eastAsia="pt-BR"/>
           <w14:ligatures w14:val="none"/>
         </w:rPr>
-        <w:t>${item.nome_projeto}</w:t>
+        <w:t>${</w:t>
+      </w:r>
+      <w:proofErr w:type="spellStart"/>
+      <w:r>
+        <w:rPr>
+          <w:rFonts w:ascii="Courier New" w:eastAsia="Times New Roman" w:hAnsi="Courier New" w:cs="Courier New"/>
+          <w:color w:val="1F1F1F"/>
+          <w:kern w:val="0"/>
+          <w:sz w:val="21"/>
+          <w:szCs w:val="21"/>
+          <w:bdr w:val="none" w:sz="0" w:space="0" w:color="auto" w:frame="1"/>
+          <w:lang w:eastAsia="pt-BR"/>
+          <w14:ligatures w14:val="none"/>
+        </w:rPr>
+        <w:t>item.nome_projeto</w:t>
+      </w:r>
+      <w:proofErr w:type="spellEnd"/>
+      <w:r>
+        <w:rPr>
+          <w:rFonts w:ascii="Courier New" w:eastAsia="Times New Roman" w:hAnsi="Courier New" w:cs="Courier New"/>
+          <w:color w:val="1F1F1F"/>
+          <w:kern w:val="0"/>
+          <w:sz w:val="21"/>
+          <w:szCs w:val="21"/>
+          <w:bdr w:val="none" w:sz="0" w:space="0" w:color="auto" w:frame="1"/>
+          <w:lang w:eastAsia="pt-BR"/>
+          <w14:ligatures w14:val="none"/>
+        </w:rPr>
+        <w:t>}</w:t>
       </w:r>
       <w:r>
         <w:rPr>
@@ -17973,7 +21645,147 @@
           <w:lang w:eastAsia="pt-BR"/>
           <w14:ligatures w14:val="none"/>
         </w:rPr>
-        <w:t xml:space="preserve">            &lt;p&gt;&lt;strong&gt;Categoria:&lt;/strong&gt; &lt;span class="badge"&gt;</w:t>
+        <w:t xml:space="preserve">            &lt;p&gt;&lt;</w:t>
+      </w:r>
+      <w:proofErr w:type="spellStart"/>
+      <w:r>
+        <w:rPr>
+          <w:rFonts w:ascii="Courier New" w:eastAsia="Times New Roman" w:hAnsi="Courier New" w:cs="Courier New"/>
+          <w:color w:val="188038"/>
+          <w:kern w:val="0"/>
+          <w:sz w:val="21"/>
+          <w:szCs w:val="21"/>
+          <w:bdr w:val="none" w:sz="0" w:space="0" w:color="auto" w:frame="1"/>
+          <w:lang w:eastAsia="pt-BR"/>
+          <w14:ligatures w14:val="none"/>
+        </w:rPr>
+        <w:t>strong</w:t>
+      </w:r>
+      <w:proofErr w:type="spellEnd"/>
+      <w:r>
+        <w:rPr>
+          <w:rFonts w:ascii="Courier New" w:eastAsia="Times New Roman" w:hAnsi="Courier New" w:cs="Courier New"/>
+          <w:color w:val="188038"/>
+          <w:kern w:val="0"/>
+          <w:sz w:val="21"/>
+          <w:szCs w:val="21"/>
+          <w:bdr w:val="none" w:sz="0" w:space="0" w:color="auto" w:frame="1"/>
+          <w:lang w:eastAsia="pt-BR"/>
+          <w14:ligatures w14:val="none"/>
+        </w:rPr>
+        <w:t>&gt;Categoria:&lt;/</w:t>
+      </w:r>
+      <w:proofErr w:type="spellStart"/>
+      <w:r>
+        <w:rPr>
+          <w:rFonts w:ascii="Courier New" w:eastAsia="Times New Roman" w:hAnsi="Courier New" w:cs="Courier New"/>
+          <w:color w:val="188038"/>
+          <w:kern w:val="0"/>
+          <w:sz w:val="21"/>
+          <w:szCs w:val="21"/>
+          <w:bdr w:val="none" w:sz="0" w:space="0" w:color="auto" w:frame="1"/>
+          <w:lang w:eastAsia="pt-BR"/>
+          <w14:ligatures w14:val="none"/>
+        </w:rPr>
+        <w:t>strong</w:t>
+      </w:r>
+      <w:proofErr w:type="spellEnd"/>
+      <w:r>
+        <w:rPr>
+          <w:rFonts w:ascii="Courier New" w:eastAsia="Times New Roman" w:hAnsi="Courier New" w:cs="Courier New"/>
+          <w:color w:val="188038"/>
+          <w:kern w:val="0"/>
+          <w:sz w:val="21"/>
+          <w:szCs w:val="21"/>
+          <w:bdr w:val="none" w:sz="0" w:space="0" w:color="auto" w:frame="1"/>
+          <w:lang w:eastAsia="pt-BR"/>
+          <w14:ligatures w14:val="none"/>
+        </w:rPr>
+        <w:t>&gt; &lt;</w:t>
+      </w:r>
+      <w:proofErr w:type="spellStart"/>
+      <w:r>
+        <w:rPr>
+          <w:rFonts w:ascii="Courier New" w:eastAsia="Times New Roman" w:hAnsi="Courier New" w:cs="Courier New"/>
+          <w:color w:val="188038"/>
+          <w:kern w:val="0"/>
+          <w:sz w:val="21"/>
+          <w:szCs w:val="21"/>
+          <w:bdr w:val="none" w:sz="0" w:space="0" w:color="auto" w:frame="1"/>
+          <w:lang w:eastAsia="pt-BR"/>
+          <w14:ligatures w14:val="none"/>
+        </w:rPr>
+        <w:t>span</w:t>
+      </w:r>
+      <w:proofErr w:type="spellEnd"/>
+      <w:r>
+        <w:rPr>
+          <w:rFonts w:ascii="Courier New" w:eastAsia="Times New Roman" w:hAnsi="Courier New" w:cs="Courier New"/>
+          <w:color w:val="188038"/>
+          <w:kern w:val="0"/>
+          <w:sz w:val="21"/>
+          <w:szCs w:val="21"/>
+          <w:bdr w:val="none" w:sz="0" w:space="0" w:color="auto" w:frame="1"/>
+          <w:lang w:eastAsia="pt-BR"/>
+          <w14:ligatures w14:val="none"/>
+        </w:rPr>
+        <w:t xml:space="preserve"> </w:t>
+      </w:r>
+      <w:proofErr w:type="spellStart"/>
+      <w:r>
+        <w:rPr>
+          <w:rFonts w:ascii="Courier New" w:eastAsia="Times New Roman" w:hAnsi="Courier New" w:cs="Courier New"/>
+          <w:color w:val="188038"/>
+          <w:kern w:val="0"/>
+          <w:sz w:val="21"/>
+          <w:szCs w:val="21"/>
+          <w:bdr w:val="none" w:sz="0" w:space="0" w:color="auto" w:frame="1"/>
+          <w:lang w:eastAsia="pt-BR"/>
+          <w14:ligatures w14:val="none"/>
+        </w:rPr>
+        <w:t>class</w:t>
+      </w:r>
+      <w:proofErr w:type="spellEnd"/>
+      <w:r>
+        <w:rPr>
+          <w:rFonts w:ascii="Courier New" w:eastAsia="Times New Roman" w:hAnsi="Courier New" w:cs="Courier New"/>
+          <w:color w:val="188038"/>
+          <w:kern w:val="0"/>
+          <w:sz w:val="21"/>
+          <w:szCs w:val="21"/>
+          <w:bdr w:val="none" w:sz="0" w:space="0" w:color="auto" w:frame="1"/>
+          <w:lang w:eastAsia="pt-BR"/>
+          <w14:ligatures w14:val="none"/>
+        </w:rPr>
+        <w:t>="</w:t>
+      </w:r>
+      <w:proofErr w:type="spellStart"/>
+      <w:r>
+        <w:rPr>
+          <w:rFonts w:ascii="Courier New" w:eastAsia="Times New Roman" w:hAnsi="Courier New" w:cs="Courier New"/>
+          <w:color w:val="188038"/>
+          <w:kern w:val="0"/>
+          <w:sz w:val="21"/>
+          <w:szCs w:val="21"/>
+          <w:bdr w:val="none" w:sz="0" w:space="0" w:color="auto" w:frame="1"/>
+          <w:lang w:eastAsia="pt-BR"/>
+          <w14:ligatures w14:val="none"/>
+        </w:rPr>
+        <w:t>badge</w:t>
+      </w:r>
+      <w:proofErr w:type="spellEnd"/>
+      <w:r>
+        <w:rPr>
+          <w:rFonts w:ascii="Courier New" w:eastAsia="Times New Roman" w:hAnsi="Courier New" w:cs="Courier New"/>
+          <w:color w:val="188038"/>
+          <w:kern w:val="0"/>
+          <w:sz w:val="21"/>
+          <w:szCs w:val="21"/>
+          <w:bdr w:val="none" w:sz="0" w:space="0" w:color="auto" w:frame="1"/>
+          <w:lang w:eastAsia="pt-BR"/>
+          <w14:ligatures w14:val="none"/>
+        </w:rPr>
+        <w:t>"&gt;</w:t>
       </w:r>
       <w:r>
         <w:rPr>
@@ -17986,7 +21798,35 @@
           <w:lang w:eastAsia="pt-BR"/>
           <w14:ligatures w14:val="none"/>
         </w:rPr>
-        <w:t>${item.categoria}</w:t>
+        <w:t>${</w:t>
+      </w:r>
+      <w:proofErr w:type="spellStart"/>
+      <w:r>
+        <w:rPr>
+          <w:rFonts w:ascii="Courier New" w:eastAsia="Times New Roman" w:hAnsi="Courier New" w:cs="Courier New"/>
+          <w:color w:val="1F1F1F"/>
+          <w:kern w:val="0"/>
+          <w:sz w:val="21"/>
+          <w:szCs w:val="21"/>
+          <w:bdr w:val="none" w:sz="0" w:space="0" w:color="auto" w:frame="1"/>
+          <w:lang w:eastAsia="pt-BR"/>
+          <w14:ligatures w14:val="none"/>
+        </w:rPr>
+        <w:t>item.categoria</w:t>
+      </w:r>
+      <w:proofErr w:type="spellEnd"/>
+      <w:r>
+        <w:rPr>
+          <w:rFonts w:ascii="Courier New" w:eastAsia="Times New Roman" w:hAnsi="Courier New" w:cs="Courier New"/>
+          <w:color w:val="1F1F1F"/>
+          <w:kern w:val="0"/>
+          <w:sz w:val="21"/>
+          <w:szCs w:val="21"/>
+          <w:bdr w:val="none" w:sz="0" w:space="0" w:color="auto" w:frame="1"/>
+          <w:lang w:eastAsia="pt-BR"/>
+          <w14:ligatures w14:val="none"/>
+        </w:rPr>
+        <w:t>}</w:t>
       </w:r>
       <w:r>
         <w:rPr>
@@ -17999,7 +21839,35 @@
           <w:lang w:eastAsia="pt-BR"/>
           <w14:ligatures w14:val="none"/>
         </w:rPr>
-        <w:t>&lt;/span&gt;&lt;/p&gt;</w:t>
+        <w:t>&lt;/</w:t>
+      </w:r>
+      <w:proofErr w:type="spellStart"/>
+      <w:r>
+        <w:rPr>
+          <w:rFonts w:ascii="Courier New" w:eastAsia="Times New Roman" w:hAnsi="Courier New" w:cs="Courier New"/>
+          <w:color w:val="188038"/>
+          <w:kern w:val="0"/>
+          <w:sz w:val="21"/>
+          <w:szCs w:val="21"/>
+          <w:bdr w:val="none" w:sz="0" w:space="0" w:color="auto" w:frame="1"/>
+          <w:lang w:eastAsia="pt-BR"/>
+          <w14:ligatures w14:val="none"/>
+        </w:rPr>
+        <w:t>span</w:t>
+      </w:r>
+      <w:proofErr w:type="spellEnd"/>
+      <w:r>
+        <w:rPr>
+          <w:rFonts w:ascii="Courier New" w:eastAsia="Times New Roman" w:hAnsi="Courier New" w:cs="Courier New"/>
+          <w:color w:val="188038"/>
+          <w:kern w:val="0"/>
+          <w:sz w:val="21"/>
+          <w:szCs w:val="21"/>
+          <w:bdr w:val="none" w:sz="0" w:space="0" w:color="auto" w:frame="1"/>
+          <w:lang w:eastAsia="pt-BR"/>
+          <w14:ligatures w14:val="none"/>
+        </w:rPr>
+        <w:t>&gt;&lt;/p&gt;</w:t>
       </w:r>
     </w:p>
     <w:p>
@@ -18045,7 +21913,63 @@
           <w:lang w:eastAsia="pt-BR"/>
           <w14:ligatures w14:val="none"/>
         </w:rPr>
-        <w:t xml:space="preserve">            &lt;p&gt;&lt;strong&gt;Custo:&lt;/strong&gt; R$ </w:t>
+        <w:t xml:space="preserve">            &lt;p&gt;&lt;</w:t>
+      </w:r>
+      <w:proofErr w:type="spellStart"/>
+      <w:r>
+        <w:rPr>
+          <w:rFonts w:ascii="Courier New" w:eastAsia="Times New Roman" w:hAnsi="Courier New" w:cs="Courier New"/>
+          <w:color w:val="188038"/>
+          <w:kern w:val="0"/>
+          <w:sz w:val="21"/>
+          <w:szCs w:val="21"/>
+          <w:bdr w:val="none" w:sz="0" w:space="0" w:color="auto" w:frame="1"/>
+          <w:lang w:eastAsia="pt-BR"/>
+          <w14:ligatures w14:val="none"/>
+        </w:rPr>
+        <w:t>strong</w:t>
+      </w:r>
+      <w:proofErr w:type="spellEnd"/>
+      <w:r>
+        <w:rPr>
+          <w:rFonts w:ascii="Courier New" w:eastAsia="Times New Roman" w:hAnsi="Courier New" w:cs="Courier New"/>
+          <w:color w:val="188038"/>
+          <w:kern w:val="0"/>
+          <w:sz w:val="21"/>
+          <w:szCs w:val="21"/>
+          <w:bdr w:val="none" w:sz="0" w:space="0" w:color="auto" w:frame="1"/>
+          <w:lang w:eastAsia="pt-BR"/>
+          <w14:ligatures w14:val="none"/>
+        </w:rPr>
+        <w:t>&gt;Custo:&lt;/</w:t>
+      </w:r>
+      <w:proofErr w:type="spellStart"/>
+      <w:r>
+        <w:rPr>
+          <w:rFonts w:ascii="Courier New" w:eastAsia="Times New Roman" w:hAnsi="Courier New" w:cs="Courier New"/>
+          <w:color w:val="188038"/>
+          <w:kern w:val="0"/>
+          <w:sz w:val="21"/>
+          <w:szCs w:val="21"/>
+          <w:bdr w:val="none" w:sz="0" w:space="0" w:color="auto" w:frame="1"/>
+          <w:lang w:eastAsia="pt-BR"/>
+          <w14:ligatures w14:val="none"/>
+        </w:rPr>
+        <w:t>strong</w:t>
+      </w:r>
+      <w:proofErr w:type="spellEnd"/>
+      <w:r>
+        <w:rPr>
+          <w:rFonts w:ascii="Courier New" w:eastAsia="Times New Roman" w:hAnsi="Courier New" w:cs="Courier New"/>
+          <w:color w:val="188038"/>
+          <w:kern w:val="0"/>
+          <w:sz w:val="21"/>
+          <w:szCs w:val="21"/>
+          <w:bdr w:val="none" w:sz="0" w:space="0" w:color="auto" w:frame="1"/>
+          <w:lang w:eastAsia="pt-BR"/>
+          <w14:ligatures w14:val="none"/>
+        </w:rPr>
+        <w:t xml:space="preserve">&gt; R$ </w:t>
       </w:r>
       <w:r>
         <w:rPr>
@@ -18060,6 +21984,7 @@
         </w:rPr>
         <w:t>${</w:t>
       </w:r>
+      <w:proofErr w:type="spellStart"/>
       <w:r>
         <w:rPr>
           <w:rFonts w:ascii="Courier New" w:eastAsia="Times New Roman" w:hAnsi="Courier New" w:cs="Courier New"/>
@@ -18073,6 +21998,7 @@
         </w:rPr>
         <w:t>parseFloat</w:t>
       </w:r>
+      <w:proofErr w:type="spellEnd"/>
       <w:r>
         <w:rPr>
           <w:rFonts w:ascii="Courier New" w:eastAsia="Times New Roman" w:hAnsi="Courier New" w:cs="Courier New"/>
@@ -18084,7 +22010,63 @@
           <w:lang w:eastAsia="pt-BR"/>
           <w14:ligatures w14:val="none"/>
         </w:rPr>
-        <w:t>(item.custo_estimado).toFixed(</w:t>
+        <w:t>(</w:t>
+      </w:r>
+      <w:proofErr w:type="spellStart"/>
+      <w:r>
+        <w:rPr>
+          <w:rFonts w:ascii="Courier New" w:eastAsia="Times New Roman" w:hAnsi="Courier New" w:cs="Courier New"/>
+          <w:color w:val="1F1F1F"/>
+          <w:kern w:val="0"/>
+          <w:sz w:val="21"/>
+          <w:szCs w:val="21"/>
+          <w:bdr w:val="none" w:sz="0" w:space="0" w:color="auto" w:frame="1"/>
+          <w:lang w:eastAsia="pt-BR"/>
+          <w14:ligatures w14:val="none"/>
+        </w:rPr>
+        <w:t>item.custo_estimado</w:t>
+      </w:r>
+      <w:proofErr w:type="spellEnd"/>
+      <w:r>
+        <w:rPr>
+          <w:rFonts w:ascii="Courier New" w:eastAsia="Times New Roman" w:hAnsi="Courier New" w:cs="Courier New"/>
+          <w:color w:val="1F1F1F"/>
+          <w:kern w:val="0"/>
+          <w:sz w:val="21"/>
+          <w:szCs w:val="21"/>
+          <w:bdr w:val="none" w:sz="0" w:space="0" w:color="auto" w:frame="1"/>
+          <w:lang w:eastAsia="pt-BR"/>
+          <w14:ligatures w14:val="none"/>
+        </w:rPr>
+        <w:t>).</w:t>
+      </w:r>
+      <w:proofErr w:type="spellStart"/>
+      <w:r>
+        <w:rPr>
+          <w:rFonts w:ascii="Courier New" w:eastAsia="Times New Roman" w:hAnsi="Courier New" w:cs="Courier New"/>
+          <w:color w:val="1F1F1F"/>
+          <w:kern w:val="0"/>
+          <w:sz w:val="21"/>
+          <w:szCs w:val="21"/>
+          <w:bdr w:val="none" w:sz="0" w:space="0" w:color="auto" w:frame="1"/>
+          <w:lang w:eastAsia="pt-BR"/>
+          <w14:ligatures w14:val="none"/>
+        </w:rPr>
+        <w:t>toFixed</w:t>
+      </w:r>
+      <w:proofErr w:type="spellEnd"/>
+      <w:r>
+        <w:rPr>
+          <w:rFonts w:ascii="Courier New" w:eastAsia="Times New Roman" w:hAnsi="Courier New" w:cs="Courier New"/>
+          <w:color w:val="1F1F1F"/>
+          <w:kern w:val="0"/>
+          <w:sz w:val="21"/>
+          <w:szCs w:val="21"/>
+          <w:bdr w:val="none" w:sz="0" w:space="0" w:color="auto" w:frame="1"/>
+          <w:lang w:eastAsia="pt-BR"/>
+          <w14:ligatures w14:val="none"/>
+        </w:rPr>
+        <w:t>(</w:t>
       </w:r>
       <w:r>
         <w:rPr>
@@ -18169,7 +22151,35 @@
           <w:lang w:eastAsia="pt-BR"/>
           <w14:ligatures w14:val="none"/>
         </w:rPr>
-        <w:t xml:space="preserve">        &lt;/div&gt;</w:t>
+        <w:t xml:space="preserve">        &lt;/</w:t>
+      </w:r>
+      <w:proofErr w:type="spellStart"/>
+      <w:r>
+        <w:rPr>
+          <w:rFonts w:ascii="Courier New" w:eastAsia="Times New Roman" w:hAnsi="Courier New" w:cs="Courier New"/>
+          <w:color w:val="188038"/>
+          <w:kern w:val="0"/>
+          <w:sz w:val="21"/>
+          <w:szCs w:val="21"/>
+          <w:bdr w:val="none" w:sz="0" w:space="0" w:color="auto" w:frame="1"/>
+          <w:lang w:eastAsia="pt-BR"/>
+          <w14:ligatures w14:val="none"/>
+        </w:rPr>
+        <w:t>div</w:t>
+      </w:r>
+      <w:proofErr w:type="spellEnd"/>
+      <w:r>
+        <w:rPr>
+          <w:rFonts w:ascii="Courier New" w:eastAsia="Times New Roman" w:hAnsi="Courier New" w:cs="Courier New"/>
+          <w:color w:val="188038"/>
+          <w:kern w:val="0"/>
+          <w:sz w:val="21"/>
+          <w:szCs w:val="21"/>
+          <w:bdr w:val="none" w:sz="0" w:space="0" w:color="auto" w:frame="1"/>
+          <w:lang w:eastAsia="pt-BR"/>
+          <w14:ligatures w14:val="none"/>
+        </w:rPr>
+        <w:t>&gt;</w:t>
       </w:r>
     </w:p>
     <w:p>
@@ -18228,7 +22238,35 @@
           <w:lang w:eastAsia="pt-BR"/>
           <w14:ligatures w14:val="none"/>
         </w:rPr>
-        <w:t>).join(</w:t>
+        <w:t>).</w:t>
+      </w:r>
+      <w:proofErr w:type="spellStart"/>
+      <w:r>
+        <w:rPr>
+          <w:rFonts w:ascii="Courier New" w:eastAsia="Times New Roman" w:hAnsi="Courier New" w:cs="Courier New"/>
+          <w:color w:val="444746"/>
+          <w:kern w:val="0"/>
+          <w:sz w:val="21"/>
+          <w:szCs w:val="21"/>
+          <w:bdr w:val="none" w:sz="0" w:space="0" w:color="auto" w:frame="1"/>
+          <w:lang w:eastAsia="pt-BR"/>
+          <w14:ligatures w14:val="none"/>
+        </w:rPr>
+        <w:t>join</w:t>
+      </w:r>
+      <w:proofErr w:type="spellEnd"/>
+      <w:r>
+        <w:rPr>
+          <w:rFonts w:ascii="Courier New" w:eastAsia="Times New Roman" w:hAnsi="Courier New" w:cs="Courier New"/>
+          <w:color w:val="444746"/>
+          <w:kern w:val="0"/>
+          <w:sz w:val="21"/>
+          <w:szCs w:val="21"/>
+          <w:bdr w:val="none" w:sz="0" w:space="0" w:color="auto" w:frame="1"/>
+          <w:lang w:eastAsia="pt-BR"/>
+          <w14:ligatures w14:val="none"/>
+        </w:rPr>
+        <w:t>(</w:t>
       </w:r>
       <w:r>
         <w:rPr>
@@ -18584,6 +22622,7 @@
         </w:rPr>
         <w:t xml:space="preserve">, </w:t>
       </w:r>
+      <w:proofErr w:type="spellStart"/>
       <w:r>
         <w:rPr>
           <w:rFonts w:ascii="Courier New" w:eastAsia="Times New Roman" w:hAnsi="Courier New" w:cs="Courier New"/>
@@ -18597,6 +22636,7 @@
         </w:rPr>
         <w:t>async</w:t>
       </w:r>
+      <w:proofErr w:type="spellEnd"/>
       <w:r>
         <w:rPr>
           <w:rFonts w:ascii="Courier New" w:eastAsia="Times New Roman" w:hAnsi="Courier New" w:cs="Courier New"/>
@@ -18610,6 +22650,7 @@
         </w:rPr>
         <w:t xml:space="preserve"> </w:t>
       </w:r>
+      <w:proofErr w:type="spellStart"/>
       <w:r>
         <w:rPr>
           <w:rFonts w:ascii="Courier New" w:eastAsia="Times New Roman" w:hAnsi="Courier New" w:cs="Courier New"/>
@@ -18623,6 +22664,7 @@
         </w:rPr>
         <w:t>function</w:t>
       </w:r>
+      <w:proofErr w:type="spellEnd"/>
       <w:r>
         <w:rPr>
           <w:rFonts w:ascii="Courier New" w:eastAsia="Times New Roman" w:hAnsi="Courier New" w:cs="Courier New"/>
@@ -18785,7 +22827,35 @@
           <w:lang w:eastAsia="pt-BR"/>
           <w14:ligatures w14:val="none"/>
         </w:rPr>
-        <w:t xml:space="preserve">    evento.preventDefault(); </w:t>
+        <w:t xml:space="preserve">    </w:t>
+      </w:r>
+      <w:proofErr w:type="spellStart"/>
+      <w:r>
+        <w:rPr>
+          <w:rFonts w:ascii="Courier New" w:eastAsia="Times New Roman" w:hAnsi="Courier New" w:cs="Courier New"/>
+          <w:color w:val="444746"/>
+          <w:kern w:val="0"/>
+          <w:sz w:val="21"/>
+          <w:szCs w:val="21"/>
+          <w:bdr w:val="none" w:sz="0" w:space="0" w:color="auto" w:frame="1"/>
+          <w:lang w:eastAsia="pt-BR"/>
+          <w14:ligatures w14:val="none"/>
+        </w:rPr>
+        <w:t>evento.preventDefault</w:t>
+      </w:r>
+      <w:proofErr w:type="spellEnd"/>
+      <w:r>
+        <w:rPr>
+          <w:rFonts w:ascii="Courier New" w:eastAsia="Times New Roman" w:hAnsi="Courier New" w:cs="Courier New"/>
+          <w:color w:val="444746"/>
+          <w:kern w:val="0"/>
+          <w:sz w:val="21"/>
+          <w:szCs w:val="21"/>
+          <w:bdr w:val="none" w:sz="0" w:space="0" w:color="auto" w:frame="1"/>
+          <w:lang w:eastAsia="pt-BR"/>
+          <w14:ligatures w14:val="none"/>
+        </w:rPr>
+        <w:t xml:space="preserve">(); </w:t>
       </w:r>
     </w:p>
     <w:p>
@@ -18879,6 +22949,7 @@
         </w:rPr>
         <w:t xml:space="preserve">    </w:t>
       </w:r>
+      <w:proofErr w:type="spellStart"/>
       <w:r>
         <w:rPr>
           <w:rFonts w:ascii="Courier New" w:eastAsia="Times New Roman" w:hAnsi="Courier New" w:cs="Courier New"/>
@@ -18892,19 +22963,49 @@
         </w:rPr>
         <w:t>const</w:t>
       </w:r>
-      <w:r>
-        <w:rPr>
-          <w:rFonts w:ascii="Courier New" w:eastAsia="Times New Roman" w:hAnsi="Courier New" w:cs="Courier New"/>
-          <w:color w:val="444746"/>
-          <w:kern w:val="0"/>
-          <w:sz w:val="21"/>
-          <w:szCs w:val="21"/>
-          <w:bdr w:val="none" w:sz="0" w:space="0" w:color="auto" w:frame="1"/>
-          <w:lang w:eastAsia="pt-BR"/>
-          <w14:ligatures w14:val="none"/>
-        </w:rPr>
-        <w:t xml:space="preserve"> btnSalvar = </w:t>
-      </w:r>
+      <w:proofErr w:type="spellEnd"/>
+      <w:r>
+        <w:rPr>
+          <w:rFonts w:ascii="Courier New" w:eastAsia="Times New Roman" w:hAnsi="Courier New" w:cs="Courier New"/>
+          <w:color w:val="444746"/>
+          <w:kern w:val="0"/>
+          <w:sz w:val="21"/>
+          <w:szCs w:val="21"/>
+          <w:bdr w:val="none" w:sz="0" w:space="0" w:color="auto" w:frame="1"/>
+          <w:lang w:eastAsia="pt-BR"/>
+          <w14:ligatures w14:val="none"/>
+        </w:rPr>
+        <w:t xml:space="preserve"> </w:t>
+      </w:r>
+      <w:proofErr w:type="spellStart"/>
+      <w:r>
+        <w:rPr>
+          <w:rFonts w:ascii="Courier New" w:eastAsia="Times New Roman" w:hAnsi="Courier New" w:cs="Courier New"/>
+          <w:color w:val="444746"/>
+          <w:kern w:val="0"/>
+          <w:sz w:val="21"/>
+          <w:szCs w:val="21"/>
+          <w:bdr w:val="none" w:sz="0" w:space="0" w:color="auto" w:frame="1"/>
+          <w:lang w:eastAsia="pt-BR"/>
+          <w14:ligatures w14:val="none"/>
+        </w:rPr>
+        <w:t>btnSalvar</w:t>
+      </w:r>
+      <w:proofErr w:type="spellEnd"/>
+      <w:r>
+        <w:rPr>
+          <w:rFonts w:ascii="Courier New" w:eastAsia="Times New Roman" w:hAnsi="Courier New" w:cs="Courier New"/>
+          <w:color w:val="444746"/>
+          <w:kern w:val="0"/>
+          <w:sz w:val="21"/>
+          <w:szCs w:val="21"/>
+          <w:bdr w:val="none" w:sz="0" w:space="0" w:color="auto" w:frame="1"/>
+          <w:lang w:eastAsia="pt-BR"/>
+          <w14:ligatures w14:val="none"/>
+        </w:rPr>
+        <w:t xml:space="preserve"> = </w:t>
+      </w:r>
+      <w:proofErr w:type="spellStart"/>
       <w:r>
         <w:rPr>
           <w:rFonts w:ascii="Courier New" w:eastAsia="Times New Roman" w:hAnsi="Courier New" w:cs="Courier New"/>
@@ -18929,7 +23030,21 @@
           <w:lang w:eastAsia="pt-BR"/>
           <w14:ligatures w14:val="none"/>
         </w:rPr>
-        <w:t>.querySelector(</w:t>
+        <w:t>.querySelector</w:t>
+      </w:r>
+      <w:proofErr w:type="spellEnd"/>
+      <w:r>
+        <w:rPr>
+          <w:rFonts w:ascii="Courier New" w:eastAsia="Times New Roman" w:hAnsi="Courier New" w:cs="Courier New"/>
+          <w:color w:val="444746"/>
+          <w:kern w:val="0"/>
+          <w:sz w:val="21"/>
+          <w:szCs w:val="21"/>
+          <w:bdr w:val="none" w:sz="0" w:space="0" w:color="auto" w:frame="1"/>
+          <w:lang w:eastAsia="pt-BR"/>
+          <w14:ligatures w14:val="none"/>
+        </w:rPr>
+        <w:t>(</w:t>
       </w:r>
       <w:r>
         <w:rPr>
@@ -18942,7 +23057,35 @@
           <w:lang w:eastAsia="pt-BR"/>
           <w14:ligatures w14:val="none"/>
         </w:rPr>
-        <w:t>"#btn-salvar"</w:t>
+        <w:t>"#</w:t>
+      </w:r>
+      <w:proofErr w:type="spellStart"/>
+      <w:r>
+        <w:rPr>
+          <w:rFonts w:ascii="Courier New" w:eastAsia="Times New Roman" w:hAnsi="Courier New" w:cs="Courier New"/>
+          <w:color w:val="188038"/>
+          <w:kern w:val="0"/>
+          <w:sz w:val="21"/>
+          <w:szCs w:val="21"/>
+          <w:bdr w:val="none" w:sz="0" w:space="0" w:color="auto" w:frame="1"/>
+          <w:lang w:eastAsia="pt-BR"/>
+          <w14:ligatures w14:val="none"/>
+        </w:rPr>
+        <w:t>btn</w:t>
+      </w:r>
+      <w:proofErr w:type="spellEnd"/>
+      <w:r>
+        <w:rPr>
+          <w:rFonts w:ascii="Courier New" w:eastAsia="Times New Roman" w:hAnsi="Courier New" w:cs="Courier New"/>
+          <w:color w:val="188038"/>
+          <w:kern w:val="0"/>
+          <w:sz w:val="21"/>
+          <w:szCs w:val="21"/>
+          <w:bdr w:val="none" w:sz="0" w:space="0" w:color="auto" w:frame="1"/>
+          <w:lang w:eastAsia="pt-BR"/>
+          <w14:ligatures w14:val="none"/>
+        </w:rPr>
+        <w:t>-salvar"</w:t>
       </w:r>
       <w:r>
         <w:rPr>
@@ -19003,6 +23146,7 @@
         </w:rPr>
         <w:t xml:space="preserve">    </w:t>
       </w:r>
+      <w:proofErr w:type="spellStart"/>
       <w:r>
         <w:rPr>
           <w:rFonts w:ascii="Courier New" w:eastAsia="Times New Roman" w:hAnsi="Courier New" w:cs="Courier New"/>
@@ -19016,19 +23160,49 @@
         </w:rPr>
         <w:t>const</w:t>
       </w:r>
-      <w:r>
-        <w:rPr>
-          <w:rFonts w:ascii="Courier New" w:eastAsia="Times New Roman" w:hAnsi="Courier New" w:cs="Courier New"/>
-          <w:color w:val="444746"/>
-          <w:kern w:val="0"/>
-          <w:sz w:val="21"/>
-          <w:szCs w:val="21"/>
-          <w:bdr w:val="none" w:sz="0" w:space="0" w:color="auto" w:frame="1"/>
-          <w:lang w:eastAsia="pt-BR"/>
-          <w14:ligatures w14:val="none"/>
-        </w:rPr>
-        <w:t xml:space="preserve"> divMensagem = </w:t>
-      </w:r>
+      <w:proofErr w:type="spellEnd"/>
+      <w:r>
+        <w:rPr>
+          <w:rFonts w:ascii="Courier New" w:eastAsia="Times New Roman" w:hAnsi="Courier New" w:cs="Courier New"/>
+          <w:color w:val="444746"/>
+          <w:kern w:val="0"/>
+          <w:sz w:val="21"/>
+          <w:szCs w:val="21"/>
+          <w:bdr w:val="none" w:sz="0" w:space="0" w:color="auto" w:frame="1"/>
+          <w:lang w:eastAsia="pt-BR"/>
+          <w14:ligatures w14:val="none"/>
+        </w:rPr>
+        <w:t xml:space="preserve"> </w:t>
+      </w:r>
+      <w:proofErr w:type="spellStart"/>
+      <w:r>
+        <w:rPr>
+          <w:rFonts w:ascii="Courier New" w:eastAsia="Times New Roman" w:hAnsi="Courier New" w:cs="Courier New"/>
+          <w:color w:val="444746"/>
+          <w:kern w:val="0"/>
+          <w:sz w:val="21"/>
+          <w:szCs w:val="21"/>
+          <w:bdr w:val="none" w:sz="0" w:space="0" w:color="auto" w:frame="1"/>
+          <w:lang w:eastAsia="pt-BR"/>
+          <w14:ligatures w14:val="none"/>
+        </w:rPr>
+        <w:t>divMensagem</w:t>
+      </w:r>
+      <w:proofErr w:type="spellEnd"/>
+      <w:r>
+        <w:rPr>
+          <w:rFonts w:ascii="Courier New" w:eastAsia="Times New Roman" w:hAnsi="Courier New" w:cs="Courier New"/>
+          <w:color w:val="444746"/>
+          <w:kern w:val="0"/>
+          <w:sz w:val="21"/>
+          <w:szCs w:val="21"/>
+          <w:bdr w:val="none" w:sz="0" w:space="0" w:color="auto" w:frame="1"/>
+          <w:lang w:eastAsia="pt-BR"/>
+          <w14:ligatures w14:val="none"/>
+        </w:rPr>
+        <w:t xml:space="preserve"> = </w:t>
+      </w:r>
+      <w:proofErr w:type="spellStart"/>
       <w:r>
         <w:rPr>
           <w:rFonts w:ascii="Courier New" w:eastAsia="Times New Roman" w:hAnsi="Courier New" w:cs="Courier New"/>
@@ -19053,7 +23227,21 @@
           <w:lang w:eastAsia="pt-BR"/>
           <w14:ligatures w14:val="none"/>
         </w:rPr>
-        <w:t>.querySelector(</w:t>
+        <w:t>.querySelector</w:t>
+      </w:r>
+      <w:proofErr w:type="spellEnd"/>
+      <w:r>
+        <w:rPr>
+          <w:rFonts w:ascii="Courier New" w:eastAsia="Times New Roman" w:hAnsi="Courier New" w:cs="Courier New"/>
+          <w:color w:val="444746"/>
+          <w:kern w:val="0"/>
+          <w:sz w:val="21"/>
+          <w:szCs w:val="21"/>
+          <w:bdr w:val="none" w:sz="0" w:space="0" w:color="auto" w:frame="1"/>
+          <w:lang w:eastAsia="pt-BR"/>
+          <w14:ligatures w14:val="none"/>
+        </w:rPr>
+        <w:t>(</w:t>
       </w:r>
       <w:r>
         <w:rPr>
@@ -19066,7 +23254,35 @@
           <w:lang w:eastAsia="pt-BR"/>
           <w14:ligatures w14:val="none"/>
         </w:rPr>
-        <w:t>"#mensagem-form"</w:t>
+        <w:t>"#mensagem-</w:t>
+      </w:r>
+      <w:proofErr w:type="spellStart"/>
+      <w:r>
+        <w:rPr>
+          <w:rFonts w:ascii="Courier New" w:eastAsia="Times New Roman" w:hAnsi="Courier New" w:cs="Courier New"/>
+          <w:color w:val="188038"/>
+          <w:kern w:val="0"/>
+          <w:sz w:val="21"/>
+          <w:szCs w:val="21"/>
+          <w:bdr w:val="none" w:sz="0" w:space="0" w:color="auto" w:frame="1"/>
+          <w:lang w:eastAsia="pt-BR"/>
+          <w14:ligatures w14:val="none"/>
+        </w:rPr>
+        <w:t>form</w:t>
+      </w:r>
+      <w:proofErr w:type="spellEnd"/>
+      <w:r>
+        <w:rPr>
+          <w:rFonts w:ascii="Courier New" w:eastAsia="Times New Roman" w:hAnsi="Courier New" w:cs="Courier New"/>
+          <w:color w:val="188038"/>
+          <w:kern w:val="0"/>
+          <w:sz w:val="21"/>
+          <w:szCs w:val="21"/>
+          <w:bdr w:val="none" w:sz="0" w:space="0" w:color="auto" w:frame="1"/>
+          <w:lang w:eastAsia="pt-BR"/>
+          <w14:ligatures w14:val="none"/>
+        </w:rPr>
+        <w:t>"</w:t>
       </w:r>
       <w:r>
         <w:rPr>
@@ -19230,7 +23446,36 @@
           <w:lang w:eastAsia="pt-BR"/>
           <w14:ligatures w14:val="none"/>
         </w:rPr>
-        <w:t xml:space="preserve">    btnSalvar.innerText = </w:t>
+        <w:lastRenderedPageBreak/>
+        <w:t xml:space="preserve">    </w:t>
+      </w:r>
+      <w:proofErr w:type="spellStart"/>
+      <w:r>
+        <w:rPr>
+          <w:rFonts w:ascii="Courier New" w:eastAsia="Times New Roman" w:hAnsi="Courier New" w:cs="Courier New"/>
+          <w:color w:val="444746"/>
+          <w:kern w:val="0"/>
+          <w:sz w:val="21"/>
+          <w:szCs w:val="21"/>
+          <w:bdr w:val="none" w:sz="0" w:space="0" w:color="auto" w:frame="1"/>
+          <w:lang w:eastAsia="pt-BR"/>
+          <w14:ligatures w14:val="none"/>
+        </w:rPr>
+        <w:t>btnSalvar.innerText</w:t>
+      </w:r>
+      <w:proofErr w:type="spellEnd"/>
+      <w:r>
+        <w:rPr>
+          <w:rFonts w:ascii="Courier New" w:eastAsia="Times New Roman" w:hAnsi="Courier New" w:cs="Courier New"/>
+          <w:color w:val="444746"/>
+          <w:kern w:val="0"/>
+          <w:sz w:val="21"/>
+          <w:szCs w:val="21"/>
+          <w:bdr w:val="none" w:sz="0" w:space="0" w:color="auto" w:frame="1"/>
+          <w:lang w:eastAsia="pt-BR"/>
+          <w14:ligatures w14:val="none"/>
+        </w:rPr>
+        <w:t xml:space="preserve"> = </w:t>
       </w:r>
       <w:r>
         <w:rPr>
@@ -19302,9 +23547,37 @@
           <w:lang w:eastAsia="pt-BR"/>
           <w14:ligatures w14:val="none"/>
         </w:rPr>
-        <w:lastRenderedPageBreak/>
-        <w:t xml:space="preserve">    btnSalvar.disabled = </w:t>
-      </w:r>
+        <w:t xml:space="preserve">    </w:t>
+      </w:r>
+      <w:proofErr w:type="spellStart"/>
+      <w:r>
+        <w:rPr>
+          <w:rFonts w:ascii="Courier New" w:eastAsia="Times New Roman" w:hAnsi="Courier New" w:cs="Courier New"/>
+          <w:color w:val="444746"/>
+          <w:kern w:val="0"/>
+          <w:sz w:val="21"/>
+          <w:szCs w:val="21"/>
+          <w:bdr w:val="none" w:sz="0" w:space="0" w:color="auto" w:frame="1"/>
+          <w:lang w:eastAsia="pt-BR"/>
+          <w14:ligatures w14:val="none"/>
+        </w:rPr>
+        <w:t>btnSalvar.disabled</w:t>
+      </w:r>
+      <w:proofErr w:type="spellEnd"/>
+      <w:r>
+        <w:rPr>
+          <w:rFonts w:ascii="Courier New" w:eastAsia="Times New Roman" w:hAnsi="Courier New" w:cs="Courier New"/>
+          <w:color w:val="444746"/>
+          <w:kern w:val="0"/>
+          <w:sz w:val="21"/>
+          <w:szCs w:val="21"/>
+          <w:bdr w:val="none" w:sz="0" w:space="0" w:color="auto" w:frame="1"/>
+          <w:lang w:eastAsia="pt-BR"/>
+          <w14:ligatures w14:val="none"/>
+        </w:rPr>
+        <w:t xml:space="preserve"> = </w:t>
+      </w:r>
+      <w:proofErr w:type="spellStart"/>
       <w:r>
         <w:rPr>
           <w:rFonts w:ascii="Courier New" w:eastAsia="Times New Roman" w:hAnsi="Courier New" w:cs="Courier New"/>
@@ -19318,6 +23591,7 @@
         </w:rPr>
         <w:t>true</w:t>
       </w:r>
+      <w:proofErr w:type="spellEnd"/>
       <w:r>
         <w:rPr>
           <w:rFonts w:ascii="Courier New" w:eastAsia="Times New Roman" w:hAnsi="Courier New" w:cs="Courier New"/>
@@ -19421,7 +23695,63 @@
           <w:lang w:eastAsia="pt-BR"/>
           <w14:ligatures w14:val="none"/>
         </w:rPr>
-        <w:t>// [ATIVIDADE 3] Atalho FormData: Captura todos os campos de uma vez usando 'this'</w:t>
+        <w:t xml:space="preserve">// [ATIVIDADE 3] Atalho </w:t>
+      </w:r>
+      <w:proofErr w:type="spellStart"/>
+      <w:r>
+        <w:rPr>
+          <w:rFonts w:ascii="Courier New" w:eastAsia="Times New Roman" w:hAnsi="Courier New" w:cs="Courier New"/>
+          <w:color w:val="5F6368"/>
+          <w:kern w:val="0"/>
+          <w:sz w:val="21"/>
+          <w:szCs w:val="21"/>
+          <w:bdr w:val="none" w:sz="0" w:space="0" w:color="auto" w:frame="1"/>
+          <w:lang w:eastAsia="pt-BR"/>
+          <w14:ligatures w14:val="none"/>
+        </w:rPr>
+        <w:t>FormData</w:t>
+      </w:r>
+      <w:proofErr w:type="spellEnd"/>
+      <w:r>
+        <w:rPr>
+          <w:rFonts w:ascii="Courier New" w:eastAsia="Times New Roman" w:hAnsi="Courier New" w:cs="Courier New"/>
+          <w:color w:val="5F6368"/>
+          <w:kern w:val="0"/>
+          <w:sz w:val="21"/>
+          <w:szCs w:val="21"/>
+          <w:bdr w:val="none" w:sz="0" w:space="0" w:color="auto" w:frame="1"/>
+          <w:lang w:eastAsia="pt-BR"/>
+          <w14:ligatures w14:val="none"/>
+        </w:rPr>
+        <w:t>: Captura todos os campos de uma vez usando '</w:t>
+      </w:r>
+      <w:proofErr w:type="spellStart"/>
+      <w:r>
+        <w:rPr>
+          <w:rFonts w:ascii="Courier New" w:eastAsia="Times New Roman" w:hAnsi="Courier New" w:cs="Courier New"/>
+          <w:color w:val="5F6368"/>
+          <w:kern w:val="0"/>
+          <w:sz w:val="21"/>
+          <w:szCs w:val="21"/>
+          <w:bdr w:val="none" w:sz="0" w:space="0" w:color="auto" w:frame="1"/>
+          <w:lang w:eastAsia="pt-BR"/>
+          <w14:ligatures w14:val="none"/>
+        </w:rPr>
+        <w:t>this</w:t>
+      </w:r>
+      <w:proofErr w:type="spellEnd"/>
+      <w:r>
+        <w:rPr>
+          <w:rFonts w:ascii="Courier New" w:eastAsia="Times New Roman" w:hAnsi="Courier New" w:cs="Courier New"/>
+          <w:color w:val="5F6368"/>
+          <w:kern w:val="0"/>
+          <w:sz w:val="21"/>
+          <w:szCs w:val="21"/>
+          <w:bdr w:val="none" w:sz="0" w:space="0" w:color="auto" w:frame="1"/>
+          <w:lang w:eastAsia="pt-BR"/>
+          <w14:ligatures w14:val="none"/>
+        </w:rPr>
+        <w:t>'</w:t>
       </w:r>
     </w:p>
     <w:p>
@@ -19469,6 +23799,7 @@
         </w:rPr>
         <w:t xml:space="preserve">    </w:t>
       </w:r>
+      <w:proofErr w:type="spellStart"/>
       <w:r>
         <w:rPr>
           <w:rFonts w:ascii="Courier New" w:eastAsia="Times New Roman" w:hAnsi="Courier New" w:cs="Courier New"/>
@@ -19482,18 +23813,47 @@
         </w:rPr>
         <w:t>const</w:t>
       </w:r>
-      <w:r>
-        <w:rPr>
-          <w:rFonts w:ascii="Courier New" w:eastAsia="Times New Roman" w:hAnsi="Courier New" w:cs="Courier New"/>
-          <w:color w:val="444746"/>
-          <w:kern w:val="0"/>
-          <w:sz w:val="21"/>
-          <w:szCs w:val="21"/>
-          <w:bdr w:val="none" w:sz="0" w:space="0" w:color="auto" w:frame="1"/>
-          <w:lang w:eastAsia="pt-BR"/>
-          <w14:ligatures w14:val="none"/>
-        </w:rPr>
-        <w:t xml:space="preserve"> dadosFormulario = </w:t>
+      <w:proofErr w:type="spellEnd"/>
+      <w:r>
+        <w:rPr>
+          <w:rFonts w:ascii="Courier New" w:eastAsia="Times New Roman" w:hAnsi="Courier New" w:cs="Courier New"/>
+          <w:color w:val="444746"/>
+          <w:kern w:val="0"/>
+          <w:sz w:val="21"/>
+          <w:szCs w:val="21"/>
+          <w:bdr w:val="none" w:sz="0" w:space="0" w:color="auto" w:frame="1"/>
+          <w:lang w:eastAsia="pt-BR"/>
+          <w14:ligatures w14:val="none"/>
+        </w:rPr>
+        <w:t xml:space="preserve"> </w:t>
+      </w:r>
+      <w:proofErr w:type="spellStart"/>
+      <w:r>
+        <w:rPr>
+          <w:rFonts w:ascii="Courier New" w:eastAsia="Times New Roman" w:hAnsi="Courier New" w:cs="Courier New"/>
+          <w:color w:val="444746"/>
+          <w:kern w:val="0"/>
+          <w:sz w:val="21"/>
+          <w:szCs w:val="21"/>
+          <w:bdr w:val="none" w:sz="0" w:space="0" w:color="auto" w:frame="1"/>
+          <w:lang w:eastAsia="pt-BR"/>
+          <w14:ligatures w14:val="none"/>
+        </w:rPr>
+        <w:t>dadosFormulario</w:t>
+      </w:r>
+      <w:proofErr w:type="spellEnd"/>
+      <w:r>
+        <w:rPr>
+          <w:rFonts w:ascii="Courier New" w:eastAsia="Times New Roman" w:hAnsi="Courier New" w:cs="Courier New"/>
+          <w:color w:val="444746"/>
+          <w:kern w:val="0"/>
+          <w:sz w:val="21"/>
+          <w:szCs w:val="21"/>
+          <w:bdr w:val="none" w:sz="0" w:space="0" w:color="auto" w:frame="1"/>
+          <w:lang w:eastAsia="pt-BR"/>
+          <w14:ligatures w14:val="none"/>
+        </w:rPr>
+        <w:t xml:space="preserve"> = </w:t>
       </w:r>
       <w:r>
         <w:rPr>
@@ -19519,8 +23879,37 @@
           <w:lang w:eastAsia="pt-BR"/>
           <w14:ligatures w14:val="none"/>
         </w:rPr>
-        <w:t xml:space="preserve"> FormData(</w:t>
-      </w:r>
+        <w:t xml:space="preserve"> </w:t>
+      </w:r>
+      <w:proofErr w:type="spellStart"/>
+      <w:r>
+        <w:rPr>
+          <w:rFonts w:ascii="Courier New" w:eastAsia="Times New Roman" w:hAnsi="Courier New" w:cs="Courier New"/>
+          <w:color w:val="444746"/>
+          <w:kern w:val="0"/>
+          <w:sz w:val="21"/>
+          <w:szCs w:val="21"/>
+          <w:bdr w:val="none" w:sz="0" w:space="0" w:color="auto" w:frame="1"/>
+          <w:lang w:eastAsia="pt-BR"/>
+          <w14:ligatures w14:val="none"/>
+        </w:rPr>
+        <w:t>FormData</w:t>
+      </w:r>
+      <w:proofErr w:type="spellEnd"/>
+      <w:r>
+        <w:rPr>
+          <w:rFonts w:ascii="Courier New" w:eastAsia="Times New Roman" w:hAnsi="Courier New" w:cs="Courier New"/>
+          <w:color w:val="444746"/>
+          <w:kern w:val="0"/>
+          <w:sz w:val="21"/>
+          <w:szCs w:val="21"/>
+          <w:bdr w:val="none" w:sz="0" w:space="0" w:color="auto" w:frame="1"/>
+          <w:lang w:eastAsia="pt-BR"/>
+          <w14:ligatures w14:val="none"/>
+        </w:rPr>
+        <w:t>(</w:t>
+      </w:r>
+      <w:proofErr w:type="spellStart"/>
       <w:r>
         <w:rPr>
           <w:rFonts w:ascii="Courier New" w:eastAsia="Times New Roman" w:hAnsi="Courier New" w:cs="Courier New"/>
@@ -19534,6 +23923,7 @@
         </w:rPr>
         <w:t>this</w:t>
       </w:r>
+      <w:proofErr w:type="spellEnd"/>
       <w:r>
         <w:rPr>
           <w:rFonts w:ascii="Courier New" w:eastAsia="Times New Roman" w:hAnsi="Courier New" w:cs="Courier New"/>
@@ -19626,6 +24016,7 @@
         </w:rPr>
         <w:t xml:space="preserve">    </w:t>
       </w:r>
+      <w:proofErr w:type="spellStart"/>
       <w:r>
         <w:rPr>
           <w:rFonts w:ascii="Courier New" w:eastAsia="Times New Roman" w:hAnsi="Courier New" w:cs="Courier New"/>
@@ -19639,6 +24030,7 @@
         </w:rPr>
         <w:t>try</w:t>
       </w:r>
+      <w:proofErr w:type="spellEnd"/>
       <w:r>
         <w:rPr>
           <w:rFonts w:ascii="Courier New" w:eastAsia="Times New Roman" w:hAnsi="Courier New" w:cs="Courier New"/>
@@ -19698,6 +24090,7 @@
         </w:rPr>
         <w:t xml:space="preserve">        </w:t>
       </w:r>
+      <w:proofErr w:type="spellStart"/>
       <w:r>
         <w:rPr>
           <w:rFonts w:ascii="Courier New" w:eastAsia="Times New Roman" w:hAnsi="Courier New" w:cs="Courier New"/>
@@ -19711,6 +24104,7 @@
         </w:rPr>
         <w:t>const</w:t>
       </w:r>
+      <w:proofErr w:type="spellEnd"/>
       <w:r>
         <w:rPr>
           <w:rFonts w:ascii="Courier New" w:eastAsia="Times New Roman" w:hAnsi="Courier New" w:cs="Courier New"/>
@@ -19724,6 +24118,7 @@
         </w:rPr>
         <w:t xml:space="preserve"> resposta = </w:t>
       </w:r>
+      <w:proofErr w:type="spellStart"/>
       <w:r>
         <w:rPr>
           <w:rFonts w:ascii="Courier New" w:eastAsia="Times New Roman" w:hAnsi="Courier New" w:cs="Courier New"/>
@@ -19737,18 +24132,47 @@
         </w:rPr>
         <w:t>await</w:t>
       </w:r>
-      <w:r>
-        <w:rPr>
-          <w:rFonts w:ascii="Courier New" w:eastAsia="Times New Roman" w:hAnsi="Courier New" w:cs="Courier New"/>
-          <w:color w:val="444746"/>
-          <w:kern w:val="0"/>
-          <w:sz w:val="21"/>
-          <w:szCs w:val="21"/>
-          <w:bdr w:val="none" w:sz="0" w:space="0" w:color="auto" w:frame="1"/>
-          <w:lang w:eastAsia="pt-BR"/>
-          <w14:ligatures w14:val="none"/>
-        </w:rPr>
-        <w:t xml:space="preserve"> fetch(ENDPOINT_INSERIR, {</w:t>
+      <w:proofErr w:type="spellEnd"/>
+      <w:r>
+        <w:rPr>
+          <w:rFonts w:ascii="Courier New" w:eastAsia="Times New Roman" w:hAnsi="Courier New" w:cs="Courier New"/>
+          <w:color w:val="444746"/>
+          <w:kern w:val="0"/>
+          <w:sz w:val="21"/>
+          <w:szCs w:val="21"/>
+          <w:bdr w:val="none" w:sz="0" w:space="0" w:color="auto" w:frame="1"/>
+          <w:lang w:eastAsia="pt-BR"/>
+          <w14:ligatures w14:val="none"/>
+        </w:rPr>
+        <w:t xml:space="preserve"> </w:t>
+      </w:r>
+      <w:proofErr w:type="spellStart"/>
+      <w:r>
+        <w:rPr>
+          <w:rFonts w:ascii="Courier New" w:eastAsia="Times New Roman" w:hAnsi="Courier New" w:cs="Courier New"/>
+          <w:color w:val="444746"/>
+          <w:kern w:val="0"/>
+          <w:sz w:val="21"/>
+          <w:szCs w:val="21"/>
+          <w:bdr w:val="none" w:sz="0" w:space="0" w:color="auto" w:frame="1"/>
+          <w:lang w:eastAsia="pt-BR"/>
+          <w14:ligatures w14:val="none"/>
+        </w:rPr>
+        <w:t>fetch</w:t>
+      </w:r>
+      <w:proofErr w:type="spellEnd"/>
+      <w:r>
+        <w:rPr>
+          <w:rFonts w:ascii="Courier New" w:eastAsia="Times New Roman" w:hAnsi="Courier New" w:cs="Courier New"/>
+          <w:color w:val="444746"/>
+          <w:kern w:val="0"/>
+          <w:sz w:val="21"/>
+          <w:szCs w:val="21"/>
+          <w:bdr w:val="none" w:sz="0" w:space="0" w:color="auto" w:frame="1"/>
+          <w:lang w:eastAsia="pt-BR"/>
+          <w14:ligatures w14:val="none"/>
+        </w:rPr>
+        <w:t>(ENDPOINT_INSERIR, {</w:t>
       </w:r>
     </w:p>
     <w:p>
@@ -19796,6 +24220,7 @@
         </w:rPr>
         <w:t xml:space="preserve">            </w:t>
       </w:r>
+      <w:proofErr w:type="spellStart"/>
       <w:r>
         <w:rPr>
           <w:rFonts w:ascii="Courier New" w:eastAsia="Times New Roman" w:hAnsi="Courier New" w:cs="Courier New"/>
@@ -19809,6 +24234,7 @@
         </w:rPr>
         <w:t>method</w:t>
       </w:r>
+      <w:proofErr w:type="spellEnd"/>
       <w:r>
         <w:rPr>
           <w:rFonts w:ascii="Courier New" w:eastAsia="Times New Roman" w:hAnsi="Courier New" w:cs="Courier New"/>
@@ -19918,8 +24344,23 @@
           <w:lang w:eastAsia="pt-BR"/>
           <w14:ligatures w14:val="none"/>
         </w:rPr>
-        <w:t>: dadosFormulario</w:t>
-      </w:r>
+        <w:t xml:space="preserve">: </w:t>
+      </w:r>
+      <w:proofErr w:type="spellStart"/>
+      <w:r>
+        <w:rPr>
+          <w:rFonts w:ascii="Courier New" w:eastAsia="Times New Roman" w:hAnsi="Courier New" w:cs="Courier New"/>
+          <w:color w:val="444746"/>
+          <w:kern w:val="0"/>
+          <w:sz w:val="21"/>
+          <w:szCs w:val="21"/>
+          <w:bdr w:val="none" w:sz="0" w:space="0" w:color="auto" w:frame="1"/>
+          <w:lang w:eastAsia="pt-BR"/>
+          <w14:ligatures w14:val="none"/>
+        </w:rPr>
+        <w:t>dadosFormulario</w:t>
+      </w:r>
+      <w:proofErr w:type="spellEnd"/>
     </w:p>
     <w:p>
       <w:pPr>
@@ -20045,6 +24486,7 @@
         </w:rPr>
         <w:t xml:space="preserve">        </w:t>
       </w:r>
+      <w:proofErr w:type="spellStart"/>
       <w:r>
         <w:rPr>
           <w:rFonts w:ascii="Courier New" w:eastAsia="Times New Roman" w:hAnsi="Courier New" w:cs="Courier New"/>
@@ -20058,6 +24500,7 @@
         </w:rPr>
         <w:t>const</w:t>
       </w:r>
+      <w:proofErr w:type="spellEnd"/>
       <w:r>
         <w:rPr>
           <w:rFonts w:ascii="Courier New" w:eastAsia="Times New Roman" w:hAnsi="Courier New" w:cs="Courier New"/>
@@ -20071,6 +24514,7 @@
         </w:rPr>
         <w:t xml:space="preserve"> resultado = </w:t>
       </w:r>
+      <w:proofErr w:type="spellStart"/>
       <w:r>
         <w:rPr>
           <w:rFonts w:ascii="Courier New" w:eastAsia="Times New Roman" w:hAnsi="Courier New" w:cs="Courier New"/>
@@ -20084,18 +24528,47 @@
         </w:rPr>
         <w:t>await</w:t>
       </w:r>
-      <w:r>
-        <w:rPr>
-          <w:rFonts w:ascii="Courier New" w:eastAsia="Times New Roman" w:hAnsi="Courier New" w:cs="Courier New"/>
-          <w:color w:val="444746"/>
-          <w:kern w:val="0"/>
-          <w:sz w:val="21"/>
-          <w:szCs w:val="21"/>
-          <w:bdr w:val="none" w:sz="0" w:space="0" w:color="auto" w:frame="1"/>
-          <w:lang w:eastAsia="pt-BR"/>
-          <w14:ligatures w14:val="none"/>
-        </w:rPr>
-        <w:t xml:space="preserve"> resposta.json();</w:t>
+      <w:proofErr w:type="spellEnd"/>
+      <w:r>
+        <w:rPr>
+          <w:rFonts w:ascii="Courier New" w:eastAsia="Times New Roman" w:hAnsi="Courier New" w:cs="Courier New"/>
+          <w:color w:val="444746"/>
+          <w:kern w:val="0"/>
+          <w:sz w:val="21"/>
+          <w:szCs w:val="21"/>
+          <w:bdr w:val="none" w:sz="0" w:space="0" w:color="auto" w:frame="1"/>
+          <w:lang w:eastAsia="pt-BR"/>
+          <w14:ligatures w14:val="none"/>
+        </w:rPr>
+        <w:t xml:space="preserve"> </w:t>
+      </w:r>
+      <w:proofErr w:type="spellStart"/>
+      <w:r>
+        <w:rPr>
+          <w:rFonts w:ascii="Courier New" w:eastAsia="Times New Roman" w:hAnsi="Courier New" w:cs="Courier New"/>
+          <w:color w:val="444746"/>
+          <w:kern w:val="0"/>
+          <w:sz w:val="21"/>
+          <w:szCs w:val="21"/>
+          <w:bdr w:val="none" w:sz="0" w:space="0" w:color="auto" w:frame="1"/>
+          <w:lang w:eastAsia="pt-BR"/>
+          <w14:ligatures w14:val="none"/>
+        </w:rPr>
+        <w:t>resposta.json</w:t>
+      </w:r>
+      <w:proofErr w:type="spellEnd"/>
+      <w:r>
+        <w:rPr>
+          <w:rFonts w:ascii="Courier New" w:eastAsia="Times New Roman" w:hAnsi="Courier New" w:cs="Courier New"/>
+          <w:color w:val="444746"/>
+          <w:kern w:val="0"/>
+          <w:sz w:val="21"/>
+          <w:szCs w:val="21"/>
+          <w:bdr w:val="none" w:sz="0" w:space="0" w:color="auto" w:frame="1"/>
+          <w:lang w:eastAsia="pt-BR"/>
+          <w14:ligatures w14:val="none"/>
+        </w:rPr>
+        <w:t>();</w:t>
       </w:r>
     </w:p>
     <w:p>
@@ -20143,6 +24616,7 @@
         </w:rPr>
         <w:t xml:space="preserve">        </w:t>
       </w:r>
+      <w:proofErr w:type="spellStart"/>
       <w:r>
         <w:rPr>
           <w:rFonts w:ascii="Courier New" w:eastAsia="Times New Roman" w:hAnsi="Courier New" w:cs="Courier New"/>
@@ -20156,19 +24630,49 @@
         </w:rPr>
         <w:t>if</w:t>
       </w:r>
-      <w:r>
-        <w:rPr>
-          <w:rFonts w:ascii="Courier New" w:eastAsia="Times New Roman" w:hAnsi="Courier New" w:cs="Courier New"/>
-          <w:color w:val="444746"/>
-          <w:kern w:val="0"/>
-          <w:sz w:val="21"/>
-          <w:szCs w:val="21"/>
-          <w:bdr w:val="none" w:sz="0" w:space="0" w:color="auto" w:frame="1"/>
-          <w:lang w:eastAsia="pt-BR"/>
-          <w14:ligatures w14:val="none"/>
-        </w:rPr>
-        <w:t xml:space="preserve"> (resultado.erro) </w:t>
-      </w:r>
+      <w:proofErr w:type="spellEnd"/>
+      <w:r>
+        <w:rPr>
+          <w:rFonts w:ascii="Courier New" w:eastAsia="Times New Roman" w:hAnsi="Courier New" w:cs="Courier New"/>
+          <w:color w:val="444746"/>
+          <w:kern w:val="0"/>
+          <w:sz w:val="21"/>
+          <w:szCs w:val="21"/>
+          <w:bdr w:val="none" w:sz="0" w:space="0" w:color="auto" w:frame="1"/>
+          <w:lang w:eastAsia="pt-BR"/>
+          <w14:ligatures w14:val="none"/>
+        </w:rPr>
+        <w:t xml:space="preserve"> (</w:t>
+      </w:r>
+      <w:proofErr w:type="spellStart"/>
+      <w:r>
+        <w:rPr>
+          <w:rFonts w:ascii="Courier New" w:eastAsia="Times New Roman" w:hAnsi="Courier New" w:cs="Courier New"/>
+          <w:color w:val="444746"/>
+          <w:kern w:val="0"/>
+          <w:sz w:val="21"/>
+          <w:szCs w:val="21"/>
+          <w:bdr w:val="none" w:sz="0" w:space="0" w:color="auto" w:frame="1"/>
+          <w:lang w:eastAsia="pt-BR"/>
+          <w14:ligatures w14:val="none"/>
+        </w:rPr>
+        <w:t>resultado.erro</w:t>
+      </w:r>
+      <w:proofErr w:type="spellEnd"/>
+      <w:r>
+        <w:rPr>
+          <w:rFonts w:ascii="Courier New" w:eastAsia="Times New Roman" w:hAnsi="Courier New" w:cs="Courier New"/>
+          <w:color w:val="444746"/>
+          <w:kern w:val="0"/>
+          <w:sz w:val="21"/>
+          <w:szCs w:val="21"/>
+          <w:bdr w:val="none" w:sz="0" w:space="0" w:color="auto" w:frame="1"/>
+          <w:lang w:eastAsia="pt-BR"/>
+          <w14:ligatures w14:val="none"/>
+        </w:rPr>
+        <w:t xml:space="preserve">) </w:t>
+      </w:r>
+      <w:proofErr w:type="spellStart"/>
       <w:r>
         <w:rPr>
           <w:rFonts w:ascii="Courier New" w:eastAsia="Times New Roman" w:hAnsi="Courier New" w:cs="Courier New"/>
@@ -20182,6 +24686,7 @@
         </w:rPr>
         <w:t>throw</w:t>
       </w:r>
+      <w:proofErr w:type="spellEnd"/>
       <w:r>
         <w:rPr>
           <w:rFonts w:ascii="Courier New" w:eastAsia="Times New Roman" w:hAnsi="Courier New" w:cs="Courier New"/>
@@ -20221,6 +24726,7 @@
         </w:rPr>
         <w:t xml:space="preserve"> </w:t>
       </w:r>
+      <w:proofErr w:type="spellStart"/>
       <w:r>
         <w:rPr>
           <w:rFonts w:ascii="Courier New" w:eastAsia="Times New Roman" w:hAnsi="Courier New" w:cs="Courier New"/>
@@ -20234,18 +24740,47 @@
         </w:rPr>
         <w:t>Error</w:t>
       </w:r>
-      <w:r>
-        <w:rPr>
-          <w:rFonts w:ascii="Courier New" w:eastAsia="Times New Roman" w:hAnsi="Courier New" w:cs="Courier New"/>
-          <w:color w:val="444746"/>
-          <w:kern w:val="0"/>
-          <w:sz w:val="21"/>
-          <w:szCs w:val="21"/>
-          <w:bdr w:val="none" w:sz="0" w:space="0" w:color="auto" w:frame="1"/>
-          <w:lang w:eastAsia="pt-BR"/>
-          <w14:ligatures w14:val="none"/>
-        </w:rPr>
-        <w:t>(resultado.erro);</w:t>
+      <w:proofErr w:type="spellEnd"/>
+      <w:r>
+        <w:rPr>
+          <w:rFonts w:ascii="Courier New" w:eastAsia="Times New Roman" w:hAnsi="Courier New" w:cs="Courier New"/>
+          <w:color w:val="444746"/>
+          <w:kern w:val="0"/>
+          <w:sz w:val="21"/>
+          <w:szCs w:val="21"/>
+          <w:bdr w:val="none" w:sz="0" w:space="0" w:color="auto" w:frame="1"/>
+          <w:lang w:eastAsia="pt-BR"/>
+          <w14:ligatures w14:val="none"/>
+        </w:rPr>
+        <w:t>(</w:t>
+      </w:r>
+      <w:proofErr w:type="spellStart"/>
+      <w:r>
+        <w:rPr>
+          <w:rFonts w:ascii="Courier New" w:eastAsia="Times New Roman" w:hAnsi="Courier New" w:cs="Courier New"/>
+          <w:color w:val="444746"/>
+          <w:kern w:val="0"/>
+          <w:sz w:val="21"/>
+          <w:szCs w:val="21"/>
+          <w:bdr w:val="none" w:sz="0" w:space="0" w:color="auto" w:frame="1"/>
+          <w:lang w:eastAsia="pt-BR"/>
+          <w14:ligatures w14:val="none"/>
+        </w:rPr>
+        <w:t>resultado.erro</w:t>
+      </w:r>
+      <w:proofErr w:type="spellEnd"/>
+      <w:r>
+        <w:rPr>
+          <w:rFonts w:ascii="Courier New" w:eastAsia="Times New Roman" w:hAnsi="Courier New" w:cs="Courier New"/>
+          <w:color w:val="444746"/>
+          <w:kern w:val="0"/>
+          <w:sz w:val="21"/>
+          <w:szCs w:val="21"/>
+          <w:bdr w:val="none" w:sz="0" w:space="0" w:color="auto" w:frame="1"/>
+          <w:lang w:eastAsia="pt-BR"/>
+          <w14:ligatures w14:val="none"/>
+        </w:rPr>
+        <w:t>);</w:t>
       </w:r>
     </w:p>
     <w:p>
@@ -20383,7 +24918,35 @@
           <w:lang w:eastAsia="pt-BR"/>
           <w14:ligatures w14:val="none"/>
         </w:rPr>
-        <w:t xml:space="preserve">        divMensagem.style.color = </w:t>
+        <w:t xml:space="preserve">        </w:t>
+      </w:r>
+      <w:proofErr w:type="spellStart"/>
+      <w:r>
+        <w:rPr>
+          <w:rFonts w:ascii="Courier New" w:eastAsia="Times New Roman" w:hAnsi="Courier New" w:cs="Courier New"/>
+          <w:color w:val="444746"/>
+          <w:kern w:val="0"/>
+          <w:sz w:val="21"/>
+          <w:szCs w:val="21"/>
+          <w:bdr w:val="none" w:sz="0" w:space="0" w:color="auto" w:frame="1"/>
+          <w:lang w:eastAsia="pt-BR"/>
+          <w14:ligatures w14:val="none"/>
+        </w:rPr>
+        <w:t>divMensagem.style.color</w:t>
+      </w:r>
+      <w:proofErr w:type="spellEnd"/>
+      <w:r>
+        <w:rPr>
+          <w:rFonts w:ascii="Courier New" w:eastAsia="Times New Roman" w:hAnsi="Courier New" w:cs="Courier New"/>
+          <w:color w:val="444746"/>
+          <w:kern w:val="0"/>
+          <w:sz w:val="21"/>
+          <w:szCs w:val="21"/>
+          <w:bdr w:val="none" w:sz="0" w:space="0" w:color="auto" w:frame="1"/>
+          <w:lang w:eastAsia="pt-BR"/>
+          <w14:ligatures w14:val="none"/>
+        </w:rPr>
+        <w:t xml:space="preserve"> = </w:t>
       </w:r>
       <w:r>
         <w:rPr>
@@ -20396,7 +24959,35 @@
           <w:lang w:eastAsia="pt-BR"/>
           <w14:ligatures w14:val="none"/>
         </w:rPr>
-        <w:t>"green"</w:t>
+        <w:t>"</w:t>
+      </w:r>
+      <w:proofErr w:type="spellStart"/>
+      <w:r>
+        <w:rPr>
+          <w:rFonts w:ascii="Courier New" w:eastAsia="Times New Roman" w:hAnsi="Courier New" w:cs="Courier New"/>
+          <w:color w:val="188038"/>
+          <w:kern w:val="0"/>
+          <w:sz w:val="21"/>
+          <w:szCs w:val="21"/>
+          <w:bdr w:val="none" w:sz="0" w:space="0" w:color="auto" w:frame="1"/>
+          <w:lang w:eastAsia="pt-BR"/>
+          <w14:ligatures w14:val="none"/>
+        </w:rPr>
+        <w:t>green</w:t>
+      </w:r>
+      <w:proofErr w:type="spellEnd"/>
+      <w:r>
+        <w:rPr>
+          <w:rFonts w:ascii="Courier New" w:eastAsia="Times New Roman" w:hAnsi="Courier New" w:cs="Courier New"/>
+          <w:color w:val="188038"/>
+          <w:kern w:val="0"/>
+          <w:sz w:val="21"/>
+          <w:szCs w:val="21"/>
+          <w:bdr w:val="none" w:sz="0" w:space="0" w:color="auto" w:frame="1"/>
+          <w:lang w:eastAsia="pt-BR"/>
+          <w14:ligatures w14:val="none"/>
+        </w:rPr>
+        <w:t>"</w:t>
       </w:r>
       <w:r>
         <w:rPr>
@@ -20455,7 +25046,35 @@
           <w:lang w:eastAsia="pt-BR"/>
           <w14:ligatures w14:val="none"/>
         </w:rPr>
-        <w:t xml:space="preserve">        divMensagem.innerText = </w:t>
+        <w:t xml:space="preserve">        </w:t>
+      </w:r>
+      <w:proofErr w:type="spellStart"/>
+      <w:r>
+        <w:rPr>
+          <w:rFonts w:ascii="Courier New" w:eastAsia="Times New Roman" w:hAnsi="Courier New" w:cs="Courier New"/>
+          <w:color w:val="444746"/>
+          <w:kern w:val="0"/>
+          <w:sz w:val="21"/>
+          <w:szCs w:val="21"/>
+          <w:bdr w:val="none" w:sz="0" w:space="0" w:color="auto" w:frame="1"/>
+          <w:lang w:eastAsia="pt-BR"/>
+          <w14:ligatures w14:val="none"/>
+        </w:rPr>
+        <w:t>divMensagem.innerText</w:t>
+      </w:r>
+      <w:proofErr w:type="spellEnd"/>
+      <w:r>
+        <w:rPr>
+          <w:rFonts w:ascii="Courier New" w:eastAsia="Times New Roman" w:hAnsi="Courier New" w:cs="Courier New"/>
+          <w:color w:val="444746"/>
+          <w:kern w:val="0"/>
+          <w:sz w:val="21"/>
+          <w:szCs w:val="21"/>
+          <w:bdr w:val="none" w:sz="0" w:space="0" w:color="auto" w:frame="1"/>
+          <w:lang w:eastAsia="pt-BR"/>
+          <w14:ligatures w14:val="none"/>
+        </w:rPr>
+        <w:t xml:space="preserve"> = </w:t>
       </w:r>
       <w:r>
         <w:rPr>
@@ -20507,7 +25126,35 @@
           <w:lang w:eastAsia="pt-BR"/>
           <w14:ligatures w14:val="none"/>
         </w:rPr>
-        <w:t xml:space="preserve"> + resultado.sucesso;</w:t>
+        <w:t xml:space="preserve"> + </w:t>
+      </w:r>
+      <w:proofErr w:type="spellStart"/>
+      <w:r>
+        <w:rPr>
+          <w:rFonts w:ascii="Courier New" w:eastAsia="Times New Roman" w:hAnsi="Courier New" w:cs="Courier New"/>
+          <w:color w:val="444746"/>
+          <w:kern w:val="0"/>
+          <w:sz w:val="21"/>
+          <w:szCs w:val="21"/>
+          <w:bdr w:val="none" w:sz="0" w:space="0" w:color="auto" w:frame="1"/>
+          <w:lang w:eastAsia="pt-BR"/>
+          <w14:ligatures w14:val="none"/>
+        </w:rPr>
+        <w:t>resultado.sucesso</w:t>
+      </w:r>
+      <w:proofErr w:type="spellEnd"/>
+      <w:r>
+        <w:rPr>
+          <w:rFonts w:ascii="Courier New" w:eastAsia="Times New Roman" w:hAnsi="Courier New" w:cs="Courier New"/>
+          <w:color w:val="444746"/>
+          <w:kern w:val="0"/>
+          <w:sz w:val="21"/>
+          <w:szCs w:val="21"/>
+          <w:bdr w:val="none" w:sz="0" w:space="0" w:color="auto" w:frame="1"/>
+          <w:lang w:eastAsia="pt-BR"/>
+          <w14:ligatures w14:val="none"/>
+        </w:rPr>
+        <w:t>;</w:t>
       </w:r>
     </w:p>
     <w:p>
@@ -20555,6 +25202,7 @@
         </w:rPr>
         <w:t xml:space="preserve">        </w:t>
       </w:r>
+      <w:proofErr w:type="spellStart"/>
       <w:r>
         <w:rPr>
           <w:rFonts w:ascii="Courier New" w:eastAsia="Times New Roman" w:hAnsi="Courier New" w:cs="Courier New"/>
@@ -20579,7 +25227,21 @@
           <w:lang w:eastAsia="pt-BR"/>
           <w14:ligatures w14:val="none"/>
         </w:rPr>
-        <w:t xml:space="preserve">.reset(); </w:t>
+        <w:t>.reset</w:t>
+      </w:r>
+      <w:proofErr w:type="spellEnd"/>
+      <w:r>
+        <w:rPr>
+          <w:rFonts w:ascii="Courier New" w:eastAsia="Times New Roman" w:hAnsi="Courier New" w:cs="Courier New"/>
+          <w:color w:val="444746"/>
+          <w:kern w:val="0"/>
+          <w:sz w:val="21"/>
+          <w:szCs w:val="21"/>
+          <w:bdr w:val="none" w:sz="0" w:space="0" w:color="auto" w:frame="1"/>
+          <w:lang w:eastAsia="pt-BR"/>
+          <w14:ligatures w14:val="none"/>
+        </w:rPr>
+        <w:t xml:space="preserve">(); </w:t>
       </w:r>
     </w:p>
     <w:p>
@@ -20717,7 +25379,35 @@
           <w:lang w:eastAsia="pt-BR"/>
           <w14:ligatures w14:val="none"/>
         </w:rPr>
-        <w:t xml:space="preserve">        carregarInventario();</w:t>
+        <w:t xml:space="preserve">        </w:t>
+      </w:r>
+      <w:proofErr w:type="spellStart"/>
+      <w:r>
+        <w:rPr>
+          <w:rFonts w:ascii="Courier New" w:eastAsia="Times New Roman" w:hAnsi="Courier New" w:cs="Courier New"/>
+          <w:color w:val="444746"/>
+          <w:kern w:val="0"/>
+          <w:sz w:val="21"/>
+          <w:szCs w:val="21"/>
+          <w:bdr w:val="none" w:sz="0" w:space="0" w:color="auto" w:frame="1"/>
+          <w:lang w:eastAsia="pt-BR"/>
+          <w14:ligatures w14:val="none"/>
+        </w:rPr>
+        <w:t>carregarInventario</w:t>
+      </w:r>
+      <w:proofErr w:type="spellEnd"/>
+      <w:r>
+        <w:rPr>
+          <w:rFonts w:ascii="Courier New" w:eastAsia="Times New Roman" w:hAnsi="Courier New" w:cs="Courier New"/>
+          <w:color w:val="444746"/>
+          <w:kern w:val="0"/>
+          <w:sz w:val="21"/>
+          <w:szCs w:val="21"/>
+          <w:bdr w:val="none" w:sz="0" w:space="0" w:color="auto" w:frame="1"/>
+          <w:lang w:eastAsia="pt-BR"/>
+          <w14:ligatures w14:val="none"/>
+        </w:rPr>
+        <w:t>();</w:t>
       </w:r>
     </w:p>
     <w:p>
@@ -20868,7 +25558,35 @@
           <w:lang w:eastAsia="pt-BR"/>
           <w14:ligatures w14:val="none"/>
         </w:rPr>
-        <w:t xml:space="preserve">        divMensagem.style.color = </w:t>
+        <w:t xml:space="preserve">        </w:t>
+      </w:r>
+      <w:proofErr w:type="spellStart"/>
+      <w:r>
+        <w:rPr>
+          <w:rFonts w:ascii="Courier New" w:eastAsia="Times New Roman" w:hAnsi="Courier New" w:cs="Courier New"/>
+          <w:color w:val="444746"/>
+          <w:kern w:val="0"/>
+          <w:sz w:val="21"/>
+          <w:szCs w:val="21"/>
+          <w:bdr w:val="none" w:sz="0" w:space="0" w:color="auto" w:frame="1"/>
+          <w:lang w:eastAsia="pt-BR"/>
+          <w14:ligatures w14:val="none"/>
+        </w:rPr>
+        <w:t>divMensagem.style.color</w:t>
+      </w:r>
+      <w:proofErr w:type="spellEnd"/>
+      <w:r>
+        <w:rPr>
+          <w:rFonts w:ascii="Courier New" w:eastAsia="Times New Roman" w:hAnsi="Courier New" w:cs="Courier New"/>
+          <w:color w:val="444746"/>
+          <w:kern w:val="0"/>
+          <w:sz w:val="21"/>
+          <w:szCs w:val="21"/>
+          <w:bdr w:val="none" w:sz="0" w:space="0" w:color="auto" w:frame="1"/>
+          <w:lang w:eastAsia="pt-BR"/>
+          <w14:ligatures w14:val="none"/>
+        </w:rPr>
+        <w:t xml:space="preserve"> = </w:t>
       </w:r>
       <w:r>
         <w:rPr>
@@ -20881,7 +25599,35 @@
           <w:lang w:eastAsia="pt-BR"/>
           <w14:ligatures w14:val="none"/>
         </w:rPr>
-        <w:t>"red"</w:t>
+        <w:t>"</w:t>
+      </w:r>
+      <w:proofErr w:type="spellStart"/>
+      <w:r>
+        <w:rPr>
+          <w:rFonts w:ascii="Courier New" w:eastAsia="Times New Roman" w:hAnsi="Courier New" w:cs="Courier New"/>
+          <w:color w:val="188038"/>
+          <w:kern w:val="0"/>
+          <w:sz w:val="21"/>
+          <w:szCs w:val="21"/>
+          <w:bdr w:val="none" w:sz="0" w:space="0" w:color="auto" w:frame="1"/>
+          <w:lang w:eastAsia="pt-BR"/>
+          <w14:ligatures w14:val="none"/>
+        </w:rPr>
+        <w:t>red</w:t>
+      </w:r>
+      <w:proofErr w:type="spellEnd"/>
+      <w:r>
+        <w:rPr>
+          <w:rFonts w:ascii="Courier New" w:eastAsia="Times New Roman" w:hAnsi="Courier New" w:cs="Courier New"/>
+          <w:color w:val="188038"/>
+          <w:kern w:val="0"/>
+          <w:sz w:val="21"/>
+          <w:szCs w:val="21"/>
+          <w:bdr w:val="none" w:sz="0" w:space="0" w:color="auto" w:frame="1"/>
+          <w:lang w:eastAsia="pt-BR"/>
+          <w14:ligatures w14:val="none"/>
+        </w:rPr>
+        <w:t>"</w:t>
       </w:r>
       <w:r>
         <w:rPr>
@@ -20940,7 +25686,35 @@
           <w:lang w:eastAsia="pt-BR"/>
           <w14:ligatures w14:val="none"/>
         </w:rPr>
-        <w:t xml:space="preserve">        divMensagem.innerText = </w:t>
+        <w:t xml:space="preserve">        </w:t>
+      </w:r>
+      <w:proofErr w:type="spellStart"/>
+      <w:r>
+        <w:rPr>
+          <w:rFonts w:ascii="Courier New" w:eastAsia="Times New Roman" w:hAnsi="Courier New" w:cs="Courier New"/>
+          <w:color w:val="444746"/>
+          <w:kern w:val="0"/>
+          <w:sz w:val="21"/>
+          <w:szCs w:val="21"/>
+          <w:bdr w:val="none" w:sz="0" w:space="0" w:color="auto" w:frame="1"/>
+          <w:lang w:eastAsia="pt-BR"/>
+          <w14:ligatures w14:val="none"/>
+        </w:rPr>
+        <w:t>divMensagem.innerText</w:t>
+      </w:r>
+      <w:proofErr w:type="spellEnd"/>
+      <w:r>
+        <w:rPr>
+          <w:rFonts w:ascii="Courier New" w:eastAsia="Times New Roman" w:hAnsi="Courier New" w:cs="Courier New"/>
+          <w:color w:val="444746"/>
+          <w:kern w:val="0"/>
+          <w:sz w:val="21"/>
+          <w:szCs w:val="21"/>
+          <w:bdr w:val="none" w:sz="0" w:space="0" w:color="auto" w:frame="1"/>
+          <w:lang w:eastAsia="pt-BR"/>
+          <w14:ligatures w14:val="none"/>
+        </w:rPr>
+        <w:t xml:space="preserve"> = </w:t>
       </w:r>
       <w:r>
         <w:rPr>
@@ -20992,7 +25766,35 @@
           <w:lang w:eastAsia="pt-BR"/>
           <w14:ligatures w14:val="none"/>
         </w:rPr>
-        <w:t xml:space="preserve"> + erro.message;</w:t>
+        <w:t xml:space="preserve"> + </w:t>
+      </w:r>
+      <w:proofErr w:type="spellStart"/>
+      <w:r>
+        <w:rPr>
+          <w:rFonts w:ascii="Courier New" w:eastAsia="Times New Roman" w:hAnsi="Courier New" w:cs="Courier New"/>
+          <w:color w:val="444746"/>
+          <w:kern w:val="0"/>
+          <w:sz w:val="21"/>
+          <w:szCs w:val="21"/>
+          <w:bdr w:val="none" w:sz="0" w:space="0" w:color="auto" w:frame="1"/>
+          <w:lang w:eastAsia="pt-BR"/>
+          <w14:ligatures w14:val="none"/>
+        </w:rPr>
+        <w:t>erro.message</w:t>
+      </w:r>
+      <w:proofErr w:type="spellEnd"/>
+      <w:r>
+        <w:rPr>
+          <w:rFonts w:ascii="Courier New" w:eastAsia="Times New Roman" w:hAnsi="Courier New" w:cs="Courier New"/>
+          <w:color w:val="444746"/>
+          <w:kern w:val="0"/>
+          <w:sz w:val="21"/>
+          <w:szCs w:val="21"/>
+          <w:bdr w:val="none" w:sz="0" w:space="0" w:color="auto" w:frame="1"/>
+          <w:lang w:eastAsia="pt-BR"/>
+          <w14:ligatures w14:val="none"/>
+        </w:rPr>
+        <w:t>;</w:t>
       </w:r>
     </w:p>
     <w:p>
@@ -21040,6 +25842,7 @@
         </w:rPr>
         <w:t xml:space="preserve">    } </w:t>
       </w:r>
+      <w:proofErr w:type="spellStart"/>
       <w:r>
         <w:rPr>
           <w:rFonts w:ascii="Courier New" w:eastAsia="Times New Roman" w:hAnsi="Courier New" w:cs="Courier New"/>
@@ -21053,6 +25856,7 @@
         </w:rPr>
         <w:t>finally</w:t>
       </w:r>
+      <w:proofErr w:type="spellEnd"/>
       <w:r>
         <w:rPr>
           <w:rFonts w:ascii="Courier New" w:eastAsia="Times New Roman" w:hAnsi="Courier New" w:cs="Courier New"/>
@@ -21171,6 +25975,7 @@
         </w:rPr>
         <w:t xml:space="preserve">        </w:t>
       </w:r>
+      <w:proofErr w:type="spellStart"/>
       <w:r>
         <w:rPr>
           <w:rFonts w:ascii="Courier New" w:eastAsia="Times New Roman" w:hAnsi="Courier New" w:cs="Courier New"/>
@@ -21184,6 +25989,7 @@
         </w:rPr>
         <w:t>setTimeout</w:t>
       </w:r>
+      <w:proofErr w:type="spellEnd"/>
       <w:r>
         <w:rPr>
           <w:rFonts w:ascii="Courier New" w:eastAsia="Times New Roman" w:hAnsi="Courier New" w:cs="Courier New"/>
@@ -21241,7 +26047,35 @@
           <w:lang w:eastAsia="pt-BR"/>
           <w14:ligatures w14:val="none"/>
         </w:rPr>
-        <w:t xml:space="preserve">            btnSalvar.innerText = </w:t>
+        <w:t xml:space="preserve">            </w:t>
+      </w:r>
+      <w:proofErr w:type="spellStart"/>
+      <w:r>
+        <w:rPr>
+          <w:rFonts w:ascii="Courier New" w:eastAsia="Times New Roman" w:hAnsi="Courier New" w:cs="Courier New"/>
+          <w:color w:val="444746"/>
+          <w:kern w:val="0"/>
+          <w:sz w:val="21"/>
+          <w:szCs w:val="21"/>
+          <w:bdr w:val="none" w:sz="0" w:space="0" w:color="auto" w:frame="1"/>
+          <w:lang w:eastAsia="pt-BR"/>
+          <w14:ligatures w14:val="none"/>
+        </w:rPr>
+        <w:t>btnSalvar.innerText</w:t>
+      </w:r>
+      <w:proofErr w:type="spellEnd"/>
+      <w:r>
+        <w:rPr>
+          <w:rFonts w:ascii="Courier New" w:eastAsia="Times New Roman" w:hAnsi="Courier New" w:cs="Courier New"/>
+          <w:color w:val="444746"/>
+          <w:kern w:val="0"/>
+          <w:sz w:val="21"/>
+          <w:szCs w:val="21"/>
+          <w:bdr w:val="none" w:sz="0" w:space="0" w:color="auto" w:frame="1"/>
+          <w:lang w:eastAsia="pt-BR"/>
+          <w14:ligatures w14:val="none"/>
+        </w:rPr>
+        <w:t xml:space="preserve"> = </w:t>
       </w:r>
       <w:r>
         <w:rPr>
@@ -21313,7 +26147,35 @@
           <w:lang w:eastAsia="pt-BR"/>
           <w14:ligatures w14:val="none"/>
         </w:rPr>
-        <w:t xml:space="preserve">            btnSalvar.disabled = </w:t>
+        <w:t xml:space="preserve">            </w:t>
+      </w:r>
+      <w:proofErr w:type="spellStart"/>
+      <w:r>
+        <w:rPr>
+          <w:rFonts w:ascii="Courier New" w:eastAsia="Times New Roman" w:hAnsi="Courier New" w:cs="Courier New"/>
+          <w:color w:val="444746"/>
+          <w:kern w:val="0"/>
+          <w:sz w:val="21"/>
+          <w:szCs w:val="21"/>
+          <w:bdr w:val="none" w:sz="0" w:space="0" w:color="auto" w:frame="1"/>
+          <w:lang w:eastAsia="pt-BR"/>
+          <w14:ligatures w14:val="none"/>
+        </w:rPr>
+        <w:t>btnSalvar.disabled</w:t>
+      </w:r>
+      <w:proofErr w:type="spellEnd"/>
+      <w:r>
+        <w:rPr>
+          <w:rFonts w:ascii="Courier New" w:eastAsia="Times New Roman" w:hAnsi="Courier New" w:cs="Courier New"/>
+          <w:color w:val="444746"/>
+          <w:kern w:val="0"/>
+          <w:sz w:val="21"/>
+          <w:szCs w:val="21"/>
+          <w:bdr w:val="none" w:sz="0" w:space="0" w:color="auto" w:frame="1"/>
+          <w:lang w:eastAsia="pt-BR"/>
+          <w14:ligatures w14:val="none"/>
+        </w:rPr>
+        <w:t xml:space="preserve"> = </w:t>
       </w:r>
       <w:r>
         <w:rPr>
@@ -21385,7 +26247,35 @@
           <w:lang w:eastAsia="pt-BR"/>
           <w14:ligatures w14:val="none"/>
         </w:rPr>
-        <w:t xml:space="preserve">            divMensagem.innerText = </w:t>
+        <w:t xml:space="preserve">            </w:t>
+      </w:r>
+      <w:proofErr w:type="spellStart"/>
+      <w:r>
+        <w:rPr>
+          <w:rFonts w:ascii="Courier New" w:eastAsia="Times New Roman" w:hAnsi="Courier New" w:cs="Courier New"/>
+          <w:color w:val="444746"/>
+          <w:kern w:val="0"/>
+          <w:sz w:val="21"/>
+          <w:szCs w:val="21"/>
+          <w:bdr w:val="none" w:sz="0" w:space="0" w:color="auto" w:frame="1"/>
+          <w:lang w:eastAsia="pt-BR"/>
+          <w14:ligatures w14:val="none"/>
+        </w:rPr>
+        <w:t>divMensagem.innerText</w:t>
+      </w:r>
+      <w:proofErr w:type="spellEnd"/>
+      <w:r>
+        <w:rPr>
+          <w:rFonts w:ascii="Courier New" w:eastAsia="Times New Roman" w:hAnsi="Courier New" w:cs="Courier New"/>
+          <w:color w:val="444746"/>
+          <w:kern w:val="0"/>
+          <w:sz w:val="21"/>
+          <w:szCs w:val="21"/>
+          <w:bdr w:val="none" w:sz="0" w:space="0" w:color="auto" w:frame="1"/>
+          <w:lang w:eastAsia="pt-BR"/>
+          <w14:ligatures w14:val="none"/>
+        </w:rPr>
+        <w:t xml:space="preserve"> = </w:t>
       </w:r>
       <w:r>
         <w:rPr>
@@ -21689,18 +26579,33 @@
           <w14:ligatures w14:val="none"/>
         </w:rPr>
       </w:pPr>
-      <w:r>
-        <w:rPr>
-          <w:rFonts w:ascii="Courier New" w:eastAsia="Times New Roman" w:hAnsi="Courier New" w:cs="Courier New"/>
-          <w:color w:val="444746"/>
-          <w:kern w:val="0"/>
-          <w:sz w:val="21"/>
-          <w:szCs w:val="21"/>
-          <w:bdr w:val="none" w:sz="0" w:space="0" w:color="auto" w:frame="1"/>
-          <w:lang w:eastAsia="pt-BR"/>
-          <w14:ligatures w14:val="none"/>
-        </w:rPr>
-        <w:t>carregarInventario();</w:t>
+      <w:proofErr w:type="spellStart"/>
+      <w:r>
+        <w:rPr>
+          <w:rFonts w:ascii="Courier New" w:eastAsia="Times New Roman" w:hAnsi="Courier New" w:cs="Courier New"/>
+          <w:color w:val="444746"/>
+          <w:kern w:val="0"/>
+          <w:sz w:val="21"/>
+          <w:szCs w:val="21"/>
+          <w:bdr w:val="none" w:sz="0" w:space="0" w:color="auto" w:frame="1"/>
+          <w:lang w:eastAsia="pt-BR"/>
+          <w14:ligatures w14:val="none"/>
+        </w:rPr>
+        <w:t>carregarInventario</w:t>
+      </w:r>
+      <w:proofErr w:type="spellEnd"/>
+      <w:r>
+        <w:rPr>
+          <w:rFonts w:ascii="Courier New" w:eastAsia="Times New Roman" w:hAnsi="Courier New" w:cs="Courier New"/>
+          <w:color w:val="444746"/>
+          <w:kern w:val="0"/>
+          <w:sz w:val="21"/>
+          <w:szCs w:val="21"/>
+          <w:bdr w:val="none" w:sz="0" w:space="0" w:color="auto" w:frame="1"/>
+          <w:lang w:eastAsia="pt-BR"/>
+          <w14:ligatures w14:val="none"/>
+        </w:rPr>
+        <w:t>();</w:t>
       </w:r>
     </w:p>
     <w:p>
@@ -21776,6 +26681,7 @@
         </w:rPr>
         <w:t xml:space="preserve"> O código agora está dividido por funções. Se você quiser mudar o design dos cards, vai na </w:t>
       </w:r>
+      <w:proofErr w:type="spellStart"/>
       <w:r>
         <w:rPr>
           <w:rFonts w:ascii="Courier New" w:eastAsia="Times New Roman" w:hAnsi="Courier New" w:cs="Courier New"/>
@@ -21789,6 +26695,7 @@
         </w:rPr>
         <w:t>renderizarInvencoes</w:t>
       </w:r>
+      <w:proofErr w:type="spellEnd"/>
       <w:r>
         <w:rPr>
           <w:rFonts w:ascii="Times New Roman" w:eastAsia="Times New Roman" w:hAnsi="Times New Roman" w:cs="Times New Roman"/>
@@ -21801,26 +26708,55 @@
         </w:rPr>
         <w:t xml:space="preserve">. Se quiser mudar o servidor, vai no </w:t>
       </w:r>
-      <w:r>
-        <w:rPr>
-          <w:rFonts w:ascii="Courier New" w:eastAsia="Times New Roman" w:hAnsi="Courier New" w:cs="Courier New"/>
-          <w:color w:val="444746"/>
-          <w:kern w:val="0"/>
-          <w:sz w:val="20"/>
-          <w:szCs w:val="20"/>
-          <w:bdr w:val="none" w:sz="0" w:space="0" w:color="auto" w:frame="1"/>
-          <w:lang w:eastAsia="pt-BR"/>
-          <w14:ligatures w14:val="none"/>
-        </w:rPr>
-        <w:t>db.php</w:t>
-      </w:r>
-      <w:r>
-        <w:rPr>
-          <w:rFonts w:ascii="Times New Roman" w:eastAsia="Times New Roman" w:hAnsi="Times New Roman" w:cs="Times New Roman"/>
-          <w:color w:val="1F1F1F"/>
-          <w:kern w:val="0"/>
-          <w:sz w:val="24"/>
-          <w:szCs w:val="24"/>
+      <w:proofErr w:type="spellStart"/>
+      <w:r>
+        <w:rPr>
+          <w:rFonts w:ascii="Courier New" w:eastAsia="Times New Roman" w:hAnsi="Courier New" w:cs="Courier New"/>
+          <w:color w:val="5F6368"/>
+          <w:kern w:val="0"/>
+          <w:sz w:val="21"/>
+          <w:szCs w:val="21"/>
+          <w:bdr w:val="none" w:sz="0" w:space="0" w:color="auto" w:frame="1"/>
+          <w:lang w:eastAsia="pt-BR"/>
+          <w14:ligatures w14:val="none"/>
+        </w:rPr>
+        <w:t>db</w:t>
+      </w:r>
+      <w:r>
+        <w:rPr>
+          <w:rFonts w:ascii="Courier New" w:eastAsia="Times New Roman" w:hAnsi="Courier New" w:cs="Courier New"/>
+          <w:color w:val="5F6368"/>
+          <w:kern w:val="0"/>
+          <w:sz w:val="21"/>
+          <w:szCs w:val="21"/>
+          <w:bdr w:val="none" w:sz="0" w:space="0" w:color="auto" w:frame="1"/>
+          <w:lang w:eastAsia="pt-BR"/>
+          <w14:ligatures w14:val="none"/>
+        </w:rPr>
+        <w:t>_connect</w:t>
+      </w:r>
+      <w:r>
+        <w:rPr>
+          <w:rFonts w:ascii="Courier New" w:eastAsia="Times New Roman" w:hAnsi="Courier New" w:cs="Courier New"/>
+          <w:color w:val="5F6368"/>
+          <w:kern w:val="0"/>
+          <w:sz w:val="21"/>
+          <w:szCs w:val="21"/>
+          <w:bdr w:val="none" w:sz="0" w:space="0" w:color="auto" w:frame="1"/>
+          <w:lang w:eastAsia="pt-BR"/>
+          <w14:ligatures w14:val="none"/>
+        </w:rPr>
+        <w:t>.php</w:t>
+      </w:r>
+      <w:proofErr w:type="spellEnd"/>
+      <w:r>
+        <w:rPr>
+          <w:rFonts w:ascii="Courier New" w:eastAsia="Times New Roman" w:hAnsi="Courier New" w:cs="Courier New"/>
+          <w:color w:val="5F6368"/>
+          <w:kern w:val="0"/>
+          <w:sz w:val="21"/>
+          <w:szCs w:val="21"/>
+          <w:bdr w:val="none" w:sz="0" w:space="0" w:color="auto" w:frame="1"/>
           <w:lang w:eastAsia="pt-BR"/>
           <w14:ligatures w14:val="none"/>
         </w:rPr>
@@ -21871,6 +26807,7 @@
         </w:rPr>
         <w:t xml:space="preserve"> Graças ao </w:t>
       </w:r>
+      <w:proofErr w:type="spellStart"/>
       <w:r>
         <w:rPr>
           <w:rFonts w:ascii="Courier New" w:eastAsia="Times New Roman" w:hAnsi="Courier New" w:cs="Courier New"/>
@@ -21882,7 +26819,21 @@
           <w:lang w:eastAsia="pt-BR"/>
           <w14:ligatures w14:val="none"/>
         </w:rPr>
-        <w:t>preventDefault()</w:t>
+        <w:t>preventDefault</w:t>
+      </w:r>
+      <w:proofErr w:type="spellEnd"/>
+      <w:r>
+        <w:rPr>
+          <w:rFonts w:ascii="Courier New" w:eastAsia="Times New Roman" w:hAnsi="Courier New" w:cs="Courier New"/>
+          <w:color w:val="444746"/>
+          <w:kern w:val="0"/>
+          <w:sz w:val="20"/>
+          <w:szCs w:val="20"/>
+          <w:bdr w:val="none" w:sz="0" w:space="0" w:color="auto" w:frame="1"/>
+          <w:lang w:eastAsia="pt-BR"/>
+          <w14:ligatures w14:val="none"/>
+        </w:rPr>
+        <w:t>()</w:t>
       </w:r>
       <w:r>
         <w:rPr>
@@ -21896,6 +26847,7 @@
         </w:rPr>
         <w:t xml:space="preserve"> e ao </w:t>
       </w:r>
+      <w:proofErr w:type="spellStart"/>
       <w:r>
         <w:rPr>
           <w:rFonts w:ascii="Courier New" w:eastAsia="Times New Roman" w:hAnsi="Courier New" w:cs="Courier New"/>
@@ -21907,7 +26859,21 @@
           <w:lang w:eastAsia="pt-BR"/>
           <w14:ligatures w14:val="none"/>
         </w:rPr>
-        <w:t>fetch()</w:t>
+        <w:t>fetch</w:t>
+      </w:r>
+      <w:proofErr w:type="spellEnd"/>
+      <w:r>
+        <w:rPr>
+          <w:rFonts w:ascii="Courier New" w:eastAsia="Times New Roman" w:hAnsi="Courier New" w:cs="Courier New"/>
+          <w:color w:val="444746"/>
+          <w:kern w:val="0"/>
+          <w:sz w:val="20"/>
+          <w:szCs w:val="20"/>
+          <w:bdr w:val="none" w:sz="0" w:space="0" w:color="auto" w:frame="1"/>
+          <w:lang w:eastAsia="pt-BR"/>
+          <w14:ligatures w14:val="none"/>
+        </w:rPr>
+        <w:t>()</w:t>
       </w:r>
       <w:r>
         <w:rPr>
@@ -21964,7 +26930,85 @@
           <w:lang w:eastAsia="pt-BR"/>
           <w14:ligatures w14:val="none"/>
         </w:rPr>
-        <w:t xml:space="preserve"> O HTML valida (required), mas o PHP também valida (Atividade 6), garantindo que o banco de dados nunca receba lixo eletrônico.</w:t>
+        <w:t xml:space="preserve"> O HTML </w:t>
+      </w:r>
+      <w:proofErr w:type="spellStart"/>
+      <w:r>
+        <w:rPr>
+          <w:rFonts w:ascii="Times New Roman" w:eastAsia="Times New Roman" w:hAnsi="Times New Roman" w:cs="Times New Roman"/>
+          <w:color w:val="1F1F1F"/>
+          <w:kern w:val="0"/>
+          <w:sz w:val="24"/>
+          <w:szCs w:val="24"/>
+          <w:lang w:eastAsia="pt-BR"/>
+          <w14:ligatures w14:val="none"/>
+        </w:rPr>
+        <w:t>valida</w:t>
+      </w:r>
+      <w:proofErr w:type="spellEnd"/>
+      <w:r>
+        <w:rPr>
+          <w:rFonts w:ascii="Times New Roman" w:eastAsia="Times New Roman" w:hAnsi="Times New Roman" w:cs="Times New Roman"/>
+          <w:color w:val="1F1F1F"/>
+          <w:kern w:val="0"/>
+          <w:sz w:val="24"/>
+          <w:szCs w:val="24"/>
+          <w:lang w:eastAsia="pt-BR"/>
+          <w14:ligatures w14:val="none"/>
+        </w:rPr>
+        <w:t xml:space="preserve"> (</w:t>
+      </w:r>
+      <w:proofErr w:type="spellStart"/>
+      <w:r>
+        <w:rPr>
+          <w:rFonts w:ascii="Times New Roman" w:eastAsia="Times New Roman" w:hAnsi="Times New Roman" w:cs="Times New Roman"/>
+          <w:color w:val="1F1F1F"/>
+          <w:kern w:val="0"/>
+          <w:sz w:val="24"/>
+          <w:szCs w:val="24"/>
+          <w:lang w:eastAsia="pt-BR"/>
+          <w14:ligatures w14:val="none"/>
+        </w:rPr>
+        <w:t>required</w:t>
+      </w:r>
+      <w:proofErr w:type="spellEnd"/>
+      <w:r>
+        <w:rPr>
+          <w:rFonts w:ascii="Times New Roman" w:eastAsia="Times New Roman" w:hAnsi="Times New Roman" w:cs="Times New Roman"/>
+          <w:color w:val="1F1F1F"/>
+          <w:kern w:val="0"/>
+          <w:sz w:val="24"/>
+          <w:szCs w:val="24"/>
+          <w:lang w:eastAsia="pt-BR"/>
+          <w14:ligatures w14:val="none"/>
+        </w:rPr>
+        <w:t xml:space="preserve">), mas o PHP também </w:t>
+      </w:r>
+      <w:proofErr w:type="spellStart"/>
+      <w:r>
+        <w:rPr>
+          <w:rFonts w:ascii="Times New Roman" w:eastAsia="Times New Roman" w:hAnsi="Times New Roman" w:cs="Times New Roman"/>
+          <w:color w:val="1F1F1F"/>
+          <w:kern w:val="0"/>
+          <w:sz w:val="24"/>
+          <w:szCs w:val="24"/>
+          <w:lang w:eastAsia="pt-BR"/>
+          <w14:ligatures w14:val="none"/>
+        </w:rPr>
+        <w:t>valida</w:t>
+      </w:r>
+      <w:proofErr w:type="spellEnd"/>
+      <w:r>
+        <w:rPr>
+          <w:rFonts w:ascii="Times New Roman" w:eastAsia="Times New Roman" w:hAnsi="Times New Roman" w:cs="Times New Roman"/>
+          <w:color w:val="1F1F1F"/>
+          <w:kern w:val="0"/>
+          <w:sz w:val="24"/>
+          <w:szCs w:val="24"/>
+          <w:lang w:eastAsia="pt-BR"/>
+          <w14:ligatures w14:val="none"/>
+        </w:rPr>
+        <w:t xml:space="preserve"> (Atividade 6), garantindo que o banco de dados nunca receba lixo eletrônico.</w:t>
       </w:r>
     </w:p>
     <w:p/>
